--- a/guion-examen-candidatura.docx
+++ b/guion-examen-candidatura.docx
@@ -2610,7 +2610,7 @@
     </w:p>
     <w:bookmarkEnd w:id="40"/>
     <w:bookmarkEnd w:id="41"/>
-    <w:bookmarkStart w:id="44" w:name="sección-5-métodos"/>
+    <w:bookmarkStart w:id="52" w:name="sección-5-métodos"/>
     <w:p>
       <w:pPr>
         <w:pStyle w:val="Heading1"/>
@@ -2937,6 +2937,27 @@
         <w:pStyle w:val="BlockText"/>
       </w:pPr>
       <w:r>
+        <w:t xml:space="preserve">Es importante destacar que llegar al pipeline final</w:t>
+      </w:r>
+      <w:r>
+        <w:t xml:space="preserve"> </w:t>
+      </w:r>
+      <w:r>
+        <w:rPr>
+          <w:b/>
+          <w:bCs/>
+        </w:rPr>
+        <w:t xml:space="preserve">no fue un logro de la noche a la mañana</w:t>
+      </w:r>
+      <w:r>
+        <w:t xml:space="preserve">. Existió una curva de aprendizaje importante y un proceso iterativo de prueba y error.</w:t>
+      </w:r>
+    </w:p>
+    <w:p>
+      <w:pPr>
+        <w:pStyle w:val="BlockText"/>
+      </w:pPr>
+      <w:r>
         <w:t xml:space="preserve">En el</w:t>
       </w:r>
       <w:r>
@@ -2950,10 +2971,7 @@
         <w:t xml:space="preserve">Semestre 1</w:t>
       </w:r>
       <w:r>
-        <w:t xml:space="preserve"> </w:t>
-      </w:r>
-      <w:r>
-        <w:t xml:space="preserve">— que ya se completó — trabajamos con el chip GSAv2 no imputado, solo el cromosoma 22, y tres rasgos piloto: estatura, IMC y logro educativo. Esto sirvió para validar el pipeline con datos de pares de hermanos y tríos.</w:t>
+        <w:t xml:space="preserve">, los intentos iniciales y errores procesando el cromosoma 22 y 3 rasgos fueron fundamentales para ajustar las tuercas de los modelos.</w:t>
       </w:r>
     </w:p>
     <w:p>
@@ -2977,7 +2995,7 @@
         <w:t xml:space="preserve"> </w:t>
       </w:r>
       <w:r>
-        <w:t xml:space="preserve">— también completado — escalamos a datos imputados con TOPMed, los 22 autosomas, y 13 rasgos. Aquí es donde establecimos la inferencia de IBD y la imputación mendeliana a escala genómica.</w:t>
+        <w:t xml:space="preserve">escalamos a datos imputados con TOPMed y establecimos la imputación mendeliana a escala genómica.</w:t>
       </w:r>
     </w:p>
     <w:p>
@@ -3001,7 +3019,7 @@
         <w:t xml:space="preserve"> </w:t>
       </w:r>
       <w:r>
-        <w:t xml:space="preserve">— actualmente en curso — incorporamos el GWAS poblacional con REGENIE, 17 rasgos, e implementamos el estimador robusto.</w:t>
+        <w:t xml:space="preserve">incorporamos el GWAS poblacional e implementamos el estimador robusto.</w:t>
       </w:r>
     </w:p>
     <w:p>
@@ -3025,7 +3043,21 @@
         <w:t xml:space="preserve"> </w:t>
       </w:r>
       <w:r>
-        <w:t xml:space="preserve">completaremos el atlas con 28 rasgos,</w:t>
+        <w:t xml:space="preserve">completaremos el atlas con 28 rasgos y el análisis completo.</w:t>
+      </w:r>
+      <w:r>
+        <w:t xml:space="preserve"> </w:t>
+      </w:r>
+      <w:r>
+        <w:t xml:space="preserve">Esta progresión nos permitió validar cada etapa antes de escalar a genoma completo.</w:t>
+      </w:r>
+    </w:p>
+    <w:p>
+      <w:pPr>
+        <w:pStyle w:val="FirstParagraph"/>
+      </w:pPr>
+      <w:r>
+        <w:t xml:space="preserve">⏱️</w:t>
       </w:r>
       <w:r>
         <w:t xml:space="preserve"> </w:t>
@@ -3035,39 +3067,7 @@
           <w:i/>
           <w:iCs/>
         </w:rPr>
-        <w:t xml:space="preserve">fine-mapping</w:t>
-      </w:r>
-      <w:r>
-        <w:t xml:space="preserve"> </w:t>
-      </w:r>
-      <w:r>
-        <w:t xml:space="preserve">funcional, y el análisis completo de correlaciones genéticas y heredabilidad.</w:t>
-      </w:r>
-    </w:p>
-    <w:p>
-      <w:pPr>
-        <w:pStyle w:val="BlockText"/>
-      </w:pPr>
-      <w:r>
-        <w:t xml:space="preserve">Cada semestre construye sobre el anterior, permitiendo validación progresiva antes de escalar.</w:t>
-      </w:r>
-    </w:p>
-    <w:p>
-      <w:pPr>
-        <w:pStyle w:val="FirstParagraph"/>
-      </w:pPr>
-      <w:r>
-        <w:t xml:space="preserve">⏱️</w:t>
-      </w:r>
-      <w:r>
-        <w:t xml:space="preserve"> </w:t>
-      </w:r>
-      <w:r>
-        <w:rPr>
-          <w:i/>
-          <w:iCs/>
-        </w:rPr>
-        <w:t xml:space="preserve">~1 minuto 15 segundos</w:t>
+        <w:t xml:space="preserve">~1 minuto 20 segundos</w:t>
       </w:r>
     </w:p>
     <w:p>
@@ -3078,14 +3078,19 @@
       </w:r>
     </w:p>
     <w:bookmarkEnd w:id="43"/>
-    <w:bookmarkEnd w:id="44"/>
-    <w:bookmarkStart w:id="49" w:name="sección-6-resultados"/>
-    <w:p>
-      <w:pPr>
-        <w:pStyle w:val="Heading1"/>
-      </w:pPr>
-      <w:r>
-        <w:t xml:space="preserve">SECCIÓN 6 — RESULTADOS</w:t>
+    <w:bookmarkStart w:id="44" w:name="slide-19-datos-de-entrada-fenotipos"/>
+    <w:p>
+      <w:pPr>
+        <w:pStyle w:val="Heading2"/>
+      </w:pPr>
+      <w:r>
+        <w:t xml:space="preserve">SLIDE 19 —</w:t>
+      </w:r>
+      <w:r>
+        <w:t xml:space="preserve"> </w:t>
+      </w:r>
+      <w:r>
+        <w:t xml:space="preserve">“Datos de entrada: Fenotipos”</w:t>
       </w:r>
     </w:p>
     <w:p>
@@ -3097,28 +3102,39 @@
           <w:b/>
           <w:bCs/>
         </w:rPr>
-        <w:t xml:space="preserve">[Estado]:</w:t>
-      </w:r>
-      <w:r>
-        <w:t xml:space="preserve"> </w:t>
-      </w:r>
-      <w:r>
-        <w:t xml:space="preserve">No hay slides activas de resultados en la presentación actual. A continuación se propone el contenido basado en los reportes de resultados 2027-01.</w:t>
-      </w:r>
-    </w:p>
-    <w:bookmarkStart w:id="45" w:name="X67302c64f459df13203e02a50a52be74b7e2220"/>
-    <w:p>
-      <w:pPr>
-        <w:pStyle w:val="Heading2"/>
-      </w:pPr>
-      <w:r>
-        <w:t xml:space="preserve">SLIDE 19 —</w:t>
-      </w:r>
-      <w:r>
-        <w:t xml:space="preserve"> </w:t>
-      </w:r>
-      <w:r>
-        <w:t xml:space="preserve">“El estimador robusto aumenta el poder estadístico en un 37%”</w:t>
+        <w:t xml:space="preserve">[Contenido visual]:</w:t>
+      </w:r>
+      <w:r>
+        <w:t xml:space="preserve"> </w:t>
+      </w:r>
+      <w:r>
+        <w:t xml:space="preserve">Listas de rasgos conductuales y biomédicos procesados, con diagrama de flujo de scripts.</w:t>
+      </w:r>
+    </w:p>
+    <w:p>
+      <w:pPr>
+        <w:pStyle w:val="BodyText"/>
+      </w:pPr>
+      <w:r>
+        <w:rPr>
+          <w:b/>
+          <w:bCs/>
+        </w:rPr>
+        <w:t xml:space="preserve">Guion:</w:t>
+      </w:r>
+    </w:p>
+    <w:p>
+      <w:pPr>
+        <w:pStyle w:val="BlockText"/>
+      </w:pPr>
+      <w:r>
+        <w:t xml:space="preserve">Pasando al flujo de los datos, comenzamos con nuestra materia prima: los fenotipos. Estandarizamos y pre-procesamos múltiples rasgos categorizados en conductuales y biomédicos, incluyendo logro educativo, índice de masa corporal, lípidos y diabetes.</w:t>
+      </w:r>
+      <w:r>
+        <w:t xml:space="preserve"> </w:t>
+      </w:r>
+      <w:r>
+        <w:t xml:space="preserve">Esta curación asegura que nuestros rasgos y covariables estén homogeneizados para comparaciones justas.</w:t>
       </w:r>
     </w:p>
     <w:p>
@@ -3126,117 +3142,17 @@
         <w:pStyle w:val="FirstParagraph"/>
       </w:pPr>
       <w:r>
-        <w:rPr>
-          <w:b/>
-          <w:bCs/>
-        </w:rPr>
-        <w:t xml:space="preserve">[Contenido visual sugerido]:</w:t>
-      </w:r>
-      <w:r>
-        <w:t xml:space="preserve"> </w:t>
-      </w:r>
-      <w:r>
-        <w:t xml:space="preserve">Boxplot de N</w:t>
-      </w:r>
-      <w:r>
-        <w:rPr>
-          <w:vertAlign w:val="subscript"/>
-        </w:rPr>
-        <w:t xml:space="preserve">eff</w:t>
-      </w:r>
-      <w:r>
-        <w:t xml:space="preserve"> </w:t>
-      </w:r>
-      <w:r>
-        <w:t xml:space="preserve">comparando estimador robusto vs sib-pair/trios (ya generados en semestre 2026-02).</w:t>
-      </w:r>
-    </w:p>
-    <w:p>
-      <w:pPr>
-        <w:pStyle w:val="BodyText"/>
-      </w:pPr>
-      <w:r>
-        <w:rPr>
-          <w:b/>
-          <w:bCs/>
-        </w:rPr>
-        <w:t xml:space="preserve">Guion:</w:t>
-      </w:r>
-    </w:p>
-    <w:p>
-      <w:pPr>
-        <w:pStyle w:val="BlockText"/>
-      </w:pPr>
-      <w:r>
-        <w:t xml:space="preserve">Nuestro primer resultado clave: el estimador robusto de SNIPAR logra un aumento promedio del</w:t>
-      </w:r>
-      <w:r>
-        <w:t xml:space="preserve"> </w:t>
-      </w:r>
-      <w:r>
-        <w:rPr>
-          <w:b/>
-          <w:bCs/>
-        </w:rPr>
-        <w:t xml:space="preserve">36.85% ± 6.78%</w:t>
-      </w:r>
-      <w:r>
-        <w:t xml:space="preserve"> </w:t>
-      </w:r>
-      <w:r>
-        <w:t xml:space="preserve">en el tamaño efectivo de muestra (</w:t>
+        <w:t xml:space="preserve">⏱️</w:t>
+      </w:r>
+      <w:r>
+        <w:t xml:space="preserve"> </w:t>
       </w:r>
       <w:r>
         <w:rPr>
           <w:i/>
           <w:iCs/>
         </w:rPr>
-        <w:t xml:space="preserve">N</w:t>
-      </w:r>
-      <w:r>
-        <w:rPr>
-          <w:i/>
-          <w:iCs/>
-          <w:vertAlign w:val="subscript"/>
-        </w:rPr>
-        <w:t xml:space="preserve">eff</w:t>
-      </w:r>
-      <w:r>
-        <w:t xml:space="preserve">) comparado con el meta-análisis clásico de pares de hermanos y tríos.</w:t>
-      </w:r>
-    </w:p>
-    <w:p>
-      <w:pPr>
-        <w:pStyle w:val="BlockText"/>
-      </w:pPr>
-      <w:r>
-        <w:t xml:space="preserve">Este aumento oscila entre un 21.6% y un 47.8% dependiendo del rasgo. Para contexto, en biobancos europeos el aumento reportado fue de 10–21%.</w:t>
-      </w:r>
-    </w:p>
-    <w:p>
-      <w:pPr>
-        <w:pStyle w:val="BlockText"/>
-      </w:pPr>
-      <w:r>
-        <w:t xml:space="preserve">¿Por qué es mayor en MCPS que en biobancos europeos? Por el diseño de reclutamiento. La cohorte se reclutó barrio por barrio en la Ciudad de México, lo que capturó familias extensas de forma natural. El 71% de los participantes tiene al menos un pariente de tercer grado en la cohorte — el estimador robusto tiene mucha más estructura familiar que explotar.</w:t>
-      </w:r>
-    </w:p>
-    <w:p>
-      <w:pPr>
-        <w:pStyle w:val="FirstParagraph"/>
-      </w:pPr>
-      <w:r>
-        <w:t xml:space="preserve">⏱️</w:t>
-      </w:r>
-      <w:r>
-        <w:t xml:space="preserve"> </w:t>
-      </w:r>
-      <w:r>
-        <w:rPr>
-          <w:i/>
-          <w:iCs/>
-        </w:rPr>
-        <w:t xml:space="preserve">~1 minuto</w:t>
+        <w:t xml:space="preserve">~45 segundos</w:t>
       </w:r>
     </w:p>
     <w:p>
@@ -3246,8 +3162,8 @@
         </w:pict>
       </w:r>
     </w:p>
-    <w:bookmarkEnd w:id="45"/>
-    <w:bookmarkStart w:id="46" w:name="Xb863bb926aba0f7dce4c1df37ea31b187fcbdd9"/>
+    <w:bookmarkEnd w:id="44"/>
+    <w:bookmarkStart w:id="45" w:name="slide-20-datos-de-entrada-genotipos"/>
     <w:p>
       <w:pPr>
         <w:pStyle w:val="Heading2"/>
@@ -3259,7 +3175,7 @@
         <w:t xml:space="preserve"> </w:t>
       </w:r>
       <w:r>
-        <w:t xml:space="preserve">“Espectro de heredabilidad: directa vs poblacional en 15 rasgos”</w:t>
+        <w:t xml:space="preserve">“Datos de entrada: Genotipos”</w:t>
       </w:r>
     </w:p>
     <w:p>
@@ -3271,7 +3187,47 @@
           <w:b/>
           <w:bCs/>
         </w:rPr>
-        <w:t xml:space="preserve">[Contenido visual sugerido]:</w:t>
+        <w:t xml:space="preserve">[Contenido visual]:</w:t>
+      </w:r>
+      <w:r>
+        <w:t xml:space="preserve"> </w:t>
+      </w:r>
+      <w:r>
+        <w:t xml:space="preserve">Detalles del control de calidad de genotipos, filtros y proceso de Phased a BGEN.</w:t>
+      </w:r>
+    </w:p>
+    <w:p>
+      <w:pPr>
+        <w:pStyle w:val="BodyText"/>
+      </w:pPr>
+      <w:r>
+        <w:rPr>
+          <w:b/>
+          <w:bCs/>
+        </w:rPr>
+        <w:t xml:space="preserve">Guion:</w:t>
+      </w:r>
+    </w:p>
+    <w:p>
+      <w:pPr>
+        <w:pStyle w:val="BlockText"/>
+      </w:pPr>
+      <w:r>
+        <w:t xml:space="preserve">Para completar las entradas del sistema, procesamos los genotipos. Partimos de datos previamente faseados para el chip GSAv2 y la imputación con TOPMed.</w:t>
+      </w:r>
+      <w:r>
+        <w:t xml:space="preserve"> </w:t>
+      </w:r>
+      <w:r>
+        <w:t xml:space="preserve">Aplicamos estrictos controles de calidad, como requerir un puntaje INFO mayor a 0.99, porque los modelos familiares son sumamente sensibles a errores de genotipado.</w:t>
+      </w:r>
+    </w:p>
+    <w:p>
+      <w:pPr>
+        <w:pStyle w:val="FirstParagraph"/>
+      </w:pPr>
+      <w:r>
+        <w:t xml:space="preserve">⏱️</w:t>
       </w:r>
       <w:r>
         <w:t xml:space="preserve"> </w:t>
@@ -3281,228 +3237,7 @@
           <w:i/>
           <w:iCs/>
         </w:rPr>
-        <w:t xml:space="preserve">Dumbbell plot</w:t>
-      </w:r>
-      <w:r>
-        <w:t xml:space="preserve"> </w:t>
-      </w:r>
-      <w:r>
-        <w:t xml:space="preserve">+</w:t>
-      </w:r>
-      <w:r>
-        <w:t xml:space="preserve"> </w:t>
-      </w:r>
-      <w:r>
-        <w:rPr>
-          <w:i/>
-          <w:iCs/>
-        </w:rPr>
-        <w:t xml:space="preserve">forest plot</w:t>
-      </w:r>
-      <w:r>
-        <w:t xml:space="preserve"> </w:t>
-      </w:r>
-      <w:r>
-        <w:t xml:space="preserve">mostrando h²</w:t>
-      </w:r>
-      <w:r>
-        <w:rPr>
-          <w:vertAlign w:val="subscript"/>
-        </w:rPr>
-        <w:t xml:space="preserve">direct</w:t>
-      </w:r>
-      <w:r>
-        <w:t xml:space="preserve"> </w:t>
-      </w:r>
-      <w:r>
-        <w:t xml:space="preserve">vs h²</w:t>
-      </w:r>
-      <w:r>
-        <w:rPr>
-          <w:vertAlign w:val="subscript"/>
-        </w:rPr>
-        <w:t xml:space="preserve">pop</w:t>
-      </w:r>
-      <w:r>
-        <w:t xml:space="preserve"> </w:t>
-      </w:r>
-      <w:r>
-        <w:t xml:space="preserve">para los 15 rasgos.</w:t>
-      </w:r>
-    </w:p>
-    <w:p>
-      <w:pPr>
-        <w:pStyle w:val="BodyText"/>
-      </w:pPr>
-      <w:r>
-        <w:rPr>
-          <w:b/>
-          <w:bCs/>
-        </w:rPr>
-        <w:t xml:space="preserve">Guion:</w:t>
-      </w:r>
-    </w:p>
-    <w:p>
-      <w:pPr>
-        <w:pStyle w:val="BlockText"/>
-      </w:pPr>
-      <w:r>
-        <w:t xml:space="preserve">Aquí está el resultado central del proyecto hasta ahora: la comparación de heredabilidad directa — estimada por diseño familiar — contra heredabilidad poblacional — estimada por análisis estándar — para 15 rasgos complejos.</w:t>
-      </w:r>
-    </w:p>
-    <w:p>
-      <w:pPr>
-        <w:pStyle w:val="BlockText"/>
-      </w:pPr>
-      <w:r>
-        <w:t xml:space="preserve">Los resultados se organizan en cuatro categorías:</w:t>
-      </w:r>
-    </w:p>
-    <w:p>
-      <w:pPr>
-        <w:pStyle w:val="BlockText"/>
-      </w:pPr>
-      <w:r>
-        <w:rPr>
-          <w:b/>
-          <w:bCs/>
-        </w:rPr>
-        <w:t xml:space="preserve">Primero, rasgos socialmente mediados con atenuación fuerte.</w:t>
-      </w:r>
-      <w:r>
-        <w:t xml:space="preserve"> </w:t>
-      </w:r>
-      <w:r>
-        <w:t xml:space="preserve">El logro educativo muestra una atenuación del</w:t>
-      </w:r>
-      <w:r>
-        <w:t xml:space="preserve"> </w:t>
-      </w:r>
-      <w:r>
-        <w:rPr>
-          <w:b/>
-          <w:bCs/>
-        </w:rPr>
-        <w:t xml:space="preserve">85%</w:t>
-      </w:r>
-      <w:r>
-        <w:t xml:space="preserve"> </w:t>
-      </w:r>
-      <w:r>
-        <w:t xml:space="preserve">— su heredabilidad directa es apenas el 15% de la poblacional. Esto significa que la mayor parte de lo que un GWAS estándar atribuye a</w:t>
-      </w:r>
-      <w:r>
-        <w:t xml:space="preserve"> </w:t>
-      </w:r>
-      <w:r>
-        <w:t xml:space="preserve">“genética de la educación”</w:t>
-      </w:r>
-      <w:r>
-        <w:t xml:space="preserve"> </w:t>
-      </w:r>
-      <w:r>
-        <w:t xml:space="preserve">en realidad refleja el ambiente familiar y el apareamiento selectivo — no biología directa. La estatura muestra un 32% de atenuación, consistente con el apareamiento selectivo bien documentado para este rasgo.</w:t>
-      </w:r>
-    </w:p>
-    <w:p>
-      <w:pPr>
-        <w:pStyle w:val="BlockText"/>
-      </w:pPr>
-      <w:r>
-        <w:rPr>
-          <w:b/>
-          <w:bCs/>
-        </w:rPr>
-        <w:t xml:space="preserve">Segundo, rasgos biológicos con atenuación mínima.</w:t>
-      </w:r>
-      <w:r>
-        <w:t xml:space="preserve"> </w:t>
-      </w:r>
-      <w:r>
-        <w:t xml:space="preserve">IMC, presión arterial, y los biomarcadores lipídicos muestran ratios cercanos a 1.0. Esto es una</w:t>
-      </w:r>
-      <w:r>
-        <w:t xml:space="preserve"> </w:t>
-      </w:r>
-      <w:r>
-        <w:rPr>
-          <w:b/>
-          <w:bCs/>
-        </w:rPr>
-        <w:t xml:space="preserve">buena noticia</w:t>
-      </w:r>
-      <w:r>
-        <w:t xml:space="preserve">: significa que los estudios estándar para estos rasgos capturan efectos genuinamente directos, y que los instrumentos de aleatorización mendeliana para estas exposiciones son probablemente válidos.</w:t>
-      </w:r>
-    </w:p>
-    <w:p>
-      <w:pPr>
-        <w:pStyle w:val="BlockText"/>
-      </w:pPr>
-      <w:r>
-        <w:rPr>
-          <w:b/>
-          <w:bCs/>
-        </w:rPr>
-        <w:t xml:space="preserve">Tercero, y lo más interesante: las reversiones.</w:t>
-      </w:r>
-      <w:r>
-        <w:t xml:space="preserve"> </w:t>
-      </w:r>
-      <w:r>
-        <w:t xml:space="preserve">La diabetes tipo 2 y el colesterol HDL muestran heredabilidad directa</w:t>
-      </w:r>
-      <w:r>
-        <w:t xml:space="preserve"> </w:t>
-      </w:r>
-      <w:r>
-        <w:rPr>
-          <w:b/>
-          <w:bCs/>
-        </w:rPr>
-        <w:t xml:space="preserve">mayor</w:t>
-      </w:r>
-      <w:r>
-        <w:t xml:space="preserve"> </w:t>
-      </w:r>
-      <w:r>
-        <w:t xml:space="preserve">que la poblacional — un +38% y +63% respectivamente.</w:t>
-      </w:r>
-    </w:p>
-    <w:p>
-      <w:pPr>
-        <w:pStyle w:val="BlockText"/>
-      </w:pPr>
-      <w:r>
-        <w:rPr>
-          <w:b/>
-          <w:bCs/>
-        </w:rPr>
-        <w:t xml:space="preserve">Y cuarto,</w:t>
-      </w:r>
-      <w:r>
-        <w:t xml:space="preserve"> </w:t>
-      </w:r>
-      <w:r>
-        <w:t xml:space="preserve">los rasgos conductuales — tabaquismo y alcohol — que tienen heredabilidad cercana a cero con errores estándar grandes, reflejando limitaciones de medición.</w:t>
-      </w:r>
-    </w:p>
-    <w:p>
-      <w:pPr>
-        <w:pStyle w:val="FirstParagraph"/>
-      </w:pPr>
-      <w:r>
-        <w:t xml:space="preserve">⏱️</w:t>
-      </w:r>
-      <w:r>
-        <w:t xml:space="preserve"> </w:t>
-      </w:r>
-      <w:r>
-        <w:rPr>
-          <w:i/>
-          <w:iCs/>
-        </w:rPr>
-        <w:t xml:space="preserve">~2 minutos</w:t>
+        <w:t xml:space="preserve">~45 segundos</w:t>
       </w:r>
     </w:p>
     <w:p>
@@ -3512,8 +3247,8 @@
         </w:pict>
       </w:r>
     </w:p>
-    <w:bookmarkEnd w:id="46"/>
-    <w:bookmarkStart w:id="47" w:name="Xd6f97a6b6517ccc9c903696e2af66aab3144d39"/>
+    <w:bookmarkEnd w:id="45"/>
+    <w:bookmarkStart w:id="46" w:name="slide-21-selección-de-cohortes"/>
     <w:p>
       <w:pPr>
         <w:pStyle w:val="Heading2"/>
@@ -3525,28 +3260,7 @@
         <w:t xml:space="preserve"> </w:t>
       </w:r>
       <w:r>
-        <w:t xml:space="preserve">“La reversión de la diabetes: ¿por qué h²</w:t>
-      </w:r>
-      <w:r>
-        <w:rPr>
-          <w:vertAlign w:val="subscript"/>
-        </w:rPr>
-        <w:t xml:space="preserve">direct</w:t>
-      </w:r>
-      <w:r>
-        <w:t xml:space="preserve"> </w:t>
-      </w:r>
-      <w:r>
-        <w:t xml:space="preserve">&gt; h²</w:t>
-      </w:r>
-      <w:r>
-        <w:rPr>
-          <w:vertAlign w:val="subscript"/>
-        </w:rPr>
-        <w:t xml:space="preserve">pop</w:t>
-      </w:r>
-      <w:r>
-        <w:t xml:space="preserve">?”</w:t>
+        <w:t xml:space="preserve">“Selección de cohortes”</w:t>
       </w:r>
     </w:p>
     <w:p>
@@ -3558,13 +3272,13 @@
           <w:b/>
           <w:bCs/>
         </w:rPr>
-        <w:t xml:space="preserve">[Contenido visual sugerido]:</w:t>
-      </w:r>
-      <w:r>
-        <w:t xml:space="preserve"> </w:t>
-      </w:r>
-      <w:r>
-        <w:t xml:space="preserve">Diagrama explicativo con los 3 mecanismos (estratificación, sesgo de supervivencia, correlación ancestría-fenotipo).</w:t>
+        <w:t xml:space="preserve">[Contenido visual]:</w:t>
+      </w:r>
+      <w:r>
+        <w:t xml:space="preserve"> </w:t>
+      </w:r>
+      <w:r>
+        <w:t xml:space="preserve">Diagrama de flujo mostrando la partición de la cohorte completa en individuos emparentados y no emparentados usando KING.</w:t>
       </w:r>
     </w:p>
     <w:p>
@@ -3584,59 +3298,67 @@
         <w:pStyle w:val="BlockText"/>
       </w:pPr>
       <w:r>
-        <w:t xml:space="preserve">La observación de que la heredabilidad directa de la diabetes sea mayor que la poblacional es inusual y requiere interpretación cuidadosa. Identificamos tres mecanismos que contribuyen:</w:t>
-      </w:r>
-    </w:p>
-    <w:p>
-      <w:pPr>
-        <w:pStyle w:val="BlockText"/>
-      </w:pPr>
-      <w:r>
-        <w:rPr>
-          <w:b/>
-          <w:bCs/>
-        </w:rPr>
-        <w:t xml:space="preserve">Primero, sobrecorrección por estratificación.</w:t>
-      </w:r>
-      <w:r>
-        <w:t xml:space="preserve"> </w:t>
-      </w:r>
-      <w:r>
-        <w:t xml:space="preserve">Sabemos que la arquitectura genética de la diabetes en México tiene un componente fuertemente enriquecido en segmentos de ancestría indígena americana — 12 de 15 variantes de riesgo novedosas están en estos fondos ancestrales. Cuando ajustamos por componentes principales,</w:t>
-      </w:r>
-      <w:r>
-        <w:t xml:space="preserve"> </w:t>
-      </w:r>
-      <w:r>
-        <w:rPr>
-          <w:b/>
-          <w:bCs/>
-        </w:rPr>
-        <w:t xml:space="preserve">corregimos la estratificación, pero también removemos parte de la señal biológica</w:t>
-      </w:r>
-      <w:r>
-        <w:t xml:space="preserve"> </w:t>
-      </w:r>
-      <w:r>
-        <w:t xml:space="preserve">que correlaciona con ancestría indígena. Esto deflacta la heredabilidad poblacional.</w:t>
-      </w:r>
-    </w:p>
-    <w:p>
-      <w:pPr>
-        <w:pStyle w:val="BlockText"/>
-      </w:pPr>
-      <w:r>
-        <w:rPr>
-          <w:b/>
-          <w:bCs/>
-        </w:rPr>
-        <w:t xml:space="preserve">Segundo, un sesgo de supervivencia.</w:t>
-      </w:r>
-      <w:r>
-        <w:t xml:space="preserve"> </w:t>
-      </w:r>
-      <w:r>
-        <w:t xml:space="preserve">La muestra familiar es 1.7 años mayor en promedio. Como la diabetes duplica la mortalidad antes de los 60 años en México, los participantes mayores son</w:t>
+        <w:t xml:space="preserve">Una vez que tenemos los datos limpios, procedemos a dividirlos.</w:t>
+      </w:r>
+      <w:r>
+        <w:t xml:space="preserve"> </w:t>
+      </w:r>
+      <w:r>
+        <w:t xml:space="preserve">Usando KING para inferencia de parentesco, separamos la muestra en un grupo puramente</w:t>
+      </w:r>
+      <w:r>
+        <w:t xml:space="preserve"> </w:t>
+      </w:r>
+      <w:r>
+        <w:t xml:space="preserve">“no emparentado”</w:t>
+      </w:r>
+      <w:r>
+        <w:t xml:space="preserve"> </w:t>
+      </w:r>
+      <w:r>
+        <w:t xml:space="preserve">para el GWAS poblacional, y otro grupo con</w:t>
+      </w:r>
+      <w:r>
+        <w:t xml:space="preserve"> </w:t>
+      </w:r>
+      <w:r>
+        <w:t xml:space="preserve">“redes familiares”</w:t>
+      </w:r>
+      <w:r>
+        <w:t xml:space="preserve"> </w:t>
+      </w:r>
+      <w:r>
+        <w:t xml:space="preserve">para el análisis familiar (FGWAS).</w:t>
+      </w:r>
+      <w:r>
+        <w:t xml:space="preserve"> </w:t>
+      </w:r>
+      <w:r>
+        <w:t xml:space="preserve">Es fundamental que ambos grupos sean</w:t>
+      </w:r>
+      <w:r>
+        <w:t xml:space="preserve"> </w:t>
+      </w:r>
+      <w:r>
+        <w:rPr>
+          <w:b/>
+          <w:bCs/>
+        </w:rPr>
+        <w:t xml:space="preserve">estadísticamente independientes</w:t>
+      </w:r>
+      <w:r>
+        <w:t xml:space="preserve"> </w:t>
+      </w:r>
+      <w:r>
+        <w:t xml:space="preserve">para poder comparar posteriormente los estimadores de forma justa.</w:t>
+      </w:r>
+    </w:p>
+    <w:p>
+      <w:pPr>
+        <w:pStyle w:val="FirstParagraph"/>
+      </w:pPr>
+      <w:r>
+        <w:t xml:space="preserve">⏱️</w:t>
       </w:r>
       <w:r>
         <w:t xml:space="preserve"> </w:t>
@@ -3646,89 +3368,7 @@
           <w:i/>
           <w:iCs/>
         </w:rPr>
-        <w:t xml:space="preserve">sobrevivientes</w:t>
-      </w:r>
-      <w:r>
-        <w:t xml:space="preserve"> </w:t>
-      </w:r>
-      <w:r>
-        <w:t xml:space="preserve">— empobrecidos en variantes de alto riesgo. Y aun así, la heredabilidad directa es mayor, lo cual</w:t>
-      </w:r>
-      <w:r>
-        <w:t xml:space="preserve"> </w:t>
-      </w:r>
-      <w:r>
-        <w:rPr>
-          <w:b/>
-          <w:bCs/>
-        </w:rPr>
-        <w:t xml:space="preserve">refuerza</w:t>
-      </w:r>
-      <w:r>
-        <w:t xml:space="preserve"> </w:t>
-      </w:r>
-      <w:r>
-        <w:t xml:space="preserve">la conclusión de que la deflación poblacional es el factor dominante.</w:t>
-      </w:r>
-    </w:p>
-    <w:p>
-      <w:pPr>
-        <w:pStyle w:val="BlockText"/>
-      </w:pPr>
-      <w:r>
-        <w:rPr>
-          <w:b/>
-          <w:bCs/>
-        </w:rPr>
-        <w:t xml:space="preserve">Tercero, la correlación ancestría-fenotipo.</w:t>
-      </w:r>
-      <w:r>
-        <w:t xml:space="preserve"> </w:t>
-      </w:r>
-      <w:r>
-        <w:t xml:space="preserve">La ancestría indígena americana correlaciona con riesgo de diabetes a través de vías genéticas</w:t>
-      </w:r>
-      <w:r>
-        <w:t xml:space="preserve"> </w:t>
-      </w:r>
-      <w:r>
-        <w:rPr>
-          <w:i/>
-          <w:iCs/>
-        </w:rPr>
-        <w:t xml:space="preserve">y</w:t>
-      </w:r>
-      <w:r>
-        <w:t xml:space="preserve"> </w:t>
-      </w:r>
-      <w:r>
-        <w:t xml:space="preserve">no genéticas — la transición nutricional, el nivel socioeconómico, el acceso a salud.</w:t>
-      </w:r>
-    </w:p>
-    <w:p>
-      <w:pPr>
-        <w:pStyle w:val="BlockText"/>
-      </w:pPr>
-      <w:r>
-        <w:t xml:space="preserve">En conjunto, esto demuestra por qué necesitamos diseños familiares en poblaciones admixtas: los métodos estándar distorsionan los resultados en ambas direcciones.</w:t>
-      </w:r>
-    </w:p>
-    <w:p>
-      <w:pPr>
-        <w:pStyle w:val="FirstParagraph"/>
-      </w:pPr>
-      <w:r>
-        <w:t xml:space="preserve">⏱️</w:t>
-      </w:r>
-      <w:r>
-        <w:t xml:space="preserve"> </w:t>
-      </w:r>
-      <w:r>
-        <w:rPr>
-          <w:i/>
-          <w:iCs/>
-        </w:rPr>
-        <w:t xml:space="preserve">~1 minuto 30 segundos</w:t>
+        <w:t xml:space="preserve">~45 segundos</w:t>
       </w:r>
     </w:p>
     <w:p>
@@ -3738,20 +3378,20 @@
         </w:pict>
       </w:r>
     </w:p>
-    <w:bookmarkEnd w:id="47"/>
-    <w:bookmarkStart w:id="48" w:name="X543484c6c7c31efa875a7a92ba3029e5ddca6da"/>
+    <w:bookmarkEnd w:id="46"/>
+    <w:bookmarkStart w:id="47" w:name="X29f13536a833c7e608bd75aa96dba7805187859"/>
     <w:p>
       <w:pPr>
         <w:pStyle w:val="Heading2"/>
       </w:pPr>
       <w:r>
-        <w:t xml:space="preserve">SLIDE 22 —</w:t>
-      </w:r>
-      <w:r>
-        <w:t xml:space="preserve"> </w:t>
-      </w:r>
-      <w:r>
-        <w:t xml:space="preserve">“Evaluación de sesgos: muestra familiar vs. no emparentados”</w:t>
+        <w:t xml:space="preserve">SLIDE 23 —</w:t>
+      </w:r>
+      <w:r>
+        <w:t xml:space="preserve"> </w:t>
+      </w:r>
+      <w:r>
+        <w:t xml:space="preserve">“Flujo de trabajo de SNIPAR (Estimador Robusto)”</w:t>
       </w:r>
     </w:p>
     <w:p>
@@ -3763,13 +3403,13 @@
           <w:b/>
           <w:bCs/>
         </w:rPr>
-        <w:t xml:space="preserve">[Contenido visual sugerido]:</w:t>
-      </w:r>
-      <w:r>
-        <w:t xml:space="preserve"> </w:t>
-      </w:r>
-      <w:r>
-        <w:t xml:space="preserve">Tabla de SMDs con variables flaggeadas.</w:t>
+        <w:t xml:space="preserve">[Contenido visual]:</w:t>
+      </w:r>
+      <w:r>
+        <w:t xml:space="preserve"> </w:t>
+      </w:r>
+      <w:r>
+        <w:t xml:space="preserve">Diagrama de bloques del módulo SNIPAR en color rojo (IBD, Imputación, Estimador).</w:t>
       </w:r>
     </w:p>
     <w:p>
@@ -3789,52 +3429,19 @@
         <w:pStyle w:val="BlockText"/>
       </w:pPr>
       <w:r>
-        <w:t xml:space="preserve">Para respaldar estas interpretaciones, realizamos un análisis exhaustivo de</w:t>
-      </w:r>
-      <w:r>
-        <w:t xml:space="preserve"> </w:t>
-      </w:r>
-      <w:r>
-        <w:rPr>
-          <w:b/>
-          <w:bCs/>
-        </w:rPr>
-        <w:t xml:space="preserve">diferencias de medias estandarizadas</w:t>
-      </w:r>
-      <w:r>
-        <w:t xml:space="preserve"> </w:t>
-      </w:r>
-      <w:r>
-        <w:t xml:space="preserve">(SMD) entre las dos submuestras: los ~100,000 individuos en redes familiares y los ~29,000 no emparentados.</w:t>
-      </w:r>
-    </w:p>
-    <w:p>
-      <w:pPr>
-        <w:pStyle w:val="BlockText"/>
-      </w:pPr>
-      <w:r>
-        <w:t xml:space="preserve">Las variables flaggeadas son edad (+0.13), ingreso (−0.11), y ciertos PCs de ancestría. Notablemente, la demencia está ampliamente enriquecida en familias con un SMD de 0.69.</w:t>
-      </w:r>
-    </w:p>
-    <w:p>
-      <w:pPr>
-        <w:pStyle w:val="BlockText"/>
-      </w:pPr>
-      <w:r>
-        <w:t xml:space="preserve">Pero — y esto es clave — los rasgos que sustentan nuestros hallazgos principales: estatura, IMC, presión arterial, y lípidos, tienen</w:t>
-      </w:r>
-      <w:r>
-        <w:t xml:space="preserve"> </w:t>
-      </w:r>
-      <w:r>
-        <w:rPr>
-          <w:b/>
-          <w:bCs/>
-        </w:rPr>
-        <w:t xml:space="preserve">SMDs despreciables</w:t>
-      </w:r>
-      <w:r>
-        <w:t xml:space="preserve">, por debajo de 0.04. Esto nos da confianza en que las comparaciones de heredabilidad para rasgos cardiometabólicos son internamente válidas.</w:t>
+        <w:t xml:space="preserve">Finalmente, ¿qué le hacemos a la cohorte de individuos emparentados? Aquí utilizamos el módulo de SNIPAR.</w:t>
+      </w:r>
+      <w:r>
+        <w:t xml:space="preserve"> </w:t>
+      </w:r>
+      <w:r>
+        <w:t xml:space="preserve">Primero, inferimos los segmentos idénticos por descendencia (IBD) entre hermanos. Luego, usamos esa información para imputar los genotipos parentales faltantes.</w:t>
+      </w:r>
+      <w:r>
+        <w:t xml:space="preserve"> </w:t>
+      </w:r>
+      <w:r>
+        <w:t xml:space="preserve">Esta imputación Mendeliana es la clave que permite a nuestro estimador robusto aislar el efecto genético directo, eliminando por completo cualquier estratificación poblacional residual.</w:t>
       </w:r>
     </w:p>
     <w:p>
@@ -3862,18 +3469,8 @@
         </w:pict>
       </w:r>
     </w:p>
-    <w:bookmarkEnd w:id="48"/>
-    <w:bookmarkEnd w:id="49"/>
-    <w:bookmarkStart w:id="53" w:name="sección-7-conclusiones-y-próximos-pasos"/>
-    <w:p>
-      <w:pPr>
-        <w:pStyle w:val="Heading1"/>
-      </w:pPr>
-      <w:r>
-        <w:t xml:space="preserve">SECCIÓN 7 — CONCLUSIONES Y PRÓXIMOS PASOS</w:t>
-      </w:r>
-    </w:p>
-    <w:bookmarkStart w:id="50" w:name="slide-23-qué-aprendimos"/>
+    <w:bookmarkEnd w:id="47"/>
+    <w:bookmarkStart w:id="48" w:name="slide-23-tamaños-efectivos-de-muestra"/>
     <w:p>
       <w:pPr>
         <w:pStyle w:val="Heading2"/>
@@ -3885,7 +3482,7 @@
         <w:t xml:space="preserve"> </w:t>
       </w:r>
       <w:r>
-        <w:t xml:space="preserve">“¿Qué aprendimos?”</w:t>
+        <w:t xml:space="preserve">“Tamaños Efectivos de Muestra”</w:t>
       </w:r>
     </w:p>
     <w:p>
@@ -3897,6 +3494,24 @@
           <w:b/>
           <w:bCs/>
         </w:rPr>
+        <w:t xml:space="preserve">[Contenido visual]:</w:t>
+      </w:r>
+      <w:r>
+        <w:t xml:space="preserve"> </w:t>
+      </w:r>
+      <w:r>
+        <w:t xml:space="preserve">Gráfica comparando tamaños efectivos de muestra entre estimador robusto vs. pares de hermanos y tríos parentales.</w:t>
+      </w:r>
+    </w:p>
+    <w:p>
+      <w:pPr>
+        <w:pStyle w:val="BodyText"/>
+      </w:pPr>
+      <w:r>
+        <w:rPr>
+          <w:b/>
+          <w:bCs/>
+        </w:rPr>
         <w:t xml:space="preserve">Guion:</w:t>
       </w:r>
     </w:p>
@@ -3905,61 +3520,7 @@
         <w:pStyle w:val="BlockText"/>
       </w:pPr>
       <w:r>
-        <w:t xml:space="preserve">En resumen, nuestros hallazgos hasta ahora nos dicen tres cosas:</w:t>
-      </w:r>
-    </w:p>
-    <w:p>
-      <w:pPr>
-        <w:pStyle w:val="BlockText"/>
-      </w:pPr>
-      <w:r>
-        <w:rPr>
-          <w:b/>
-          <w:bCs/>
-        </w:rPr>
-        <w:t xml:space="preserve">Uno.</w:t>
-      </w:r>
-      <w:r>
-        <w:t xml:space="preserve"> </w:t>
-      </w:r>
-      <w:r>
-        <w:t xml:space="preserve">En la población mexicana, los estudios estándar capturan efectos genuinamente directos para rasgos biológicos como IMC, presión arterial y lípidos — validando instrumentos de aleatorización mendeliana para estas exposiciones.</w:t>
-      </w:r>
-    </w:p>
-    <w:p>
-      <w:pPr>
-        <w:pStyle w:val="BlockText"/>
-      </w:pPr>
-      <w:r>
-        <w:rPr>
-          <w:b/>
-          <w:bCs/>
-        </w:rPr>
-        <w:t xml:space="preserve">Dos.</w:t>
-      </w:r>
-      <w:r>
-        <w:t xml:space="preserve"> </w:t>
-      </w:r>
-      <w:r>
-        <w:t xml:space="preserve">Para rasgos socialmente mediados como la educación, la señal está ampliamente inflada por efectos indirectos. El logro educativo en un estudio estándar es más ambiental que genómico.</w:t>
-      </w:r>
-    </w:p>
-    <w:p>
-      <w:pPr>
-        <w:pStyle w:val="BlockText"/>
-      </w:pPr>
-      <w:r>
-        <w:rPr>
-          <w:b/>
-          <w:bCs/>
-        </w:rPr>
-        <w:t xml:space="preserve">Tres.</w:t>
-      </w:r>
-      <w:r>
-        <w:t xml:space="preserve"> </w:t>
-      </w:r>
-      <w:r>
-        <w:t xml:space="preserve">Para la diabetes, la admixtura genera una distorsión bidireccional que solo los diseños familiares pueden resolver. Esto tiene implicaciones directas para la implementación de puntajes de riesgo poligénico en el sistema de salud mexicano.</w:t>
+        <w:t xml:space="preserve">El primer resultado es la evaluación del poder estadístico. El estimador robusto incrementa el tamaño efectivo de muestra en aproximadamente 36.58% frente a los métodos de pares de hermanos y tríos parentales, debido a que aprovecha estructuras familiares más complejas que solo los genotipos observados de los padres.</w:t>
       </w:r>
     </w:p>
     <w:p>
@@ -3977,7 +3538,7 @@
           <w:i/>
           <w:iCs/>
         </w:rPr>
-        <w:t xml:space="preserve">~50 segundos</w:t>
+        <w:t xml:space="preserve">~1 minuto</w:t>
       </w:r>
     </w:p>
     <w:p>
@@ -3987,14 +3548,402 @@
         </w:pict>
       </w:r>
     </w:p>
+    <w:bookmarkEnd w:id="48"/>
+    <w:bookmarkStart w:id="49" w:name="X50ef13cf8eb7cfce47bcb0f982d737d3b989891"/>
+    <w:p>
+      <w:pPr>
+        <w:pStyle w:val="Heading2"/>
+      </w:pPr>
+      <w:r>
+        <w:t xml:space="preserve">SLIDE 24 —</w:t>
+      </w:r>
+      <w:r>
+        <w:t xml:space="preserve"> </w:t>
+      </w:r>
+      <w:r>
+        <w:t xml:space="preserve">“Estimaciones de heredabilidad (PopGWAS vs FGWAS)”</w:t>
+      </w:r>
+    </w:p>
+    <w:p>
+      <w:pPr>
+        <w:pStyle w:val="FirstParagraph"/>
+      </w:pPr>
+      <w:r>
+        <w:rPr>
+          <w:b/>
+          <w:bCs/>
+        </w:rPr>
+        <w:t xml:space="preserve">[Contenido visual]:</w:t>
+      </w:r>
+      <w:r>
+        <w:t xml:space="preserve"> </w:t>
+      </w:r>
+      <w:r>
+        <w:t xml:space="preserve">Gráfica de dispersión comparando estimaciones de heredabilidad (popGWAS vs FGWAS) y tabla de valores.</w:t>
+      </w:r>
+    </w:p>
+    <w:p>
+      <w:pPr>
+        <w:pStyle w:val="BodyText"/>
+      </w:pPr>
+      <w:r>
+        <w:rPr>
+          <w:b/>
+          <w:bCs/>
+        </w:rPr>
+        <w:t xml:space="preserve">Guion:</w:t>
+      </w:r>
+    </w:p>
+    <w:p>
+      <w:pPr>
+        <w:pStyle w:val="BlockText"/>
+      </w:pPr>
+      <w:r>
+        <w:t xml:space="preserve">Aquí comparamos las estimaciones de heredabilidad. Notamos que para rasgos como el nivel educativo, la heredabilidad poblacional disminuye significativamente cuando estimamos efectos directos. Esto sugiere un fuerte impacto del ambiente familiar y el emparejamiento selectivo. Sin embargo, para rasgos metabólicos como el IMC o la presión arterial, las estimaciones se mantienen bastante estables.</w:t>
+      </w:r>
+    </w:p>
+    <w:p>
+      <w:pPr>
+        <w:pStyle w:val="FirstParagraph"/>
+      </w:pPr>
+      <w:r>
+        <w:t xml:space="preserve">⏱️</w:t>
+      </w:r>
+      <w:r>
+        <w:t xml:space="preserve"> </w:t>
+      </w:r>
+      <w:r>
+        <w:rPr>
+          <w:i/>
+          <w:iCs/>
+        </w:rPr>
+        <w:t xml:space="preserve">~1 minuto 10 segundos</w:t>
+      </w:r>
+    </w:p>
+    <w:p>
+      <w:r>
+        <w:pict>
+          <v:rect style="width:0;height:1.5pt" o:hralign="center" o:hrstd="t" o:hr="t"/>
+        </w:pict>
+      </w:r>
+    </w:p>
+    <w:bookmarkEnd w:id="49"/>
+    <w:bookmarkStart w:id="50" w:name="X4dae9dfbaecee2cc6f29b614439f7a7757f71e5"/>
+    <w:p>
+      <w:pPr>
+        <w:pStyle w:val="Heading2"/>
+      </w:pPr>
+      <w:r>
+        <w:t xml:space="preserve">SLIDE 25 —</w:t>
+      </w:r>
+      <w:r>
+        <w:t xml:space="preserve"> </w:t>
+      </w:r>
+      <w:r>
+        <w:t xml:space="preserve">“Estimaciones de heredabilidad (Diferencias normalizadas)”</w:t>
+      </w:r>
+    </w:p>
+    <w:p>
+      <w:pPr>
+        <w:pStyle w:val="FirstParagraph"/>
+      </w:pPr>
+      <w:r>
+        <w:rPr>
+          <w:b/>
+          <w:bCs/>
+        </w:rPr>
+        <w:t xml:space="preserve">[Contenido visual]:</w:t>
+      </w:r>
+      <w:r>
+        <w:t xml:space="preserve"> </w:t>
+      </w:r>
+      <w:r>
+        <w:t xml:space="preserve">Gráfica mostrando las diferencias normalizadas (</w:t>
+      </w:r>
+      <m:oMath>
+        <m:sSub>
+          <m:e>
+            <m:r>
+              <m:t>Z</m:t>
+            </m:r>
+          </m:e>
+          <m:sub>
+            <m:r>
+              <m:t>d</m:t>
+            </m:r>
+            <m:r>
+              <m:t>i</m:t>
+            </m:r>
+            <m:r>
+              <m:t>f</m:t>
+            </m:r>
+            <m:r>
+              <m:t>f</m:t>
+            </m:r>
+          </m:sub>
+        </m:sSub>
+      </m:oMath>
+      <w:r>
+        <w:t xml:space="preserve">) entre estimaciones de heredabilidad.</w:t>
+      </w:r>
+    </w:p>
+    <w:p>
+      <w:pPr>
+        <w:pStyle w:val="BodyText"/>
+      </w:pPr>
+      <w:r>
+        <w:rPr>
+          <w:b/>
+          <w:bCs/>
+        </w:rPr>
+        <w:t xml:space="preserve">Guion:</w:t>
+      </w:r>
+    </w:p>
+    <w:p>
+      <w:pPr>
+        <w:pStyle w:val="BlockText"/>
+      </w:pPr>
+      <w:r>
+        <w:t xml:space="preserve">Al analizar las diferencias normalizadas, resaltan las desviaciones significativas en la diabetes autodeportada y el colesterol HDL, que muestran mayor heredabilidad en el análisis de efectos directos, contrastando con el efecto de deflación usual en otros rasgos. Esto demuestra cómo los efectos de estratificación o selección pueden inflar o desinflar las varianzas a nivel poblacional de manera asimétrica.</w:t>
+      </w:r>
+    </w:p>
+    <w:p>
+      <w:pPr>
+        <w:pStyle w:val="FirstParagraph"/>
+      </w:pPr>
+      <w:r>
+        <w:t xml:space="preserve">⏱️</w:t>
+      </w:r>
+      <w:r>
+        <w:t xml:space="preserve"> </w:t>
+      </w:r>
+      <w:r>
+        <w:rPr>
+          <w:i/>
+          <w:iCs/>
+        </w:rPr>
+        <w:t xml:space="preserve">~1 minuto</w:t>
+      </w:r>
+    </w:p>
+    <w:p>
+      <w:r>
+        <w:pict>
+          <v:rect style="width:0;height:1.5pt" o:hralign="center" o:hrstd="t" o:hr="t"/>
+        </w:pict>
+      </w:r>
+    </w:p>
     <w:bookmarkEnd w:id="50"/>
-    <w:bookmarkStart w:id="51" w:name="slide-24-próximos-pasos"/>
+    <w:bookmarkStart w:id="51" w:name="slide-26-correlación-de-estimadores"/>
     <w:p>
       <w:pPr>
         <w:pStyle w:val="Heading2"/>
       </w:pPr>
       <w:r>
-        <w:t xml:space="preserve">SLIDE 24 —</w:t>
+        <w:t xml:space="preserve">SLIDE 26 —</w:t>
+      </w:r>
+      <w:r>
+        <w:t xml:space="preserve"> </w:t>
+      </w:r>
+      <w:r>
+        <w:t xml:space="preserve">“Correlación de estimadores”</w:t>
+      </w:r>
+    </w:p>
+    <w:p>
+      <w:pPr>
+        <w:pStyle w:val="FirstParagraph"/>
+      </w:pPr>
+      <w:r>
+        <w:rPr>
+          <w:b/>
+          <w:bCs/>
+        </w:rPr>
+        <w:t xml:space="preserve">[Contenido visual]:</w:t>
+      </w:r>
+      <w:r>
+        <w:t xml:space="preserve"> </w:t>
+      </w:r>
+      <w:r>
+        <w:t xml:space="preserve">Correlaciones de genoma completo entre efectos genéticos directos y efectos poblacionales calculadas con SNIPAR.</w:t>
+      </w:r>
+    </w:p>
+    <w:p>
+      <w:pPr>
+        <w:pStyle w:val="BodyText"/>
+      </w:pPr>
+      <w:r>
+        <w:rPr>
+          <w:b/>
+          <w:bCs/>
+        </w:rPr>
+        <w:t xml:space="preserve">Guion:</w:t>
+      </w:r>
+    </w:p>
+    <w:p>
+      <w:pPr>
+        <w:pStyle w:val="BlockText"/>
+      </w:pPr>
+      <w:r>
+        <w:t xml:space="preserve">Finalmente, calculamos la correlación genómica entre estos efectos. En muchos de los rasgos, la correlación es alta, pero en aquellos con fuertes sesgos ambientales, vemos desviaciones que confirman la importancia del control por estructura familiar, lo cual se alinea con reportes de estudios en otras poblaciones.</w:t>
+      </w:r>
+    </w:p>
+    <w:p>
+      <w:pPr>
+        <w:pStyle w:val="FirstParagraph"/>
+      </w:pPr>
+      <w:r>
+        <w:t xml:space="preserve">⏱️</w:t>
+      </w:r>
+      <w:r>
+        <w:t xml:space="preserve"> </w:t>
+      </w:r>
+      <w:r>
+        <w:rPr>
+          <w:i/>
+          <w:iCs/>
+        </w:rPr>
+        <w:t xml:space="preserve">~1 minuto</w:t>
+      </w:r>
+    </w:p>
+    <w:p>
+      <w:r>
+        <w:pict>
+          <v:rect style="width:0;height:1.5pt" o:hralign="center" o:hrstd="t" o:hr="t"/>
+        </w:pict>
+      </w:r>
+    </w:p>
+    <w:bookmarkEnd w:id="51"/>
+    <w:bookmarkEnd w:id="52"/>
+    <w:bookmarkStart w:id="56" w:name="sección-7-conclusiones-y-próximos-pasos"/>
+    <w:p>
+      <w:pPr>
+        <w:pStyle w:val="Heading1"/>
+      </w:pPr>
+      <w:r>
+        <w:t xml:space="preserve">SECCIÓN 7 — CONCLUSIONES Y PRÓXIMOS PASOS</w:t>
+      </w:r>
+    </w:p>
+    <w:bookmarkStart w:id="53" w:name="slide-27-qué-aprendimos"/>
+    <w:p>
+      <w:pPr>
+        <w:pStyle w:val="Heading2"/>
+      </w:pPr>
+      <w:r>
+        <w:t xml:space="preserve">SLIDE 27 —</w:t>
+      </w:r>
+      <w:r>
+        <w:t xml:space="preserve"> </w:t>
+      </w:r>
+      <w:r>
+        <w:t xml:space="preserve">“¿Qué aprendimos?”</w:t>
+      </w:r>
+    </w:p>
+    <w:p>
+      <w:pPr>
+        <w:pStyle w:val="FirstParagraph"/>
+      </w:pPr>
+      <w:r>
+        <w:rPr>
+          <w:b/>
+          <w:bCs/>
+        </w:rPr>
+        <w:t xml:space="preserve">Guion:</w:t>
+      </w:r>
+    </w:p>
+    <w:p>
+      <w:pPr>
+        <w:pStyle w:val="BlockText"/>
+      </w:pPr>
+      <w:r>
+        <w:t xml:space="preserve">En resumen, nuestros hallazgos hasta ahora nos dicen tres cosas:</w:t>
+      </w:r>
+    </w:p>
+    <w:p>
+      <w:pPr>
+        <w:pStyle w:val="BlockText"/>
+      </w:pPr>
+      <w:r>
+        <w:rPr>
+          <w:b/>
+          <w:bCs/>
+        </w:rPr>
+        <w:t xml:space="preserve">Uno.</w:t>
+      </w:r>
+      <w:r>
+        <w:t xml:space="preserve"> </w:t>
+      </w:r>
+      <w:r>
+        <w:t xml:space="preserve">En la población mexicana, los estudios estándar capturan efectos genuinamente directos para rasgos biológicos como IMC, presión arterial y lípidos — validando instrumentos de aleatorización mendeliana para estas exposiciones.</w:t>
+      </w:r>
+    </w:p>
+    <w:p>
+      <w:pPr>
+        <w:pStyle w:val="BlockText"/>
+      </w:pPr>
+      <w:r>
+        <w:rPr>
+          <w:b/>
+          <w:bCs/>
+        </w:rPr>
+        <w:t xml:space="preserve">Dos.</w:t>
+      </w:r>
+      <w:r>
+        <w:t xml:space="preserve"> </w:t>
+      </w:r>
+      <w:r>
+        <w:t xml:space="preserve">Para rasgos socialmente mediados como la educación, la señal está ampliamente inflada por efectos indirectos. El logro educativo en un estudio estándar es más ambiental que genómico.</w:t>
+      </w:r>
+    </w:p>
+    <w:p>
+      <w:pPr>
+        <w:pStyle w:val="BlockText"/>
+      </w:pPr>
+      <w:r>
+        <w:rPr>
+          <w:b/>
+          <w:bCs/>
+        </w:rPr>
+        <w:t xml:space="preserve">Tres.</w:t>
+      </w:r>
+      <w:r>
+        <w:t xml:space="preserve"> </w:t>
+      </w:r>
+      <w:r>
+        <w:t xml:space="preserve">Para la diabetes, la admixtura genera una distorsión bidireccional que solo los diseños familiares pueden resolver. Esto tiene implicaciones directas para la implementación de puntajes de riesgo poligénico en el sistema de salud mexicano.</w:t>
+      </w:r>
+    </w:p>
+    <w:p>
+      <w:pPr>
+        <w:pStyle w:val="FirstParagraph"/>
+      </w:pPr>
+      <w:r>
+        <w:t xml:space="preserve">⏱️</w:t>
+      </w:r>
+      <w:r>
+        <w:t xml:space="preserve"> </w:t>
+      </w:r>
+      <w:r>
+        <w:rPr>
+          <w:i/>
+          <w:iCs/>
+        </w:rPr>
+        <w:t xml:space="preserve">~50 segundos</w:t>
+      </w:r>
+    </w:p>
+    <w:p>
+      <w:r>
+        <w:pict>
+          <v:rect style="width:0;height:1.5pt" o:hralign="center" o:hrstd="t" o:hr="t"/>
+        </w:pict>
+      </w:r>
+    </w:p>
+    <w:bookmarkEnd w:id="53"/>
+    <w:bookmarkStart w:id="54" w:name="slide-28-próximos-pasos"/>
+    <w:p>
+      <w:pPr>
+        <w:pStyle w:val="Heading2"/>
+      </w:pPr>
+      <w:r>
+        <w:t xml:space="preserve">SLIDE 28 —</w:t>
       </w:r>
       <w:r>
         <w:t xml:space="preserve"> </w:t>
@@ -4174,14 +4123,14 @@
         </w:pict>
       </w:r>
     </w:p>
-    <w:bookmarkEnd w:id="51"/>
-    <w:bookmarkStart w:id="52" w:name="slide-25-relevancia-clínica-para-méxico"/>
+    <w:bookmarkEnd w:id="54"/>
+    <w:bookmarkStart w:id="55" w:name="slide-29-relevancia-clínica-para-méxico"/>
     <w:p>
       <w:pPr>
         <w:pStyle w:val="Heading2"/>
       </w:pPr>
       <w:r>
-        <w:t xml:space="preserve">SLIDE 25 —</w:t>
+        <w:t xml:space="preserve">SLIDE 29 —</w:t>
       </w:r>
       <w:r>
         <w:t xml:space="preserve"> </w:t>
@@ -4348,9 +4297,9 @@
         </w:pict>
       </w:r>
     </w:p>
-    <w:bookmarkEnd w:id="52"/>
-    <w:bookmarkEnd w:id="53"/>
-    <w:bookmarkStart w:id="56" w:name="X3b12542ebf4e4c269161f065ef64fb189d30203"/>
+    <w:bookmarkEnd w:id="55"/>
+    <w:bookmarkEnd w:id="56"/>
+    <w:bookmarkStart w:id="59" w:name="X3b12542ebf4e4c269161f065ef64fb189d30203"/>
     <w:p>
       <w:pPr>
         <w:pStyle w:val="Heading1"/>
@@ -4359,13 +4308,13 @@
         <w:t xml:space="preserve">SECCIÓN 8 — COLABORADORES Y AGRADECIMIENTOS</w:t>
       </w:r>
     </w:p>
-    <w:bookmarkStart w:id="54" w:name="slide-26-current-collaborations"/>
+    <w:bookmarkStart w:id="57" w:name="slide-30-current-collaborations"/>
     <w:p>
       <w:pPr>
         <w:pStyle w:val="Heading2"/>
       </w:pPr>
       <w:r>
-        <w:t xml:space="preserve">SLIDE 26 —</w:t>
+        <w:t xml:space="preserve">SLIDE 30 —</w:t>
       </w:r>
       <w:r>
         <w:t xml:space="preserve"> </w:t>
@@ -4469,14 +4418,14 @@
         </w:pict>
       </w:r>
     </w:p>
-    <w:bookmarkEnd w:id="54"/>
-    <w:bookmarkStart w:id="55" w:name="slide-27-gracias-a-todxs"/>
+    <w:bookmarkEnd w:id="57"/>
+    <w:bookmarkStart w:id="58" w:name="slide-31-gracias-a-todxs"/>
     <w:p>
       <w:pPr>
         <w:pStyle w:val="Heading2"/>
       </w:pPr>
       <w:r>
-        <w:t xml:space="preserve">SLIDE 27 —</w:t>
+        <w:t xml:space="preserve">SLIDE 31 —</w:t>
       </w:r>
       <w:r>
         <w:t xml:space="preserve"> </w:t>
@@ -4556,9 +4505,9 @@
         </w:pict>
       </w:r>
     </w:p>
-    <w:bookmarkEnd w:id="55"/>
-    <w:bookmarkEnd w:id="56"/>
-    <w:bookmarkStart w:id="57" w:name="resumen-de-tiempos-estimados"/>
+    <w:bookmarkEnd w:id="58"/>
+    <w:bookmarkEnd w:id="59"/>
+    <w:bookmarkStart w:id="60" w:name="resumen-de-tiempos-estimados"/>
     <w:p>
       <w:pPr>
         <w:pStyle w:val="Heading1"/>
@@ -5126,8 +5075,8 @@
         </w:pict>
       </w:r>
     </w:p>
-    <w:bookmarkEnd w:id="57"/>
-    <w:bookmarkStart w:id="58" w:name="checklist-de-slides-por-completar"/>
+    <w:bookmarkEnd w:id="60"/>
+    <w:bookmarkStart w:id="61" w:name="checklist-de-slides-por-completar"/>
     <w:p>
       <w:pPr>
         <w:pStyle w:val="Heading1"/>
@@ -5349,19 +5298,7 @@
         <w:t xml:space="preserve"> </w:t>
       </w:r>
       <w:r>
-        <w:t xml:space="preserve">— N</w:t>
-      </w:r>
-      <w:r>
-        <w:rPr>
-          <w:vertAlign w:val="subscript"/>
-        </w:rPr>
-        <w:t xml:space="preserve">eff</w:t>
-      </w:r>
-      <w:r>
-        <w:t xml:space="preserve"> </w:t>
-      </w:r>
-      <w:r>
-        <w:t xml:space="preserve">boxplot (necesita figura)</w:t>
+        <w:t xml:space="preserve">— Flujo de trabajo completo</w:t>
       </w:r>
     </w:p>
     <w:p>
@@ -5377,13 +5314,13 @@
           <w:b/>
           <w:bCs/>
         </w:rPr>
-        <w:t xml:space="preserve">Slide 20</w:t>
-      </w:r>
-      <w:r>
-        <w:t xml:space="preserve"> </w:t>
-      </w:r>
-      <w:r>
-        <w:t xml:space="preserve">— Dumbbell plot de heredabilidad (necesita figura)</w:t>
+        <w:t xml:space="preserve">Slide 28</w:t>
+      </w:r>
+      <w:r>
+        <w:t xml:space="preserve"> </w:t>
+      </w:r>
+      <w:r>
+        <w:t xml:space="preserve">— Datos de entrada: Fenotipos</w:t>
       </w:r>
     </w:p>
     <w:p>
@@ -5399,13 +5336,13 @@
           <w:b/>
           <w:bCs/>
         </w:rPr>
-        <w:t xml:space="preserve">Slide 21</w:t>
-      </w:r>
-      <w:r>
-        <w:t xml:space="preserve"> </w:t>
-      </w:r>
-      <w:r>
-        <w:t xml:space="preserve">— Mecanismos de la reversión de diabetes (diagrama nuevo)</w:t>
+        <w:t xml:space="preserve">Slide 27</w:t>
+      </w:r>
+      <w:r>
+        <w:t xml:space="preserve"> </w:t>
+      </w:r>
+      <w:r>
+        <w:t xml:space="preserve">— Datos de entrada: Genotipos</w:t>
       </w:r>
     </w:p>
     <w:p>
@@ -5421,13 +5358,13 @@
           <w:b/>
           <w:bCs/>
         </w:rPr>
-        <w:t xml:space="preserve">Slide 22</w:t>
-      </w:r>
-      <w:r>
-        <w:t xml:space="preserve"> </w:t>
-      </w:r>
-      <w:r>
-        <w:t xml:space="preserve">— Tabla de SMDs</w:t>
+        <w:t xml:space="preserve">Slide 28</w:t>
+      </w:r>
+      <w:r>
+        <w:t xml:space="preserve"> </w:t>
+      </w:r>
+      <w:r>
+        <w:t xml:space="preserve">— Tamaños Efectivos de Muestra</w:t>
       </w:r>
     </w:p>
     <w:p>
@@ -5443,13 +5380,13 @@
           <w:b/>
           <w:bCs/>
         </w:rPr>
-        <w:t xml:space="preserve">Slide 23</w:t>
-      </w:r>
-      <w:r>
-        <w:t xml:space="preserve"> </w:t>
-      </w:r>
-      <w:r>
-        <w:t xml:space="preserve">— Conclusiones</w:t>
+        <w:t xml:space="preserve">Slide 27</w:t>
+      </w:r>
+      <w:r>
+        <w:t xml:space="preserve"> </w:t>
+      </w:r>
+      <w:r>
+        <w:t xml:space="preserve">— Estimaciones de heredabilidad (scatter)</w:t>
       </w:r>
     </w:p>
     <w:p>
@@ -5465,13 +5402,13 @@
           <w:b/>
           <w:bCs/>
         </w:rPr>
-        <w:t xml:space="preserve">Slide 24</w:t>
-      </w:r>
-      <w:r>
-        <w:t xml:space="preserve"> </w:t>
-      </w:r>
-      <w:r>
-        <w:t xml:space="preserve">— Próximos pasos</w:t>
+        <w:t xml:space="preserve">Slide 28</w:t>
+      </w:r>
+      <w:r>
+        <w:t xml:space="preserve"> </w:t>
+      </w:r>
+      <w:r>
+        <w:t xml:space="preserve">— Estimaciones de heredabilidad (diferencias normalizadas)</w:t>
       </w:r>
     </w:p>
     <w:p>
@@ -5487,7 +5424,73 @@
           <w:b/>
           <w:bCs/>
         </w:rPr>
-        <w:t xml:space="preserve">Slide 25</w:t>
+        <w:t xml:space="preserve">Slide 27</w:t>
+      </w:r>
+      <w:r>
+        <w:t xml:space="preserve"> </w:t>
+      </w:r>
+      <w:r>
+        <w:t xml:space="preserve">— Correlación de estimadores</w:t>
+      </w:r>
+    </w:p>
+    <w:p>
+      <w:pPr>
+        <w:pStyle w:val="Compact"/>
+        <w:numPr>
+          <w:ilvl w:val="0"/>
+          <w:numId w:val="1025"/>
+        </w:numPr>
+      </w:pPr>
+      <w:r>
+        <w:rPr>
+          <w:b/>
+          <w:bCs/>
+        </w:rPr>
+        <w:t xml:space="preserve">Slide 28</w:t>
+      </w:r>
+      <w:r>
+        <w:t xml:space="preserve"> </w:t>
+      </w:r>
+      <w:r>
+        <w:t xml:space="preserve">— Conclusiones</w:t>
+      </w:r>
+    </w:p>
+    <w:p>
+      <w:pPr>
+        <w:pStyle w:val="Compact"/>
+        <w:numPr>
+          <w:ilvl w:val="0"/>
+          <w:numId w:val="1026"/>
+        </w:numPr>
+      </w:pPr>
+      <w:r>
+        <w:rPr>
+          <w:b/>
+          <w:bCs/>
+        </w:rPr>
+        <w:t xml:space="preserve">Slide 27</w:t>
+      </w:r>
+      <w:r>
+        <w:t xml:space="preserve"> </w:t>
+      </w:r>
+      <w:r>
+        <w:t xml:space="preserve">— Próximos pasos</w:t>
+      </w:r>
+    </w:p>
+    <w:p>
+      <w:pPr>
+        <w:pStyle w:val="Compact"/>
+        <w:numPr>
+          <w:ilvl w:val="0"/>
+          <w:numId w:val="1027"/>
+        </w:numPr>
+      </w:pPr>
+      <w:r>
+        <w:rPr>
+          <w:b/>
+          <w:bCs/>
+        </w:rPr>
+        <w:t xml:space="preserve">Slide 28</w:t>
       </w:r>
       <w:r>
         <w:t xml:space="preserve"> </w:t>
@@ -5496,7 +5499,7 @@
         <w:t xml:space="preserve">— Relevancia clínica</w:t>
       </w:r>
     </w:p>
-    <w:bookmarkEnd w:id="58"/>
+    <w:bookmarkEnd w:id="61"/>
     <w:sectPr>
       <w:footnotePr>
         <w:numRestart w:val="eachSect"/>
@@ -6110,24 +6113,33 @@
     <w:abstractNumId w:val="993"/>
   </w:num>
   <w:num w:numId="1018">
+    <w:abstractNumId w:val="993"/>
+  </w:num>
+  <w:num w:numId="1019">
+    <w:abstractNumId w:val="993"/>
+  </w:num>
+  <w:num w:numId="1020">
+    <w:abstractNumId w:val="993"/>
+  </w:num>
+  <w:num w:numId="1021">
+    <w:abstractNumId w:val="993"/>
+  </w:num>
+  <w:num w:numId="1022">
+    <w:abstractNumId w:val="993"/>
+  </w:num>
+  <w:num w:numId="1023">
+    <w:abstractNumId w:val="993"/>
+  </w:num>
+  <w:num w:numId="1024">
+    <w:abstractNumId w:val="993"/>
+  </w:num>
+  <w:num w:numId="1025">
     <w:abstractNumId w:val="992"/>
   </w:num>
-  <w:num w:numId="1019">
+  <w:num w:numId="1026">
     <w:abstractNumId w:val="992"/>
   </w:num>
-  <w:num w:numId="1020">
-    <w:abstractNumId w:val="992"/>
-  </w:num>
-  <w:num w:numId="1021">
-    <w:abstractNumId w:val="992"/>
-  </w:num>
-  <w:num w:numId="1022">
-    <w:abstractNumId w:val="992"/>
-  </w:num>
-  <w:num w:numId="1023">
-    <w:abstractNumId w:val="992"/>
-  </w:num>
-  <w:num w:numId="1024">
+  <w:num w:numId="1027">
     <w:abstractNumId w:val="992"/>
   </w:num>
 </w:numbering>

--- a/guion-examen-candidatura.docx
+++ b/guion-examen-candidatura.docx
@@ -2441,7 +2441,23 @@
         <w:pStyle w:val="BlockText"/>
       </w:pPr>
       <w:r>
-        <w:t xml:space="preserve">Nuestra hipótesis de trabajo plantea que el uso de este estimador en la cohorte MCPS logrará cuantificar estos efectos directos de manera precisa, identificando falsos positivos en las asociaciones previas y revelando nuevos loci de susceptibilidad específicos para la población mexicana.</w:t>
+        <w:t xml:space="preserve">Nuestra hipótesis de trabajo plantea que el uso de este estimador en la cohorte MCPS logrará cuantificar estos efectos directos de manera precisa, identificando falsos positivos en las asociaciones previas y revelando nuevos</w:t>
+      </w:r>
+      <w:r>
+        <w:t xml:space="preserve"> </w:t>
+      </w:r>
+      <w:r>
+        <w:rPr>
+          <w:i/>
+          <w:iCs/>
+        </w:rPr>
+        <w:t xml:space="preserve">loci</w:t>
+      </w:r>
+      <w:r>
+        <w:t xml:space="preserve"> </w:t>
+      </w:r>
+      <w:r>
+        <w:t xml:space="preserve">de susceptibilidad específicos para la población mexicana.</w:t>
       </w:r>
     </w:p>
     <w:p>
@@ -2610,7 +2626,7 @@
     </w:p>
     <w:bookmarkEnd w:id="40"/>
     <w:bookmarkEnd w:id="41"/>
-    <w:bookmarkStart w:id="52" w:name="sección-5-métodos"/>
+    <w:bookmarkStart w:id="56" w:name="sección-5-métodos"/>
     <w:p>
       <w:pPr>
         <w:pStyle w:val="Heading1"/>
@@ -2814,7 +2830,7 @@
         <w:t xml:space="preserve"> </w:t>
       </w:r>
       <w:r>
-        <w:t xml:space="preserve">con REGENIE en los ~29,000 individuos no emparentados, y estudios familiares con SNIPAR usando los ~100,000 individuos en redes familiares.</w:t>
+        <w:t xml:space="preserve">con REGENIE en los 29,041 individuos no emparentados, y estudios familiares con SNIPAR usando los 100,323 individuos en redes familiares.</w:t>
       </w:r>
     </w:p>
     <w:p>
@@ -3579,7 +3595,7 @@
         <w:t xml:space="preserve"> </w:t>
       </w:r>
       <w:r>
-        <w:t xml:space="preserve">Gráfica de dispersión comparando estimaciones de heredabilidad (popGWAS vs FGWAS) y tabla de valores.</w:t>
+        <w:t xml:space="preserve">Gráfica de dispersión comparando estimaciones de heredabilidad (popGWAS vs FGWAS).</w:t>
       </w:r>
     </w:p>
     <w:p>
@@ -3804,6 +3820,78 @@
         <w:t xml:space="preserve">~1 minuto</w:t>
       </w:r>
     </w:p>
+    <w:bookmarkEnd w:id="51"/>
+    <w:bookmarkStart w:id="52" w:name="Xdc0e0a27211f1e5d6f8d9e6a64878059a9eab7b"/>
+    <w:p>
+      <w:pPr>
+        <w:pStyle w:val="Heading2"/>
+      </w:pPr>
+      <w:r>
+        <w:t xml:space="preserve">SLIDE 27 —</w:t>
+      </w:r>
+      <w:r>
+        <w:t xml:space="preserve"> </w:t>
+      </w:r>
+      <w:r>
+        <w:t xml:space="preserve">“Comparación de prevalencias entre subcohortes”</w:t>
+      </w:r>
+    </w:p>
+    <w:p>
+      <w:pPr>
+        <w:pStyle w:val="FirstParagraph"/>
+      </w:pPr>
+      <w:r>
+        <w:rPr>
+          <w:b/>
+          <w:bCs/>
+        </w:rPr>
+        <w:t xml:space="preserve">[Contenido visual]:</w:t>
+      </w:r>
+      <w:r>
+        <w:t xml:space="preserve"> </w:t>
+      </w:r>
+      <w:r>
+        <w:t xml:space="preserve">Gráfico de comparación de prevalencias de fenotipos por subcohorte.</w:t>
+      </w:r>
+    </w:p>
+    <w:p>
+      <w:pPr>
+        <w:pStyle w:val="BodyText"/>
+      </w:pPr>
+      <w:r>
+        <w:rPr>
+          <w:b/>
+          <w:bCs/>
+        </w:rPr>
+        <w:t xml:space="preserve">Guion:</w:t>
+      </w:r>
+    </w:p>
+    <w:p>
+      <w:pPr>
+        <w:pStyle w:val="BlockText"/>
+      </w:pPr>
+      <w:r>
+        <w:t xml:space="preserve">Para entender mejor de dónde provienen estos sesgos, primero comparamos las prevalencias de los distintos fenotipos entre nuestras subcohortes. Observamos que la distribución no es uniforme, lo cual nos da un primer indicio claro de que los criterios de inclusión y la estructura familiar generan una sobre-representación de ciertos fenotipos.</w:t>
+      </w:r>
+    </w:p>
+    <w:p>
+      <w:pPr>
+        <w:pStyle w:val="FirstParagraph"/>
+      </w:pPr>
+      <w:r>
+        <w:t xml:space="preserve">⏱️</w:t>
+      </w:r>
+      <w:r>
+        <w:t xml:space="preserve"> </w:t>
+      </w:r>
+      <w:r>
+        <w:rPr>
+          <w:i/>
+          <w:iCs/>
+        </w:rPr>
+        <w:t xml:space="preserve">~30 segundos</w:t>
+      </w:r>
+    </w:p>
     <w:p>
       <w:r>
         <w:pict>
@@ -3811,30 +3899,20 @@
         </w:pict>
       </w:r>
     </w:p>
-    <w:bookmarkEnd w:id="51"/>
     <w:bookmarkEnd w:id="52"/>
-    <w:bookmarkStart w:id="56" w:name="sección-7-conclusiones-y-próximos-pasos"/>
-    <w:p>
-      <w:pPr>
-        <w:pStyle w:val="Heading1"/>
-      </w:pPr>
-      <w:r>
-        <w:t xml:space="preserve">SECCIÓN 7 — CONCLUSIONES Y PRÓXIMOS PASOS</w:t>
-      </w:r>
-    </w:p>
-    <w:bookmarkStart w:id="53" w:name="slide-27-qué-aprendimos"/>
+    <w:bookmarkStart w:id="53" w:name="X81846fe6a7ad779a70556fb82333166be88b3ba"/>
     <w:p>
       <w:pPr>
         <w:pStyle w:val="Heading2"/>
       </w:pPr>
       <w:r>
-        <w:t xml:space="preserve">SLIDE 27 —</w:t>
-      </w:r>
-      <w:r>
-        <w:t xml:space="preserve"> </w:t>
-      </w:r>
-      <w:r>
-        <w:t xml:space="preserve">“¿Qué aprendimos?”</w:t>
+        <w:t xml:space="preserve">SLIDE 28 —</w:t>
+      </w:r>
+      <w:r>
+        <w:t xml:space="preserve"> </w:t>
+      </w:r>
+      <w:r>
+        <w:t xml:space="preserve">“Las subcohortes tiene diferencias sistemáticas por sesgos de averiguación”</w:t>
       </w:r>
     </w:p>
     <w:p>
@@ -3846,6 +3924,34 @@
           <w:b/>
           <w:bCs/>
         </w:rPr>
+        <w:t xml:space="preserve">[Contenido visual]:</w:t>
+      </w:r>
+      <w:r>
+        <w:t xml:space="preserve"> </w:t>
+      </w:r>
+      <w:r>
+        <w:t xml:space="preserve">Gráfico de bosque (</w:t>
+      </w:r>
+      <w:r>
+        <w:rPr>
+          <w:i/>
+          <w:iCs/>
+        </w:rPr>
+        <w:t xml:space="preserve">forest plot</w:t>
+      </w:r>
+      <w:r>
+        <w:t xml:space="preserve">) evaluando diferencias de medias estandarizadas (SMD) por sesgos de averiguación.</w:t>
+      </w:r>
+    </w:p>
+    <w:p>
+      <w:pPr>
+        <w:pStyle w:val="BodyText"/>
+      </w:pPr>
+      <w:r>
+        <w:rPr>
+          <w:b/>
+          <w:bCs/>
+        </w:rPr>
         <w:t xml:space="preserve">Guion:</w:t>
       </w:r>
     </w:p>
@@ -3854,61 +3960,7 @@
         <w:pStyle w:val="BlockText"/>
       </w:pPr>
       <w:r>
-        <w:t xml:space="preserve">En resumen, nuestros hallazgos hasta ahora nos dicen tres cosas:</w:t>
-      </w:r>
-    </w:p>
-    <w:p>
-      <w:pPr>
-        <w:pStyle w:val="BlockText"/>
-      </w:pPr>
-      <w:r>
-        <w:rPr>
-          <w:b/>
-          <w:bCs/>
-        </w:rPr>
-        <w:t xml:space="preserve">Uno.</w:t>
-      </w:r>
-      <w:r>
-        <w:t xml:space="preserve"> </w:t>
-      </w:r>
-      <w:r>
-        <w:t xml:space="preserve">En la población mexicana, los estudios estándar capturan efectos genuinamente directos para rasgos biológicos como IMC, presión arterial y lípidos — validando instrumentos de aleatorización mendeliana para estas exposiciones.</w:t>
-      </w:r>
-    </w:p>
-    <w:p>
-      <w:pPr>
-        <w:pStyle w:val="BlockText"/>
-      </w:pPr>
-      <w:r>
-        <w:rPr>
-          <w:b/>
-          <w:bCs/>
-        </w:rPr>
-        <w:t xml:space="preserve">Dos.</w:t>
-      </w:r>
-      <w:r>
-        <w:t xml:space="preserve"> </w:t>
-      </w:r>
-      <w:r>
-        <w:t xml:space="preserve">Para rasgos socialmente mediados como la educación, la señal está ampliamente inflada por efectos indirectos. El logro educativo en un estudio estándar es más ambiental que genómico.</w:t>
-      </w:r>
-    </w:p>
-    <w:p>
-      <w:pPr>
-        <w:pStyle w:val="BlockText"/>
-      </w:pPr>
-      <w:r>
-        <w:rPr>
-          <w:b/>
-          <w:bCs/>
-        </w:rPr>
-        <w:t xml:space="preserve">Tres.</w:t>
-      </w:r>
-      <w:r>
-        <w:t xml:space="preserve"> </w:t>
-      </w:r>
-      <w:r>
-        <w:t xml:space="preserve">Para la diabetes, la admixtura genera una distorsión bidireccional que solo los diseños familiares pueden resolver. Esto tiene implicaciones directas para la implementación de puntajes de riesgo poligénico en el sistema de salud mexicano.</w:t>
+        <w:t xml:space="preserve">Analizando los sesgos de averiguación, observamos diferencias sistemáticas significativas entre las subcohortes de nuestra muestra. Al ver el tamaño del efecto estandarizado en múltiples fenotipos, se hace evidente que la forma en que los individuos fueron reclutados o detectados altera las mediciones poblacionales frente a los datos dentro-de-familia.</w:t>
       </w:r>
     </w:p>
     <w:p>
@@ -3937,13 +3989,407 @@
       </w:r>
     </w:p>
     <w:bookmarkEnd w:id="53"/>
-    <w:bookmarkStart w:id="54" w:name="slide-28-próximos-pasos"/>
+    <w:bookmarkStart w:id="54" w:name="X810baa7789e6bd076b416cd36ab05183fde436e"/>
     <w:p>
       <w:pPr>
         <w:pStyle w:val="Heading2"/>
       </w:pPr>
       <w:r>
-        <w:t xml:space="preserve">SLIDE 28 —</w:t>
+        <w:t xml:space="preserve">SLIDE 29 —</w:t>
+      </w:r>
+      <w:r>
+        <w:t xml:space="preserve"> </w:t>
+      </w:r>
+      <w:r>
+        <w:t xml:space="preserve">“Patrones y Conclusiones de Atenuación”</w:t>
+      </w:r>
+    </w:p>
+    <w:p>
+      <w:pPr>
+        <w:pStyle w:val="FirstParagraph"/>
+      </w:pPr>
+      <w:r>
+        <w:rPr>
+          <w:b/>
+          <w:bCs/>
+        </w:rPr>
+        <w:t xml:space="preserve">[Contenido visual]:</w:t>
+      </w:r>
+      <w:r>
+        <w:t xml:space="preserve"> </w:t>
+      </w:r>
+      <w:r>
+        <w:t xml:space="preserve">Viñetas de texto resumiendo los tres patrones principales encontrados en la comparación de heredabilidades.</w:t>
+      </w:r>
+    </w:p>
+    <w:p>
+      <w:pPr>
+        <w:pStyle w:val="BodyText"/>
+      </w:pPr>
+      <w:r>
+        <w:rPr>
+          <w:b/>
+          <w:bCs/>
+        </w:rPr>
+        <w:t xml:space="preserve">Guion:</w:t>
+      </w:r>
+    </w:p>
+    <w:p>
+      <w:pPr>
+        <w:pStyle w:val="BlockText"/>
+      </w:pPr>
+      <w:r>
+        <w:t xml:space="preserve">Sintetizando estos hallazgos, podemos dividirlos en tres grandes patrones. Primero, para los rasgos mediados socialmente como el logro educativo y la estatura, observamos una fuerte atenuación, indicando que están dominados por efectos genéticos indirectos y el apareamiento selectivo.</w:t>
+      </w:r>
+      <w:r>
+        <w:t xml:space="preserve"> </w:t>
+      </w:r>
+      <w:r>
+        <w:t xml:space="preserve">Segundo, para los rasgos cardiometabólicos la atenuación es mínima, lo que nos da confianza de que los estudios poblacionales están capturando efectos biológicos directos.</w:t>
+      </w:r>
+      <w:r>
+        <w:t xml:space="preserve"> </w:t>
+      </w:r>
+      <w:r>
+        <w:t xml:space="preserve">Y tercero, el caso especial de la diabetes, donde vemos una inversión. Esta mayor heredabilidad directa refleja probablemente cómo la estructura genética admixta deflaciona las estimaciones poblacionales al controlar de forma imperfecta la estratificación.</w:t>
+      </w:r>
+    </w:p>
+    <w:p>
+      <w:pPr>
+        <w:pStyle w:val="FirstParagraph"/>
+      </w:pPr>
+      <w:r>
+        <w:t xml:space="preserve">⏱️</w:t>
+      </w:r>
+      <w:r>
+        <w:t xml:space="preserve"> </w:t>
+      </w:r>
+      <w:r>
+        <w:rPr>
+          <w:i/>
+          <w:iCs/>
+        </w:rPr>
+        <w:t xml:space="preserve">~50 segundos</w:t>
+      </w:r>
+    </w:p>
+    <w:p>
+      <w:r>
+        <w:pict>
+          <v:rect style="width:0;height:1.5pt" o:hralign="center" o:hrstd="t" o:hr="t"/>
+        </w:pict>
+      </w:r>
+    </w:p>
+    <w:bookmarkEnd w:id="54"/>
+    <w:bookmarkStart w:id="55" w:name="X719be405e374ccf5ec607f847ce33ff773cd869"/>
+    <w:p>
+      <w:pPr>
+        <w:pStyle w:val="Heading2"/>
+      </w:pPr>
+      <w:r>
+        <w:t xml:space="preserve">SLIDE 30 —</w:t>
+      </w:r>
+      <w:r>
+        <w:t xml:space="preserve"> </w:t>
+      </w:r>
+      <w:r>
+        <w:t xml:space="preserve">“Atenuación a nivel de</w:t>
+      </w:r>
+      <w:r>
+        <w:t xml:space="preserve"> </w:t>
+      </w:r>
+      <w:r>
+        <w:rPr>
+          <w:i/>
+          <w:iCs/>
+        </w:rPr>
+        <w:t xml:space="preserve">locus</w:t>
+      </w:r>
+      <w:r>
+        <w:t xml:space="preserve"> </w:t>
+      </w:r>
+      <w:r>
+        <w:t xml:space="preserve">independientes (Clumping)”</w:t>
+      </w:r>
+    </w:p>
+    <w:p>
+      <w:pPr>
+        <w:pStyle w:val="FirstParagraph"/>
+      </w:pPr>
+      <w:r>
+        <w:rPr>
+          <w:b/>
+          <w:bCs/>
+        </w:rPr>
+        <w:t xml:space="preserve">[Contenido visual]:</w:t>
+      </w:r>
+      <w:r>
+        <w:t xml:space="preserve"> </w:t>
+      </w:r>
+      <w:r>
+        <w:t xml:space="preserve">Tabla de resultados de</w:t>
+      </w:r>
+      <w:r>
+        <w:t xml:space="preserve"> </w:t>
+      </w:r>
+      <w:r>
+        <w:rPr>
+          <w:i/>
+          <w:iCs/>
+        </w:rPr>
+        <w:t xml:space="preserve">fine-mapping</w:t>
+      </w:r>
+      <w:r>
+        <w:t xml:space="preserve"> </w:t>
+      </w:r>
+      <w:r>
+        <w:t xml:space="preserve">comparando PopGWAS y FGWAS en</w:t>
+      </w:r>
+      <w:r>
+        <w:t xml:space="preserve"> </w:t>
+      </w:r>
+      <w:r>
+        <w:rPr>
+          <w:i/>
+          <w:iCs/>
+        </w:rPr>
+        <w:t xml:space="preserve">loci</w:t>
+      </w:r>
+      <w:r>
+        <w:t xml:space="preserve"> </w:t>
+      </w:r>
+      <w:r>
+        <w:t xml:space="preserve">representativos.</w:t>
+      </w:r>
+    </w:p>
+    <w:p>
+      <w:pPr>
+        <w:pStyle w:val="BodyText"/>
+      </w:pPr>
+      <w:r>
+        <w:rPr>
+          <w:b/>
+          <w:bCs/>
+        </w:rPr>
+        <w:t xml:space="preserve">Guion:</w:t>
+      </w:r>
+    </w:p>
+    <w:p>
+      <w:pPr>
+        <w:pStyle w:val="BlockText"/>
+      </w:pPr>
+      <w:r>
+        <w:t xml:space="preserve">Para confirmar que esta atenuación global en la heredabilidad también ocurre a nivel local, aislamos los</w:t>
+      </w:r>
+      <w:r>
+        <w:t xml:space="preserve"> </w:t>
+      </w:r>
+      <w:r>
+        <w:rPr>
+          <w:i/>
+          <w:iCs/>
+        </w:rPr>
+        <w:t xml:space="preserve">loci</w:t>
+      </w:r>
+      <w:r>
+        <w:t xml:space="preserve"> </w:t>
+      </w:r>
+      <w:r>
+        <w:t xml:space="preserve">independientes mediante</w:t>
+      </w:r>
+      <w:r>
+        <w:t xml:space="preserve"> </w:t>
+      </w:r>
+      <w:r>
+        <w:rPr>
+          <w:i/>
+          <w:iCs/>
+        </w:rPr>
+        <w:t xml:space="preserve">clumping</w:t>
+      </w:r>
+      <w:r>
+        <w:t xml:space="preserve">.</w:t>
+      </w:r>
+      <w:r>
+        <w:t xml:space="preserve"> </w:t>
+      </w:r>
+      <w:r>
+        <w:t xml:space="preserve">Lo que encontramos, como se muestra en esta tabla, es que variantes fuertemente asociadas a diabetes en GWAS poblacionales, como en el gen CDKAL1 o CDKN2B, ven sus efectos reducidos casi a cero en los análisis dentro-de-familia. Esto nos demuestra empíricamente que la señal capturada por el estudio poblacional en estos</w:t>
+      </w:r>
+      <w:r>
+        <w:t xml:space="preserve"> </w:t>
+      </w:r>
+      <w:r>
+        <w:rPr>
+          <w:i/>
+          <w:iCs/>
+        </w:rPr>
+        <w:t xml:space="preserve">loci</w:t>
+      </w:r>
+      <w:r>
+        <w:t xml:space="preserve"> </w:t>
+      </w:r>
+      <w:r>
+        <w:t xml:space="preserve">era principalmente ruido originado por estratificación ambiental.</w:t>
+      </w:r>
+    </w:p>
+    <w:p>
+      <w:pPr>
+        <w:pStyle w:val="FirstParagraph"/>
+      </w:pPr>
+      <w:r>
+        <w:t xml:space="preserve">⏱️</w:t>
+      </w:r>
+      <w:r>
+        <w:t xml:space="preserve"> </w:t>
+      </w:r>
+      <w:r>
+        <w:rPr>
+          <w:i/>
+          <w:iCs/>
+        </w:rPr>
+        <w:t xml:space="preserve">~50 segundos</w:t>
+      </w:r>
+    </w:p>
+    <w:p>
+      <w:r>
+        <w:pict>
+          <v:rect style="width:0;height:1.5pt" o:hralign="center" o:hrstd="t" o:hr="t"/>
+        </w:pict>
+      </w:r>
+    </w:p>
+    <w:bookmarkEnd w:id="55"/>
+    <w:bookmarkEnd w:id="56"/>
+    <w:bookmarkStart w:id="60" w:name="sección-7-conclusiones-y-próximos-pasos"/>
+    <w:p>
+      <w:pPr>
+        <w:pStyle w:val="Heading1"/>
+      </w:pPr>
+      <w:r>
+        <w:t xml:space="preserve">SECCIÓN 7 — CONCLUSIONES Y PRÓXIMOS PASOS</w:t>
+      </w:r>
+    </w:p>
+    <w:bookmarkStart w:id="57" w:name="slide-32-qué-aprendimos"/>
+    <w:p>
+      <w:pPr>
+        <w:pStyle w:val="Heading2"/>
+      </w:pPr>
+      <w:r>
+        <w:t xml:space="preserve">SLIDE 32 —</w:t>
+      </w:r>
+      <w:r>
+        <w:t xml:space="preserve"> </w:t>
+      </w:r>
+      <w:r>
+        <w:t xml:space="preserve">“¿Qué aprendimos?”</w:t>
+      </w:r>
+    </w:p>
+    <w:p>
+      <w:pPr>
+        <w:pStyle w:val="FirstParagraph"/>
+      </w:pPr>
+      <w:r>
+        <w:rPr>
+          <w:b/>
+          <w:bCs/>
+        </w:rPr>
+        <w:t xml:space="preserve">Guion:</w:t>
+      </w:r>
+    </w:p>
+    <w:p>
+      <w:pPr>
+        <w:pStyle w:val="BlockText"/>
+      </w:pPr>
+      <w:r>
+        <w:t xml:space="preserve">En resumen, nuestros hallazgos hasta ahora nos dicen tres cosas:</w:t>
+      </w:r>
+    </w:p>
+    <w:p>
+      <w:pPr>
+        <w:pStyle w:val="BlockText"/>
+      </w:pPr>
+      <w:r>
+        <w:rPr>
+          <w:b/>
+          <w:bCs/>
+        </w:rPr>
+        <w:t xml:space="preserve">Uno.</w:t>
+      </w:r>
+      <w:r>
+        <w:t xml:space="preserve"> </w:t>
+      </w:r>
+      <w:r>
+        <w:t xml:space="preserve">En la población mexicana, los estudios estándar capturan efectos genuinamente directos para rasgos biológicos como IMC, presión arterial y lípidos — validando instrumentos de aleatorización mendeliana para estas exposiciones.</w:t>
+      </w:r>
+    </w:p>
+    <w:p>
+      <w:pPr>
+        <w:pStyle w:val="BlockText"/>
+      </w:pPr>
+      <w:r>
+        <w:rPr>
+          <w:b/>
+          <w:bCs/>
+        </w:rPr>
+        <w:t xml:space="preserve">Dos.</w:t>
+      </w:r>
+      <w:r>
+        <w:t xml:space="preserve"> </w:t>
+      </w:r>
+      <w:r>
+        <w:t xml:space="preserve">Para rasgos socialmente mediados como la educación, la señal está ampliamente inflada por efectos indirectos. El logro educativo en un estudio estándar es más ambiental que genómico.</w:t>
+      </w:r>
+    </w:p>
+    <w:p>
+      <w:pPr>
+        <w:pStyle w:val="BlockText"/>
+      </w:pPr>
+      <w:r>
+        <w:rPr>
+          <w:b/>
+          <w:bCs/>
+        </w:rPr>
+        <w:t xml:space="preserve">Tres.</w:t>
+      </w:r>
+      <w:r>
+        <w:t xml:space="preserve"> </w:t>
+      </w:r>
+      <w:r>
+        <w:t xml:space="preserve">Para la diabetes, la admixtura genera una distorsión bidireccional que solo los diseños familiares pueden resolver. Esto tiene implicaciones directas para la implementación de puntajes de riesgo poligénico en el sistema de salud mexicano.</w:t>
+      </w:r>
+    </w:p>
+    <w:p>
+      <w:pPr>
+        <w:pStyle w:val="FirstParagraph"/>
+      </w:pPr>
+      <w:r>
+        <w:t xml:space="preserve">⏱️</w:t>
+      </w:r>
+      <w:r>
+        <w:t xml:space="preserve"> </w:t>
+      </w:r>
+      <w:r>
+        <w:rPr>
+          <w:i/>
+          <w:iCs/>
+        </w:rPr>
+        <w:t xml:space="preserve">~50 segundos</w:t>
+      </w:r>
+    </w:p>
+    <w:p>
+      <w:r>
+        <w:pict>
+          <v:rect style="width:0;height:1.5pt" o:hralign="center" o:hrstd="t" o:hr="t"/>
+        </w:pict>
+      </w:r>
+    </w:p>
+    <w:bookmarkEnd w:id="57"/>
+    <w:bookmarkStart w:id="58" w:name="slide-32-próximos-pasos"/>
+    <w:p>
+      <w:pPr>
+        <w:pStyle w:val="Heading2"/>
+      </w:pPr>
+      <w:r>
+        <w:t xml:space="preserve">SLIDE 32 —</w:t>
       </w:r>
       <w:r>
         <w:t xml:space="preserve"> </w:t>
@@ -4123,14 +4569,14 @@
         </w:pict>
       </w:r>
     </w:p>
-    <w:bookmarkEnd w:id="54"/>
-    <w:bookmarkStart w:id="55" w:name="slide-29-relevancia-clínica-para-méxico"/>
+    <w:bookmarkEnd w:id="58"/>
+    <w:bookmarkStart w:id="59" w:name="slide-33-relevancia-clínica-para-méxico"/>
     <w:p>
       <w:pPr>
         <w:pStyle w:val="Heading2"/>
       </w:pPr>
       <w:r>
-        <w:t xml:space="preserve">SLIDE 29 —</w:t>
+        <w:t xml:space="preserve">SLIDE 33 —</w:t>
       </w:r>
       <w:r>
         <w:t xml:space="preserve"> </w:t>
@@ -4297,9 +4743,9 @@
         </w:pict>
       </w:r>
     </w:p>
-    <w:bookmarkEnd w:id="55"/>
-    <w:bookmarkEnd w:id="56"/>
-    <w:bookmarkStart w:id="59" w:name="X3b12542ebf4e4c269161f065ef64fb189d30203"/>
+    <w:bookmarkEnd w:id="59"/>
+    <w:bookmarkEnd w:id="60"/>
+    <w:bookmarkStart w:id="63" w:name="X3b12542ebf4e4c269161f065ef64fb189d30203"/>
     <w:p>
       <w:pPr>
         <w:pStyle w:val="Heading1"/>
@@ -4308,13 +4754,13 @@
         <w:t xml:space="preserve">SECCIÓN 8 — COLABORADORES Y AGRADECIMIENTOS</w:t>
       </w:r>
     </w:p>
-    <w:bookmarkStart w:id="57" w:name="slide-30-current-collaborations"/>
+    <w:bookmarkStart w:id="61" w:name="slide-34-current-collaborations"/>
     <w:p>
       <w:pPr>
         <w:pStyle w:val="Heading2"/>
       </w:pPr>
       <w:r>
-        <w:t xml:space="preserve">SLIDE 30 —</w:t>
+        <w:t xml:space="preserve">SLIDE 34 —</w:t>
       </w:r>
       <w:r>
         <w:t xml:space="preserve"> </w:t>
@@ -4418,14 +4864,14 @@
         </w:pict>
       </w:r>
     </w:p>
-    <w:bookmarkEnd w:id="57"/>
-    <w:bookmarkStart w:id="58" w:name="slide-31-gracias-a-todxs"/>
+    <w:bookmarkEnd w:id="61"/>
+    <w:bookmarkStart w:id="62" w:name="slide-35-gracias-a-todxs"/>
     <w:p>
       <w:pPr>
         <w:pStyle w:val="Heading2"/>
       </w:pPr>
       <w:r>
-        <w:t xml:space="preserve">SLIDE 31 —</w:t>
+        <w:t xml:space="preserve">SLIDE 35 —</w:t>
       </w:r>
       <w:r>
         <w:t xml:space="preserve"> </w:t>
@@ -4505,9 +4951,9 @@
         </w:pict>
       </w:r>
     </w:p>
-    <w:bookmarkEnd w:id="58"/>
-    <w:bookmarkEnd w:id="59"/>
-    <w:bookmarkStart w:id="60" w:name="resumen-de-tiempos-estimados"/>
+    <w:bookmarkEnd w:id="62"/>
+    <w:bookmarkEnd w:id="63"/>
+    <w:bookmarkStart w:id="64" w:name="resumen-de-tiempos-estimados"/>
     <w:p>
       <w:pPr>
         <w:pStyle w:val="Heading1"/>
@@ -5075,8 +5521,8 @@
         </w:pict>
       </w:r>
     </w:p>
-    <w:bookmarkEnd w:id="60"/>
-    <w:bookmarkStart w:id="61" w:name="checklist-de-slides-por-completar"/>
+    <w:bookmarkEnd w:id="64"/>
+    <w:bookmarkStart w:id="65" w:name="checklist-de-slides-por-completar"/>
     <w:p>
       <w:pPr>
         <w:pStyle w:val="Heading1"/>
@@ -5499,7 +5945,7 @@
         <w:t xml:space="preserve">— Relevancia clínica</w:t>
       </w:r>
     </w:p>
-    <w:bookmarkEnd w:id="61"/>
+    <w:bookmarkEnd w:id="65"/>
     <w:sectPr>
       <w:footnotePr>
         <w:numRestart w:val="eachSect"/>

--- a/guion-examen-candidatura.docx
+++ b/guion-examen-candidatura.docx
@@ -386,7 +386,7 @@
         <w:pStyle w:val="BlockText"/>
       </w:pPr>
       <w:r>
-        <w:t xml:space="preserve">Buenas tardes a todos. Mi nombre es Roberto Olvera Hernández. Soy estudiante de doctorado en el CCG de la UNAM por parte del programa de doctorado en Ciencias Biomédicas. El día de hoy vengo a presentarles mi proyecto de candidatura: Estudios de asociación genómica libres de sesgos para rasgos complejos y enfermedades en más de 100,000 mexicanos. Antes de continuar, quiero darle las gracias al [Dra. Daniela o Dr. Jaime], quien me extendió la invitación para presentar aquí con ustedes. Este es un proyecto que llevamos realizando alrededor de 2 años en colaboración entre la UNAM, el laboratorio del Dr. Alexander Young en UCLA, y el CTSU de la Universidad de Oxford. El proyecto se basa en los datos del</w:t>
+        <w:t xml:space="preserve">Buenas tardes a todos. Mi nombre es Roberto Olvera Hernández. Soy estudiante de doctorado en el CCG de la UNAM por parte del programa de doctorado en Ciencias Biomédicas en el laboratorio de la Dra. Mashaal Sohail. El día de hoy vengo a presentarles mi proyecto de candidatura: Estudios de asociación genómica libres de sesgos para rasgos complejos y enfermedades en más de 100,000 mexicanos. Antes de continuar, quiero darle las gracias al [Dra. Daniela o Dr. Jaime], quien es parte de mi comité tutor y me extendió la invitación para presentar aquí con ustedes. Este es un proyecto que llevamos realizando alrededor de 2 años en colaboración entre la UNAM, el laboratorio del Dr. Alexander Young en UCLA, y el CTSU de la Universidad de Oxford. El proyecto se basa en los datos del</w:t>
       </w:r>
       <w:r>
         <w:t xml:space="preserve"> </w:t>
@@ -399,7 +399,7 @@
         <w:t xml:space="preserve">Mexico City Prospective Study</w:t>
       </w:r>
       <w:r>
-        <w:t xml:space="preserve">, o MCPS — un estudio prospectivo de aproximadamente 150 mil adultos reclutados entre 1998 y 2004 en la Ciudad de México, con seguimiento de mortalidad y morbilidad a más de 20 años.</w:t>
+        <w:t xml:space="preserve">, o MCPS — un estudio prospectivo de aproximadamente 150 mil adultos reclutados entre 1998 y 2004 en la Ciudad de México, con seguimiento de mortalidad y morbilidad a más de 20 años. Ahora…</w:t>
       </w:r>
     </w:p>
     <w:p>
@@ -488,7 +488,15 @@
         <w:pStyle w:val="BlockText"/>
       </w:pPr>
       <w:r>
-        <w:t xml:space="preserve">En México, 4 de cada 10 muertes se deben a enfermedades cardiometabólicas, es decir, por diabetes, enfermedades del corazón y enfermedad cerebrovascular. Como podemos ver en esta gráfica, mientras que las enfermedades cerebrovasculares y la hipertensión se han mantenido estables o han ido disminuyendo en los últimos 24 años, las cardiopatías y la diabetes mellitus han mostrado una tendencia al alza sostenida.</w:t>
+        <w:t xml:space="preserve">Un estudio reciente, utilizando datos de INEGI y la CONAPO, encontraron que en México 4 de cada 10 muertes se deben a enfermedades cardiometabólicas, es decir, por diabetes, enfermedades del corazón y enfermedad cerebrovascular. Como podemos ver en esta gráfica, mientras que las enfermedades cerebrovasculares y la hipertensión se han mantenido estables o han ido disminuyendo en los últimos 24 años, las cardiopatías y la diabetes mellitus han mostrado una tendencia al alza sostenida.</w:t>
+      </w:r>
+    </w:p>
+    <w:p>
+      <w:pPr>
+        <w:pStyle w:val="BlockText"/>
+      </w:pPr>
+      <w:r>
+        <w:t xml:space="preserve">Y en el MCPS no vimos algo tan diferente.</w:t>
       </w:r>
     </w:p>
     <w:p>
@@ -553,7 +561,7 @@
       </w:r>
     </w:p>
     <w:bookmarkEnd w:id="23"/>
-    <w:bookmarkStart w:id="24" w:name="X0b05952d5f41c3ec9080bc1084ef746248a7a06"/>
+    <w:bookmarkStart w:id="24" w:name="X62e2f6ed0c277d3d63e666fa7b2fde3db4c3811"/>
     <w:p>
       <w:pPr>
         <w:pStyle w:val="Heading2"/>
@@ -565,7 +573,7 @@
         <w:t xml:space="preserve"> </w:t>
       </w:r>
       <w:r>
-        <w:t xml:space="preserve">“La diabetes es más común y más mortal en México que en países de altos ingresos”</w:t>
+        <w:t xml:space="preserve">“La diabetes es más común y mortal en México que en países de altos ingresos”</w:t>
       </w:r>
     </w:p>
     <w:p>
@@ -583,7 +591,7 @@
         <w:t xml:space="preserve"> </w:t>
       </w:r>
       <w:r>
-        <w:t xml:space="preserve">Figura de mortalidad por diabetes en la cohorte MCPS (N ≈ 150,000).</w:t>
+        <w:t xml:space="preserve">Dos columnas en la cohorte MCPS: prevalencia de diabetes (izquierda) y razones de tasas (rate ratios) de mortalidad (derecha).</w:t>
       </w:r>
     </w:p>
     <w:p>
@@ -603,15 +611,23 @@
         <w:pStyle w:val="BlockText"/>
       </w:pPr>
       <w:r>
-        <w:t xml:space="preserve">Si vemos los datos directamente de la cohorte del MCPS, podemos ver que la diabetes explica una de cada tres muertes entre pacientes de 35 y 74 años. Como contexto, o para que nos demos una idea de la magnitud de esto, cuando se ideó la cohorte, la pregunta de investigación iba dirigida hacia la tasa de mortalidad que sucedía por fumar, y los primeros análisis de mortalidad revelaron que la principal causa de muerte en esta cohorte no era fumar… sino diabetes.</w:t>
-      </w:r>
-    </w:p>
-    <w:p>
-      <w:pPr>
-        <w:pStyle w:val="BlockText"/>
-      </w:pPr>
-      <w:r>
-        <w:t xml:space="preserve">El riesgo relativo (RR) es de 5.4 en adultos jóvenes, lo cual es mucho mayor a lo reportado en cohortes europeas. Entonces, estamos hablando de un problema de salud pública que se está tratando de abordar desde distintos ángulos, sobre todo con estudios observacionales. Y nuestra contribución es desde entender estas enfermedades, usando la genética como factor de riesgo.</w:t>
+        <w:t xml:space="preserve">Cuando se ideó esta cohorte, la pregunta de investigación iba dirigida hacia la tasa de mortalidad que sucedía por fumar, y los primeros análisis de mortalidad revelaron que la principal causa de muerte en esta cohorte no era fumar… sino diabetes.</w:t>
+      </w:r>
+    </w:p>
+    <w:p>
+      <w:pPr>
+        <w:pStyle w:val="BlockText"/>
+      </w:pPr>
+      <w:r>
+        <w:t xml:space="preserve">En MCPS, un paciente adulto con diabetes tiene un riesgo relativo de mortalidad 4 veces más alto en comparación con los pacientes sin diabetes. Esto es casi el doble si lo comparamos con países de mayores ingresos como Estados Unidos o Inglaterra en ese entonces.</w:t>
+      </w:r>
+    </w:p>
+    <w:p>
+      <w:pPr>
+        <w:pStyle w:val="BlockText"/>
+      </w:pPr>
+      <w:r>
+        <w:t xml:space="preserve">Y en una población con una prevalencia tan alta, pues se vuelve un problema de salud pública importante. Entender el problema de las enfermedades metabólicas es un tema epidemiológico que se está atendiendo desde distintos frentes, sobre todo con estudios observacionales. Nuestra contribución para entender porque estas enfermedades cardiovasculares son tan prevalentes en nuestro país es: usando la genética como un factor de riesgo.</w:t>
       </w:r>
     </w:p>
     <w:p>
@@ -690,7 +706,7 @@
         <w:pStyle w:val="BlockText"/>
       </w:pPr>
       <w:r>
-        <w:t xml:space="preserve">Desafortunamente, en el área de la genética nos estamos enfrentando a un problema de representación. Durante mucho tiempo y hasta la actualidad, los participantes en GWAS — estos estudios que asociacian millones de variantes genéticas con un rasgo o enfermedad que nos interesa — son principalmente de ancestrías europeas.</w:t>
+        <w:t xml:space="preserve">Pero, en el panorama actual de la genómica, también nos enfrentamos a un serio problema de representación. Durante mucho tiempo y en la actualidad, los participantes en GWAS — estos estudios que asociacian millones de variantes genéticas con un rasgo o enfermedad que nos interesa — son principalmente de ancestrías europeas.</w:t>
       </w:r>
     </w:p>
     <w:p>
@@ -706,7 +722,7 @@
         <w:pStyle w:val="BlockText"/>
       </w:pPr>
       <w:r>
-        <w:t xml:space="preserve">¿Y por qué importa esto? Bueno, porque las herramientas que se derivan de estos estudios, los puntajes de riesgo poligénico y los mismos GWAS, están calibrados para el contexto demográfico de las poblaciones europeas, donde se originaron.</w:t>
+        <w:t xml:space="preserve">¿Y por qué importa esto? Bueno, porque las herramientas predictivas que derivan de estos estudios están calibrados para el contexto demográfico estos países.</w:t>
       </w:r>
     </w:p>
     <w:p>
@@ -785,15 +801,15 @@
         <w:pStyle w:val="BlockText"/>
       </w:pPr>
       <w:r>
-        <w:t xml:space="preserve">En 2023 se publicó un artículo bastante interesante en el que utilizaron la cohorte ATLAS—a—, que cuenta con muchos participantes mestizos, principalmente afro-americanos y latino-americanos.</w:t>
-      </w:r>
-    </w:p>
-    <w:p>
-      <w:pPr>
-        <w:pStyle w:val="BlockText"/>
-      </w:pPr>
-      <w:r>
-        <w:t xml:space="preserve">Y de lo que se dieron cuenta es que conforme aumenta la distancia genética entre la población de descubrimiento y la de destino, la precisión de esos puntajes de riesgo—que es nuestra herramienta de predicción en genética—decae de forma continua. Entonces no dejan de funcionar de golpe, sino que se degrada proporcionalmente.</w:t>
+        <w:t xml:space="preserve">En 2023 se publicó un artículo bastante interesante en el que utilizaron la cohorte ATLAS, una cohorte de Los Ángeles en Estados Unidos con muchos participantes mestizos, principalmente afro-americanos y latino-americanos.</w:t>
+      </w:r>
+    </w:p>
+    <w:p>
+      <w:pPr>
+        <w:pStyle w:val="BlockText"/>
+      </w:pPr>
+      <w:r>
+        <w:t xml:space="preserve">Y de lo que se dieron cuenta es que conforme aumenta la distancia genética entre la población de descubrimiento y la de destino, la precisión de esos puntajes de riesgo—que es nuestra herramienta de predicción en genética—decae de forma continua. Entonces no dejan de funcionar de golpe, sino que se degrada proporcionalmente mientras más diversa sea la población que analizamos.</w:t>
       </w:r>
     </w:p>
     <w:p>
@@ -888,23 +904,7 @@
         <w:pStyle w:val="BlockText"/>
       </w:pPr>
       <w:r>
-        <w:t xml:space="preserve">¿Por qué? Porque los enfoques estadísticos estándar asumen una población homogénea, y la estructura genética de México no encaja en ese supuesto. No es un problema de falta de datos, sino de</w:t>
-      </w:r>
-      <w:r>
-        <w:t xml:space="preserve"> </w:t>
-      </w:r>
-      <w:r>
-        <w:rPr>
-          <w:b/>
-          <w:bCs/>
-        </w:rPr>
-        <w:t xml:space="preserve">cómo modelamos</w:t>
-      </w:r>
-      <w:r>
-        <w:t xml:space="preserve"> </w:t>
-      </w:r>
-      <w:r>
-        <w:t xml:space="preserve">la variación genética.</w:t>
+        <w:t xml:space="preserve">Y la respuesta a porqué sucede esto nos la puede dar la misma genética de poblaciones humanas.</w:t>
       </w:r>
     </w:p>
     <w:p>
@@ -1007,37 +1007,7 @@
         <w:pStyle w:val="BlockText"/>
       </w:pPr>
       <w:r>
-        <w:t xml:space="preserve">La diversidad genética opera en múltiples escalas temporales — desde componentes arcaicos hasta estructuras subcontinentales muy finas. Cuando tratamos la ancestría como categorías discretas —</w:t>
-      </w:r>
-      <w:r>
-        <w:t xml:space="preserve"> </w:t>
-      </w:r>
-      <w:r>
-        <w:t xml:space="preserve">“europeo”</w:t>
-      </w:r>
-      <w:r>
-        <w:t xml:space="preserve">,</w:t>
-      </w:r>
-      <w:r>
-        <w:t xml:space="preserve"> </w:t>
-      </w:r>
-      <w:r>
-        <w:t xml:space="preserve">“indígena”</w:t>
-      </w:r>
-      <w:r>
-        <w:t xml:space="preserve">,</w:t>
-      </w:r>
-      <w:r>
-        <w:t xml:space="preserve"> </w:t>
-      </w:r>
-      <w:r>
-        <w:t xml:space="preserve">“africano”</w:t>
-      </w:r>
-      <w:r>
-        <w:t xml:space="preserve"> </w:t>
-      </w:r>
-      <w:r>
-        <w:t xml:space="preserve">— perdemos esta estructura fina y continua.</w:t>
+        <w:t xml:space="preserve">Miren, los enfoques estadísticos estándar asumen dos cosas sobre las poblaciones humanas: que son homogéneas y que, si son homogéneas, las podemos categorizar en grupos continentales. Sin embargo, la estructura genética de las poblaciones humanas, así como de cualquier otra especie, se trata de un espectro continuo, no de categorías discretas, y esto se debe a eventos demográficos de migración, deriva genética, mutaciones, etcétera.</w:t>
       </w:r>
     </w:p>
     <w:p>
@@ -1055,7 +1025,7 @@
           <w:i/>
           <w:iCs/>
         </w:rPr>
-        <w:t xml:space="preserve">~45 segundos</w:t>
+        <w:t xml:space="preserve">~30 segundos</w:t>
       </w:r>
     </w:p>
     <w:p>
@@ -1096,7 +1066,7 @@
         <w:t xml:space="preserve"> </w:t>
       </w:r>
       <w:r>
-        <w:t xml:space="preserve">Tres paneles — (Izquierda) Mosaico de bloques de haplotipos en cromosomas admixtos, (Derecha arriba) Subestructura continental de México, (Derecha abajo) Agrupamiento ADMIXTURE en MXB.</w:t>
+        <w:t xml:space="preserve">Dos paneles — (Izquierda) Mosaico de bloques de haplotipos en cromosomas admixtos, (Derecha) Subestructura continental de México.</w:t>
       </w:r>
     </w:p>
     <w:p>
@@ -1116,15 +1086,15 @@
         <w:pStyle w:val="BlockText"/>
       </w:pPr>
       <w:r>
-        <w:t xml:space="preserve">En el caso de México, tres grupos humanos que habían estado aislados durante miles de años en diferentes continentes — americanos, europeos y africanos — tuvieron un contacto masivo a partir de la colonización.</w:t>
-      </w:r>
-    </w:p>
-    <w:p>
-      <w:pPr>
-        <w:pStyle w:val="BlockText"/>
-      </w:pPr>
-      <w:r>
-        <w:t xml:space="preserve">A nivel genómico, esta mezcla creó mosaicos de haplotipos en los cromosomas, como vemos en estos cariogramas. Cada color es un segmento de diferente ancestría. Estos mosaicos generan patrones de LD y frecuencias alélicas que no encajan en los supuestos de homogeneidad de los métodos estándar.</w:t>
+        <w:t xml:space="preserve">Hace aproximadamente 500 años —apenas unas 15 a 20 generaciones evolutivas atrás—, tres macrogrupos humanos que habían divergido hace miles de años entraron en contacto masivo a partir de la colonización: poblaciones europeas, del oeste de África y originarias de Mesoamérica y Aridoamérica.</w:t>
+      </w:r>
+    </w:p>
+    <w:p>
+      <w:pPr>
+        <w:pStyle w:val="BlockText"/>
+      </w:pPr>
+      <w:r>
+        <w:t xml:space="preserve">A nivel genómico, esta mezcla creó mosaicos de haplotipos en los cromosomas, como vemos en estos cariogramas donde cada color es un segmento de diferente ancestría. Y no solo eso: la diversidad de la ancestría originaria en México está estratificada. Entre los grupos Seri en Sonora y Lacandones en Chiapas existe una divergencia mayor a la que existe entre grupos europeos y asiáticos de HapMap3. Estos niveles de diversidad generan mosaicos, patrones de LD y frecuencias alélicas que no encajan en los supuestos de homogeneidad de los métodos estándar.</w:t>
       </w:r>
     </w:p>
     <w:p>
@@ -1219,7 +1189,7 @@
         <w:pStyle w:val="BlockText"/>
       </w:pPr>
       <w:r>
-        <w:t xml:space="preserve">Primero, enfoques basados en identidad por descendencia u otros métodos de</w:t>
+        <w:t xml:space="preserve">Tenemos enfoques basados en identidad por descendencia u otros métodos de</w:t>
       </w:r>
       <w:r>
         <w:t xml:space="preserve"> </w:t>
@@ -1244,7 +1214,7 @@
         <w:t xml:space="preserve"> </w:t>
       </w:r>
       <w:r>
-        <w:t xml:space="preserve">Segundo, puntajes de riesgo poligénico multi-ancestría, que combinan datos de múltiples cohortes.</w:t>
+        <w:t xml:space="preserve">Hay puntajes de riesgo poligénico multi-ancestría, que combinan datos de múltiples cohortes o de cohortes con individuos mestizos.</w:t>
       </w:r>
       <w:r>
         <w:t xml:space="preserve"> </w:t>
@@ -1260,7 +1230,7 @@
         <w:t xml:space="preserve"> </w:t>
       </w:r>
       <w:r>
-        <w:t xml:space="preserve">Tercero, tenemos métodos de local ancestry que modelan el desequilibrio de ligamiento y las frecuencias alélicas condicionados al segmento ancestral. Entonces, ya no lo estamos tomando como no lo tratan como categorías discretas, sino como un espectro continuo a lo largo del cromosoma. Como se podrán imaginar, esto es algo que tiene algo de atractivo en cohortes como el MCPS o el Mexican Biobank.</w:t>
+        <w:t xml:space="preserve">También existen métodos de ancestría local que modelan el desequilibrio de ligamiento y las frecuencias alélicas condicionados al segmento ancestral.</w:t>
       </w:r>
       <w:r>
         <w:t xml:space="preserve"> </w:t>
@@ -1326,7 +1296,7 @@
     </w:p>
     <w:bookmarkEnd w:id="30"/>
     <w:bookmarkEnd w:id="31"/>
-    <w:bookmarkStart w:id="33" w:name="Xcf06de8fe32b6aebbd8a70d7df344922df44f27"/>
+    <w:bookmarkStart w:id="34" w:name="Xcf06de8fe32b6aebbd8a70d7df344922df44f27"/>
     <w:p>
       <w:pPr>
         <w:pStyle w:val="Heading1"/>
@@ -1335,37 +1305,434 @@
         <w:t xml:space="preserve">SECCIÓN 2 — ¿POR QUÉ FALLAN LAS HERRAMIENTAS ACTUALES?</w:t>
       </w:r>
     </w:p>
-    <w:bookmarkStart w:id="32" w:name="X64567d5e47e7de2c975235d604201dcb8b0416d"/>
+    <w:bookmarkStart w:id="32" w:name="X800d1234d895f968a296bfb736114606acda6aa"/>
     <w:p>
       <w:pPr>
         <w:pStyle w:val="Heading2"/>
       </w:pPr>
       <w:r>
-        <w:t xml:space="preserve">SLIDE 10 —</w:t>
-      </w:r>
-      <w:r>
-        <w:t xml:space="preserve"> </w:t>
-      </w:r>
-      <w:r>
-        <w:t xml:space="preserve">“Sesgos en estudios de asociación: El origen del problema”</w:t>
-      </w:r>
-    </w:p>
-    <w:p>
-      <w:pPr>
-        <w:pStyle w:val="FirstParagraph"/>
-      </w:pPr>
+        <w:t xml:space="preserve">SLIDE 9 (continuación) —</w:t>
+      </w:r>
+      <w:r>
+        <w:t xml:space="preserve"> </w:t>
+      </w:r>
+      <w:r>
+        <w:t xml:space="preserve">“Estudios de Asociación de Genoma Completo (GWAS)”</w:t>
+      </w:r>
+    </w:p>
+    <w:p>
+      <w:pPr>
+        <w:pStyle w:val="FirstParagraph"/>
+      </w:pPr>
+      <w:r>
+        <w:rPr>
+          <w:b/>
+          <w:bCs/>
+        </w:rPr>
+        <w:t xml:space="preserve">[Contenido visual]:</w:t>
+      </w:r>
+      <w:r>
+        <w:t xml:space="preserve"> </w:t>
+      </w:r>
+      <w:r>
+        <w:t xml:space="preserve">Diagrama de un solo locus y gráfico de Manhattan (Uffelmann, 2021).</w:t>
+      </w:r>
+    </w:p>
+    <w:p>
+      <w:pPr>
+        <w:pStyle w:val="BodyText"/>
+      </w:pPr>
+      <w:r>
+        <w:rPr>
+          <w:b/>
+          <w:bCs/>
+        </w:rPr>
+        <w:t xml:space="preserve">Guion:</w:t>
+      </w:r>
+    </w:p>
+    <w:p>
+      <w:pPr>
+        <w:pStyle w:val="BlockText"/>
+      </w:pPr>
+      <w:r>
+        <w:t xml:space="preserve">Entonces, recordemos qué hace un GWAS. Estos estudios evalúan la correlación entre millones de variantes genéticas y nuestro rasgo de interés. A la izquierda tenemos un ejemplo de cómo funciona en un solo locus de riesgo, y a la derecha cómo estas señales individuales se proyectan a nivel genómico en lo que llamamos un gráfico de Manhattan, donde los picos representan las asociaciones genéticamente significativas.</w:t>
+      </w:r>
+    </w:p>
+    <w:p>
+      <w:pPr>
+        <w:pStyle w:val="BlockText"/>
+      </w:pPr>
+      <w:r>
+        <w:t xml:space="preserve">Pero recordemos que la correlación no es causalidad. Existen razones diversas por las que un fenotipo puede variar, no todo es atribuible a la genética.</w:t>
+      </w:r>
+    </w:p>
+    <w:p>
+      <w:pPr>
+        <w:pStyle w:val="FirstParagraph"/>
+      </w:pPr>
+      <w:r>
+        <w:t xml:space="preserve">⏱️</w:t>
+      </w:r>
+      <w:r>
+        <w:t xml:space="preserve"> </w:t>
+      </w:r>
       <w:r>
         <w:rPr>
           <w:i/>
           <w:iCs/>
         </w:rPr>
-        <w:t xml:space="preserve">Transición sugerida:</w:t>
+        <w:t xml:space="preserve">~30 segundos</w:t>
+      </w:r>
+    </w:p>
+    <w:bookmarkEnd w:id="32"/>
+    <w:bookmarkStart w:id="33" w:name="X64567d5e47e7de2c975235d604201dcb8b0416d"/>
+    <w:p>
+      <w:pPr>
+        <w:pStyle w:val="Heading2"/>
+      </w:pPr>
+      <w:r>
+        <w:t xml:space="preserve">SLIDE 10 —</w:t>
+      </w:r>
+      <w:r>
+        <w:t xml:space="preserve"> </w:t>
+      </w:r>
+      <w:r>
+        <w:t xml:space="preserve">“Sesgos en estudios de asociación: El origen del problema”</w:t>
+      </w:r>
+    </w:p>
+    <w:p>
+      <w:pPr>
+        <w:pStyle w:val="FirstParagraph"/>
+      </w:pPr>
+      <w:r>
+        <w:rPr>
+          <w:b/>
+          <w:bCs/>
+        </w:rPr>
+        <w:t xml:space="preserve">[Contenido visual]:</w:t>
+      </w:r>
+      <w:r>
+        <w:t xml:space="preserve"> </w:t>
+      </w:r>
+      <w:r>
+        <w:t xml:space="preserve">Diagrama de barras apiladas mostrando la composición de señales en un estudio de asociación poblacional.</w:t>
+      </w:r>
+    </w:p>
+    <w:p>
+      <w:pPr>
+        <w:pStyle w:val="BodyText"/>
+      </w:pPr>
+      <w:r>
+        <w:rPr>
+          <w:b/>
+          <w:bCs/>
+        </w:rPr>
+        <w:t xml:space="preserve">Guion:</w:t>
+      </w:r>
+    </w:p>
+    <w:p>
+      <w:pPr>
+        <w:pStyle w:val="BlockText"/>
+      </w:pPr>
+      <w:r>
+        <w:t xml:space="preserve">Entonces, podemos descomponer las señales de un en 4 efectos:</w:t>
+      </w:r>
+    </w:p>
+    <w:p>
+      <w:pPr>
+        <w:pStyle w:val="BlockText"/>
+      </w:pPr>
+      <w:r>
+        <w:rPr>
+          <w:b/>
+          <w:bCs/>
+        </w:rPr>
+        <w:t xml:space="preserve">Efectos genéticos directos</w:t>
+      </w:r>
+      <w:r>
+        <w:t xml:space="preserve"> </w:t>
+      </w:r>
+      <w:r>
+        <w:t xml:space="preserve">- Tenemos a los efectos genéticos directos, los cuales reflejan la señal causal de un genotipo sobre un fenotipo. Es decir, tal vez este genotipo aumenta o reduce la expresión de un gen o cambia la conformación del sitio activo de una enzima. Y es lo que tiene relevancia médica y algo que nos puede ayudar a entender cómo funciona una enfermedad.</w:t>
+      </w:r>
+    </w:p>
+    <w:p>
+      <w:pPr>
+        <w:pStyle w:val="BlockText"/>
+      </w:pPr>
+      <w:r>
+        <w:t xml:space="preserve">Pero tenemos efectos de confusión que distorsionan o sobre-estiman la asociación entre un genotipo y su fenotipo.</w:t>
+      </w:r>
+    </w:p>
+    <w:p>
+      <w:pPr>
+        <w:pStyle w:val="BlockText"/>
+      </w:pPr>
+      <w:r>
+        <w:rPr>
+          <w:b/>
+          <w:bCs/>
+        </w:rPr>
+        <w:t xml:space="preserve">Efectos genéticos indirectos</w:t>
+      </w:r>
+      <w:r>
+        <w:t xml:space="preserve"> </w:t>
+      </w:r>
+      <w:r>
+        <w:t xml:space="preserve">— los genotipos de los padres moldean el ambiente familiar, independientemente de los alelos que transmitieron. Por ejemplo, si dos personas tienen un posgrado y tienen un hijo o una hija, es muy probable que esa persona también vaya a seguir un posgrado, no porque haya heredado un gen de posgrado, sino porque el ambiente familiar propició para que esta persona tuviera ese nivel educativo.</w:t>
+      </w:r>
+    </w:p>
+    <w:p>
+      <w:pPr>
+        <w:pStyle w:val="BlockText"/>
+      </w:pPr>
+      <w:r>
+        <w:rPr>
+          <w:b/>
+          <w:bCs/>
+        </w:rPr>
+        <w:t xml:space="preserve">Apareamiento selectivo</w:t>
+      </w:r>
+      <w:r>
+        <w:t xml:space="preserve"> </w:t>
+      </w:r>
+      <w:r>
+        <w:t xml:space="preserve">— las personas tienden a emparejarse con personas de fenotipos similares, lo que infla las correlaciones.</w:t>
+      </w:r>
+    </w:p>
+    <w:p>
+      <w:pPr>
+        <w:pStyle w:val="BlockText"/>
+      </w:pPr>
+      <w:r>
+        <w:t xml:space="preserve">Y</w:t>
+      </w:r>
+      <w:r>
+        <w:t xml:space="preserve"> </w:t>
+      </w:r>
+      <w:r>
+        <w:rPr>
+          <w:b/>
+          <w:bCs/>
+        </w:rPr>
+        <w:t xml:space="preserve">estratificación poblacional</w:t>
+      </w:r>
+      <w:r>
+        <w:t xml:space="preserve"> </w:t>
+      </w:r>
+      <w:r>
+        <w:t xml:space="preserve">— diferencias en frecuencias alélicas entre subgrupos que correlacionan con diferencias ambientales.</w:t>
+      </w:r>
+    </w:p>
+    <w:p>
+      <w:pPr>
+        <w:pStyle w:val="BlockText"/>
+      </w:pPr>
+      <w:r>
+        <w:t xml:space="preserve">Los métodos estándar corrigen parcialmente la estratificación, pero</w:t>
+      </w:r>
+      <w:r>
+        <w:t xml:space="preserve"> </w:t>
+      </w:r>
+      <w:r>
+        <w:rPr>
+          <w:b/>
+          <w:bCs/>
+        </w:rPr>
+        <w:t xml:space="preserve">no eliminan</w:t>
+      </w:r>
+      <w:r>
+        <w:t xml:space="preserve"> </w:t>
+      </w:r>
+      <w:r>
+        <w:t xml:space="preserve">los efectos indirectos ni el apareamiento selectivo. En una población admixta, son más difíciles de corregir.</w:t>
+      </w:r>
+    </w:p>
+    <w:p>
+      <w:pPr>
+        <w:pStyle w:val="FirstParagraph"/>
+      </w:pPr>
+      <w:r>
+        <w:t xml:space="preserve">⏱️</w:t>
+      </w:r>
+      <w:r>
+        <w:t xml:space="preserve"> </w:t>
       </w:r>
       <w:r>
         <w:rPr>
           <w:i/>
           <w:iCs/>
         </w:rPr>
+        <w:t xml:space="preserve">~1 minuto 30 segundos</w:t>
+      </w:r>
+    </w:p>
+    <w:p>
+      <w:r>
+        <w:pict>
+          <v:rect style="width:0;height:1.5pt" o:hralign="center" o:hrstd="t" o:hr="t"/>
+        </w:pict>
+      </w:r>
+    </w:p>
+    <w:bookmarkEnd w:id="33"/>
+    <w:bookmarkEnd w:id="34"/>
+    <w:bookmarkStart w:id="37" w:name="sección-3-la-solución-diseños-familiares"/>
+    <w:p>
+      <w:pPr>
+        <w:pStyle w:val="Heading1"/>
+      </w:pPr>
+      <w:r>
+        <w:t xml:space="preserve">SECCIÓN 3 — LA SOLUCIÓN: DISEÑOS FAMILIARES</w:t>
+      </w:r>
+    </w:p>
+    <w:bookmarkStart w:id="35" w:name="X8df97ba5fec52b6386bfb217e10e29927d1f38e"/>
+    <w:p>
+      <w:pPr>
+        <w:pStyle w:val="Heading2"/>
+      </w:pPr>
+      <w:r>
+        <w:t xml:space="preserve">SLIDE 11 —</w:t>
+      </w:r>
+      <w:r>
+        <w:t xml:space="preserve"> </w:t>
+      </w:r>
+      <w:r>
+        <w:t xml:space="preserve">“Estudios familiares: Aislando efectos genéticos directos”</w:t>
+      </w:r>
+    </w:p>
+    <w:p>
+      <w:pPr>
+        <w:pStyle w:val="FirstParagraph"/>
+      </w:pPr>
+      <w:r>
+        <w:rPr>
+          <w:b/>
+          <w:bCs/>
+        </w:rPr>
+        <w:t xml:space="preserve">[Contenido visual]:</w:t>
+      </w:r>
+      <w:r>
+        <w:t xml:space="preserve"> </w:t>
+      </w:r>
+      <w:r>
+        <w:t xml:space="preserve">Ecuación del modelo y comparación sobre la pérdida de datos si se exigen ambos padres genotipados.</w:t>
+      </w:r>
+    </w:p>
+    <w:p>
+      <w:pPr>
+        <w:pStyle w:val="BodyText"/>
+      </w:pPr>
+      <w:r>
+        <w:rPr>
+          <w:b/>
+          <w:bCs/>
+        </w:rPr>
+        <w:t xml:space="preserve">Guion:</w:t>
+      </w:r>
+    </w:p>
+    <w:p>
+      <w:pPr>
+        <w:pStyle w:val="BlockText"/>
+      </w:pPr>
+      <w:r>
+        <w:t xml:space="preserve">Por lo tanto la solución que proponemos viene desde la biología misma con los GWAS familiares. Su principal fortaleza es que la aleatorización de las muestras no proviene de la población — que puede estar influenciado por los efectos de confusion — sino de la segregación aleatoria de los alelos durante meiosis, la cual es independiente del ambiente.</w:t>
+      </w:r>
+    </w:p>
+    <w:p>
+      <w:pPr>
+        <w:pStyle w:val="BlockText"/>
+      </w:pPr>
+      <w:r>
+        <w:t xml:space="preserve">Formalmente, el rasgo</w:t>
+      </w:r>
+      <w:r>
+        <w:t xml:space="preserve"> </w:t>
+      </w:r>
+      <m:oMath>
+        <m:r>
+          <m:t>y</m:t>
+        </m:r>
+      </m:oMath>
+      <w:r>
+        <w:t xml:space="preserve"> </w:t>
+      </w:r>
+      <w:r>
+        <w:t xml:space="preserve">depende del efecto directo</w:t>
+      </w:r>
+      <w:r>
+        <w:t xml:space="preserve"> </w:t>
+      </w:r>
+      <m:oMath>
+        <m:r>
+          <m:t>δ</m:t>
+        </m:r>
+      </m:oMath>
+      <w:r>
+        <w:t xml:space="preserve"> </w:t>
+      </w:r>
+      <w:r>
+        <w:t xml:space="preserve">del genotipo del individuo, más un efecto de confusión</w:t>
+      </w:r>
+      <w:r>
+        <w:t xml:space="preserve"> </w:t>
+      </w:r>
+      <m:oMath>
+        <m:r>
+          <m:t>α</m:t>
+        </m:r>
+      </m:oMath>
+      <w:r>
+        <w:t xml:space="preserve"> </w:t>
+      </w:r>
+      <w:r>
+        <w:t xml:space="preserve">del genotipo parental. Un estudio estándar estima la suma de ambos. Los diseños familiares aíslan</w:t>
+      </w:r>
+      <w:r>
+        <w:t xml:space="preserve"> </w:t>
+      </w:r>
+      <m:oMath>
+        <m:r>
+          <m:t>δ</m:t>
+        </m:r>
+      </m:oMath>
+      <w:r>
+        <w:t xml:space="preserve">.</w:t>
+      </w:r>
+    </w:p>
+    <w:p>
+      <w:pPr>
+        <w:pStyle w:val="BlockText"/>
+      </w:pPr>
+      <w:r>
+        <w:t xml:space="preserve">Pero hay un costo: tradicionalmente requieren</w:t>
+      </w:r>
+      <w:r>
+        <w:t xml:space="preserve"> </w:t>
+      </w:r>
+      <w:r>
+        <w:rPr>
+          <w:b/>
+          <w:bCs/>
+        </w:rPr>
+        <w:t xml:space="preserve">ambos padres genotipados</w:t>
+      </w:r>
+      <w:r>
+        <w:t xml:space="preserve">, lo que reduce drásticamente el tamaño de muestra.</w:t>
+      </w:r>
+      <w:r>
+        <w:t xml:space="preserve"> </w:t>
+      </w:r>
+      <w:r>
+        <w:t xml:space="preserve">Sin embargo, al condicionar por el genotipo parental, el modelo es matemáticamente inmune a la estratificación poblacional, lo cual es vital en México dado nuestro complejo mestizaje continuo.</w:t>
+      </w:r>
+    </w:p>
+    <w:p>
+      <w:pPr>
+        <w:pStyle w:val="FirstParagraph"/>
+      </w:pPr>
+      <w:r>
+        <w:t xml:space="preserve">⏱️</w:t>
+      </w:r>
+      <w:r>
         <w:t xml:space="preserve"> </w:t>
       </w:r>
       <w:r>
@@ -1373,7 +1740,48 @@
           <w:i/>
           <w:iCs/>
         </w:rPr>
-        <w:t xml:space="preserve">“Para entender por qué elegimos la ruta familiar, veamos cómo están estructuradas las señales que capturamos en un GWAS poblacional.”</w:t>
+        <w:t xml:space="preserve">~1 minuto</w:t>
+      </w:r>
+    </w:p>
+    <w:p>
+      <w:r>
+        <w:pict>
+          <v:rect style="width:0;height:1.5pt" o:hralign="center" o:hrstd="t" o:hr="t"/>
+        </w:pict>
+      </w:r>
+    </w:p>
+    <w:bookmarkEnd w:id="35"/>
+    <w:bookmarkStart w:id="36" w:name="X64881df67d15c0e001705a2db50f647b9e4d1fa"/>
+    <w:p>
+      <w:pPr>
+        <w:pStyle w:val="Heading2"/>
+      </w:pPr>
+      <w:r>
+        <w:t xml:space="preserve">SLIDE 13 —</w:t>
+      </w:r>
+      <w:r>
+        <w:t xml:space="preserve"> </w:t>
+      </w:r>
+      <w:r>
+        <w:t xml:space="preserve">“Limitaciones: Validez interna vs. Portabilidad”</w:t>
+      </w:r>
+    </w:p>
+    <w:p>
+      <w:pPr>
+        <w:pStyle w:val="FirstParagraph"/>
+      </w:pPr>
+      <w:r>
+        <w:rPr>
+          <w:b/>
+          <w:bCs/>
+        </w:rPr>
+        <w:t xml:space="preserve">[Contenido visual]:</w:t>
+      </w:r>
+      <w:r>
+        <w:t xml:space="preserve"> </w:t>
+      </w:r>
+      <w:r>
+        <w:t xml:space="preserve">Viñetas clave sobre limitaciones y fortalezas de los estudios familiares.</w:t>
       </w:r>
     </w:p>
     <w:p>
@@ -1385,24 +1793,6 @@
           <w:b/>
           <w:bCs/>
         </w:rPr>
-        <w:t xml:space="preserve">[Contenido visual]:</w:t>
-      </w:r>
-      <w:r>
-        <w:t xml:space="preserve"> </w:t>
-      </w:r>
-      <w:r>
-        <w:t xml:space="preserve">Diagrama de barras apiladas mostrando la composición de señales en un estudio de asociación poblacional.</w:t>
-      </w:r>
-    </w:p>
-    <w:p>
-      <w:pPr>
-        <w:pStyle w:val="BodyText"/>
-      </w:pPr>
-      <w:r>
-        <w:rPr>
-          <w:b/>
-          <w:bCs/>
-        </w:rPr>
         <w:t xml:space="preserve">Guion:</w:t>
       </w:r>
     </w:p>
@@ -1411,117 +1801,61 @@
         <w:pStyle w:val="BlockText"/>
       </w:pPr>
       <w:r>
-        <w:rPr>
-          <w:b/>
-          <w:bCs/>
-        </w:rPr>
-        <w:t xml:space="preserve">Efectos genéticos directos</w:t>
-      </w:r>
-      <w:r>
-        <w:t xml:space="preserve"> </w:t>
-      </w:r>
-      <w:r>
-        <w:t xml:space="preserve">- En primer lugar, tenemos a los efectos genéticos directos, los cuales reflejan la señal causal de un genotipo sobre un fenotipo. Es decir, tal vez este genotipo aumenta o reduce la expresión de un gen o cambia la conformación del sitio activo de una enzima. Y es lo que tiene relevancia médica y algo que nos puede ayudar a entender cómo funciona una enfermedad.</w:t>
-      </w:r>
-    </w:p>
-    <w:p>
-      <w:pPr>
-        <w:pStyle w:val="BlockText"/>
-      </w:pPr>
-      <w:r>
-        <w:t xml:space="preserve">Pero, como bien sabemos, correlación no es causalidad. Hay muchísimos factores que pueden alterar la variación de un fenotipo en un grupo de personas. La señal genómica a nivel poblacional no es puramente genética. Tenemos efectos de confusión que distorsionan la asociación entre un genotipo y su fenotipo.</w:t>
-      </w:r>
-    </w:p>
-    <w:p>
-      <w:pPr>
-        <w:pStyle w:val="BlockText"/>
-      </w:pPr>
-      <w:r>
-        <w:rPr>
-          <w:b/>
-          <w:bCs/>
-        </w:rPr>
-        <w:t xml:space="preserve">Efectos genéticos indirectos</w:t>
-      </w:r>
-      <w:r>
-        <w:t xml:space="preserve"> </w:t>
-      </w:r>
-      <w:r>
-        <w:t xml:space="preserve">— los genotipos de los padres moldean el ambiente familiar, independientemente de los alelos que transmitieron. Por ejemplo, si dos personas tienen un posgrado y tienen un hijo o una hija, es muy probable que esa persona también vaya a seguir un posgrado, no porque haya heredado un gen de posgrado, sino porque el ambiente familiar propició para que esta persona tuviera ese nivel educativo.</w:t>
-      </w:r>
-    </w:p>
-    <w:p>
-      <w:pPr>
-        <w:pStyle w:val="BlockText"/>
-      </w:pPr>
-      <w:r>
-        <w:rPr>
-          <w:b/>
-          <w:bCs/>
-        </w:rPr>
-        <w:t xml:space="preserve">Apareamiento selectivo</w:t>
-      </w:r>
-      <w:r>
-        <w:t xml:space="preserve"> </w:t>
-      </w:r>
-      <w:r>
-        <w:t xml:space="preserve">— las personas tienden a emparejarse con personas de fenotipos similares, lo que infla las correlaciones.</w:t>
-      </w:r>
-    </w:p>
-    <w:p>
-      <w:pPr>
-        <w:pStyle w:val="BlockText"/>
-      </w:pPr>
-      <w:r>
-        <w:t xml:space="preserve">Y</w:t>
-      </w:r>
-      <w:r>
-        <w:t xml:space="preserve"> </w:t>
-      </w:r>
-      <w:r>
-        <w:rPr>
-          <w:b/>
-          <w:bCs/>
-        </w:rPr>
-        <w:t xml:space="preserve">estratificación poblacional</w:t>
-      </w:r>
-      <w:r>
-        <w:t xml:space="preserve"> </w:t>
-      </w:r>
-      <w:r>
-        <w:t xml:space="preserve">— diferencias en frecuencias alélicas entre subgrupos que correlacionan con diferencias ambientales.</w:t>
-      </w:r>
-    </w:p>
-    <w:p>
-      <w:pPr>
-        <w:pStyle w:val="BlockText"/>
-      </w:pPr>
-      <w:r>
-        <w:t xml:space="preserve">Los métodos estándar corrigen parcialmente la estratificación, pero</w:t>
-      </w:r>
-      <w:r>
-        <w:t xml:space="preserve"> </w:t>
-      </w:r>
-      <w:r>
-        <w:rPr>
-          <w:b/>
-          <w:bCs/>
-        </w:rPr>
-        <w:t xml:space="preserve">no eliminan</w:t>
-      </w:r>
-      <w:r>
-        <w:t xml:space="preserve"> </w:t>
-      </w:r>
-      <w:r>
-        <w:t xml:space="preserve">los efectos indirectos ni el apareamiento selectivo. En una población admixta, son más difíciles de corregir.</w:t>
-      </w:r>
-    </w:p>
-    <w:p>
-      <w:pPr>
-        <w:pStyle w:val="FirstParagraph"/>
-      </w:pPr>
-      <w:r>
-        <w:t xml:space="preserve">⏱️</w:t>
+        <w:t xml:space="preserve">Debemos ser honestos sobre el alcance de estos métodos.</w:t>
+      </w:r>
+    </w:p>
+    <w:p>
+      <w:pPr>
+        <w:pStyle w:val="BlockText"/>
+      </w:pPr>
+      <w:r>
+        <w:rPr>
+          <w:b/>
+          <w:bCs/>
+        </w:rPr>
+        <w:t xml:space="preserve">¿Qué sí resuelven?</w:t>
+      </w:r>
+      <w:r>
+        <w:t xml:space="preserve"> </w:t>
+      </w:r>
+      <w:r>
+        <w:t xml:space="preserve">La validez interna. Garantizan asociaciones biológicamente causales, limpias de confusión ambiental y estratificación.</w:t>
+      </w:r>
+    </w:p>
+    <w:p>
+      <w:pPr>
+        <w:pStyle w:val="BlockText"/>
+      </w:pPr>
+      <w:r>
+        <w:rPr>
+          <w:b/>
+          <w:bCs/>
+        </w:rPr>
+        <w:t xml:space="preserve">¿Qué no resuelven?</w:t>
+      </w:r>
+      <w:r>
+        <w:t xml:space="preserve"> </w:t>
+      </w:r>
+      <w:r>
+        <w:t xml:space="preserve">La portabilidad automática. Obtener efectos directos puros no elimina el problema de las diferencias en desequilibrio de ligamiento y frecuencias alélicas entre poblaciones.</w:t>
+      </w:r>
+    </w:p>
+    <w:p>
+      <w:pPr>
+        <w:pStyle w:val="BlockText"/>
+      </w:pPr>
+      <w:r>
+        <w:rPr>
+          <w:b/>
+          <w:bCs/>
+        </w:rPr>
+        <w:t xml:space="preserve">En resumen:</w:t>
+      </w:r>
+      <w:r>
+        <w:t xml:space="preserve"> </w:t>
+      </w:r>
+      <w:r>
+        <w:t xml:space="preserve">estos diseños identifican</w:t>
       </w:r>
       <w:r>
         <w:t xml:space="preserve"> </w:t>
@@ -1531,12 +1865,50 @@
           <w:i/>
           <w:iCs/>
         </w:rPr>
-        <w:t xml:space="preserve">~1 minuto 30 segundos</w:t>
-      </w:r>
-    </w:p>
-    <w:p>
-      <w:pPr>
-        <w:pStyle w:val="BodyText"/>
+        <w:t xml:space="preserve">qué</w:t>
+      </w:r>
+      <w:r>
+        <w:t xml:space="preserve"> </w:t>
+      </w:r>
+      <w:r>
+        <w:t xml:space="preserve">biología es causal, pero para</w:t>
+      </w:r>
+      <w:r>
+        <w:t xml:space="preserve"> </w:t>
+      </w:r>
+      <w:r>
+        <w:rPr>
+          <w:i/>
+          <w:iCs/>
+        </w:rPr>
+        <w:t xml:space="preserve">predecir</w:t>
+      </w:r>
+      <w:r>
+        <w:t xml:space="preserve"> </w:t>
+      </w:r>
+      <w:r>
+        <w:t xml:space="preserve">en mexicanos, necesitamos aplicarlos</w:t>
+      </w:r>
+      <w:r>
+        <w:t xml:space="preserve"> </w:t>
+      </w:r>
+      <w:r>
+        <w:rPr>
+          <w:b/>
+          <w:bCs/>
+        </w:rPr>
+        <w:t xml:space="preserve">en</w:t>
+      </w:r>
+      <w:r>
+        <w:t xml:space="preserve"> </w:t>
+      </w:r>
+      <w:r>
+        <w:t xml:space="preserve">mexicanos.</w:t>
+      </w:r>
+    </w:p>
+    <w:p>
+      <w:pPr>
+        <w:pStyle w:val="FirstParagraph"/>
       </w:pPr>
       <w:r>
         <w:rPr>
@@ -1555,7 +1927,25 @@
         </w:numPr>
       </w:pPr>
       <w:r>
-        <w:t xml:space="preserve">Considerar agregar una explicación rápida de qué es un GWAS antes de esta slide.</w:t>
+        <w:t xml:space="preserve">Evaluar si mover esta slide más adelante en la presentación (después de resultados). Puede ser demasiada información para la audiencia en este punto.</w:t>
+      </w:r>
+    </w:p>
+    <w:p>
+      <w:pPr>
+        <w:pStyle w:val="FirstParagraph"/>
+      </w:pPr>
+      <w:r>
+        <w:t xml:space="preserve">⏱️</w:t>
+      </w:r>
+      <w:r>
+        <w:t xml:space="preserve"> </w:t>
+      </w:r>
+      <w:r>
+        <w:rPr>
+          <w:i/>
+          <w:iCs/>
+        </w:rPr>
+        <w:t xml:space="preserve">~45 segundos</w:t>
       </w:r>
     </w:p>
     <w:p>
@@ -1565,30 +1955,30 @@
         </w:pict>
       </w:r>
     </w:p>
-    <w:bookmarkEnd w:id="32"/>
-    <w:bookmarkEnd w:id="33"/>
-    <w:bookmarkStart w:id="38" w:name="sección-3-la-solución-diseños-familiares"/>
+    <w:bookmarkEnd w:id="36"/>
+    <w:bookmarkEnd w:id="37"/>
+    <w:bookmarkStart w:id="40" w:name="sección-4-objetivos-de-investigación"/>
     <w:p>
       <w:pPr>
         <w:pStyle w:val="Heading1"/>
       </w:pPr>
       <w:r>
-        <w:t xml:space="preserve">SECCIÓN 3 — LA SOLUCIÓN: DISEÑOS FAMILIARES</w:t>
-      </w:r>
-    </w:p>
-    <w:bookmarkStart w:id="34" w:name="X8df97ba5fec52b6386bfb217e10e29927d1f38e"/>
+        <w:t xml:space="preserve">SECCIÓN 4 — OBJETIVOS DE INVESTIGACIÓN</w:t>
+      </w:r>
+    </w:p>
+    <w:bookmarkStart w:id="38" w:name="slide-15-objetivos-de-investigación"/>
     <w:p>
       <w:pPr>
         <w:pStyle w:val="Heading2"/>
       </w:pPr>
       <w:r>
-        <w:t xml:space="preserve">SLIDE 11 —</w:t>
-      </w:r>
-      <w:r>
-        <w:t xml:space="preserve"> </w:t>
-      </w:r>
-      <w:r>
-        <w:t xml:space="preserve">“Estudios familiares: Aislando efectos genéticos directos”</w:t>
+        <w:t xml:space="preserve">SLIDE 15 —</w:t>
+      </w:r>
+      <w:r>
+        <w:t xml:space="preserve"> </w:t>
+      </w:r>
+      <w:r>
+        <w:t xml:space="preserve">“Objetivos de investigación”</w:t>
       </w:r>
     </w:p>
     <w:p>
@@ -1606,69 +1996,7 @@
         <w:t xml:space="preserve"> </w:t>
       </w:r>
       <w:r>
-        <w:t xml:space="preserve">Ecuación del modelo</w:t>
-      </w:r>
-      <w:r>
-        <w:t xml:space="preserve"> </w:t>
-      </w:r>
-      <m:oMath>
-        <m:r>
-          <m:t>y</m:t>
-        </m:r>
-        <m:r>
-          <m:rPr>
-            <m:sty m:val="p"/>
-          </m:rPr>
-          <m:t>=</m:t>
-        </m:r>
-        <m:r>
-          <m:t>δ</m:t>
-        </m:r>
-        <m:r>
-          <m:t>g</m:t>
-        </m:r>
-        <m:r>
-          <m:rPr>
-            <m:sty m:val="p"/>
-          </m:rPr>
-          <m:t>+</m:t>
-        </m:r>
-        <m:r>
-          <m:t>α</m:t>
-        </m:r>
-        <m:sSub>
-          <m:e>
-            <m:r>
-              <m:t>g</m:t>
-            </m:r>
-          </m:e>
-          <m:sub>
-            <m:r>
-              <m:t>p</m:t>
-            </m:r>
-            <m:r>
-              <m:t>a</m:t>
-            </m:r>
-            <m:r>
-              <m:t>r</m:t>
-            </m:r>
-          </m:sub>
-        </m:sSub>
-        <m:r>
-          <m:rPr>
-            <m:sty m:val="p"/>
-          </m:rPr>
-          <m:t>+</m:t>
-        </m:r>
-        <m:r>
-          <m:t>ϵ</m:t>
-        </m:r>
-      </m:oMath>
-      <w:r>
-        <w:t xml:space="preserve"> </w:t>
-      </w:r>
-      <w:r>
-        <w:t xml:space="preserve">y comparación sobre la pérdida de datos si se exigen ambos padres genotipados.</w:t>
+        <w:t xml:space="preserve">[Placeholder visual: Texto estructurado con el Objetivo General y la Hipótesis].</w:t>
       </w:r>
     </w:p>
     <w:p>
@@ -1688,97 +2016,15 @@
         <w:pStyle w:val="BlockText"/>
       </w:pPr>
       <w:r>
-        <w:t xml:space="preserve">Entonces, la solución viene desde la biología misma. La fortaleza de los GWAS familiares es que la aleatorización no proviene de la población, que puede estar influenciado por los efectos de confusion, sino de la segregación aleatoria de los alelos durante meiosis, la cual es independiente del ambiente.</w:t>
-      </w:r>
-    </w:p>
-    <w:p>
-      <w:pPr>
-        <w:pStyle w:val="BlockText"/>
-      </w:pPr>
-      <w:r>
-        <w:t xml:space="preserve">Formalmente, el rasgo</w:t>
-      </w:r>
-      <w:r>
-        <w:t xml:space="preserve"> </w:t>
-      </w:r>
-      <m:oMath>
-        <m:r>
-          <m:t>y</m:t>
-        </m:r>
-      </m:oMath>
-      <w:r>
-        <w:t xml:space="preserve"> </w:t>
-      </w:r>
-      <w:r>
-        <w:t xml:space="preserve">depende del efecto directo</w:t>
-      </w:r>
-      <w:r>
-        <w:t xml:space="preserve"> </w:t>
-      </w:r>
-      <m:oMath>
-        <m:r>
-          <m:t>δ</m:t>
-        </m:r>
-      </m:oMath>
-      <w:r>
-        <w:t xml:space="preserve"> </w:t>
-      </w:r>
-      <w:r>
-        <w:t xml:space="preserve">del genotipo del individuo, más un efecto de confusión</w:t>
-      </w:r>
-      <w:r>
-        <w:t xml:space="preserve"> </w:t>
-      </w:r>
-      <m:oMath>
-        <m:r>
-          <m:t>α</m:t>
-        </m:r>
-      </m:oMath>
-      <w:r>
-        <w:t xml:space="preserve"> </w:t>
-      </w:r>
-      <w:r>
-        <w:t xml:space="preserve">del genotipo parental. Un estudio estándar estima la suma de ambos. Los diseños familiares aíslan</w:t>
-      </w:r>
-      <w:r>
-        <w:t xml:space="preserve"> </w:t>
-      </w:r>
-      <m:oMath>
-        <m:r>
-          <m:t>δ</m:t>
-        </m:r>
-      </m:oMath>
-      <w:r>
-        <w:t xml:space="preserve">.</w:t>
-      </w:r>
-    </w:p>
-    <w:p>
-      <w:pPr>
-        <w:pStyle w:val="BlockText"/>
-      </w:pPr>
-      <w:r>
-        <w:t xml:space="preserve">Pero hay un costo: tradicionalmente requieren</w:t>
-      </w:r>
-      <w:r>
-        <w:t xml:space="preserve"> </w:t>
-      </w:r>
-      <w:r>
-        <w:rPr>
-          <w:b/>
-          <w:bCs/>
-        </w:rPr>
-        <w:t xml:space="preserve">ambos padres genotipados</w:t>
-      </w:r>
-      <w:r>
-        <w:t xml:space="preserve">, lo que reduce drásticamente el tamaño de muestra.</w:t>
-      </w:r>
-    </w:p>
-    <w:p>
-      <w:pPr>
-        <w:pStyle w:val="FirstParagraph"/>
-      </w:pPr>
-      <w:r>
-        <w:t xml:space="preserve">⏱️</w:t>
+        <w:t xml:space="preserve">Con este contexto, establecemos el objetivo principal de este proyecto: estimar los efectos genéticos directos para rasgos complejos y enfermedades en la población mexicana utilizando los datos de la cohorte MCPS y el estimador robusto basado en familias.</w:t>
+      </w:r>
+    </w:p>
+    <w:p>
+      <w:pPr>
+        <w:pStyle w:val="BlockText"/>
+      </w:pPr>
+      <w:r>
+        <w:t xml:space="preserve">Nuestra hipótesis de trabajo plantea que el uso de este estimador en la cohorte MCPS logrará cuantificar estos efectos directos de manera precisa, identificando falsos positivos en las asociaciones previas y revelando nuevos</w:t>
       </w:r>
       <w:r>
         <w:t xml:space="preserve"> </w:t>
@@ -1788,7 +2034,31 @@
           <w:i/>
           <w:iCs/>
         </w:rPr>
-        <w:t xml:space="preserve">~1 minuto</w:t>
+        <w:t xml:space="preserve">loci</w:t>
+      </w:r>
+      <w:r>
+        <w:t xml:space="preserve"> </w:t>
+      </w:r>
+      <w:r>
+        <w:t xml:space="preserve">de susceptibilidad específicos para la población mexicana.</w:t>
+      </w:r>
+    </w:p>
+    <w:p>
+      <w:pPr>
+        <w:pStyle w:val="FirstParagraph"/>
+      </w:pPr>
+      <w:r>
+        <w:t xml:space="preserve">⏱️</w:t>
+      </w:r>
+      <w:r>
+        <w:t xml:space="preserve"> </w:t>
+      </w:r>
+      <w:r>
+        <w:rPr>
+          <w:i/>
+          <w:iCs/>
+        </w:rPr>
+        <w:t xml:space="preserve">~45 segundos</w:t>
       </w:r>
     </w:p>
     <w:p>
@@ -1798,14 +2068,407 @@
         </w:pict>
       </w:r>
     </w:p>
-    <w:bookmarkEnd w:id="34"/>
-    <w:bookmarkStart w:id="35" w:name="Xd8afbcf83c1329525c5890dc17152dec3f169d9"/>
+    <w:bookmarkEnd w:id="38"/>
+    <w:bookmarkStart w:id="39" w:name="slide-16-objetivos-específicos"/>
     <w:p>
       <w:pPr>
         <w:pStyle w:val="Heading2"/>
       </w:pPr>
       <w:r>
-        <w:t xml:space="preserve">SLIDE 12 —</w:t>
+        <w:t xml:space="preserve">SLIDE 16 —</w:t>
+      </w:r>
+      <w:r>
+        <w:t xml:space="preserve"> </w:t>
+      </w:r>
+      <w:r>
+        <w:t xml:space="preserve">“Objetivos específicos”</w:t>
+      </w:r>
+    </w:p>
+    <w:p>
+      <w:pPr>
+        <w:pStyle w:val="FirstParagraph"/>
+      </w:pPr>
+      <w:r>
+        <w:rPr>
+          <w:b/>
+          <w:bCs/>
+        </w:rPr>
+        <w:t xml:space="preserve">[Contenido visual]:</w:t>
+      </w:r>
+      <w:r>
+        <w:t xml:space="preserve"> </w:t>
+      </w:r>
+      <w:r>
+        <w:t xml:space="preserve">[Placeholder visual: Lista numerada de los 5 objetivos específicos con iconos].</w:t>
+      </w:r>
+    </w:p>
+    <w:p>
+      <w:pPr>
+        <w:pStyle w:val="BodyText"/>
+      </w:pPr>
+      <w:r>
+        <w:rPr>
+          <w:b/>
+          <w:bCs/>
+        </w:rPr>
+        <w:t xml:space="preserve">Guion:</w:t>
+      </w:r>
+    </w:p>
+    <w:p>
+      <w:pPr>
+        <w:pStyle w:val="BlockText"/>
+      </w:pPr>
+      <w:r>
+        <w:t xml:space="preserve">Para lograr esto, nos hemos planteado cinco objetivos específicos:</w:t>
+      </w:r>
+    </w:p>
+    <w:p>
+      <w:pPr>
+        <w:pStyle w:val="Compact"/>
+        <w:numPr>
+          <w:ilvl w:val="0"/>
+          <w:numId w:val="1005"/>
+        </w:numPr>
+      </w:pPr>
+      <w:r>
+        <w:t xml:space="preserve">Realizar los estudios de asociación genética implementando el estimador robusto.</w:t>
+      </w:r>
+    </w:p>
+    <w:p>
+      <w:pPr>
+        <w:pStyle w:val="Compact"/>
+        <w:numPr>
+          <w:ilvl w:val="0"/>
+          <w:numId w:val="1005"/>
+        </w:numPr>
+      </w:pPr>
+      <w:r>
+        <w:t xml:space="preserve">Comparar los tamaños de efecto frente a métodos poblacionales para cuantificar los sesgos.</w:t>
+      </w:r>
+    </w:p>
+    <w:p>
+      <w:pPr>
+        <w:pStyle w:val="Compact"/>
+        <w:numPr>
+          <w:ilvl w:val="0"/>
+          <w:numId w:val="1005"/>
+        </w:numPr>
+      </w:pPr>
+      <w:r>
+        <w:t xml:space="preserve">Integrar meta-análisis con cohortes internacionales para maximizar el descubrimiento.</w:t>
+      </w:r>
+    </w:p>
+    <w:p>
+      <w:pPr>
+        <w:pStyle w:val="Compact"/>
+        <w:numPr>
+          <w:ilvl w:val="0"/>
+          <w:numId w:val="1005"/>
+        </w:numPr>
+      </w:pPr>
+      <w:r>
+        <w:t xml:space="preserve">Desarrollar análisis derivados, como puntajes de riesgo poligénico y estudios de aleatorización mendeliana adaptados a esta población.</w:t>
+      </w:r>
+    </w:p>
+    <w:p>
+      <w:pPr>
+        <w:pStyle w:val="Compact"/>
+        <w:numPr>
+          <w:ilvl w:val="0"/>
+          <w:numId w:val="1005"/>
+        </w:numPr>
+      </w:pPr>
+      <w:r>
+        <w:t xml:space="preserve">Finalmente, construir una plataforma interactiva que ponga estos recursos a disposición de la comunidad científica.</w:t>
+      </w:r>
+    </w:p>
+    <w:p>
+      <w:pPr>
+        <w:pStyle w:val="FirstParagraph"/>
+      </w:pPr>
+      <w:r>
+        <w:t xml:space="preserve">⏱️</w:t>
+      </w:r>
+      <w:r>
+        <w:t xml:space="preserve"> </w:t>
+      </w:r>
+      <w:r>
+        <w:rPr>
+          <w:i/>
+          <w:iCs/>
+        </w:rPr>
+        <w:t xml:space="preserve">~30 segundos</w:t>
+      </w:r>
+    </w:p>
+    <w:p>
+      <w:r>
+        <w:pict>
+          <v:rect style="width:0;height:1.5pt" o:hralign="center" o:hrstd="t" o:hr="t"/>
+        </w:pict>
+      </w:r>
+    </w:p>
+    <w:bookmarkEnd w:id="39"/>
+    <w:bookmarkEnd w:id="40"/>
+    <w:bookmarkStart w:id="57" w:name="sección-5-métodos"/>
+    <w:p>
+      <w:pPr>
+        <w:pStyle w:val="Heading1"/>
+      </w:pPr>
+      <w:r>
+        <w:t xml:space="preserve">SECCIÓN 5 — MÉTODOS</w:t>
+      </w:r>
+    </w:p>
+    <w:bookmarkStart w:id="41" w:name="slide-17-metodología-resumen-visual"/>
+    <w:p>
+      <w:pPr>
+        <w:pStyle w:val="Heading2"/>
+      </w:pPr>
+      <w:r>
+        <w:t xml:space="preserve">SLIDE 17 —</w:t>
+      </w:r>
+      <w:r>
+        <w:t xml:space="preserve"> </w:t>
+      </w:r>
+      <w:r>
+        <w:t xml:space="preserve">“Metodología: Resumen visual”</w:t>
+      </w:r>
+    </w:p>
+    <w:p>
+      <w:pPr>
+        <w:pStyle w:val="FirstParagraph"/>
+      </w:pPr>
+      <w:r>
+        <w:rPr>
+          <w:b/>
+          <w:bCs/>
+        </w:rPr>
+        <w:t xml:space="preserve">[Contenido visual]:</w:t>
+      </w:r>
+      <w:r>
+        <w:t xml:space="preserve"> </w:t>
+      </w:r>
+      <w:r>
+        <w:t xml:space="preserve">Abstract visual (</w:t>
+      </w:r>
+      <w:r>
+        <w:rPr>
+          <w:rStyle w:val="VerbatimChar"/>
+        </w:rPr>
+        <w:t xml:space="preserve">visual-abstract.png</w:t>
+      </w:r>
+      <w:r>
+        <w:t xml:space="preserve">).</w:t>
+      </w:r>
+    </w:p>
+    <w:p>
+      <w:pPr>
+        <w:pStyle w:val="BodyText"/>
+      </w:pPr>
+      <w:r>
+        <w:rPr>
+          <w:b/>
+          <w:bCs/>
+        </w:rPr>
+        <w:t xml:space="preserve">Guion:</w:t>
+      </w:r>
+    </w:p>
+    <w:p>
+      <w:pPr>
+        <w:pStyle w:val="BlockText"/>
+      </w:pPr>
+      <w:r>
+        <w:t xml:space="preserve">Para la metodología, comienzo con un resumen visual del</w:t>
+      </w:r>
+      <w:r>
+        <w:t xml:space="preserve"> </w:t>
+      </w:r>
+      <w:r>
+        <w:rPr>
+          <w:i/>
+          <w:iCs/>
+        </w:rPr>
+        <w:t xml:space="preserve">pipeline</w:t>
+      </w:r>
+      <w:r>
+        <w:t xml:space="preserve"> </w:t>
+      </w:r>
+      <w:r>
+        <w:t xml:space="preserve">completo.</w:t>
+      </w:r>
+    </w:p>
+    <w:p>
+      <w:pPr>
+        <w:pStyle w:val="BlockText"/>
+      </w:pPr>
+      <w:r>
+        <w:t xml:space="preserve">El flujo tiene estas etapas principales:</w:t>
+      </w:r>
+    </w:p>
+    <w:p>
+      <w:pPr>
+        <w:pStyle w:val="Compact"/>
+        <w:numPr>
+          <w:ilvl w:val="0"/>
+          <w:numId w:val="1006"/>
+        </w:numPr>
+      </w:pPr>
+      <w:r>
+        <w:t xml:space="preserve">Partimos de los datos genotípicos del MCPS — aproximadamente 138,500 individuos genotipados con el chip Illumina GSAv2, imputados al panel de referencia TOPMed.</w:t>
+      </w:r>
+    </w:p>
+    <w:p>
+      <w:pPr>
+        <w:pStyle w:val="Compact"/>
+        <w:numPr>
+          <w:ilvl w:val="0"/>
+          <w:numId w:val="1006"/>
+        </w:numPr>
+      </w:pPr>
+      <w:r>
+        <w:t xml:space="preserve">Realizamos la</w:t>
+      </w:r>
+      <w:r>
+        <w:t xml:space="preserve"> </w:t>
+      </w:r>
+      <w:r>
+        <w:rPr>
+          <w:b/>
+          <w:bCs/>
+        </w:rPr>
+        <w:t xml:space="preserve">inferencia de parentesco</w:t>
+      </w:r>
+      <w:r>
+        <w:t xml:space="preserve"> </w:t>
+      </w:r>
+      <w:r>
+        <w:t xml:space="preserve">(IBD entre hermanos) y la</w:t>
+      </w:r>
+      <w:r>
+        <w:t xml:space="preserve"> </w:t>
+      </w:r>
+      <w:r>
+        <w:rPr>
+          <w:b/>
+          <w:bCs/>
+        </w:rPr>
+        <w:t xml:space="preserve">reconstrucción de pedigríes</w:t>
+      </w:r>
+      <w:r>
+        <w:t xml:space="preserve"> </w:t>
+      </w:r>
+      <w:r>
+        <w:t xml:space="preserve">usando KING y SNIPAR.</w:t>
+      </w:r>
+    </w:p>
+    <w:p>
+      <w:pPr>
+        <w:pStyle w:val="Compact"/>
+        <w:numPr>
+          <w:ilvl w:val="0"/>
+          <w:numId w:val="1006"/>
+        </w:numPr>
+      </w:pPr>
+      <w:r>
+        <w:t xml:space="preserve">Con la estructura familiar definida, aplicamos la</w:t>
+      </w:r>
+      <w:r>
+        <w:t xml:space="preserve"> </w:t>
+      </w:r>
+      <w:r>
+        <w:rPr>
+          <w:b/>
+          <w:bCs/>
+        </w:rPr>
+        <w:t xml:space="preserve">imputación mendeliana</w:t>
+      </w:r>
+      <w:r>
+        <w:t xml:space="preserve"> </w:t>
+      </w:r>
+      <w:r>
+        <w:t xml:space="preserve">de genotipos parentales no observados.</w:t>
+      </w:r>
+    </w:p>
+    <w:p>
+      <w:pPr>
+        <w:pStyle w:val="Compact"/>
+        <w:numPr>
+          <w:ilvl w:val="0"/>
+          <w:numId w:val="1006"/>
+        </w:numPr>
+      </w:pPr>
+      <w:r>
+        <w:t xml:space="preserve">Corremos dos análisis en paralelo:</w:t>
+      </w:r>
+      <w:r>
+        <w:t xml:space="preserve"> </w:t>
+      </w:r>
+      <w:r>
+        <w:rPr>
+          <w:b/>
+          <w:bCs/>
+        </w:rPr>
+        <w:t xml:space="preserve">GWAS poblacional</w:t>
+      </w:r>
+      <w:r>
+        <w:t xml:space="preserve"> </w:t>
+      </w:r>
+      <w:r>
+        <w:t xml:space="preserve">con REGENIE en los 29,041 individuos no emparentados, y estudios familiares con SNIPAR usando los 100,323 individuos en redes familiares.</w:t>
+      </w:r>
+    </w:p>
+    <w:p>
+      <w:pPr>
+        <w:pStyle w:val="Compact"/>
+        <w:numPr>
+          <w:ilvl w:val="0"/>
+          <w:numId w:val="1006"/>
+        </w:numPr>
+      </w:pPr>
+      <w:r>
+        <w:t xml:space="preserve">Finalmente, comparamos las heredabilidades, correlaciones genéticas, y tamaños de efecto entre ambos enfoques.</w:t>
+      </w:r>
+    </w:p>
+    <w:p>
+      <w:pPr>
+        <w:pStyle w:val="BlockText"/>
+      </w:pPr>
+      <w:r>
+        <w:t xml:space="preserve">Todo esto se ejecuta en la nube, en la plataforma DNAnexus, a través de pipelines automatizados en Nextflow.</w:t>
+      </w:r>
+    </w:p>
+    <w:p>
+      <w:pPr>
+        <w:pStyle w:val="FirstParagraph"/>
+      </w:pPr>
+      <w:r>
+        <w:t xml:space="preserve">⏱️</w:t>
+      </w:r>
+      <w:r>
+        <w:t xml:space="preserve"> </w:t>
+      </w:r>
+      <w:r>
+        <w:rPr>
+          <w:i/>
+          <w:iCs/>
+        </w:rPr>
+        <w:t xml:space="preserve">~1 minuto 15 segundos</w:t>
+      </w:r>
+    </w:p>
+    <w:p>
+      <w:r>
+        <w:pict>
+          <v:rect style="width:0;height:1.5pt" o:hralign="center" o:hrstd="t" o:hr="t"/>
+        </w:pict>
+      </w:r>
+    </w:p>
+    <w:bookmarkEnd w:id="41"/>
+    <w:bookmarkStart w:id="42" w:name="X6a93d6c5513bfcd6b0bf152c62f947154b28e28"/>
+    <w:p>
+      <w:pPr>
+        <w:pStyle w:val="Heading2"/>
+      </w:pPr>
+      <w:r>
+        <w:t xml:space="preserve">SLIDE 17A —</w:t>
       </w:r>
       <w:r>
         <w:t xml:space="preserve"> </w:t>
@@ -1829,7 +2492,7 @@
         <w:t xml:space="preserve"> </w:t>
       </w:r>
       <w:r>
-        <w:t xml:space="preserve">Esquema del particionamiento por alelos no-transmitidos y gráfica de ganancia de poder estadístico (</w:t>
+        <w:t xml:space="preserve">Gráfica de ganancia de poder estadístico (</w:t>
       </w:r>
       <m:oMath>
         <m:sSub>
@@ -1850,7 +2513,7 @@
         </m:sSub>
       </m:oMath>
       <w:r>
-        <w:t xml:space="preserve">).</w:t>
+        <w:t xml:space="preserve">) respecto al diseño de hermanos (con nota sobre validación pendiente de los números de la cohorte).</w:t>
       </w:r>
     </w:p>
     <w:p>
@@ -1870,65 +2533,40 @@
         <w:pStyle w:val="BlockText"/>
       </w:pPr>
       <w:r>
-        <w:t xml:space="preserve">Para resolver el problema del tamaño de muestra, implementamos el</w:t>
-      </w:r>
-      <w:r>
-        <w:t xml:space="preserve"> </w:t>
-      </w:r>
-      <w:r>
-        <w:rPr>
-          <w:b/>
-          <w:bCs/>
-        </w:rPr>
-        <w:t xml:space="preserve">estimador robusto</w:t>
-      </w:r>
-      <w:r>
-        <w:t xml:space="preserve"> </w:t>
-      </w:r>
-      <w:r>
-        <w:t xml:space="preserve">de Guan y colaboradores (2025).</w:t>
-      </w:r>
-    </w:p>
-    <w:p>
-      <w:pPr>
-        <w:pStyle w:val="BlockText"/>
-      </w:pPr>
-      <w:r>
-        <w:t xml:space="preserve">Tiene dos ventajas clave.</w:t>
-      </w:r>
-      <w:r>
-        <w:t xml:space="preserve"> </w:t>
-      </w:r>
-      <w:r>
-        <w:rPr>
-          <w:b/>
-          <w:bCs/>
-        </w:rPr>
-        <w:t xml:space="preserve">Primera:</w:t>
-      </w:r>
-      <w:r>
-        <w:t xml:space="preserve"> </w:t>
-      </w:r>
-      <w:r>
-        <w:t xml:space="preserve">no requiere ambos padres genotipados. Funciona con un solo pariente de primer grado — un padre, una madre, o un hermano — e infiere los alelos no transmitidos. Esto aumenta sustancialmente el poder estadístico.</w:t>
-      </w:r>
-    </w:p>
-    <w:p>
-      <w:pPr>
-        <w:pStyle w:val="BlockText"/>
-      </w:pPr>
-      <w:r>
-        <w:rPr>
-          <w:b/>
-          <w:bCs/>
-        </w:rPr>
-        <w:t xml:space="preserve">Segunda:</w:t>
-      </w:r>
-      <w:r>
-        <w:t xml:space="preserve"> </w:t>
-      </w:r>
-      <w:r>
-        <w:t xml:space="preserve">está diseñado para ser sesgados bajo estratificación, lo cual hace que funcione correctamente con genomas admixtos — exactamente el escenario de la población mexicana.</w:t>
+        <w:t xml:space="preserve">Escogimos este estimador robusto de Guan y colaboradores (2025) porque ataca directamente el mayor problema de los FGWAS: la severa pérdida de poder estadístico. Este método aprovecha la variación de cualquier individuo que cuente con al menos un familiar de primer grado genotipado, infiriendo los alelos no transmitidos para recuperar una enorme cantidad de tamaño de muestra efectivo (</w:t>
+      </w:r>
+      <m:oMath>
+        <m:sSub>
+          <m:e>
+            <m:r>
+              <m:t>N</m:t>
+            </m:r>
+          </m:e>
+          <m:sub>
+            <m:r>
+              <m:rPr>
+                <m:nor/>
+                <m:sty m:val="p"/>
+              </m:rPr>
+              <m:t>eff</m:t>
+            </m:r>
+          </m:sub>
+        </m:sSub>
+      </m:oMath>
+      <w:r>
+        <w:t xml:space="preserve">). Además, y esto es crucial para nuestro contexto, es un estimador estrictamente</w:t>
+      </w:r>
+      <w:r>
+        <w:t xml:space="preserve"> </w:t>
+      </w:r>
+      <w:r>
+        <w:t xml:space="preserve">“robusto”</w:t>
+      </w:r>
+      <w:r>
+        <w:t xml:space="preserve"> </w:t>
+      </w:r>
+      <w:r>
+        <w:t xml:space="preserve">porque a diferencia de otros métodos, solo utiliza la variación aleatoria de la segregación mendeliana y no asume frecuencias alélicas poblacionales; esto evita introducir sesgos por la fuerte estructura poblacional y el mestizaje en México.</w:t>
       </w:r>
     </w:p>
     <w:p>
@@ -1946,7 +2584,7 @@
           <w:i/>
           <w:iCs/>
         </w:rPr>
-        <w:t xml:space="preserve">~1 minuto 10 segundos</w:t>
+        <w:t xml:space="preserve">~45 segundos</w:t>
       </w:r>
     </w:p>
     <w:p>
@@ -1956,20 +2594,20 @@
         </w:pict>
       </w:r>
     </w:p>
-    <w:bookmarkEnd w:id="35"/>
-    <w:bookmarkStart w:id="36" w:name="X64881df67d15c0e001705a2db50f647b9e4d1fa"/>
+    <w:bookmarkEnd w:id="42"/>
+    <w:bookmarkStart w:id="43" w:name="X2534e47e848c4971c5ea6fcf4bc7c3aab8be56b"/>
     <w:p>
       <w:pPr>
         <w:pStyle w:val="Heading2"/>
       </w:pPr>
       <w:r>
-        <w:t xml:space="preserve">SLIDE 13 —</w:t>
-      </w:r>
-      <w:r>
-        <w:t xml:space="preserve"> </w:t>
-      </w:r>
-      <w:r>
-        <w:t xml:space="preserve">“Limitaciones: Validez interna vs. Portabilidad”</w:t>
+        <w:t xml:space="preserve">SLIDE 17B —</w:t>
+      </w:r>
+      <w:r>
+        <w:t xml:space="preserve"> </w:t>
+      </w:r>
+      <w:r>
+        <w:t xml:space="preserve">“Estructura familiar en la cohorte MCPS”</w:t>
       </w:r>
     </w:p>
     <w:p>
@@ -1987,7 +2625,16 @@
         <w:t xml:space="preserve"> </w:t>
       </w:r>
       <w:r>
-        <w:t xml:space="preserve">Viñetas clave sobre limitaciones y fortalezas de los estudios familiares.</w:t>
+        <w:t xml:space="preserve">Gráfica de redes familiares en la cohorte MCPS (</w:t>
+      </w:r>
+      <w:r>
+        <w:rPr>
+          <w:rStyle w:val="VerbatimChar"/>
+        </w:rPr>
+        <w:t xml:space="preserve">ziyatdinov2023-family-networks.png</w:t>
+      </w:r>
+      <w:r>
+        <w:t xml:space="preserve">).</w:t>
       </w:r>
     </w:p>
     <w:p>
@@ -2007,61 +2654,28 @@
         <w:pStyle w:val="BlockText"/>
       </w:pPr>
       <w:r>
-        <w:t xml:space="preserve">Debemos ser honestos sobre el alcance de estos métodos.</w:t>
-      </w:r>
-    </w:p>
-    <w:p>
-      <w:pPr>
-        <w:pStyle w:val="BlockText"/>
-      </w:pPr>
-      <w:r>
-        <w:rPr>
-          <w:b/>
-          <w:bCs/>
-        </w:rPr>
-        <w:t xml:space="preserve">¿Qué sí resuelven?</w:t>
-      </w:r>
-      <w:r>
-        <w:t xml:space="preserve"> </w:t>
-      </w:r>
-      <w:r>
-        <w:t xml:space="preserve">La validez interna. Garantizan asociaciones biológicamente causales, limpias de confusión ambiental y estratificación.</w:t>
-      </w:r>
-    </w:p>
-    <w:p>
-      <w:pPr>
-        <w:pStyle w:val="BlockText"/>
-      </w:pPr>
-      <w:r>
-        <w:rPr>
-          <w:b/>
-          <w:bCs/>
-        </w:rPr>
-        <w:t xml:space="preserve">¿Qué no resuelven?</w:t>
-      </w:r>
-      <w:r>
-        <w:t xml:space="preserve"> </w:t>
-      </w:r>
-      <w:r>
-        <w:t xml:space="preserve">La portabilidad automática. Obtener efectos directos puros no elimina el problema de las diferencias en desequilibrio de ligamiento y frecuencias alélicas entre poblaciones.</w:t>
-      </w:r>
-    </w:p>
-    <w:p>
-      <w:pPr>
-        <w:pStyle w:val="BlockText"/>
-      </w:pPr>
-      <w:r>
-        <w:rPr>
-          <w:b/>
-          <w:bCs/>
-        </w:rPr>
-        <w:t xml:space="preserve">En resumen:</w:t>
-      </w:r>
-      <w:r>
-        <w:t xml:space="preserve"> </w:t>
-      </w:r>
-      <w:r>
-        <w:t xml:space="preserve">estos diseños identifican</w:t>
+        <w:t xml:space="preserve">En este context, la cohorte MCPS es un ejemplo ideal para obtener efectos genéticos directos con este método. Dado que el reclutamiento se realizó de casa en casa, existe una cantidad masiva de relaciones de parentesco. Esto nos permite reconstruir extensas</w:t>
+      </w:r>
+      <w:r>
+        <w:t xml:space="preserve"> </w:t>
+      </w:r>
+      <w:r>
+        <w:rPr>
+          <w:b/>
+          <w:bCs/>
+        </w:rPr>
+        <w:t xml:space="preserve">familias informativas</w:t>
+      </w:r>
+      <w:r>
+        <w:t xml:space="preserve">, lo que es absolutamente clave para potenciar el diseño experimental del estimador robusto sobre otras cohortes.</w:t>
+      </w:r>
+    </w:p>
+    <w:p>
+      <w:pPr>
+        <w:pStyle w:val="FirstParagraph"/>
+      </w:pPr>
+      <w:r>
+        <w:t xml:space="preserve">⏱️</w:t>
       </w:r>
       <w:r>
         <w:t xml:space="preserve"> </w:t>
@@ -2071,87 +2685,7 @@
           <w:i/>
           <w:iCs/>
         </w:rPr>
-        <w:t xml:space="preserve">qué</w:t>
-      </w:r>
-      <w:r>
-        <w:t xml:space="preserve"> </w:t>
-      </w:r>
-      <w:r>
-        <w:t xml:space="preserve">biología es causal, pero para</w:t>
-      </w:r>
-      <w:r>
-        <w:t xml:space="preserve"> </w:t>
-      </w:r>
-      <w:r>
-        <w:rPr>
-          <w:i/>
-          <w:iCs/>
-        </w:rPr>
-        <w:t xml:space="preserve">predecir</w:t>
-      </w:r>
-      <w:r>
-        <w:t xml:space="preserve"> </w:t>
-      </w:r>
-      <w:r>
-        <w:t xml:space="preserve">en mexicanos, necesitamos aplicarlos</w:t>
-      </w:r>
-      <w:r>
-        <w:t xml:space="preserve"> </w:t>
-      </w:r>
-      <w:r>
-        <w:rPr>
-          <w:b/>
-          <w:bCs/>
-        </w:rPr>
-        <w:t xml:space="preserve">en</w:t>
-      </w:r>
-      <w:r>
-        <w:t xml:space="preserve"> </w:t>
-      </w:r>
-      <w:r>
-        <w:t xml:space="preserve">mexicanos.</w:t>
-      </w:r>
-    </w:p>
-    <w:p>
-      <w:pPr>
-        <w:pStyle w:val="FirstParagraph"/>
-      </w:pPr>
-      <w:r>
-        <w:rPr>
-          <w:b/>
-          <w:bCs/>
-        </w:rPr>
-        <w:t xml:space="preserve">TODO:</w:t>
-      </w:r>
-    </w:p>
-    <w:p>
-      <w:pPr>
-        <w:pStyle w:val="Compact"/>
-        <w:numPr>
-          <w:ilvl w:val="0"/>
-          <w:numId w:val="1005"/>
-        </w:numPr>
-      </w:pPr>
-      <w:r>
-        <w:t xml:space="preserve">Evaluar si mover esta slide más adelante en la presentación (después de resultados). Puede ser demasiada información para la audiencia en este punto.</w:t>
-      </w:r>
-    </w:p>
-    <w:p>
-      <w:pPr>
-        <w:pStyle w:val="FirstParagraph"/>
-      </w:pPr>
-      <w:r>
-        <w:t xml:space="preserve">⏱️</w:t>
-      </w:r>
-      <w:r>
-        <w:t xml:space="preserve"> </w:t>
-      </w:r>
-      <w:r>
-        <w:rPr>
-          <w:i/>
-          <w:iCs/>
-        </w:rPr>
-        <w:t xml:space="preserve">~45 segundos</w:t>
+        <w:t xml:space="preserve">~30 segundos</w:t>
       </w:r>
     </w:p>
     <w:p>
@@ -2161,20 +2695,20 @@
         </w:pict>
       </w:r>
     </w:p>
-    <w:bookmarkEnd w:id="36"/>
-    <w:bookmarkStart w:id="37" w:name="slide-14-en-resumen"/>
+    <w:bookmarkEnd w:id="43"/>
+    <w:bookmarkStart w:id="44" w:name="Xab499bef9f428c3712d8edde7b5bdb739bcaeca"/>
     <w:p>
       <w:pPr>
         <w:pStyle w:val="Heading2"/>
       </w:pPr>
       <w:r>
-        <w:t xml:space="preserve">SLIDE 14 —</w:t>
-      </w:r>
-      <w:r>
-        <w:t xml:space="preserve"> </w:t>
-      </w:r>
-      <w:r>
-        <w:t xml:space="preserve">“En resumen…”</w:t>
+        <w:t xml:space="preserve">SLIDE 18 —</w:t>
+      </w:r>
+      <w:r>
+        <w:t xml:space="preserve"> </w:t>
+      </w:r>
+      <w:r>
+        <w:t xml:space="preserve">“Flujo de trabajo de SNIPAR (Estimador Robusto)”</w:t>
       </w:r>
     </w:p>
     <w:p>
@@ -2192,7 +2726,7 @@
         <w:t xml:space="preserve"> </w:t>
       </w:r>
       <w:r>
-        <w:t xml:space="preserve">Tres cajas apiladas con el argumento central.</w:t>
+        <w:t xml:space="preserve">Diagrama de bloques del módulo SNIPAR en color rojo (IBD, Imputación, Estimador).</w:t>
       </w:r>
     </w:p>
     <w:p>
@@ -2212,117 +2746,27 @@
         <w:pStyle w:val="BlockText"/>
       </w:pPr>
       <w:r>
-        <w:t xml:space="preserve">Por lo tanto, el proyecto se resume en estos tres puntos:</w:t>
-      </w:r>
-    </w:p>
-    <w:p>
-      <w:pPr>
-        <w:pStyle w:val="BlockText"/>
-      </w:pPr>
-      <w:r>
-        <w:rPr>
-          <w:b/>
-          <w:bCs/>
-        </w:rPr>
-        <w:t xml:space="preserve">Uno.</w:t>
-      </w:r>
-      <w:r>
-        <w:t xml:space="preserve"> </w:t>
-      </w:r>
-      <w:r>
-        <w:t xml:space="preserve">Contamos con la cohorte más grande actualmente para una población no europea que además por su diseño, el cual fue de casa en casa, tiene una alta densidad de redes familiares a la que le podemos sacar mucho provecho.</w:t>
-      </w:r>
-    </w:p>
-    <w:p>
-      <w:pPr>
-        <w:pStyle w:val="BlockText"/>
-      </w:pPr>
-      <w:r>
-        <w:rPr>
-          <w:b/>
-          <w:bCs/>
-        </w:rPr>
-        <w:t xml:space="preserve">Dos.</w:t>
-      </w:r>
-      <w:r>
-        <w:t xml:space="preserve"> </w:t>
-      </w:r>
-      <w:r>
-        <w:t xml:space="preserve">Tenemos el</w:t>
-      </w:r>
-      <w:r>
-        <w:t xml:space="preserve"> </w:t>
-      </w:r>
-      <w:r>
-        <w:rPr>
-          <w:b/>
-          <w:bCs/>
-        </w:rPr>
-        <w:t xml:space="preserve">estimador robusto</w:t>
-      </w:r>
-      <w:r>
-        <w:t xml:space="preserve"> </w:t>
-      </w:r>
-      <w:r>
-        <w:t xml:space="preserve">para estudios familiares que maximiza el poder estadístico y es robusto a efectos de confusion, sobre todo en mestizaje reciente.</w:t>
-      </w:r>
-    </w:p>
-    <w:p>
-      <w:pPr>
-        <w:pStyle w:val="BlockText"/>
-      </w:pPr>
-      <w:r>
-        <w:rPr>
-          <w:b/>
-          <w:bCs/>
-        </w:rPr>
-        <w:t xml:space="preserve">Tres.</w:t>
-      </w:r>
-      <w:r>
-        <w:t xml:space="preserve"> </w:t>
-      </w:r>
-      <w:r>
-        <w:t xml:space="preserve">Combinando ambos, podemos construir el</w:t>
-      </w:r>
-      <w:r>
-        <w:t xml:space="preserve"> </w:t>
-      </w:r>
-      <w:r>
-        <w:rPr>
-          <w:b/>
-          <w:bCs/>
-        </w:rPr>
-        <w:t xml:space="preserve">primer atlas de efectos genéticos directos</w:t>
-      </w:r>
-      <w:r>
-        <w:t xml:space="preserve"> </w:t>
-      </w:r>
-      <w:r>
-        <w:t xml:space="preserve">para rasgos complejos en la población mexicana — por no decir no-europea.</w:t>
-      </w:r>
-    </w:p>
-    <w:p>
-      <w:pPr>
-        <w:pStyle w:val="FirstParagraph"/>
-      </w:pPr>
-      <w:r>
-        <w:rPr>
-          <w:b/>
-          <w:bCs/>
-        </w:rPr>
-        <w:t xml:space="preserve">TODO:</w:t>
-      </w:r>
-    </w:p>
-    <w:p>
-      <w:pPr>
-        <w:pStyle w:val="Compact"/>
-        <w:numPr>
-          <w:ilvl w:val="0"/>
-          <w:numId w:val="1006"/>
-        </w:numPr>
-      </w:pPr>
-      <w:r>
-        <w:t xml:space="preserve">Corregir: MCPS tiene ~140,000</w:t>
+        <w:t xml:space="preserve">Finalmente, ¿qué le hacemos a la cohorte de individuos emparentados? Aquí utilizamos el módulo de SNIPAR.</w:t>
+      </w:r>
+      <w:r>
+        <w:t xml:space="preserve"> </w:t>
+      </w:r>
+      <w:r>
+        <w:t xml:space="preserve">Primero, inferimos los segmentos idénticos por descendencia (IBD) entre hermanos. Luego, usamos esa información para imputar los genotipos parentales faltantes.</w:t>
+      </w:r>
+      <w:r>
+        <w:t xml:space="preserve"> </w:t>
+      </w:r>
+      <w:r>
+        <w:t xml:space="preserve">Esta imputación Mendeliana es la clave que permite a nuestro estimador robusto aislar el efecto genético directo, eliminando por completo cualquier estratificación poblacional residual.</w:t>
+      </w:r>
+    </w:p>
+    <w:p>
+      <w:pPr>
+        <w:pStyle w:val="FirstParagraph"/>
+      </w:pPr>
+      <w:r>
+        <w:t xml:space="preserve">⏱️</w:t>
       </w:r>
       <w:r>
         <w:t xml:space="preserve"> </w:t>
@@ -2332,37 +2776,7 @@
           <w:i/>
           <w:iCs/>
         </w:rPr>
-        <w:t xml:space="preserve">individuos genotipados</w:t>
-      </w:r>
-      <w:r>
-        <w:t xml:space="preserve">, no</w:t>
-      </w:r>
-      <w:r>
-        <w:t xml:space="preserve"> </w:t>
-      </w:r>
-      <w:r>
-        <w:t xml:space="preserve">“genomas familiares”</w:t>
-      </w:r>
-      <w:r>
-        <w:t xml:space="preserve">. Buscar el dato exacto de cuántas familias hay y agregarlo a la slide.</w:t>
-      </w:r>
-    </w:p>
-    <w:p>
-      <w:pPr>
-        <w:pStyle w:val="FirstParagraph"/>
-      </w:pPr>
-      <w:r>
-        <w:t xml:space="preserve">⏱️</w:t>
-      </w:r>
-      <w:r>
-        <w:t xml:space="preserve"> </w:t>
-      </w:r>
-      <w:r>
-        <w:rPr>
-          <w:i/>
-          <w:iCs/>
-        </w:rPr>
-        <w:t xml:space="preserve">~45 segundos</w:t>
+        <w:t xml:space="preserve">~50 segundos</w:t>
       </w:r>
     </w:p>
     <w:p>
@@ -2372,30 +2786,20 @@
         </w:pict>
       </w:r>
     </w:p>
-    <w:bookmarkEnd w:id="37"/>
-    <w:bookmarkEnd w:id="38"/>
-    <w:bookmarkStart w:id="41" w:name="sección-4-objetivos-de-investigación"/>
-    <w:p>
-      <w:pPr>
-        <w:pStyle w:val="Heading1"/>
-      </w:pPr>
-      <w:r>
-        <w:t xml:space="preserve">SECCIÓN 4 — OBJETIVOS DE INVESTIGACIÓN</w:t>
-      </w:r>
-    </w:p>
-    <w:bookmarkStart w:id="39" w:name="slide-15-objetivos-de-investigación"/>
+    <w:bookmarkEnd w:id="44"/>
+    <w:bookmarkStart w:id="45" w:name="X8489c67e5310da53d844f2fb572e5ed96d2027f"/>
     <w:p>
       <w:pPr>
         <w:pStyle w:val="Heading2"/>
       </w:pPr>
       <w:r>
-        <w:t xml:space="preserve">SLIDE 15 —</w:t>
-      </w:r>
-      <w:r>
-        <w:t xml:space="preserve"> </w:t>
-      </w:r>
-      <w:r>
-        <w:t xml:space="preserve">“Objetivos de investigación”</w:t>
+        <w:t xml:space="preserve">SLIDE 19 —</w:t>
+      </w:r>
+      <w:r>
+        <w:t xml:space="preserve"> </w:t>
+      </w:r>
+      <w:r>
+        <w:t xml:space="preserve">“Diseño experimental: Escalamiento incremental”</w:t>
       </w:r>
     </w:p>
     <w:p>
@@ -2413,7 +2817,7 @@
         <w:t xml:space="preserve"> </w:t>
       </w:r>
       <w:r>
-        <w:t xml:space="preserve">[Placeholder visual: Texto estructurado con el Objetivo General y la Hipótesis].</w:t>
+        <w:t xml:space="preserve">Diagrama TikZ de Gantt con 4 semestres (S1–S4) mostrando la progresión incremental del proyecto.</w:t>
       </w:r>
     </w:p>
     <w:p>
@@ -2433,15 +2837,130 @@
         <w:pStyle w:val="BlockText"/>
       </w:pPr>
       <w:r>
-        <w:t xml:space="preserve">Con este contexto, establecemos el objetivo principal de este proyecto: estimar los efectos genéticos directos para rasgos complejos y enfermedades en la población mexicana utilizando los datos de la cohorte MCPS y el estimador robusto basado en familias.</w:t>
-      </w:r>
-    </w:p>
-    <w:p>
-      <w:pPr>
-        <w:pStyle w:val="BlockText"/>
-      </w:pPr>
-      <w:r>
-        <w:t xml:space="preserve">Nuestra hipótesis de trabajo plantea que el uso de este estimador en la cohorte MCPS logrará cuantificar estos efectos directos de manera precisa, identificando falsos positivos en las asociaciones previas y revelando nuevos</w:t>
+        <w:t xml:space="preserve">El diseño experimental sigue una estrategia de</w:t>
+      </w:r>
+      <w:r>
+        <w:t xml:space="preserve"> </w:t>
+      </w:r>
+      <w:r>
+        <w:rPr>
+          <w:b/>
+          <w:bCs/>
+        </w:rPr>
+        <w:t xml:space="preserve">escalamiento incremental e iterativo</w:t>
+      </w:r>
+      <w:r>
+        <w:t xml:space="preserve"> </w:t>
+      </w:r>
+      <w:r>
+        <w:t xml:space="preserve">a lo largo de cuatro semestres.</w:t>
+      </w:r>
+    </w:p>
+    <w:p>
+      <w:pPr>
+        <w:pStyle w:val="BlockText"/>
+      </w:pPr>
+      <w:r>
+        <w:t xml:space="preserve">Durante el</w:t>
+      </w:r>
+      <w:r>
+        <w:t xml:space="preserve"> </w:t>
+      </w:r>
+      <w:r>
+        <w:rPr>
+          <w:b/>
+          <w:bCs/>
+        </w:rPr>
+        <w:t xml:space="preserve">primer semestre</w:t>
+      </w:r>
+      <w:r>
+        <w:t xml:space="preserve">, las ejecuciones piloto —restringidas al cromosoma 22 y a tres fenotipos— nos ayudaron a calibrar los parámetros iniciales del pipeline.</w:t>
+      </w:r>
+    </w:p>
+    <w:p>
+      <w:pPr>
+        <w:pStyle w:val="BlockText"/>
+      </w:pPr>
+      <w:r>
+        <w:t xml:space="preserve">Posteriormente, en el</w:t>
+      </w:r>
+      <w:r>
+        <w:t xml:space="preserve"> </w:t>
+      </w:r>
+      <w:r>
+        <w:rPr>
+          <w:b/>
+          <w:bCs/>
+        </w:rPr>
+        <w:t xml:space="preserve">segundo semestre</w:t>
+      </w:r>
+      <w:r>
+        <w:t xml:space="preserve"> </w:t>
+      </w:r>
+      <w:r>
+        <w:t xml:space="preserve">—con mucha ayuda del equipo de MCPS en Oxford—, escalamos la infraestructura utilizando los datos imputados con el panel de referencia TOPMed, estableciendo así el marco de imputación mendeliana a escala genómica.</w:t>
+      </w:r>
+    </w:p>
+    <w:p>
+      <w:pPr>
+        <w:pStyle w:val="BlockText"/>
+      </w:pPr>
+      <w:r>
+        <w:t xml:space="preserve">En el</w:t>
+      </w:r>
+      <w:r>
+        <w:t xml:space="preserve"> </w:t>
+      </w:r>
+      <w:r>
+        <w:rPr>
+          <w:b/>
+          <w:bCs/>
+        </w:rPr>
+        <w:t xml:space="preserve">Semestre 3</w:t>
+      </w:r>
+      <w:r>
+        <w:t xml:space="preserve"> </w:t>
+      </w:r>
+      <w:r>
+        <w:t xml:space="preserve">incorporamos las estimaciones del GWAS poblacional y desplegamos de forma íntegra el estimador robusto.</w:t>
+      </w:r>
+    </w:p>
+    <w:p>
+      <w:pPr>
+        <w:pStyle w:val="BlockText"/>
+      </w:pPr>
+      <w:r>
+        <w:t xml:space="preserve">Finalmente, en el</w:t>
+      </w:r>
+      <w:r>
+        <w:t xml:space="preserve"> </w:t>
+      </w:r>
+      <w:r>
+        <w:rPr>
+          <w:b/>
+          <w:bCs/>
+        </w:rPr>
+        <w:t xml:space="preserve">Semestre 4</w:t>
+      </w:r>
+      <w:r>
+        <w:t xml:space="preserve"> </w:t>
+      </w:r>
+      <w:r>
+        <w:t xml:space="preserve">completaremos el atlas genético abarcando los 28 rasgos propuestos y concluiremos el análisis integral.</w:t>
+      </w:r>
+      <w:r>
+        <w:t xml:space="preserve"> </w:t>
+      </w:r>
+      <w:r>
+        <w:t xml:space="preserve">Esta progresión metódica nos permitió validar exhaustivamente cada fase analítica antes de proyectarla a la totalidad del genoma.</w:t>
+      </w:r>
+    </w:p>
+    <w:p>
+      <w:pPr>
+        <w:pStyle w:val="FirstParagraph"/>
+      </w:pPr>
+      <w:r>
+        <w:t xml:space="preserve">⏱️</w:t>
       </w:r>
       <w:r>
         <w:t xml:space="preserve"> </w:t>
@@ -2451,31 +2970,7 @@
           <w:i/>
           <w:iCs/>
         </w:rPr>
-        <w:t xml:space="preserve">loci</w:t>
-      </w:r>
-      <w:r>
-        <w:t xml:space="preserve"> </w:t>
-      </w:r>
-      <w:r>
-        <w:t xml:space="preserve">de susceptibilidad específicos para la población mexicana.</w:t>
-      </w:r>
-    </w:p>
-    <w:p>
-      <w:pPr>
-        <w:pStyle w:val="FirstParagraph"/>
-      </w:pPr>
-      <w:r>
-        <w:t xml:space="preserve">⏱️</w:t>
-      </w:r>
-      <w:r>
-        <w:t xml:space="preserve"> </w:t>
-      </w:r>
-      <w:r>
-        <w:rPr>
-          <w:i/>
-          <w:iCs/>
-        </w:rPr>
-        <w:t xml:space="preserve">~45 segundos</w:t>
+        <w:t xml:space="preserve">~1 minuto 20 segundos</w:t>
       </w:r>
     </w:p>
     <w:p>
@@ -2485,20 +2980,20 @@
         </w:pict>
       </w:r>
     </w:p>
-    <w:bookmarkEnd w:id="39"/>
-    <w:bookmarkStart w:id="40" w:name="slide-16-objetivos-específicos"/>
+    <w:bookmarkEnd w:id="45"/>
+    <w:bookmarkStart w:id="46" w:name="slide-20-datos-de-entrada-fenotipos"/>
     <w:p>
       <w:pPr>
         <w:pStyle w:val="Heading2"/>
       </w:pPr>
       <w:r>
-        <w:t xml:space="preserve">SLIDE 16 —</w:t>
-      </w:r>
-      <w:r>
-        <w:t xml:space="preserve"> </w:t>
-      </w:r>
-      <w:r>
-        <w:t xml:space="preserve">“Objetivos específicos”</w:t>
+        <w:t xml:space="preserve">SLIDE 20 —</w:t>
+      </w:r>
+      <w:r>
+        <w:t xml:space="preserve"> </w:t>
+      </w:r>
+      <w:r>
+        <w:t xml:space="preserve">“Datos de entrada: Fenotipos”</w:t>
       </w:r>
     </w:p>
     <w:p>
@@ -2516,7 +3011,7 @@
         <w:t xml:space="preserve"> </w:t>
       </w:r>
       <w:r>
-        <w:t xml:space="preserve">[Placeholder visual: Lista numerada de los 5 objetivos específicos con iconos].</w:t>
+        <w:t xml:space="preserve">Listas de rasgos conductuales y biomédicos procesados, con diagrama de flujo de scripts.</w:t>
       </w:r>
     </w:p>
     <w:p>
@@ -2536,67 +3031,13 @@
         <w:pStyle w:val="BlockText"/>
       </w:pPr>
       <w:r>
-        <w:t xml:space="preserve">Para lograr esto, nos hemos planteado cinco objetivos específicos:</w:t>
-      </w:r>
-    </w:p>
-    <w:p>
-      <w:pPr>
-        <w:pStyle w:val="Compact"/>
-        <w:numPr>
-          <w:ilvl w:val="0"/>
-          <w:numId w:val="1007"/>
-        </w:numPr>
-      </w:pPr>
-      <w:r>
-        <w:t xml:space="preserve">Realizar los estudios de asociación genética implementando el estimador robusto.</w:t>
-      </w:r>
-    </w:p>
-    <w:p>
-      <w:pPr>
-        <w:pStyle w:val="Compact"/>
-        <w:numPr>
-          <w:ilvl w:val="0"/>
-          <w:numId w:val="1007"/>
-        </w:numPr>
-      </w:pPr>
-      <w:r>
-        <w:t xml:space="preserve">Comparar los tamaños de efecto frente a métodos poblacionales para cuantificar los sesgos.</w:t>
-      </w:r>
-    </w:p>
-    <w:p>
-      <w:pPr>
-        <w:pStyle w:val="Compact"/>
-        <w:numPr>
-          <w:ilvl w:val="0"/>
-          <w:numId w:val="1007"/>
-        </w:numPr>
-      </w:pPr>
-      <w:r>
-        <w:t xml:space="preserve">Integrar meta-análisis con cohortes internacionales para maximizar el descubrimiento.</w:t>
-      </w:r>
-    </w:p>
-    <w:p>
-      <w:pPr>
-        <w:pStyle w:val="Compact"/>
-        <w:numPr>
-          <w:ilvl w:val="0"/>
-          <w:numId w:val="1007"/>
-        </w:numPr>
-      </w:pPr>
-      <w:r>
-        <w:t xml:space="preserve">Desarrollar análisis derivados, como puntajes de riesgo poligénico y estudios de aleatorización mendeliana adaptados a esta población.</w:t>
-      </w:r>
-    </w:p>
-    <w:p>
-      <w:pPr>
-        <w:pStyle w:val="Compact"/>
-        <w:numPr>
-          <w:ilvl w:val="0"/>
-          <w:numId w:val="1007"/>
-        </w:numPr>
-      </w:pPr>
-      <w:r>
-        <w:t xml:space="preserve">Finalmente, construir una plataforma interactiva que ponga estos recursos a disposición de la comunidad científica.</w:t>
+        <w:t xml:space="preserve">Pasando al flujo de los datos, comenzamos con nuestra materia prima: los fenotipos. Estandarizamos y pre-procesamos múltiples rasgos categorizados en conductuales y biomédicos, incluyendo logro educativo, índice de masa corporal, lípidos y diabetes.</w:t>
+      </w:r>
+      <w:r>
+        <w:t xml:space="preserve"> </w:t>
+      </w:r>
+      <w:r>
+        <w:t xml:space="preserve">Esta curación asegura que nuestros rasgos y covariables estén homogeneizados para comparaciones justas.</w:t>
       </w:r>
     </w:p>
     <w:p>
@@ -2614,7 +3055,7 @@
           <w:i/>
           <w:iCs/>
         </w:rPr>
-        <w:t xml:space="preserve">~30 segundos</w:t>
+        <w:t xml:space="preserve">~45 segundos</w:t>
       </w:r>
     </w:p>
     <w:p>
@@ -2624,30 +3065,20 @@
         </w:pict>
       </w:r>
     </w:p>
-    <w:bookmarkEnd w:id="40"/>
-    <w:bookmarkEnd w:id="41"/>
-    <w:bookmarkStart w:id="56" w:name="sección-5-métodos"/>
-    <w:p>
-      <w:pPr>
-        <w:pStyle w:val="Heading1"/>
-      </w:pPr>
-      <w:r>
-        <w:t xml:space="preserve">SECCIÓN 5 — MÉTODOS</w:t>
-      </w:r>
-    </w:p>
-    <w:bookmarkStart w:id="42" w:name="slide-17-metodología-resumen-visual"/>
+    <w:bookmarkEnd w:id="46"/>
+    <w:bookmarkStart w:id="47" w:name="slide-20-datos-de-entrada-genotipos"/>
     <w:p>
       <w:pPr>
         <w:pStyle w:val="Heading2"/>
       </w:pPr>
       <w:r>
-        <w:t xml:space="preserve">SLIDE 17 —</w:t>
-      </w:r>
-      <w:r>
-        <w:t xml:space="preserve"> </w:t>
-      </w:r>
-      <w:r>
-        <w:t xml:space="preserve">“Metodología: Resumen visual”</w:t>
+        <w:t xml:space="preserve">SLIDE 20 —</w:t>
+      </w:r>
+      <w:r>
+        <w:t xml:space="preserve"> </w:t>
+      </w:r>
+      <w:r>
+        <w:t xml:space="preserve">“Datos de entrada: Genotipos”</w:t>
       </w:r>
     </w:p>
     <w:p>
@@ -2665,16 +3096,7 @@
         <w:t xml:space="preserve"> </w:t>
       </w:r>
       <w:r>
-        <w:t xml:space="preserve">Abstract visual (</w:t>
-      </w:r>
-      <w:r>
-        <w:rPr>
-          <w:rStyle w:val="VerbatimChar"/>
-        </w:rPr>
-        <w:t xml:space="preserve">visual-abstract.png</w:t>
-      </w:r>
-      <w:r>
-        <w:t xml:space="preserve">).</w:t>
+        <w:t xml:space="preserve">Detalles del control de calidad de genotipos, filtros y proceso de Phased a BGEN.</w:t>
       </w:r>
     </w:p>
     <w:p>
@@ -2694,7 +3116,21 @@
         <w:pStyle w:val="BlockText"/>
       </w:pPr>
       <w:r>
-        <w:t xml:space="preserve">Para la metodología, comienzo con un resumen visual del</w:t>
+        <w:t xml:space="preserve">Para completar las entradas del sistema, procesamos los genotipos. Partimos de datos previamente faseados para el chip GSAv2 y la imputación con TOPMed.</w:t>
+      </w:r>
+      <w:r>
+        <w:t xml:space="preserve"> </w:t>
+      </w:r>
+      <w:r>
+        <w:t xml:space="preserve">Aplicamos estrictos controles de calidad, como requerir un puntaje INFO mayor a 0.99, porque los modelos familiares son sumamente sensibles a errores de genotipado.</w:t>
+      </w:r>
+    </w:p>
+    <w:p>
+      <w:pPr>
+        <w:pStyle w:val="FirstParagraph"/>
+      </w:pPr>
+      <w:r>
+        <w:t xml:space="preserve">⏱️</w:t>
       </w:r>
       <w:r>
         <w:t xml:space="preserve"> </w:t>
@@ -2704,171 +3140,7 @@
           <w:i/>
           <w:iCs/>
         </w:rPr>
-        <w:t xml:space="preserve">pipeline</w:t>
-      </w:r>
-      <w:r>
-        <w:t xml:space="preserve"> </w:t>
-      </w:r>
-      <w:r>
-        <w:t xml:space="preserve">completo.</w:t>
-      </w:r>
-    </w:p>
-    <w:p>
-      <w:pPr>
-        <w:pStyle w:val="BlockText"/>
-      </w:pPr>
-      <w:r>
-        <w:t xml:space="preserve">El flujo tiene estas etapas principales:</w:t>
-      </w:r>
-    </w:p>
-    <w:p>
-      <w:pPr>
-        <w:pStyle w:val="Compact"/>
-        <w:numPr>
-          <w:ilvl w:val="0"/>
-          <w:numId w:val="1008"/>
-        </w:numPr>
-      </w:pPr>
-      <w:r>
-        <w:t xml:space="preserve">Partimos de los datos genotípicos del MCPS — aproximadamente 138,500 individuos genotipados con el chip Illumina GSAv2, imputados al panel de referencia TOPMed.</w:t>
-      </w:r>
-    </w:p>
-    <w:p>
-      <w:pPr>
-        <w:pStyle w:val="Compact"/>
-        <w:numPr>
-          <w:ilvl w:val="0"/>
-          <w:numId w:val="1008"/>
-        </w:numPr>
-      </w:pPr>
-      <w:r>
-        <w:t xml:space="preserve">Realizamos la</w:t>
-      </w:r>
-      <w:r>
-        <w:t xml:space="preserve"> </w:t>
-      </w:r>
-      <w:r>
-        <w:rPr>
-          <w:b/>
-          <w:bCs/>
-        </w:rPr>
-        <w:t xml:space="preserve">inferencia de parentesco</w:t>
-      </w:r>
-      <w:r>
-        <w:t xml:space="preserve"> </w:t>
-      </w:r>
-      <w:r>
-        <w:t xml:space="preserve">(IBD entre hermanos) y la</w:t>
-      </w:r>
-      <w:r>
-        <w:t xml:space="preserve"> </w:t>
-      </w:r>
-      <w:r>
-        <w:rPr>
-          <w:b/>
-          <w:bCs/>
-        </w:rPr>
-        <w:t xml:space="preserve">reconstrucción de pedigríes</w:t>
-      </w:r>
-      <w:r>
-        <w:t xml:space="preserve"> </w:t>
-      </w:r>
-      <w:r>
-        <w:t xml:space="preserve">usando KING y SNIPAR.</w:t>
-      </w:r>
-    </w:p>
-    <w:p>
-      <w:pPr>
-        <w:pStyle w:val="Compact"/>
-        <w:numPr>
-          <w:ilvl w:val="0"/>
-          <w:numId w:val="1008"/>
-        </w:numPr>
-      </w:pPr>
-      <w:r>
-        <w:t xml:space="preserve">Con la estructura familiar definida, aplicamos la</w:t>
-      </w:r>
-      <w:r>
-        <w:t xml:space="preserve"> </w:t>
-      </w:r>
-      <w:r>
-        <w:rPr>
-          <w:b/>
-          <w:bCs/>
-        </w:rPr>
-        <w:t xml:space="preserve">imputación mendeliana</w:t>
-      </w:r>
-      <w:r>
-        <w:t xml:space="preserve"> </w:t>
-      </w:r>
-      <w:r>
-        <w:t xml:space="preserve">de genotipos parentales no observados.</w:t>
-      </w:r>
-    </w:p>
-    <w:p>
-      <w:pPr>
-        <w:pStyle w:val="Compact"/>
-        <w:numPr>
-          <w:ilvl w:val="0"/>
-          <w:numId w:val="1008"/>
-        </w:numPr>
-      </w:pPr>
-      <w:r>
-        <w:t xml:space="preserve">Corremos dos análisis en paralelo:</w:t>
-      </w:r>
-      <w:r>
-        <w:t xml:space="preserve"> </w:t>
-      </w:r>
-      <w:r>
-        <w:rPr>
-          <w:b/>
-          <w:bCs/>
-        </w:rPr>
-        <w:t xml:space="preserve">GWAS poblacional</w:t>
-      </w:r>
-      <w:r>
-        <w:t xml:space="preserve"> </w:t>
-      </w:r>
-      <w:r>
-        <w:t xml:space="preserve">con REGENIE en los 29,041 individuos no emparentados, y estudios familiares con SNIPAR usando los 100,323 individuos en redes familiares.</w:t>
-      </w:r>
-    </w:p>
-    <w:p>
-      <w:pPr>
-        <w:pStyle w:val="Compact"/>
-        <w:numPr>
-          <w:ilvl w:val="0"/>
-          <w:numId w:val="1008"/>
-        </w:numPr>
-      </w:pPr>
-      <w:r>
-        <w:t xml:space="preserve">Finalmente, comparamos las heredabilidades, correlaciones genéticas, y tamaños de efecto entre ambos enfoques.</w:t>
-      </w:r>
-    </w:p>
-    <w:p>
-      <w:pPr>
-        <w:pStyle w:val="BlockText"/>
-      </w:pPr>
-      <w:r>
-        <w:t xml:space="preserve">Todo esto se ejecuta en la nube, en la plataforma DNAnexus, a través de pipelines automatizados en Nextflow.</w:t>
-      </w:r>
-    </w:p>
-    <w:p>
-      <w:pPr>
-        <w:pStyle w:val="FirstParagraph"/>
-      </w:pPr>
-      <w:r>
-        <w:t xml:space="preserve">⏱️</w:t>
-      </w:r>
-      <w:r>
-        <w:t xml:space="preserve"> </w:t>
-      </w:r>
-      <w:r>
-        <w:rPr>
-          <w:i/>
-          <w:iCs/>
-        </w:rPr>
-        <w:t xml:space="preserve">~1 minuto 15 segundos</w:t>
+        <w:t xml:space="preserve">~45 segundos</w:t>
       </w:r>
     </w:p>
     <w:p>
@@ -2878,20 +3150,20 @@
         </w:pict>
       </w:r>
     </w:p>
-    <w:bookmarkEnd w:id="42"/>
-    <w:bookmarkStart w:id="43" w:name="Xdb08fdf58348f473870f67cbd23083289bec011"/>
+    <w:bookmarkEnd w:id="47"/>
+    <w:bookmarkStart w:id="48" w:name="slide-21-selección-de-cohortes"/>
     <w:p>
       <w:pPr>
         <w:pStyle w:val="Heading2"/>
       </w:pPr>
       <w:r>
-        <w:t xml:space="preserve">SLIDE 18 —</w:t>
-      </w:r>
-      <w:r>
-        <w:t xml:space="preserve"> </w:t>
-      </w:r>
-      <w:r>
-        <w:t xml:space="preserve">“Diseño experimental: Escalamiento incremental”</w:t>
+        <w:t xml:space="preserve">SLIDE 21 —</w:t>
+      </w:r>
+      <w:r>
+        <w:t xml:space="preserve"> </w:t>
+      </w:r>
+      <w:r>
+        <w:t xml:space="preserve">“Selección de cohortes”</w:t>
       </w:r>
     </w:p>
     <w:p>
@@ -2909,7 +3181,7 @@
         <w:t xml:space="preserve"> </w:t>
       </w:r>
       <w:r>
-        <w:t xml:space="preserve">Diagrama TikZ de Gantt con 4 semestres (S1–S4) mostrando la progresión incremental del proyecto.</w:t>
+        <w:t xml:space="preserve">Diagrama de flujo mostrando la partición de la cohorte completa en individuos emparentados y no emparentados usando KING.</w:t>
       </w:r>
     </w:p>
     <w:p>
@@ -2929,143 +3201,59 @@
         <w:pStyle w:val="BlockText"/>
       </w:pPr>
       <w:r>
-        <w:t xml:space="preserve">El diseño experimental sigue una estrategia de</w:t>
-      </w:r>
-      <w:r>
-        <w:t xml:space="preserve"> </w:t>
-      </w:r>
-      <w:r>
-        <w:rPr>
-          <w:b/>
-          <w:bCs/>
-        </w:rPr>
-        <w:t xml:space="preserve">escalamiento incremental</w:t>
-      </w:r>
-      <w:r>
-        <w:t xml:space="preserve"> </w:t>
-      </w:r>
-      <w:r>
-        <w:t xml:space="preserve">a lo largo de cuatro semestres.</w:t>
-      </w:r>
-    </w:p>
-    <w:p>
-      <w:pPr>
-        <w:pStyle w:val="BlockText"/>
-      </w:pPr>
-      <w:r>
-        <w:t xml:space="preserve">Es importante destacar que llegar al pipeline final</w:t>
-      </w:r>
-      <w:r>
-        <w:t xml:space="preserve"> </w:t>
-      </w:r>
-      <w:r>
-        <w:rPr>
-          <w:b/>
-          <w:bCs/>
-        </w:rPr>
-        <w:t xml:space="preserve">no fue un logro de la noche a la mañana</w:t>
-      </w:r>
-      <w:r>
-        <w:t xml:space="preserve">. Existió una curva de aprendizaje importante y un proceso iterativo de prueba y error.</w:t>
-      </w:r>
-    </w:p>
-    <w:p>
-      <w:pPr>
-        <w:pStyle w:val="BlockText"/>
-      </w:pPr>
-      <w:r>
-        <w:t xml:space="preserve">En el</w:t>
-      </w:r>
-      <w:r>
-        <w:t xml:space="preserve"> </w:t>
-      </w:r>
-      <w:r>
-        <w:rPr>
-          <w:b/>
-          <w:bCs/>
-        </w:rPr>
-        <w:t xml:space="preserve">Semestre 1</w:t>
-      </w:r>
-      <w:r>
-        <w:t xml:space="preserve">, los intentos iniciales y errores procesando el cromosoma 22 y 3 rasgos fueron fundamentales para ajustar las tuercas de los modelos.</w:t>
-      </w:r>
-    </w:p>
-    <w:p>
-      <w:pPr>
-        <w:pStyle w:val="BlockText"/>
-      </w:pPr>
-      <w:r>
-        <w:t xml:space="preserve">En el</w:t>
-      </w:r>
-      <w:r>
-        <w:t xml:space="preserve"> </w:t>
-      </w:r>
-      <w:r>
-        <w:rPr>
-          <w:b/>
-          <w:bCs/>
-        </w:rPr>
-        <w:t xml:space="preserve">Semestre 2</w:t>
-      </w:r>
-      <w:r>
-        <w:t xml:space="preserve"> </w:t>
-      </w:r>
-      <w:r>
-        <w:t xml:space="preserve">escalamos a datos imputados con TOPMed y establecimos la imputación mendeliana a escala genómica.</w:t>
-      </w:r>
-    </w:p>
-    <w:p>
-      <w:pPr>
-        <w:pStyle w:val="BlockText"/>
-      </w:pPr>
-      <w:r>
-        <w:t xml:space="preserve">En el</w:t>
-      </w:r>
-      <w:r>
-        <w:t xml:space="preserve"> </w:t>
-      </w:r>
-      <w:r>
-        <w:rPr>
-          <w:b/>
-          <w:bCs/>
-        </w:rPr>
-        <w:t xml:space="preserve">Semestre 3</w:t>
-      </w:r>
-      <w:r>
-        <w:t xml:space="preserve"> </w:t>
-      </w:r>
-      <w:r>
-        <w:t xml:space="preserve">incorporamos el GWAS poblacional e implementamos el estimador robusto.</w:t>
-      </w:r>
-    </w:p>
-    <w:p>
-      <w:pPr>
-        <w:pStyle w:val="BlockText"/>
-      </w:pPr>
-      <w:r>
-        <w:t xml:space="preserve">Y en el</w:t>
-      </w:r>
-      <w:r>
-        <w:t xml:space="preserve"> </w:t>
-      </w:r>
-      <w:r>
-        <w:rPr>
-          <w:b/>
-          <w:bCs/>
-        </w:rPr>
-        <w:t xml:space="preserve">Semestre 4</w:t>
-      </w:r>
-      <w:r>
-        <w:t xml:space="preserve"> </w:t>
-      </w:r>
-      <w:r>
-        <w:t xml:space="preserve">completaremos el atlas con 28 rasgos y el análisis completo.</w:t>
-      </w:r>
-      <w:r>
-        <w:t xml:space="preserve"> </w:t>
-      </w:r>
-      <w:r>
-        <w:t xml:space="preserve">Esta progresión nos permitió validar cada etapa antes de escalar a genoma completo.</w:t>
+        <w:t xml:space="preserve">Una vez que tenemos los datos limpios, procedemos a dividirlos.</w:t>
+      </w:r>
+      <w:r>
+        <w:t xml:space="preserve"> </w:t>
+      </w:r>
+      <w:r>
+        <w:t xml:space="preserve">Usando KING para inferencia de parentesco, separamos la muestra en un grupo puramente</w:t>
+      </w:r>
+      <w:r>
+        <w:t xml:space="preserve"> </w:t>
+      </w:r>
+      <w:r>
+        <w:t xml:space="preserve">“no emparentado”</w:t>
+      </w:r>
+      <w:r>
+        <w:t xml:space="preserve"> </w:t>
+      </w:r>
+      <w:r>
+        <w:t xml:space="preserve">para el GWAS poblacional, y otro grupo con</w:t>
+      </w:r>
+      <w:r>
+        <w:t xml:space="preserve"> </w:t>
+      </w:r>
+      <w:r>
+        <w:t xml:space="preserve">“redes familiares”</w:t>
+      </w:r>
+      <w:r>
+        <w:t xml:space="preserve"> </w:t>
+      </w:r>
+      <w:r>
+        <w:t xml:space="preserve">para el análisis familiar (FGWAS).</w:t>
+      </w:r>
+      <w:r>
+        <w:t xml:space="preserve"> </w:t>
+      </w:r>
+      <w:r>
+        <w:t xml:space="preserve">Es fundamental que ambos grupos sean</w:t>
+      </w:r>
+      <w:r>
+        <w:t xml:space="preserve"> </w:t>
+      </w:r>
+      <w:r>
+        <w:rPr>
+          <w:b/>
+          <w:bCs/>
+        </w:rPr>
+        <w:t xml:space="preserve">estadísticamente independientes</w:t>
+      </w:r>
+      <w:r>
+        <w:t xml:space="preserve"> </w:t>
+      </w:r>
+      <w:r>
+        <w:t xml:space="preserve">para poder comparar posteriormente los estimadores de forma justa.</w:t>
       </w:r>
     </w:p>
     <w:p>
@@ -3083,7 +3271,7 @@
           <w:i/>
           <w:iCs/>
         </w:rPr>
-        <w:t xml:space="preserve">~1 minuto 20 segundos</w:t>
+        <w:t xml:space="preserve">~45 segundos</w:t>
       </w:r>
     </w:p>
     <w:p>
@@ -3093,20 +3281,20 @@
         </w:pict>
       </w:r>
     </w:p>
-    <w:bookmarkEnd w:id="43"/>
-    <w:bookmarkStart w:id="44" w:name="slide-19-datos-de-entrada-fenotipos"/>
+    <w:bookmarkEnd w:id="48"/>
+    <w:bookmarkStart w:id="49" w:name="slide-23-tamaños-efectivos-de-muestra"/>
     <w:p>
       <w:pPr>
         <w:pStyle w:val="Heading2"/>
       </w:pPr>
       <w:r>
-        <w:t xml:space="preserve">SLIDE 19 —</w:t>
-      </w:r>
-      <w:r>
-        <w:t xml:space="preserve"> </w:t>
-      </w:r>
-      <w:r>
-        <w:t xml:space="preserve">“Datos de entrada: Fenotipos”</w:t>
+        <w:t xml:space="preserve">SLIDE 23 —</w:t>
+      </w:r>
+      <w:r>
+        <w:t xml:space="preserve"> </w:t>
+      </w:r>
+      <w:r>
+        <w:t xml:space="preserve">“Tamaños Efectivos de Muestra”</w:t>
       </w:r>
     </w:p>
     <w:p>
@@ -3124,7 +3312,7 @@
         <w:t xml:space="preserve"> </w:t>
       </w:r>
       <w:r>
-        <w:t xml:space="preserve">Listas de rasgos conductuales y biomédicos procesados, con diagrama de flujo de scripts.</w:t>
+        <w:t xml:space="preserve">Gráfica comparando tamaños efectivos de muestra entre estimador robusto vs. pares de hermanos y tríos parentales.</w:t>
       </w:r>
     </w:p>
     <w:p>
@@ -3144,13 +3332,7 @@
         <w:pStyle w:val="BlockText"/>
       </w:pPr>
       <w:r>
-        <w:t xml:space="preserve">Pasando al flujo de los datos, comenzamos con nuestra materia prima: los fenotipos. Estandarizamos y pre-procesamos múltiples rasgos categorizados en conductuales y biomédicos, incluyendo logro educativo, índice de masa corporal, lípidos y diabetes.</w:t>
-      </w:r>
-      <w:r>
-        <w:t xml:space="preserve"> </w:t>
-      </w:r>
-      <w:r>
-        <w:t xml:space="preserve">Esta curación asegura que nuestros rasgos y covariables estén homogeneizados para comparaciones justas.</w:t>
+        <w:t xml:space="preserve">El primer resultado es la evaluación del poder estadístico. El estimador robusto incrementa el tamaño efectivo de muestra en aproximadamente 36.58% frente a los métodos de pares de hermanos y tríos parentales, debido a que aprovecha estructuras familiares más complejas que solo los genotipos observados de los padres.</w:t>
       </w:r>
     </w:p>
     <w:p>
@@ -3168,7 +3350,7 @@
           <w:i/>
           <w:iCs/>
         </w:rPr>
-        <w:t xml:space="preserve">~45 segundos</w:t>
+        <w:t xml:space="preserve">~1 minuto</w:t>
       </w:r>
     </w:p>
     <w:p>
@@ -3178,20 +3360,20 @@
         </w:pict>
       </w:r>
     </w:p>
-    <w:bookmarkEnd w:id="44"/>
-    <w:bookmarkStart w:id="45" w:name="slide-20-datos-de-entrada-genotipos"/>
+    <w:bookmarkEnd w:id="49"/>
+    <w:bookmarkStart w:id="50" w:name="X50ef13cf8eb7cfce47bcb0f982d737d3b989891"/>
     <w:p>
       <w:pPr>
         <w:pStyle w:val="Heading2"/>
       </w:pPr>
       <w:r>
-        <w:t xml:space="preserve">SLIDE 20 —</w:t>
-      </w:r>
-      <w:r>
-        <w:t xml:space="preserve"> </w:t>
-      </w:r>
-      <w:r>
-        <w:t xml:space="preserve">“Datos de entrada: Genotipos”</w:t>
+        <w:t xml:space="preserve">SLIDE 24 —</w:t>
+      </w:r>
+      <w:r>
+        <w:t xml:space="preserve"> </w:t>
+      </w:r>
+      <w:r>
+        <w:t xml:space="preserve">“Estimaciones de heredabilidad (PopGWAS vs FGWAS)”</w:t>
       </w:r>
     </w:p>
     <w:p>
@@ -3209,7 +3391,7 @@
         <w:t xml:space="preserve"> </w:t>
       </w:r>
       <w:r>
-        <w:t xml:space="preserve">Detalles del control de calidad de genotipos, filtros y proceso de Phased a BGEN.</w:t>
+        <w:t xml:space="preserve">Gráfica de dispersión comparando estimaciones de heredabilidad (popGWAS vs FGWAS).</w:t>
       </w:r>
     </w:p>
     <w:p>
@@ -3229,13 +3411,7 @@
         <w:pStyle w:val="BlockText"/>
       </w:pPr>
       <w:r>
-        <w:t xml:space="preserve">Para completar las entradas del sistema, procesamos los genotipos. Partimos de datos previamente faseados para el chip GSAv2 y la imputación con TOPMed.</w:t>
-      </w:r>
-      <w:r>
-        <w:t xml:space="preserve"> </w:t>
-      </w:r>
-      <w:r>
-        <w:t xml:space="preserve">Aplicamos estrictos controles de calidad, como requerir un puntaje INFO mayor a 0.99, porque los modelos familiares son sumamente sensibles a errores de genotipado.</w:t>
+        <w:t xml:space="preserve">Aquí comparamos las estimaciones de heredabilidad. Notamos que para rasgos como el nivel educativo, la heredabilidad poblacional disminuye significativamente cuando estimamos efectos directos. Esto sugiere un fuerte impacto del ambiente familiar y el emparejamiento selectivo. Sin embargo, para rasgos metabólicos como el IMC o la presión arterial, las estimaciones se mantienen bastante estables.</w:t>
       </w:r>
     </w:p>
     <w:p>
@@ -3253,7 +3429,7 @@
           <w:i/>
           <w:iCs/>
         </w:rPr>
-        <w:t xml:space="preserve">~45 segundos</w:t>
+        <w:t xml:space="preserve">~1 minuto 10 segundos</w:t>
       </w:r>
     </w:p>
     <w:p>
@@ -3263,388 +3439,8 @@
         </w:pict>
       </w:r>
     </w:p>
-    <w:bookmarkEnd w:id="45"/>
-    <w:bookmarkStart w:id="46" w:name="slide-21-selección-de-cohortes"/>
-    <w:p>
-      <w:pPr>
-        <w:pStyle w:val="Heading2"/>
-      </w:pPr>
-      <w:r>
-        <w:t xml:space="preserve">SLIDE 21 —</w:t>
-      </w:r>
-      <w:r>
-        <w:t xml:space="preserve"> </w:t>
-      </w:r>
-      <w:r>
-        <w:t xml:space="preserve">“Selección de cohortes”</w:t>
-      </w:r>
-    </w:p>
-    <w:p>
-      <w:pPr>
-        <w:pStyle w:val="FirstParagraph"/>
-      </w:pPr>
-      <w:r>
-        <w:rPr>
-          <w:b/>
-          <w:bCs/>
-        </w:rPr>
-        <w:t xml:space="preserve">[Contenido visual]:</w:t>
-      </w:r>
-      <w:r>
-        <w:t xml:space="preserve"> </w:t>
-      </w:r>
-      <w:r>
-        <w:t xml:space="preserve">Diagrama de flujo mostrando la partición de la cohorte completa en individuos emparentados y no emparentados usando KING.</w:t>
-      </w:r>
-    </w:p>
-    <w:p>
-      <w:pPr>
-        <w:pStyle w:val="BodyText"/>
-      </w:pPr>
-      <w:r>
-        <w:rPr>
-          <w:b/>
-          <w:bCs/>
-        </w:rPr>
-        <w:t xml:space="preserve">Guion:</w:t>
-      </w:r>
-    </w:p>
-    <w:p>
-      <w:pPr>
-        <w:pStyle w:val="BlockText"/>
-      </w:pPr>
-      <w:r>
-        <w:t xml:space="preserve">Una vez que tenemos los datos limpios, procedemos a dividirlos.</w:t>
-      </w:r>
-      <w:r>
-        <w:t xml:space="preserve"> </w:t>
-      </w:r>
-      <w:r>
-        <w:t xml:space="preserve">Usando KING para inferencia de parentesco, separamos la muestra en un grupo puramente</w:t>
-      </w:r>
-      <w:r>
-        <w:t xml:space="preserve"> </w:t>
-      </w:r>
-      <w:r>
-        <w:t xml:space="preserve">“no emparentado”</w:t>
-      </w:r>
-      <w:r>
-        <w:t xml:space="preserve"> </w:t>
-      </w:r>
-      <w:r>
-        <w:t xml:space="preserve">para el GWAS poblacional, y otro grupo con</w:t>
-      </w:r>
-      <w:r>
-        <w:t xml:space="preserve"> </w:t>
-      </w:r>
-      <w:r>
-        <w:t xml:space="preserve">“redes familiares”</w:t>
-      </w:r>
-      <w:r>
-        <w:t xml:space="preserve"> </w:t>
-      </w:r>
-      <w:r>
-        <w:t xml:space="preserve">para el análisis familiar (FGWAS).</w:t>
-      </w:r>
-      <w:r>
-        <w:t xml:space="preserve"> </w:t>
-      </w:r>
-      <w:r>
-        <w:t xml:space="preserve">Es fundamental que ambos grupos sean</w:t>
-      </w:r>
-      <w:r>
-        <w:t xml:space="preserve"> </w:t>
-      </w:r>
-      <w:r>
-        <w:rPr>
-          <w:b/>
-          <w:bCs/>
-        </w:rPr>
-        <w:t xml:space="preserve">estadísticamente independientes</w:t>
-      </w:r>
-      <w:r>
-        <w:t xml:space="preserve"> </w:t>
-      </w:r>
-      <w:r>
-        <w:t xml:space="preserve">para poder comparar posteriormente los estimadores de forma justa.</w:t>
-      </w:r>
-    </w:p>
-    <w:p>
-      <w:pPr>
-        <w:pStyle w:val="FirstParagraph"/>
-      </w:pPr>
-      <w:r>
-        <w:t xml:space="preserve">⏱️</w:t>
-      </w:r>
-      <w:r>
-        <w:t xml:space="preserve"> </w:t>
-      </w:r>
-      <w:r>
-        <w:rPr>
-          <w:i/>
-          <w:iCs/>
-        </w:rPr>
-        <w:t xml:space="preserve">~45 segundos</w:t>
-      </w:r>
-    </w:p>
-    <w:p>
-      <w:r>
-        <w:pict>
-          <v:rect style="width:0;height:1.5pt" o:hralign="center" o:hrstd="t" o:hr="t"/>
-        </w:pict>
-      </w:r>
-    </w:p>
-    <w:bookmarkEnd w:id="46"/>
-    <w:bookmarkStart w:id="47" w:name="X29f13536a833c7e608bd75aa96dba7805187859"/>
-    <w:p>
-      <w:pPr>
-        <w:pStyle w:val="Heading2"/>
-      </w:pPr>
-      <w:r>
-        <w:t xml:space="preserve">SLIDE 23 —</w:t>
-      </w:r>
-      <w:r>
-        <w:t xml:space="preserve"> </w:t>
-      </w:r>
-      <w:r>
-        <w:t xml:space="preserve">“Flujo de trabajo de SNIPAR (Estimador Robusto)”</w:t>
-      </w:r>
-    </w:p>
-    <w:p>
-      <w:pPr>
-        <w:pStyle w:val="FirstParagraph"/>
-      </w:pPr>
-      <w:r>
-        <w:rPr>
-          <w:b/>
-          <w:bCs/>
-        </w:rPr>
-        <w:t xml:space="preserve">[Contenido visual]:</w:t>
-      </w:r>
-      <w:r>
-        <w:t xml:space="preserve"> </w:t>
-      </w:r>
-      <w:r>
-        <w:t xml:space="preserve">Diagrama de bloques del módulo SNIPAR en color rojo (IBD, Imputación, Estimador).</w:t>
-      </w:r>
-    </w:p>
-    <w:p>
-      <w:pPr>
-        <w:pStyle w:val="BodyText"/>
-      </w:pPr>
-      <w:r>
-        <w:rPr>
-          <w:b/>
-          <w:bCs/>
-        </w:rPr>
-        <w:t xml:space="preserve">Guion:</w:t>
-      </w:r>
-    </w:p>
-    <w:p>
-      <w:pPr>
-        <w:pStyle w:val="BlockText"/>
-      </w:pPr>
-      <w:r>
-        <w:t xml:space="preserve">Finalmente, ¿qué le hacemos a la cohorte de individuos emparentados? Aquí utilizamos el módulo de SNIPAR.</w:t>
-      </w:r>
-      <w:r>
-        <w:t xml:space="preserve"> </w:t>
-      </w:r>
-      <w:r>
-        <w:t xml:space="preserve">Primero, inferimos los segmentos idénticos por descendencia (IBD) entre hermanos. Luego, usamos esa información para imputar los genotipos parentales faltantes.</w:t>
-      </w:r>
-      <w:r>
-        <w:t xml:space="preserve"> </w:t>
-      </w:r>
-      <w:r>
-        <w:t xml:space="preserve">Esta imputación Mendeliana es la clave que permite a nuestro estimador robusto aislar el efecto genético directo, eliminando por completo cualquier estratificación poblacional residual.</w:t>
-      </w:r>
-    </w:p>
-    <w:p>
-      <w:pPr>
-        <w:pStyle w:val="FirstParagraph"/>
-      </w:pPr>
-      <w:r>
-        <w:t xml:space="preserve">⏱️</w:t>
-      </w:r>
-      <w:r>
-        <w:t xml:space="preserve"> </w:t>
-      </w:r>
-      <w:r>
-        <w:rPr>
-          <w:i/>
-          <w:iCs/>
-        </w:rPr>
-        <w:t xml:space="preserve">~50 segundos</w:t>
-      </w:r>
-    </w:p>
-    <w:p>
-      <w:r>
-        <w:pict>
-          <v:rect style="width:0;height:1.5pt" o:hralign="center" o:hrstd="t" o:hr="t"/>
-        </w:pict>
-      </w:r>
-    </w:p>
-    <w:bookmarkEnd w:id="47"/>
-    <w:bookmarkStart w:id="48" w:name="slide-23-tamaños-efectivos-de-muestra"/>
-    <w:p>
-      <w:pPr>
-        <w:pStyle w:val="Heading2"/>
-      </w:pPr>
-      <w:r>
-        <w:t xml:space="preserve">SLIDE 23 —</w:t>
-      </w:r>
-      <w:r>
-        <w:t xml:space="preserve"> </w:t>
-      </w:r>
-      <w:r>
-        <w:t xml:space="preserve">“Tamaños Efectivos de Muestra”</w:t>
-      </w:r>
-    </w:p>
-    <w:p>
-      <w:pPr>
-        <w:pStyle w:val="FirstParagraph"/>
-      </w:pPr>
-      <w:r>
-        <w:rPr>
-          <w:b/>
-          <w:bCs/>
-        </w:rPr>
-        <w:t xml:space="preserve">[Contenido visual]:</w:t>
-      </w:r>
-      <w:r>
-        <w:t xml:space="preserve"> </w:t>
-      </w:r>
-      <w:r>
-        <w:t xml:space="preserve">Gráfica comparando tamaños efectivos de muestra entre estimador robusto vs. pares de hermanos y tríos parentales.</w:t>
-      </w:r>
-    </w:p>
-    <w:p>
-      <w:pPr>
-        <w:pStyle w:val="BodyText"/>
-      </w:pPr>
-      <w:r>
-        <w:rPr>
-          <w:b/>
-          <w:bCs/>
-        </w:rPr>
-        <w:t xml:space="preserve">Guion:</w:t>
-      </w:r>
-    </w:p>
-    <w:p>
-      <w:pPr>
-        <w:pStyle w:val="BlockText"/>
-      </w:pPr>
-      <w:r>
-        <w:t xml:space="preserve">El primer resultado es la evaluación del poder estadístico. El estimador robusto incrementa el tamaño efectivo de muestra en aproximadamente 36.58% frente a los métodos de pares de hermanos y tríos parentales, debido a que aprovecha estructuras familiares más complejas que solo los genotipos observados de los padres.</w:t>
-      </w:r>
-    </w:p>
-    <w:p>
-      <w:pPr>
-        <w:pStyle w:val="FirstParagraph"/>
-      </w:pPr>
-      <w:r>
-        <w:t xml:space="preserve">⏱️</w:t>
-      </w:r>
-      <w:r>
-        <w:t xml:space="preserve"> </w:t>
-      </w:r>
-      <w:r>
-        <w:rPr>
-          <w:i/>
-          <w:iCs/>
-        </w:rPr>
-        <w:t xml:space="preserve">~1 minuto</w:t>
-      </w:r>
-    </w:p>
-    <w:p>
-      <w:r>
-        <w:pict>
-          <v:rect style="width:0;height:1.5pt" o:hralign="center" o:hrstd="t" o:hr="t"/>
-        </w:pict>
-      </w:r>
-    </w:p>
-    <w:bookmarkEnd w:id="48"/>
-    <w:bookmarkStart w:id="49" w:name="X50ef13cf8eb7cfce47bcb0f982d737d3b989891"/>
-    <w:p>
-      <w:pPr>
-        <w:pStyle w:val="Heading2"/>
-      </w:pPr>
-      <w:r>
-        <w:t xml:space="preserve">SLIDE 24 —</w:t>
-      </w:r>
-      <w:r>
-        <w:t xml:space="preserve"> </w:t>
-      </w:r>
-      <w:r>
-        <w:t xml:space="preserve">“Estimaciones de heredabilidad (PopGWAS vs FGWAS)”</w:t>
-      </w:r>
-    </w:p>
-    <w:p>
-      <w:pPr>
-        <w:pStyle w:val="FirstParagraph"/>
-      </w:pPr>
-      <w:r>
-        <w:rPr>
-          <w:b/>
-          <w:bCs/>
-        </w:rPr>
-        <w:t xml:space="preserve">[Contenido visual]:</w:t>
-      </w:r>
-      <w:r>
-        <w:t xml:space="preserve"> </w:t>
-      </w:r>
-      <w:r>
-        <w:t xml:space="preserve">Gráfica de dispersión comparando estimaciones de heredabilidad (popGWAS vs FGWAS).</w:t>
-      </w:r>
-    </w:p>
-    <w:p>
-      <w:pPr>
-        <w:pStyle w:val="BodyText"/>
-      </w:pPr>
-      <w:r>
-        <w:rPr>
-          <w:b/>
-          <w:bCs/>
-        </w:rPr>
-        <w:t xml:space="preserve">Guion:</w:t>
-      </w:r>
-    </w:p>
-    <w:p>
-      <w:pPr>
-        <w:pStyle w:val="BlockText"/>
-      </w:pPr>
-      <w:r>
-        <w:t xml:space="preserve">Aquí comparamos las estimaciones de heredabilidad. Notamos que para rasgos como el nivel educativo, la heredabilidad poblacional disminuye significativamente cuando estimamos efectos directos. Esto sugiere un fuerte impacto del ambiente familiar y el emparejamiento selectivo. Sin embargo, para rasgos metabólicos como el IMC o la presión arterial, las estimaciones se mantienen bastante estables.</w:t>
-      </w:r>
-    </w:p>
-    <w:p>
-      <w:pPr>
-        <w:pStyle w:val="FirstParagraph"/>
-      </w:pPr>
-      <w:r>
-        <w:t xml:space="preserve">⏱️</w:t>
-      </w:r>
-      <w:r>
-        <w:t xml:space="preserve"> </w:t>
-      </w:r>
-      <w:r>
-        <w:rPr>
-          <w:i/>
-          <w:iCs/>
-        </w:rPr>
-        <w:t xml:space="preserve">~1 minuto 10 segundos</w:t>
-      </w:r>
-    </w:p>
-    <w:p>
-      <w:r>
-        <w:pict>
-          <v:rect style="width:0;height:1.5pt" o:hralign="center" o:hrstd="t" o:hr="t"/>
-        </w:pict>
-      </w:r>
-    </w:p>
-    <w:bookmarkEnd w:id="49"/>
-    <w:bookmarkStart w:id="50" w:name="X4dae9dfbaecee2cc6f29b614439f7a7757f71e5"/>
+    <w:bookmarkEnd w:id="50"/>
+    <w:bookmarkStart w:id="51" w:name="X4dae9dfbaecee2cc6f29b614439f7a7757f71e5"/>
     <w:p>
       <w:pPr>
         <w:pStyle w:val="Heading2"/>
@@ -3748,8 +3544,8 @@
         </w:pict>
       </w:r>
     </w:p>
-    <w:bookmarkEnd w:id="50"/>
-    <w:bookmarkStart w:id="51" w:name="slide-26-correlación-de-estimadores"/>
+    <w:bookmarkEnd w:id="51"/>
+    <w:bookmarkStart w:id="52" w:name="slide-26-correlación-de-estimadores"/>
     <w:p>
       <w:pPr>
         <w:pStyle w:val="Heading2"/>
@@ -3820,8 +3616,8 @@
         <w:t xml:space="preserve">~1 minuto</w:t>
       </w:r>
     </w:p>
-    <w:bookmarkEnd w:id="51"/>
-    <w:bookmarkStart w:id="52" w:name="Xdc0e0a27211f1e5d6f8d9e6a64878059a9eab7b"/>
+    <w:bookmarkEnd w:id="52"/>
+    <w:bookmarkStart w:id="53" w:name="Xdc0e0a27211f1e5d6f8d9e6a64878059a9eab7b"/>
     <w:p>
       <w:pPr>
         <w:pStyle w:val="Heading2"/>
@@ -3899,8 +3695,8 @@
         </w:pict>
       </w:r>
     </w:p>
-    <w:bookmarkEnd w:id="52"/>
-    <w:bookmarkStart w:id="53" w:name="X81846fe6a7ad779a70556fb82333166be88b3ba"/>
+    <w:bookmarkEnd w:id="53"/>
+    <w:bookmarkStart w:id="54" w:name="X81846fe6a7ad779a70556fb82333166be88b3ba"/>
     <w:p>
       <w:pPr>
         <w:pStyle w:val="Heading2"/>
@@ -3988,8 +3784,8 @@
         </w:pict>
       </w:r>
     </w:p>
-    <w:bookmarkEnd w:id="53"/>
-    <w:bookmarkStart w:id="54" w:name="X810baa7789e6bd076b416cd36ab05183fde436e"/>
+    <w:bookmarkEnd w:id="54"/>
+    <w:bookmarkStart w:id="55" w:name="X810baa7789e6bd076b416cd36ab05183fde436e"/>
     <w:p>
       <w:pPr>
         <w:pStyle w:val="Heading2"/>
@@ -4079,8 +3875,8 @@
         </w:pict>
       </w:r>
     </w:p>
-    <w:bookmarkEnd w:id="54"/>
-    <w:bookmarkStart w:id="55" w:name="X719be405e374ccf5ec607f847ce33ff773cd869"/>
+    <w:bookmarkEnd w:id="55"/>
+    <w:bookmarkStart w:id="56" w:name="X719be405e374ccf5ec607f847ce33ff773cd869"/>
     <w:p>
       <w:pPr>
         <w:pStyle w:val="Heading2"/>
@@ -4257,9 +4053,9 @@
         </w:pict>
       </w:r>
     </w:p>
-    <w:bookmarkEnd w:id="55"/>
     <w:bookmarkEnd w:id="56"/>
-    <w:bookmarkStart w:id="60" w:name="sección-7-conclusiones-y-próximos-pasos"/>
+    <w:bookmarkEnd w:id="57"/>
+    <w:bookmarkStart w:id="61" w:name="sección-7-conclusiones-y-próximos-pasos"/>
     <w:p>
       <w:pPr>
         <w:pStyle w:val="Heading1"/>
@@ -4268,7 +4064,7 @@
         <w:t xml:space="preserve">SECCIÓN 7 — CONCLUSIONES Y PRÓXIMOS PASOS</w:t>
       </w:r>
     </w:p>
-    <w:bookmarkStart w:id="57" w:name="slide-32-qué-aprendimos"/>
+    <w:bookmarkStart w:id="58" w:name="X6b1db0ca94fd25b3d5af4d1b7b694708e5eb5e6"/>
     <w:p>
       <w:pPr>
         <w:pStyle w:val="Heading2"/>
@@ -4280,7 +4076,7 @@
         <w:t xml:space="preserve"> </w:t>
       </w:r>
       <w:r>
-        <w:t xml:space="preserve">“¿Qué aprendimos?”</w:t>
+        <w:t xml:space="preserve">“Conclusiones: Relevancia de los Modelos Familiares”</w:t>
       </w:r>
     </w:p>
     <w:p>
@@ -4300,61 +4096,23 @@
         <w:pStyle w:val="BlockText"/>
       </w:pPr>
       <w:r>
-        <w:t xml:space="preserve">En resumen, nuestros hallazgos hasta ahora nos dicen tres cosas:</w:t>
-      </w:r>
-    </w:p>
-    <w:p>
-      <w:pPr>
-        <w:pStyle w:val="BlockText"/>
-      </w:pPr>
-      <w:r>
-        <w:rPr>
-          <w:b/>
-          <w:bCs/>
-        </w:rPr>
-        <w:t xml:space="preserve">Uno.</w:t>
-      </w:r>
-      <w:r>
-        <w:t xml:space="preserve"> </w:t>
-      </w:r>
-      <w:r>
-        <w:t xml:space="preserve">En la población mexicana, los estudios estándar capturan efectos genuinamente directos para rasgos biológicos como IMC, presión arterial y lípidos — validando instrumentos de aleatorización mendeliana para estas exposiciones.</w:t>
-      </w:r>
-    </w:p>
-    <w:p>
-      <w:pPr>
-        <w:pStyle w:val="BlockText"/>
-      </w:pPr>
-      <w:r>
-        <w:rPr>
-          <w:b/>
-          <w:bCs/>
-        </w:rPr>
-        <w:t xml:space="preserve">Dos.</w:t>
-      </w:r>
-      <w:r>
-        <w:t xml:space="preserve"> </w:t>
-      </w:r>
-      <w:r>
-        <w:t xml:space="preserve">Para rasgos socialmente mediados como la educación, la señal está ampliamente inflada por efectos indirectos. El logro educativo en un estudio estándar es más ambiental que genómico.</w:t>
-      </w:r>
-    </w:p>
-    <w:p>
-      <w:pPr>
-        <w:pStyle w:val="BlockText"/>
-      </w:pPr>
-      <w:r>
-        <w:rPr>
-          <w:b/>
-          <w:bCs/>
-        </w:rPr>
-        <w:t xml:space="preserve">Tres.</w:t>
-      </w:r>
-      <w:r>
-        <w:t xml:space="preserve"> </w:t>
-      </w:r>
-      <w:r>
-        <w:t xml:space="preserve">Para la diabetes, la admixtura genera una distorsión bidireccional que solo los diseños familiares pueden resolver. Esto tiene implicaciones directas para la implementación de puntajes de riesgo poligénico en el sistema de salud mexicano.</w:t>
+        <w:t xml:space="preserve">En primer lugar, es crucial comprender que los GWAS familiares no fungen principalmente como herramientas de descubrimiento primario de variantes causales debido a limitaciones inherentes en el tamaño de muestra, aunque algunos SNPs sí alcancen significancia genómica. Su valor clínico y epidemiológico radica en que operan como herramientas diagnósticas robustas. Nos permiten cuantificar la dirección y magnitud de los sesgos presentes en diseños de descubrimiento de mayor poder estadístico, como los GWAS poblacionales.</w:t>
+      </w:r>
+    </w:p>
+    <w:p>
+      <w:pPr>
+        <w:pStyle w:val="BlockText"/>
+      </w:pPr>
+      <w:r>
+        <w:t xml:space="preserve">En el caso específico del MCPS, observamos que el estimador robusto logra incrementar de forma eficiente el tamaño de muestra efectivo respecto a métodos análogos. Esto nos permitió constatar fehacientemente la existencia de sesgos ambientales estructurales en la cohorte.</w:t>
+      </w:r>
+    </w:p>
+    <w:p>
+      <w:pPr>
+        <w:pStyle w:val="BlockText"/>
+      </w:pPr>
+      <w:r>
+        <w:t xml:space="preserve">Finalmente, a nivel predictivo, no existe consenso histórico en que construir scores poligénicos a partir de efectos de FGWAS mejore la precisión de la predicción. Sin embargo, carecemos de evidencia empírica en poblaciones latinoamericanas. Resulta imperativo evaluar empíricamente el comportamiento de estos modelos en la población mexicana para generar evidencia conclusiva al respecto.</w:t>
       </w:r>
     </w:p>
     <w:p>
@@ -4372,7 +4130,7 @@
           <w:i/>
           <w:iCs/>
         </w:rPr>
-        <w:t xml:space="preserve">~50 segundos</w:t>
+        <w:t xml:space="preserve">~1 minuto 10 segundos</w:t>
       </w:r>
     </w:p>
     <w:p>
@@ -4382,20 +4140,20 @@
         </w:pict>
       </w:r>
     </w:p>
-    <w:bookmarkEnd w:id="57"/>
-    <w:bookmarkStart w:id="58" w:name="slide-32-próximos-pasos"/>
+    <w:bookmarkEnd w:id="58"/>
+    <w:bookmarkStart w:id="59" w:name="Xbc5c3e3c77670c471ae0d2106bc136f31fae3c9"/>
     <w:p>
       <w:pPr>
         <w:pStyle w:val="Heading2"/>
       </w:pPr>
       <w:r>
-        <w:t xml:space="preserve">SLIDE 32 —</w:t>
-      </w:r>
-      <w:r>
-        <w:t xml:space="preserve"> </w:t>
-      </w:r>
-      <w:r>
-        <w:t xml:space="preserve">“Próximos pasos”</w:t>
+        <w:t xml:space="preserve">SLIDE 33 —</w:t>
+      </w:r>
+      <w:r>
+        <w:t xml:space="preserve"> </w:t>
+      </w:r>
+      <w:r>
+        <w:t xml:space="preserve">“El Rol de la Ancestría y la Confusión Ambiental en Diabetes”</w:t>
       </w:r>
     </w:p>
     <w:p>
@@ -4415,133 +4173,32 @@
         <w:pStyle w:val="BlockText"/>
       </w:pPr>
       <w:r>
-        <w:t xml:space="preserve">Para el resto de la tesis, los pasos son:</w:t>
-      </w:r>
-    </w:p>
-    <w:p>
-      <w:pPr>
-        <w:pStyle w:val="BlockText"/>
-        <w:numPr>
-          <w:ilvl w:val="0"/>
-          <w:numId w:val="1009"/>
-        </w:numPr>
-      </w:pPr>
-      <w:r>
-        <w:rPr>
-          <w:b/>
-          <w:bCs/>
-        </w:rPr>
-        <w:t xml:space="preserve">Completar el atlas a 28 rasgos</w:t>
-      </w:r>
-      <w:r>
-        <w:t xml:space="preserve"> </w:t>
-      </w:r>
-      <w:r>
-        <w:t xml:space="preserve">— incorporando 11 rasgos adicionales incluyendo enfermedad renal, EPOC, y variables antropométricas.</w:t>
-      </w:r>
-    </w:p>
-    <w:p>
-      <w:pPr>
-        <w:pStyle w:val="BlockText"/>
-        <w:numPr>
-          <w:ilvl w:val="0"/>
-          <w:numId w:val="1009"/>
-        </w:numPr>
-      </w:pPr>
-      <w:r>
-        <w:rPr>
-          <w:b/>
-          <w:bCs/>
-          <w:i/>
-          <w:iCs/>
-        </w:rPr>
-        <w:t xml:space="preserve">Fine-mapping</w:t>
-      </w:r>
-      <w:r>
-        <w:rPr>
-          <w:b/>
-          <w:bCs/>
-        </w:rPr>
-        <w:t xml:space="preserve"> </w:t>
-      </w:r>
-      <w:r>
-        <w:rPr>
-          <w:b/>
-          <w:bCs/>
-        </w:rPr>
-        <w:t xml:space="preserve">funcional</w:t>
-      </w:r>
-      <w:r>
-        <w:t xml:space="preserve"> </w:t>
-      </w:r>
-      <w:r>
-        <w:t xml:space="preserve">— usando clumping con r² &lt; 1% para identificar SNPs independientes, y luego comparar las señales entre los enfoques utilizando métodos de corrección rigurosos.</w:t>
-      </w:r>
-    </w:p>
-    <w:p>
-      <w:pPr>
-        <w:pStyle w:val="BlockText"/>
-        <w:numPr>
-          <w:ilvl w:val="0"/>
-          <w:numId w:val="1009"/>
-        </w:numPr>
-      </w:pPr>
-      <w:r>
-        <w:rPr>
-          <w:b/>
-          <w:bCs/>
-        </w:rPr>
-        <w:t xml:space="preserve">Análisis de sensibilidad</w:t>
-      </w:r>
-      <w:r>
-        <w:t xml:space="preserve"> </w:t>
-      </w:r>
-      <w:r>
-        <w:t xml:space="preserve">— por estratos de edad y nivel socioeconómico para desenmarañar los efectos de supervivencia y restricción de varianza.</w:t>
-      </w:r>
-    </w:p>
-    <w:p>
-      <w:pPr>
-        <w:pStyle w:val="BlockText"/>
-        <w:numPr>
-          <w:ilvl w:val="0"/>
-          <w:numId w:val="1009"/>
-        </w:numPr>
-      </w:pPr>
-      <w:r>
-        <w:rPr>
-          <w:b/>
-          <w:bCs/>
-        </w:rPr>
-        <w:t xml:space="preserve">Publicaciones</w:t>
-      </w:r>
-      <w:r>
-        <w:t xml:space="preserve"> </w:t>
-      </w:r>
-      <w:r>
-        <w:t xml:space="preserve">— un artículo de revisión sobre diseños familiares en poblaciones admixtas (deadline: 11 de noviembre de 2026) y el artículo de resultados original.</w:t>
-      </w:r>
-    </w:p>
-    <w:p>
-      <w:pPr>
-        <w:pStyle w:val="BlockText"/>
-        <w:numPr>
-          <w:ilvl w:val="0"/>
-          <w:numId w:val="1009"/>
-        </w:numPr>
-      </w:pPr>
-      <w:r>
-        <w:rPr>
-          <w:b/>
-          <w:bCs/>
-        </w:rPr>
-        <w:t xml:space="preserve">Congresos</w:t>
-      </w:r>
-      <w:r>
-        <w:t xml:space="preserve"> </w:t>
-      </w:r>
-      <w:r>
-        <w:t xml:space="preserve">— presentar en el Simposio EPCM del INMEGEN (octubre 2026) y en congresos internacionales en 2027.</w:t>
+        <w:t xml:space="preserve">Mención aparte merece la diabetes mellitus. Clínicamente es uno de los fenotipos con mayor impacto, pero metodológicamente es uno de los rasgos que exhibe mayores niveles de sesgo en estimaciones poblacionales.</w:t>
+      </w:r>
+    </w:p>
+    <w:p>
+      <w:pPr>
+        <w:pStyle w:val="BlockText"/>
+      </w:pPr>
+      <w:r>
+        <w:t xml:space="preserve">Trabajos recientes en nuestra misma cohorte, particularmente los estudios de Torres (2026) y Wang (2025), demuestran rigurosamente la contribución de la ancestría mexicana a las elevadas prevalencias de diabetes. Si bien el componente ancestral en la incidencia es innegable, nuestros análisis intrafamiliares demuestran empíricamente que existe una inflación sistemática en estimaciones poblacionales, identificando falsos positivos en</w:t>
+      </w:r>
+      <w:r>
+        <w:t xml:space="preserve"> </w:t>
+      </w:r>
+      <w:r>
+        <w:t xml:space="preserve"> </w:t>
+      </w:r>
+      <w:r>
+        <w:t xml:space="preserve">canónicos de diabetes.</w:t>
+      </w:r>
+    </w:p>
+    <w:p>
+      <w:pPr>
+        <w:pStyle w:val="BlockText"/>
+      </w:pPr>
+      <w:r>
+        <w:t xml:space="preserve">Esta evidencia expone que los efectos de composición ambiental están fuertemente entrelazados con la estructura genómica poblacional. Por consiguiente, se acentúa la urgencia metodológica de desarrollar instrumentos de mayor precisión estadística para detectar y estratificar el riesgo genético de diabetes en las poblaciones mexicanas, separando la señal biológica de los artefactos ambientales.</w:t>
       </w:r>
     </w:p>
     <w:p>
@@ -4569,20 +4226,20 @@
         </w:pict>
       </w:r>
     </w:p>
-    <w:bookmarkEnd w:id="58"/>
-    <w:bookmarkStart w:id="59" w:name="slide-33-relevancia-clínica-para-méxico"/>
+    <w:bookmarkEnd w:id="59"/>
+    <w:bookmarkStart w:id="60" w:name="slide-34-próximos-pasos"/>
     <w:p>
       <w:pPr>
         <w:pStyle w:val="Heading2"/>
       </w:pPr>
       <w:r>
-        <w:t xml:space="preserve">SLIDE 33 —</w:t>
-      </w:r>
-      <w:r>
-        <w:t xml:space="preserve"> </w:t>
-      </w:r>
-      <w:r>
-        <w:t xml:space="preserve">“Relevancia clínica para México”</w:t>
+        <w:t xml:space="preserve">SLIDE 34 —</w:t>
+      </w:r>
+      <w:r>
+        <w:t xml:space="preserve"> </w:t>
+      </w:r>
+      <w:r>
+        <w:t xml:space="preserve">“Próximos pasos”</w:t>
       </w:r>
     </w:p>
     <w:p>
@@ -4602,7 +4259,7 @@
         <w:pStyle w:val="BlockText"/>
       </w:pPr>
       <w:r>
-        <w:t xml:space="preserve">Finalmente, quiero enfatizar la relevancia traslacional de este trabajo:</w:t>
+        <w:t xml:space="preserve">Para el resto de la tesis, los pasos subsecuentes son:</w:t>
       </w:r>
     </w:p>
     <w:p>
@@ -4610,27 +4267,21 @@
         <w:pStyle w:val="BlockText"/>
         <w:numPr>
           <w:ilvl w:val="0"/>
-          <w:numId w:val="1010"/>
+          <w:numId w:val="1007"/>
         </w:numPr>
       </w:pPr>
       <w:r>
-        <w:t xml:space="preserve">Los puntajes de riesgo poligénico para diabetes derivados de estudios poblacionales en MCPS capturan parcialmente la</w:t>
-      </w:r>
-      <w:r>
-        <w:t xml:space="preserve"> </w:t>
-      </w:r>
-      <w:r>
-        <w:rPr>
-          <w:b/>
-          <w:bCs/>
-        </w:rPr>
-        <w:t xml:space="preserve">deprivación socioeconómica</w:t>
-      </w:r>
-      <w:r>
-        <w:t xml:space="preserve"> </w:t>
-      </w:r>
-      <w:r>
-        <w:t xml:space="preserve">correlacionada con ancestría indígena, no solo biología. Antes de implementarlos en el sistema de salud, deben validarse contra estimados dentro-de-familia.</w:t>
+        <w:rPr>
+          <w:b/>
+          <w:bCs/>
+        </w:rPr>
+        <w:t xml:space="preserve">Completar el atlas a 28 rasgos</w:t>
+      </w:r>
+      <w:r>
+        <w:t xml:space="preserve"> </w:t>
+      </w:r>
+      <w:r>
+        <w:t xml:space="preserve">— incorporando 11 rasgos adicionales incluyendo enfermedad renal, EPOC, y variables antropométricas.</w:t>
       </w:r>
     </w:p>
     <w:p>
@@ -4638,40 +4289,37 @@
         <w:pStyle w:val="BlockText"/>
         <w:numPr>
           <w:ilvl w:val="0"/>
-          <w:numId w:val="1010"/>
+          <w:numId w:val="1007"/>
         </w:numPr>
       </w:pPr>
       <w:r>
-        <w:t xml:space="preserve">La atenuación del 85% para educación indica que la transmisión intergeneracional del riesgo de diabetes opera principalmente a través del</w:t>
-      </w:r>
-      <w:r>
-        <w:t xml:space="preserve"> </w:t>
-      </w:r>
-      <w:r>
-        <w:rPr>
-          <w:b/>
-          <w:bCs/>
-        </w:rPr>
-        <w:t xml:space="preserve">ambiente familiar</w:t>
-      </w:r>
-      <w:r>
-        <w:t xml:space="preserve">. Esto argumenta a favor de intervenciones a nivel de</w:t>
-      </w:r>
-      <w:r>
-        <w:t xml:space="preserve"> </w:t>
-      </w:r>
-      <w:r>
-        <w:rPr>
-          <w:b/>
-          <w:bCs/>
-        </w:rPr>
-        <w:t xml:space="preserve">hogar</w:t>
-      </w:r>
-      <w:r>
-        <w:t xml:space="preserve"> </w:t>
-      </w:r>
-      <w:r>
-        <w:t xml:space="preserve">— modelo de Médico de Familia — no solo intervenciones individuales de riesgo genético.</w:t>
+        <w:rPr>
+          <w:b/>
+          <w:bCs/>
+          <w:i/>
+          <w:iCs/>
+        </w:rPr>
+        <w:t xml:space="preserve">Fine-mapping</w:t>
+      </w:r>
+      <w:r>
+        <w:rPr>
+          <w:b/>
+          <w:bCs/>
+        </w:rPr>
+        <w:t xml:space="preserve"> </w:t>
+      </w:r>
+      <w:r>
+        <w:rPr>
+          <w:b/>
+          <w:bCs/>
+        </w:rPr>
+        <w:t xml:space="preserve">funcional</w:t>
+      </w:r>
+      <w:r>
+        <w:t xml:space="preserve"> </w:t>
+      </w:r>
+      <w:r>
+        <w:t xml:space="preserve">— aislar señales independientes y contrastar estimaciones utilizando métodos de corrección rigurosos.</w:t>
       </w:r>
     </w:p>
     <w:p>
@@ -4679,43 +4327,65 @@
         <w:pStyle w:val="BlockText"/>
         <w:numPr>
           <w:ilvl w:val="0"/>
-          <w:numId w:val="1010"/>
+          <w:numId w:val="1007"/>
         </w:numPr>
       </w:pPr>
       <w:r>
-        <w:t xml:space="preserve">Esperamos identificar variantes funcionales que son</w:t>
-      </w:r>
-      <w:r>
-        <w:t xml:space="preserve"> </w:t>
-      </w:r>
-      <w:r>
-        <w:rPr>
-          <w:b/>
-          <w:bCs/>
-        </w:rPr>
-        <w:t xml:space="preserve">exclusivas</w:t>
-      </w:r>
-      <w:r>
-        <w:t xml:space="preserve"> </w:t>
-      </w:r>
-      <w:r>
-        <w:t xml:space="preserve">de poblaciones mexicanas e indígenas americanas. Estas variantes</w:t>
-      </w:r>
-      <w:r>
-        <w:t xml:space="preserve"> </w:t>
-      </w:r>
-      <w:r>
-        <w:rPr>
-          <w:b/>
-          <w:bCs/>
-        </w:rPr>
-        <w:t xml:space="preserve">no están</w:t>
-      </w:r>
-      <w:r>
-        <w:t xml:space="preserve"> </w:t>
-      </w:r>
-      <w:r>
-        <w:t xml:space="preserve">en los paneles clínicos actuales y tienen implicaciones terapéuticas directas que pueden guiar un tratamiento de precisión.</w:t>
+        <w:rPr>
+          <w:b/>
+          <w:bCs/>
+        </w:rPr>
+        <w:t xml:space="preserve">Análisis de sensibilidad</w:t>
+      </w:r>
+      <w:r>
+        <w:t xml:space="preserve"> </w:t>
+      </w:r>
+      <w:r>
+        <w:t xml:space="preserve">— por estratos de edad y nivel socioeconómico para desenmarañar los efectos de supervivencia y restricción de varianza.</w:t>
+      </w:r>
+    </w:p>
+    <w:p>
+      <w:pPr>
+        <w:pStyle w:val="BlockText"/>
+        <w:numPr>
+          <w:ilvl w:val="0"/>
+          <w:numId w:val="1007"/>
+        </w:numPr>
+      </w:pPr>
+      <w:r>
+        <w:rPr>
+          <w:b/>
+          <w:bCs/>
+        </w:rPr>
+        <w:t xml:space="preserve">Publicaciones</w:t>
+      </w:r>
+      <w:r>
+        <w:t xml:space="preserve"> </w:t>
+      </w:r>
+      <w:r>
+        <w:t xml:space="preserve">— redactar un artículo de revisión sobre diseños familiares en poblaciones admixtas (deadline: 11 de noviembre de 2026) y el artículo original de resultados.</w:t>
+      </w:r>
+    </w:p>
+    <w:p>
+      <w:pPr>
+        <w:pStyle w:val="BlockText"/>
+        <w:numPr>
+          <w:ilvl w:val="0"/>
+          <w:numId w:val="1007"/>
+        </w:numPr>
+      </w:pPr>
+      <w:r>
+        <w:rPr>
+          <w:b/>
+          <w:bCs/>
+        </w:rPr>
+        <w:t xml:space="preserve">Congresos</w:t>
+      </w:r>
+      <w:r>
+        <w:t xml:space="preserve"> </w:t>
+      </w:r>
+      <w:r>
+        <w:t xml:space="preserve">— diseminación en el Simposio EPCM del INMEGEN (octubre 2026) y congresos internacionales en 2027.</w:t>
       </w:r>
     </w:p>
     <w:p>
@@ -4733,7 +4403,7 @@
           <w:i/>
           <w:iCs/>
         </w:rPr>
-        <w:t xml:space="preserve">~1 minuto 10 segundos</w:t>
+        <w:t xml:space="preserve">~1 minuto</w:t>
       </w:r>
     </w:p>
     <w:p>
@@ -4743,9 +4413,9 @@
         </w:pict>
       </w:r>
     </w:p>
-    <w:bookmarkEnd w:id="59"/>
     <w:bookmarkEnd w:id="60"/>
-    <w:bookmarkStart w:id="63" w:name="X3b12542ebf4e4c269161f065ef64fb189d30203"/>
+    <w:bookmarkEnd w:id="61"/>
+    <w:bookmarkStart w:id="64" w:name="X3b12542ebf4e4c269161f065ef64fb189d30203"/>
     <w:p>
       <w:pPr>
         <w:pStyle w:val="Heading1"/>
@@ -4754,7 +4424,7 @@
         <w:t xml:space="preserve">SECCIÓN 8 — COLABORADORES Y AGRADECIMIENTOS</w:t>
       </w:r>
     </w:p>
-    <w:bookmarkStart w:id="61" w:name="slide-34-current-collaborations"/>
+    <w:bookmarkStart w:id="62" w:name="slide-34-current-collaborations"/>
     <w:p>
       <w:pPr>
         <w:pStyle w:val="Heading2"/>
@@ -4864,8 +4534,8 @@
         </w:pict>
       </w:r>
     </w:p>
-    <w:bookmarkEnd w:id="61"/>
-    <w:bookmarkStart w:id="62" w:name="slide-35-gracias-a-todxs"/>
+    <w:bookmarkEnd w:id="62"/>
+    <w:bookmarkStart w:id="63" w:name="slide-35-gracias-a-todxs"/>
     <w:p>
       <w:pPr>
         <w:pStyle w:val="Heading2"/>
@@ -4951,9 +4621,9 @@
         </w:pict>
       </w:r>
     </w:p>
-    <w:bookmarkEnd w:id="62"/>
     <w:bookmarkEnd w:id="63"/>
-    <w:bookmarkStart w:id="64" w:name="resumen-de-tiempos-estimados"/>
+    <w:bookmarkEnd w:id="64"/>
+    <w:bookmarkStart w:id="65" w:name="resumen-de-tiempos-estimados"/>
     <w:p>
       <w:pPr>
         <w:pStyle w:val="Heading1"/>
@@ -5521,8 +5191,8 @@
         </w:pict>
       </w:r>
     </w:p>
-    <w:bookmarkEnd w:id="64"/>
-    <w:bookmarkStart w:id="65" w:name="checklist-de-slides-por-completar"/>
+    <w:bookmarkEnd w:id="65"/>
+    <w:bookmarkStart w:id="66" w:name="checklist-de-slides-por-completar"/>
     <w:p>
       <w:pPr>
         <w:pStyle w:val="Heading1"/>
@@ -5569,6 +5239,72 @@
       </w:r>
       <w:r>
         <w:t xml:space="preserve">en el deck actual y necesitan crearse:</w:t>
+      </w:r>
+    </w:p>
+    <w:p>
+      <w:pPr>
+        <w:pStyle w:val="Compact"/>
+        <w:numPr>
+          <w:ilvl w:val="0"/>
+          <w:numId w:val="1008"/>
+        </w:numPr>
+      </w:pPr>
+      <w:r>
+        <w:rPr>
+          <w:b/>
+          <w:bCs/>
+        </w:rPr>
+        <w:t xml:space="preserve">Slide 10</w:t>
+      </w:r>
+      <w:r>
+        <w:t xml:space="preserve"> </w:t>
+      </w:r>
+      <w:r>
+        <w:t xml:space="preserve">— Sesgos en GWAS (diagrama de barras apiladas)</w:t>
+      </w:r>
+    </w:p>
+    <w:p>
+      <w:pPr>
+        <w:pStyle w:val="Compact"/>
+        <w:numPr>
+          <w:ilvl w:val="0"/>
+          <w:numId w:val="1009"/>
+        </w:numPr>
+      </w:pPr>
+      <w:r>
+        <w:rPr>
+          <w:b/>
+          <w:bCs/>
+        </w:rPr>
+        <w:t xml:space="preserve">Slide 11</w:t>
+      </w:r>
+      <w:r>
+        <w:t xml:space="preserve"> </w:t>
+      </w:r>
+      <w:r>
+        <w:t xml:space="preserve">— Estudios familiares y segregación meiótica</w:t>
+      </w:r>
+    </w:p>
+    <w:p>
+      <w:pPr>
+        <w:pStyle w:val="Compact"/>
+        <w:numPr>
+          <w:ilvl w:val="0"/>
+          <w:numId w:val="1010"/>
+        </w:numPr>
+      </w:pPr>
+      <w:r>
+        <w:rPr>
+          <w:b/>
+          <w:bCs/>
+        </w:rPr>
+        <w:t xml:space="preserve">Slide 12</w:t>
+      </w:r>
+      <w:r>
+        <w:t xml:space="preserve"> </w:t>
+      </w:r>
+      <w:r>
+        <w:t xml:space="preserve">— Estimador robusto</w:t>
       </w:r>
     </w:p>
     <w:p>
@@ -5584,13 +5320,13 @@
           <w:b/>
           <w:bCs/>
         </w:rPr>
-        <w:t xml:space="preserve">Slide 10</w:t>
-      </w:r>
-      <w:r>
-        <w:t xml:space="preserve"> </w:t>
-      </w:r>
-      <w:r>
-        <w:t xml:space="preserve">— Sesgos en GWAS (diagrama de barras apiladas)</w:t>
+        <w:t xml:space="preserve">Slide 13</w:t>
+      </w:r>
+      <w:r>
+        <w:t xml:space="preserve"> </w:t>
+      </w:r>
+      <w:r>
+        <w:t xml:space="preserve">— Validez interna vs portabilidad</w:t>
       </w:r>
     </w:p>
     <w:p>
@@ -5606,13 +5342,13 @@
           <w:b/>
           <w:bCs/>
         </w:rPr>
-        <w:t xml:space="preserve">Slide 11</w:t>
-      </w:r>
-      <w:r>
-        <w:t xml:space="preserve"> </w:t>
-      </w:r>
-      <w:r>
-        <w:t xml:space="preserve">— Estudios familiares y segregación meiótica</w:t>
+        <w:t xml:space="preserve">Slide 14</w:t>
+      </w:r>
+      <w:r>
+        <w:t xml:space="preserve"> </w:t>
+      </w:r>
+      <w:r>
+        <w:t xml:space="preserve">— Resumen (3 cajas)</w:t>
       </w:r>
     </w:p>
     <w:p>
@@ -5628,13 +5364,13 @@
           <w:b/>
           <w:bCs/>
         </w:rPr>
-        <w:t xml:space="preserve">Slide 12</w:t>
-      </w:r>
-      <w:r>
-        <w:t xml:space="preserve"> </w:t>
-      </w:r>
-      <w:r>
-        <w:t xml:space="preserve">— Estimador robusto</w:t>
+        <w:t xml:space="preserve">Slide 15</w:t>
+      </w:r>
+      <w:r>
+        <w:t xml:space="preserve"> </w:t>
+      </w:r>
+      <w:r>
+        <w:t xml:space="preserve">— Objetivos de investigación</w:t>
       </w:r>
     </w:p>
     <w:p>
@@ -5650,13 +5386,13 @@
           <w:b/>
           <w:bCs/>
         </w:rPr>
-        <w:t xml:space="preserve">Slide 13</w:t>
-      </w:r>
-      <w:r>
-        <w:t xml:space="preserve"> </w:t>
-      </w:r>
-      <w:r>
-        <w:t xml:space="preserve">— Validez interna vs portabilidad</w:t>
+        <w:t xml:space="preserve">Slide 16</w:t>
+      </w:r>
+      <w:r>
+        <w:t xml:space="preserve"> </w:t>
+      </w:r>
+      <w:r>
+        <w:t xml:space="preserve">— Objetivos específicos</w:t>
       </w:r>
     </w:p>
     <w:p>
@@ -5672,13 +5408,13 @@
           <w:b/>
           <w:bCs/>
         </w:rPr>
-        <w:t xml:space="preserve">Slide 14</w:t>
-      </w:r>
-      <w:r>
-        <w:t xml:space="preserve"> </w:t>
-      </w:r>
-      <w:r>
-        <w:t xml:space="preserve">— Resumen (3 cajas)</w:t>
+        <w:t xml:space="preserve">Slide 19</w:t>
+      </w:r>
+      <w:r>
+        <w:t xml:space="preserve"> </w:t>
+      </w:r>
+      <w:r>
+        <w:t xml:space="preserve">— Flujo de trabajo completo</w:t>
       </w:r>
     </w:p>
     <w:p>
@@ -5694,13 +5430,13 @@
           <w:b/>
           <w:bCs/>
         </w:rPr>
-        <w:t xml:space="preserve">Slide 15</w:t>
-      </w:r>
-      <w:r>
-        <w:t xml:space="preserve"> </w:t>
-      </w:r>
-      <w:r>
-        <w:t xml:space="preserve">— Objetivos de investigación</w:t>
+        <w:t xml:space="preserve">Slide 28</w:t>
+      </w:r>
+      <w:r>
+        <w:t xml:space="preserve"> </w:t>
+      </w:r>
+      <w:r>
+        <w:t xml:space="preserve">— Datos de entrada: Fenotipos</w:t>
       </w:r>
     </w:p>
     <w:p>
@@ -5716,13 +5452,13 @@
           <w:b/>
           <w:bCs/>
         </w:rPr>
-        <w:t xml:space="preserve">Slide 16</w:t>
-      </w:r>
-      <w:r>
-        <w:t xml:space="preserve"> </w:t>
-      </w:r>
-      <w:r>
-        <w:t xml:space="preserve">— Objetivos específicos</w:t>
+        <w:t xml:space="preserve">Slide 27</w:t>
+      </w:r>
+      <w:r>
+        <w:t xml:space="preserve"> </w:t>
+      </w:r>
+      <w:r>
+        <w:t xml:space="preserve">— Datos de entrada: Genotipos</w:t>
       </w:r>
     </w:p>
     <w:p>
@@ -5738,13 +5474,13 @@
           <w:b/>
           <w:bCs/>
         </w:rPr>
-        <w:t xml:space="preserve">Slide 19</w:t>
-      </w:r>
-      <w:r>
-        <w:t xml:space="preserve"> </w:t>
-      </w:r>
-      <w:r>
-        <w:t xml:space="preserve">— Flujo de trabajo completo</w:t>
+        <w:t xml:space="preserve">Slide 28</w:t>
+      </w:r>
+      <w:r>
+        <w:t xml:space="preserve"> </w:t>
+      </w:r>
+      <w:r>
+        <w:t xml:space="preserve">— Tamaños Efectivos de Muestra</w:t>
       </w:r>
     </w:p>
     <w:p>
@@ -5760,13 +5496,13 @@
           <w:b/>
           <w:bCs/>
         </w:rPr>
-        <w:t xml:space="preserve">Slide 28</w:t>
-      </w:r>
-      <w:r>
-        <w:t xml:space="preserve"> </w:t>
-      </w:r>
-      <w:r>
-        <w:t xml:space="preserve">— Datos de entrada: Fenotipos</w:t>
+        <w:t xml:space="preserve">Slide 27</w:t>
+      </w:r>
+      <w:r>
+        <w:t xml:space="preserve"> </w:t>
+      </w:r>
+      <w:r>
+        <w:t xml:space="preserve">— Estimaciones de heredabilidad (scatter)</w:t>
       </w:r>
     </w:p>
     <w:p>
@@ -5782,13 +5518,13 @@
           <w:b/>
           <w:bCs/>
         </w:rPr>
-        <w:t xml:space="preserve">Slide 27</w:t>
-      </w:r>
-      <w:r>
-        <w:t xml:space="preserve"> </w:t>
-      </w:r>
-      <w:r>
-        <w:t xml:space="preserve">— Datos de entrada: Genotipos</w:t>
+        <w:t xml:space="preserve">Slide 28</w:t>
+      </w:r>
+      <w:r>
+        <w:t xml:space="preserve"> </w:t>
+      </w:r>
+      <w:r>
+        <w:t xml:space="preserve">— Estimaciones de heredabilidad (diferencias normalizadas)</w:t>
       </w:r>
     </w:p>
     <w:p>
@@ -5804,13 +5540,13 @@
           <w:b/>
           <w:bCs/>
         </w:rPr>
-        <w:t xml:space="preserve">Slide 28</w:t>
-      </w:r>
-      <w:r>
-        <w:t xml:space="preserve"> </w:t>
-      </w:r>
-      <w:r>
-        <w:t xml:space="preserve">— Tamaños Efectivos de Muestra</w:t>
+        <w:t xml:space="preserve">Slide 27</w:t>
+      </w:r>
+      <w:r>
+        <w:t xml:space="preserve"> </w:t>
+      </w:r>
+      <w:r>
+        <w:t xml:space="preserve">— Correlación de estimadores</w:t>
       </w:r>
     </w:p>
     <w:p>
@@ -5826,13 +5562,13 @@
           <w:b/>
           <w:bCs/>
         </w:rPr>
-        <w:t xml:space="preserve">Slide 27</w:t>
-      </w:r>
-      <w:r>
-        <w:t xml:space="preserve"> </w:t>
-      </w:r>
-      <w:r>
-        <w:t xml:space="preserve">— Estimaciones de heredabilidad (scatter)</w:t>
+        <w:t xml:space="preserve">Slide 28</w:t>
+      </w:r>
+      <w:r>
+        <w:t xml:space="preserve"> </w:t>
+      </w:r>
+      <w:r>
+        <w:t xml:space="preserve">— Conclusiones</w:t>
       </w:r>
     </w:p>
     <w:p>
@@ -5848,13 +5584,13 @@
           <w:b/>
           <w:bCs/>
         </w:rPr>
-        <w:t xml:space="preserve">Slide 28</w:t>
-      </w:r>
-      <w:r>
-        <w:t xml:space="preserve"> </w:t>
-      </w:r>
-      <w:r>
-        <w:t xml:space="preserve">— Estimaciones de heredabilidad (diferencias normalizadas)</w:t>
+        <w:t xml:space="preserve">Slide 27</w:t>
+      </w:r>
+      <w:r>
+        <w:t xml:space="preserve"> </w:t>
+      </w:r>
+      <w:r>
+        <w:t xml:space="preserve">— Próximos pasos</w:t>
       </w:r>
     </w:p>
     <w:p>
@@ -5870,82 +5606,16 @@
           <w:b/>
           <w:bCs/>
         </w:rPr>
-        <w:t xml:space="preserve">Slide 27</w:t>
-      </w:r>
-      <w:r>
-        <w:t xml:space="preserve"> </w:t>
-      </w:r>
-      <w:r>
-        <w:t xml:space="preserve">— Correlación de estimadores</w:t>
-      </w:r>
-    </w:p>
-    <w:p>
-      <w:pPr>
-        <w:pStyle w:val="Compact"/>
-        <w:numPr>
-          <w:ilvl w:val="0"/>
-          <w:numId w:val="1025"/>
-        </w:numPr>
-      </w:pPr>
-      <w:r>
-        <w:rPr>
-          <w:b/>
-          <w:bCs/>
-        </w:rPr>
         <w:t xml:space="preserve">Slide 28</w:t>
       </w:r>
       <w:r>
         <w:t xml:space="preserve"> </w:t>
       </w:r>
       <w:r>
-        <w:t xml:space="preserve">— Conclusiones</w:t>
-      </w:r>
-    </w:p>
-    <w:p>
-      <w:pPr>
-        <w:pStyle w:val="Compact"/>
-        <w:numPr>
-          <w:ilvl w:val="0"/>
-          <w:numId w:val="1026"/>
-        </w:numPr>
-      </w:pPr>
-      <w:r>
-        <w:rPr>
-          <w:b/>
-          <w:bCs/>
-        </w:rPr>
-        <w:t xml:space="preserve">Slide 27</w:t>
-      </w:r>
-      <w:r>
-        <w:t xml:space="preserve"> </w:t>
-      </w:r>
-      <w:r>
-        <w:t xml:space="preserve">— Próximos pasos</w:t>
-      </w:r>
-    </w:p>
-    <w:p>
-      <w:pPr>
-        <w:pStyle w:val="Compact"/>
-        <w:numPr>
-          <w:ilvl w:val="0"/>
-          <w:numId w:val="1027"/>
-        </w:numPr>
-      </w:pPr>
-      <w:r>
-        <w:rPr>
-          <w:b/>
-          <w:bCs/>
-        </w:rPr>
-        <w:t xml:space="preserve">Slide 28</w:t>
-      </w:r>
-      <w:r>
-        <w:t xml:space="preserve"> </w:t>
-      </w:r>
-      <w:r>
         <w:t xml:space="preserve">— Relevancia clínica</w:t>
       </w:r>
     </w:p>
-    <w:bookmarkEnd w:id="65"/>
+    <w:bookmarkEnd w:id="66"/>
     <w:sectPr>
       <w:footnotePr>
         <w:numRestart w:val="eachSect"/>
@@ -6215,109 +5885,6 @@
       <w:pPr>
         <w:ind w:left="6480" w:hanging="360"/>
       </w:pPr>
-    </w:lvl>
-  </w:abstractNum>
-  <w:abstractNum w:abstractNumId="991">
-    <w:nsid w:val="0000A991"/>
-    <w:multiLevelType w:val="multilevel"/>
-    <w:lvl w:ilvl="0">
-      <w:numFmt w:val="bullet"/>
-      <w:lvlText w:val=""/>
-      <w:lvlJc w:val="left"/>
-      <w:pPr>
-        <w:ind w:left="720" w:hanging="360"/>
-      </w:pPr>
-      <w:rPr>
-        <w:rFonts w:ascii="Symbol" w:hAnsi="Symbol" w:cs="Symbol" w:hint="default"/>
-      </w:rPr>
-    </w:lvl>
-    <w:lvl w:ilvl="1">
-      <w:numFmt w:val="bullet"/>
-      <w:lvlText w:val="o"/>
-      <w:lvlJc w:val="left"/>
-      <w:pPr>
-        <w:ind w:left="1440" w:hanging="360"/>
-      </w:pPr>
-      <w:rPr>
-        <w:rFonts w:ascii="Courier New" w:hAnsi="Courier New" w:cs="Courier New" w:hint="default"/>
-      </w:rPr>
-    </w:lvl>
-    <w:lvl w:ilvl="2">
-      <w:numFmt w:val="bullet"/>
-      <w:lvlText w:val=""/>
-      <w:lvlJc w:val="left"/>
-      <w:pPr>
-        <w:ind w:left="2160" w:hanging="360"/>
-      </w:pPr>
-      <w:rPr>
-        <w:rFonts w:ascii="Wingdings" w:hAnsi="Wingdings" w:cs="Wingdings" w:hint="default"/>
-      </w:rPr>
-    </w:lvl>
-    <w:lvl w:ilvl="3">
-      <w:numFmt w:val="bullet"/>
-      <w:lvlText w:val=""/>
-      <w:lvlJc w:val="left"/>
-      <w:pPr>
-        <w:ind w:left="2880" w:hanging="360"/>
-      </w:pPr>
-      <w:rPr>
-        <w:rFonts w:ascii="Symbol" w:hAnsi="Symbol" w:cs="Symbol" w:hint="default"/>
-      </w:rPr>
-    </w:lvl>
-    <w:lvl w:ilvl="4">
-      <w:numFmt w:val="bullet"/>
-      <w:lvlText w:val="o"/>
-      <w:lvlJc w:val="left"/>
-      <w:pPr>
-        <w:ind w:left="3600" w:hanging="360"/>
-      </w:pPr>
-      <w:rPr>
-        <w:rFonts w:ascii="Courier New" w:hAnsi="Courier New" w:cs="Courier New" w:hint="default"/>
-      </w:rPr>
-    </w:lvl>
-    <w:lvl w:ilvl="5">
-      <w:numFmt w:val="bullet"/>
-      <w:lvlText w:val=""/>
-      <w:lvlJc w:val="left"/>
-      <w:pPr>
-        <w:ind w:left="4320" w:hanging="360"/>
-      </w:pPr>
-      <w:rPr>
-        <w:rFonts w:ascii="Wingdings" w:hAnsi="Wingdings" w:cs="Wingdings" w:hint="default"/>
-      </w:rPr>
-    </w:lvl>
-    <w:lvl w:ilvl="6">
-      <w:numFmt w:val="bullet"/>
-      <w:lvlText w:val=""/>
-      <w:lvlJc w:val="left"/>
-      <w:pPr>
-        <w:ind w:left="5040" w:hanging="360"/>
-      </w:pPr>
-      <w:rPr>
-        <w:rFonts w:ascii="Symbol" w:hAnsi="Symbol" w:cs="Symbol" w:hint="default"/>
-      </w:rPr>
-    </w:lvl>
-    <w:lvl w:ilvl="7">
-      <w:numFmt w:val="bullet"/>
-      <w:lvlText w:val="o"/>
-      <w:lvlJc w:val="left"/>
-      <w:pPr>
-        <w:ind w:left="5760" w:hanging="360"/>
-      </w:pPr>
-      <w:rPr>
-        <w:rFonts w:ascii="Courier New" w:hAnsi="Courier New" w:cs="Courier New" w:hint="default"/>
-      </w:rPr>
-    </w:lvl>
-    <w:lvl w:ilvl="8">
-      <w:numFmt w:val="bullet"/>
-      <w:lvlText w:val=""/>
-      <w:lvlJc w:val="left"/>
-      <w:pPr>
-        <w:ind w:left="6480" w:hanging="360"/>
-      </w:pPr>
-      <w:rPr>
-        <w:rFonts w:ascii="Wingdings" w:hAnsi="Wingdings" w:cs="Wingdings" w:hint="default"/>
-      </w:rPr>
     </w:lvl>
   </w:abstractNum>
   <w:abstractNum w:abstractNumId="993">
@@ -6439,10 +6006,64 @@
     <w:abstractNumId w:val="992"/>
   </w:num>
   <w:num w:numId="1005">
-    <w:abstractNumId w:val="992"/>
+    <w:abstractNumId w:val="99411"/>
+    <w:lvlOverride w:ilvl="0">
+      <w:startOverride w:val="1"/>
+    </w:lvlOverride>
+    <w:lvlOverride w:ilvl="1">
+      <w:startOverride w:val="1"/>
+    </w:lvlOverride>
+    <w:lvlOverride w:ilvl="2">
+      <w:startOverride w:val="1"/>
+    </w:lvlOverride>
+    <w:lvlOverride w:ilvl="3">
+      <w:startOverride w:val="1"/>
+    </w:lvlOverride>
+    <w:lvlOverride w:ilvl="4">
+      <w:startOverride w:val="1"/>
+    </w:lvlOverride>
+    <w:lvlOverride w:ilvl="5">
+      <w:startOverride w:val="1"/>
+    </w:lvlOverride>
+    <w:lvlOverride w:ilvl="6">
+      <w:startOverride w:val="1"/>
+    </w:lvlOverride>
+    <w:lvlOverride w:ilvl="7">
+      <w:startOverride w:val="1"/>
+    </w:lvlOverride>
+    <w:lvlOverride w:ilvl="8">
+      <w:startOverride w:val="1"/>
+    </w:lvlOverride>
   </w:num>
   <w:num w:numId="1006">
-    <w:abstractNumId w:val="992"/>
+    <w:abstractNumId w:val="99411"/>
+    <w:lvlOverride w:ilvl="0">
+      <w:startOverride w:val="1"/>
+    </w:lvlOverride>
+    <w:lvlOverride w:ilvl="1">
+      <w:startOverride w:val="1"/>
+    </w:lvlOverride>
+    <w:lvlOverride w:ilvl="2">
+      <w:startOverride w:val="1"/>
+    </w:lvlOverride>
+    <w:lvlOverride w:ilvl="3">
+      <w:startOverride w:val="1"/>
+    </w:lvlOverride>
+    <w:lvlOverride w:ilvl="4">
+      <w:startOverride w:val="1"/>
+    </w:lvlOverride>
+    <w:lvlOverride w:ilvl="5">
+      <w:startOverride w:val="1"/>
+    </w:lvlOverride>
+    <w:lvlOverride w:ilvl="6">
+      <w:startOverride w:val="1"/>
+    </w:lvlOverride>
+    <w:lvlOverride w:ilvl="7">
+      <w:startOverride w:val="1"/>
+    </w:lvlOverride>
+    <w:lvlOverride w:ilvl="8">
+      <w:startOverride w:val="1"/>
+    </w:lvlOverride>
   </w:num>
   <w:num w:numId="1007">
     <w:abstractNumId w:val="99411"/>
@@ -6475,67 +6096,13 @@
     </w:lvlOverride>
   </w:num>
   <w:num w:numId="1008">
-    <w:abstractNumId w:val="99411"/>
-    <w:lvlOverride w:ilvl="0">
-      <w:startOverride w:val="1"/>
-    </w:lvlOverride>
-    <w:lvlOverride w:ilvl="1">
-      <w:startOverride w:val="1"/>
-    </w:lvlOverride>
-    <w:lvlOverride w:ilvl="2">
-      <w:startOverride w:val="1"/>
-    </w:lvlOverride>
-    <w:lvlOverride w:ilvl="3">
-      <w:startOverride w:val="1"/>
-    </w:lvlOverride>
-    <w:lvlOverride w:ilvl="4">
-      <w:startOverride w:val="1"/>
-    </w:lvlOverride>
-    <w:lvlOverride w:ilvl="5">
-      <w:startOverride w:val="1"/>
-    </w:lvlOverride>
-    <w:lvlOverride w:ilvl="6">
-      <w:startOverride w:val="1"/>
-    </w:lvlOverride>
-    <w:lvlOverride w:ilvl="7">
-      <w:startOverride w:val="1"/>
-    </w:lvlOverride>
-    <w:lvlOverride w:ilvl="8">
-      <w:startOverride w:val="1"/>
-    </w:lvlOverride>
+    <w:abstractNumId w:val="993"/>
   </w:num>
   <w:num w:numId="1009">
-    <w:abstractNumId w:val="99411"/>
-    <w:lvlOverride w:ilvl="0">
-      <w:startOverride w:val="1"/>
-    </w:lvlOverride>
-    <w:lvlOverride w:ilvl="1">
-      <w:startOverride w:val="1"/>
-    </w:lvlOverride>
-    <w:lvlOverride w:ilvl="2">
-      <w:startOverride w:val="1"/>
-    </w:lvlOverride>
-    <w:lvlOverride w:ilvl="3">
-      <w:startOverride w:val="1"/>
-    </w:lvlOverride>
-    <w:lvlOverride w:ilvl="4">
-      <w:startOverride w:val="1"/>
-    </w:lvlOverride>
-    <w:lvlOverride w:ilvl="5">
-      <w:startOverride w:val="1"/>
-    </w:lvlOverride>
-    <w:lvlOverride w:ilvl="6">
-      <w:startOverride w:val="1"/>
-    </w:lvlOverride>
-    <w:lvlOverride w:ilvl="7">
-      <w:startOverride w:val="1"/>
-    </w:lvlOverride>
-    <w:lvlOverride w:ilvl="8">
-      <w:startOverride w:val="1"/>
-    </w:lvlOverride>
+    <w:abstractNumId w:val="993"/>
   </w:num>
   <w:num w:numId="1010">
-    <w:abstractNumId w:val="991"/>
+    <w:abstractNumId w:val="993"/>
   </w:num>
   <w:num w:numId="1011">
     <w:abstractNumId w:val="993"/>
@@ -6571,21 +6138,12 @@
     <w:abstractNumId w:val="993"/>
   </w:num>
   <w:num w:numId="1022">
-    <w:abstractNumId w:val="993"/>
+    <w:abstractNumId w:val="992"/>
   </w:num>
   <w:num w:numId="1023">
-    <w:abstractNumId w:val="993"/>
+    <w:abstractNumId w:val="992"/>
   </w:num>
   <w:num w:numId="1024">
-    <w:abstractNumId w:val="993"/>
-  </w:num>
-  <w:num w:numId="1025">
-    <w:abstractNumId w:val="992"/>
-  </w:num>
-  <w:num w:numId="1026">
-    <w:abstractNumId w:val="992"/>
-  </w:num>
-  <w:num w:numId="1027">
     <w:abstractNumId w:val="992"/>
   </w:num>
 </w:numbering>

--- a/guion-examen-candidatura.docx
+++ b/guion-examen-candidatura.docx
@@ -2119,7 +2119,7 @@
         <w:pStyle w:val="BlockText"/>
       </w:pPr>
       <w:r>
-        <w:t xml:space="preserve">Para lograr esto, nos hemos planteado cinco objetivos específicos:</w:t>
+        <w:t xml:space="preserve">Para lograr esto, nos hemos planteado cinco objetivos específicos (notando que los primeros tres, en color, son resultados actuales, mientras que los dos últimos en gris son análisis futuros):</w:t>
       </w:r>
     </w:p>
     <w:p>
@@ -2131,7 +2131,7 @@
         </w:numPr>
       </w:pPr>
       <w:r>
-        <w:t xml:space="preserve">Realizar los estudios de asociación genética implementando el estimador robusto.</w:t>
+        <w:t xml:space="preserve">Primero, realizar las asociaciones con el estimador robusto, con el interés principal de comprobar qué tanto aumenta el tamaño de muestra con este estimador.</w:t>
       </w:r>
     </w:p>
     <w:p>
@@ -2143,7 +2143,7 @@
         </w:numPr>
       </w:pPr>
       <w:r>
-        <w:t xml:space="preserve">Comparar los tamaños de efecto frente a métodos poblacionales para cuantificar los sesgos.</w:t>
+        <w:t xml:space="preserve">Segundo, calcular las estimaciones directas de la heredabilidad.</w:t>
       </w:r>
     </w:p>
     <w:p>
@@ -2155,7 +2155,7 @@
         </w:numPr>
       </w:pPr>
       <w:r>
-        <w:t xml:space="preserve">Integrar meta-análisis con cohortes internacionales para maximizar el descubrimiento.</w:t>
+        <w:t xml:space="preserve">Tercero, comparar el tamaño de los efectos poblacionales y familiares para cuantificar los sesgos.</w:t>
       </w:r>
     </w:p>
     <w:p>
@@ -2167,7 +2167,7 @@
         </w:numPr>
       </w:pPr>
       <w:r>
-        <w:t xml:space="preserve">Desarrollar análisis derivados, como puntajes de riesgo poligénico y estudios de aleatorización mendeliana adaptados a esta población.</w:t>
+        <w:t xml:space="preserve">Cuarto, realizar análisis posteriores; aunque aún por definir, proponemos el cálculo de scores poligénicos o PGS.</w:t>
       </w:r>
     </w:p>
     <w:p>
@@ -2179,7 +2179,7 @@
         </w:numPr>
       </w:pPr>
       <w:r>
-        <w:t xml:space="preserve">Finalmente, construir una plataforma interactiva que ponga estos recursos a disposición de la comunidad científica.</w:t>
+        <w:t xml:space="preserve">Y quinto, desarrollar una plataforma abierta en línea para acceder a todos estos resultados.</w:t>
       </w:r>
     </w:p>
     <w:p>
@@ -4055,7 +4055,7 @@
     </w:p>
     <w:bookmarkEnd w:id="56"/>
     <w:bookmarkEnd w:id="57"/>
-    <w:bookmarkStart w:id="61" w:name="sección-7-conclusiones-y-próximos-pasos"/>
+    <w:bookmarkStart w:id="62" w:name="sección-7-conclusiones-y-próximos-pasos"/>
     <w:p>
       <w:pPr>
         <w:pStyle w:val="Heading1"/>
@@ -4227,13 +4227,92 @@
       </w:r>
     </w:p>
     <w:bookmarkEnd w:id="59"/>
-    <w:bookmarkStart w:id="60" w:name="slide-34-próximos-pasos"/>
+    <w:bookmarkStart w:id="60" w:name="Xc88cdee71baa4f29e8d9be6a5337642f4833785"/>
     <w:p>
       <w:pPr>
         <w:pStyle w:val="Heading2"/>
       </w:pPr>
       <w:r>
         <w:t xml:space="preserve">SLIDE 34 —</w:t>
+      </w:r>
+      <w:r>
+        <w:t xml:space="preserve"> </w:t>
+      </w:r>
+      <w:r>
+        <w:t xml:space="preserve">“Diferencias significativas (FDR) y frecuencias alélicas”</w:t>
+      </w:r>
+    </w:p>
+    <w:p>
+      <w:pPr>
+        <w:pStyle w:val="FirstParagraph"/>
+      </w:pPr>
+      <w:r>
+        <w:rPr>
+          <w:b/>
+          <w:bCs/>
+        </w:rPr>
+        <w:t xml:space="preserve">[Contenido visual]:</w:t>
+      </w:r>
+      <w:r>
+        <w:t xml:space="preserve"> </w:t>
+      </w:r>
+      <w:r>
+        <w:t xml:space="preserve">Tabla con los SNPs que presentan diferencias de efecto significativas y sus frecuencias alélicas por ancestría.</w:t>
+      </w:r>
+    </w:p>
+    <w:p>
+      <w:pPr>
+        <w:pStyle w:val="BodyText"/>
+      </w:pPr>
+      <w:r>
+        <w:rPr>
+          <w:b/>
+          <w:bCs/>
+        </w:rPr>
+        <w:t xml:space="preserve">Guion:</w:t>
+      </w:r>
+    </w:p>
+    <w:p>
+      <w:pPr>
+        <w:pStyle w:val="BlockText"/>
+      </w:pPr>
+      <w:r>
+        <w:t xml:space="preserve">Para profundizar en estos hallazgos, analizamos específicamente los SNPs con diferencias significativas en un false discovery rate. Como observamos en esta tabla, al agregar la información de las frecuencias alélicas del MCPS, vemos claramente la distribución en individuos de ancestría indígena mexicana (IMX) frente a europea (EUR). Esto ilustra cómo la estructura poblacional puede inflar los efectos en loci que tradicionalmente asociábamos a fenotipos como la diabetes o niveles de colesterol.</w:t>
+      </w:r>
+    </w:p>
+    <w:p>
+      <w:pPr>
+        <w:pStyle w:val="FirstParagraph"/>
+      </w:pPr>
+      <w:r>
+        <w:t xml:space="preserve">⏱️</w:t>
+      </w:r>
+      <w:r>
+        <w:t xml:space="preserve"> </w:t>
+      </w:r>
+      <w:r>
+        <w:rPr>
+          <w:i/>
+          <w:iCs/>
+        </w:rPr>
+        <w:t xml:space="preserve">~45 segundos</w:t>
+      </w:r>
+    </w:p>
+    <w:p>
+      <w:r>
+        <w:pict>
+          <v:rect style="width:0;height:1.5pt" o:hralign="center" o:hrstd="t" o:hr="t"/>
+        </w:pict>
+      </w:r>
+    </w:p>
+    <w:bookmarkEnd w:id="60"/>
+    <w:bookmarkStart w:id="61" w:name="slide-35-próximos-pasos"/>
+    <w:p>
+      <w:pPr>
+        <w:pStyle w:val="Heading2"/>
+      </w:pPr>
+      <w:r>
+        <w:t xml:space="preserve">SLIDE 35 —</w:t>
       </w:r>
       <w:r>
         <w:t xml:space="preserve"> </w:t>
@@ -4413,9 +4492,9 @@
         </w:pict>
       </w:r>
     </w:p>
-    <w:bookmarkEnd w:id="60"/>
     <w:bookmarkEnd w:id="61"/>
-    <w:bookmarkStart w:id="64" w:name="X3b12542ebf4e4c269161f065ef64fb189d30203"/>
+    <w:bookmarkEnd w:id="62"/>
+    <w:bookmarkStart w:id="65" w:name="X3b12542ebf4e4c269161f065ef64fb189d30203"/>
     <w:p>
       <w:pPr>
         <w:pStyle w:val="Heading1"/>
@@ -4424,7 +4503,7 @@
         <w:t xml:space="preserve">SECCIÓN 8 — COLABORADORES Y AGRADECIMIENTOS</w:t>
       </w:r>
     </w:p>
-    <w:bookmarkStart w:id="62" w:name="slide-34-current-collaborations"/>
+    <w:bookmarkStart w:id="63" w:name="slide-34-current-collaborations"/>
     <w:p>
       <w:pPr>
         <w:pStyle w:val="Heading2"/>
@@ -4534,8 +4613,8 @@
         </w:pict>
       </w:r>
     </w:p>
-    <w:bookmarkEnd w:id="62"/>
-    <w:bookmarkStart w:id="63" w:name="slide-35-gracias-a-todxs"/>
+    <w:bookmarkEnd w:id="63"/>
+    <w:bookmarkStart w:id="64" w:name="slide-35-gracias-a-todxs"/>
     <w:p>
       <w:pPr>
         <w:pStyle w:val="Heading2"/>
@@ -4621,9 +4700,9 @@
         </w:pict>
       </w:r>
     </w:p>
-    <w:bookmarkEnd w:id="63"/>
     <w:bookmarkEnd w:id="64"/>
-    <w:bookmarkStart w:id="65" w:name="resumen-de-tiempos-estimados"/>
+    <w:bookmarkEnd w:id="65"/>
+    <w:bookmarkStart w:id="66" w:name="resumen-de-tiempos-estimados"/>
     <w:p>
       <w:pPr>
         <w:pStyle w:val="Heading1"/>
@@ -5191,8 +5270,8 @@
         </w:pict>
       </w:r>
     </w:p>
-    <w:bookmarkEnd w:id="65"/>
-    <w:bookmarkStart w:id="66" w:name="checklist-de-slides-por-completar"/>
+    <w:bookmarkEnd w:id="66"/>
+    <w:bookmarkStart w:id="67" w:name="checklist-de-slides-por-completar"/>
     <w:p>
       <w:pPr>
         <w:pStyle w:val="Heading1"/>
@@ -5615,7 +5694,7 @@
         <w:t xml:space="preserve">— Relevancia clínica</w:t>
       </w:r>
     </w:p>
-    <w:bookmarkEnd w:id="66"/>
+    <w:bookmarkEnd w:id="67"/>
     <w:sectPr>
       <w:footnotePr>
         <w:numRestart w:val="eachSect"/>

--- a/guion-examen-candidatura.docx
+++ b/guion-examen-candidatura.docx
@@ -2209,7 +2209,7 @@
     </w:p>
     <w:bookmarkEnd w:id="39"/>
     <w:bookmarkEnd w:id="40"/>
-    <w:bookmarkStart w:id="57" w:name="sección-5-métodos"/>
+    <w:bookmarkStart w:id="60" w:name="sección-5-métodos"/>
     <w:p>
       <w:pPr>
         <w:pStyle w:val="Heading1"/>
@@ -3282,19 +3282,19 @@
       </w:r>
     </w:p>
     <w:bookmarkEnd w:id="48"/>
-    <w:bookmarkStart w:id="49" w:name="slide-23-tamaños-efectivos-de-muestra"/>
+    <w:bookmarkStart w:id="49" w:name="X57f19b1266b97e2df77265a69183c2ac425bb9c"/>
     <w:p>
       <w:pPr>
         <w:pStyle w:val="Heading2"/>
       </w:pPr>
       <w:r>
-        <w:t xml:space="preserve">SLIDE 23 —</w:t>
-      </w:r>
-      <w:r>
-        <w:t xml:space="preserve"> </w:t>
-      </w:r>
-      <w:r>
-        <w:t xml:space="preserve">“Tamaños Efectivos de Muestra”</w:t>
+        <w:t xml:space="preserve">SLIDE 23 (Transición) —</w:t>
+      </w:r>
+      <w:r>
+        <w:t xml:space="preserve"> </w:t>
+      </w:r>
+      <w:r>
+        <w:t xml:space="preserve">“Objetivos: Asociaciones”</w:t>
       </w:r>
     </w:p>
     <w:p>
@@ -3312,7 +3312,7 @@
         <w:t xml:space="preserve"> </w:t>
       </w:r>
       <w:r>
-        <w:t xml:space="preserve">Gráfica comparando tamaños efectivos de muestra entre estimador robusto vs. pares de hermanos y tríos parentales.</w:t>
+        <w:t xml:space="preserve">Diapositiva de objetivos con el punto 1 (Asociaciones) en color, los demás en gris.</w:t>
       </w:r>
     </w:p>
     <w:p>
@@ -3332,7 +3332,7 @@
         <w:pStyle w:val="BlockText"/>
       </w:pPr>
       <w:r>
-        <w:t xml:space="preserve">El primer resultado es la evaluación del poder estadístico. El estimador robusto incrementa el tamaño efectivo de muestra en aproximadamente 36.58% frente a los métodos de pares de hermanos y tríos parentales, debido a que aprovecha estructuras familiares más complejas que solo los genotipos observados de los padres.</w:t>
+        <w:t xml:space="preserve">Retomando nuestros objetivos, comenzaremos evaluando el incremento en el tamaño de muestra al utilizar el estimador robusto.</w:t>
       </w:r>
     </w:p>
     <w:p>
@@ -3350,7 +3350,7 @@
           <w:i/>
           <w:iCs/>
         </w:rPr>
-        <w:t xml:space="preserve">~1 minuto</w:t>
+        <w:t xml:space="preserve">~10 segundos</w:t>
       </w:r>
     </w:p>
     <w:p>
@@ -3361,19 +3361,19 @@
       </w:r>
     </w:p>
     <w:bookmarkEnd w:id="49"/>
-    <w:bookmarkStart w:id="50" w:name="X50ef13cf8eb7cfce47bcb0f982d737d3b989891"/>
+    <w:bookmarkStart w:id="50" w:name="slide-23-tamaños-efectivos-de-muestra"/>
     <w:p>
       <w:pPr>
         <w:pStyle w:val="Heading2"/>
       </w:pPr>
       <w:r>
-        <w:t xml:space="preserve">SLIDE 24 —</w:t>
-      </w:r>
-      <w:r>
-        <w:t xml:space="preserve"> </w:t>
-      </w:r>
-      <w:r>
-        <w:t xml:space="preserve">“Estimaciones de heredabilidad (PopGWAS vs FGWAS)”</w:t>
+        <w:t xml:space="preserve">SLIDE 23 —</w:t>
+      </w:r>
+      <w:r>
+        <w:t xml:space="preserve"> </w:t>
+      </w:r>
+      <w:r>
+        <w:t xml:space="preserve">“Tamaños Efectivos de Muestra”</w:t>
       </w:r>
     </w:p>
     <w:p>
@@ -3391,7 +3391,7 @@
         <w:t xml:space="preserve"> </w:t>
       </w:r>
       <w:r>
-        <w:t xml:space="preserve">Gráfica de dispersión comparando estimaciones de heredabilidad (popGWAS vs FGWAS).</w:t>
+        <w:t xml:space="preserve">Gráfica comparando tamaños efectivos de muestra entre estimador robusto vs. pares de hermanos y tríos parentales.</w:t>
       </w:r>
     </w:p>
     <w:p>
@@ -3411,7 +3411,7 @@
         <w:pStyle w:val="BlockText"/>
       </w:pPr>
       <w:r>
-        <w:t xml:space="preserve">Aquí comparamos las estimaciones de heredabilidad. Notamos que para rasgos como el nivel educativo, la heredabilidad poblacional disminuye significativamente cuando estimamos efectos directos. Esto sugiere un fuerte impacto del ambiente familiar y el emparejamiento selectivo. Sin embargo, para rasgos metabólicos como el IMC o la presión arterial, las estimaciones se mantienen bastante estables.</w:t>
+        <w:t xml:space="preserve">El primer resultado es la evaluación del poder estadístico. El estimador robusto incrementa el tamaño efectivo de muestra en aproximadamente 36.58% frente a los métodos de pares de hermanos y tríos parentales, debido a que aprovecha estructuras familiares más complejas que solo los genotipos observados de los padres.</w:t>
       </w:r>
     </w:p>
     <w:p>
@@ -3429,7 +3429,7 @@
           <w:i/>
           <w:iCs/>
         </w:rPr>
-        <w:t xml:space="preserve">~1 minuto 10 segundos</w:t>
+        <w:t xml:space="preserve">~1 minuto</w:t>
       </w:r>
     </w:p>
     <w:p>
@@ -3440,7 +3440,165 @@
       </w:r>
     </w:p>
     <w:bookmarkEnd w:id="50"/>
-    <w:bookmarkStart w:id="51" w:name="X4dae9dfbaecee2cc6f29b614439f7a7757f71e5"/>
+    <w:bookmarkStart w:id="51" w:name="X26cea5bb161ca3591240cd971ed725fb99e718c"/>
+    <w:p>
+      <w:pPr>
+        <w:pStyle w:val="Heading2"/>
+      </w:pPr>
+      <w:r>
+        <w:t xml:space="preserve">SLIDE 24 (Transición) —</w:t>
+      </w:r>
+      <w:r>
+        <w:t xml:space="preserve"> </w:t>
+      </w:r>
+      <w:r>
+        <w:t xml:space="preserve">“Objetivos: Heredabilidad”</w:t>
+      </w:r>
+    </w:p>
+    <w:p>
+      <w:pPr>
+        <w:pStyle w:val="FirstParagraph"/>
+      </w:pPr>
+      <w:r>
+        <w:rPr>
+          <w:b/>
+          <w:bCs/>
+        </w:rPr>
+        <w:t xml:space="preserve">[Contenido visual]:</w:t>
+      </w:r>
+      <w:r>
+        <w:t xml:space="preserve"> </w:t>
+      </w:r>
+      <w:r>
+        <w:t xml:space="preserve">Diapositiva de objetivos con el punto 2 (Heredabilidad) en color, los demás en gris.</w:t>
+      </w:r>
+    </w:p>
+    <w:p>
+      <w:pPr>
+        <w:pStyle w:val="BodyText"/>
+      </w:pPr>
+      <w:r>
+        <w:rPr>
+          <w:b/>
+          <w:bCs/>
+        </w:rPr>
+        <w:t xml:space="preserve">Guion:</w:t>
+      </w:r>
+    </w:p>
+    <w:p>
+      <w:pPr>
+        <w:pStyle w:val="BlockText"/>
+      </w:pPr>
+      <w:r>
+        <w:t xml:space="preserve">Pasando al segundo objetivo, nos enfocamos ahora en las estimaciones directas de heredabilidad.</w:t>
+      </w:r>
+    </w:p>
+    <w:p>
+      <w:pPr>
+        <w:pStyle w:val="FirstParagraph"/>
+      </w:pPr>
+      <w:r>
+        <w:t xml:space="preserve">⏱️</w:t>
+      </w:r>
+      <w:r>
+        <w:t xml:space="preserve"> </w:t>
+      </w:r>
+      <w:r>
+        <w:rPr>
+          <w:i/>
+          <w:iCs/>
+        </w:rPr>
+        <w:t xml:space="preserve">~10 segundos</w:t>
+      </w:r>
+    </w:p>
+    <w:p>
+      <w:r>
+        <w:pict>
+          <v:rect style="width:0;height:1.5pt" o:hralign="center" o:hrstd="t" o:hr="t"/>
+        </w:pict>
+      </w:r>
+    </w:p>
+    <w:bookmarkEnd w:id="51"/>
+    <w:bookmarkStart w:id="52" w:name="X50ef13cf8eb7cfce47bcb0f982d737d3b989891"/>
+    <w:p>
+      <w:pPr>
+        <w:pStyle w:val="Heading2"/>
+      </w:pPr>
+      <w:r>
+        <w:t xml:space="preserve">SLIDE 24 —</w:t>
+      </w:r>
+      <w:r>
+        <w:t xml:space="preserve"> </w:t>
+      </w:r>
+      <w:r>
+        <w:t xml:space="preserve">“Estimaciones de heredabilidad (PopGWAS vs FGWAS)”</w:t>
+      </w:r>
+    </w:p>
+    <w:p>
+      <w:pPr>
+        <w:pStyle w:val="FirstParagraph"/>
+      </w:pPr>
+      <w:r>
+        <w:rPr>
+          <w:b/>
+          <w:bCs/>
+        </w:rPr>
+        <w:t xml:space="preserve">[Contenido visual]:</w:t>
+      </w:r>
+      <w:r>
+        <w:t xml:space="preserve"> </w:t>
+      </w:r>
+      <w:r>
+        <w:t xml:space="preserve">Gráfica de dispersión comparando estimaciones de heredabilidad (popGWAS vs FGWAS).</w:t>
+      </w:r>
+    </w:p>
+    <w:p>
+      <w:pPr>
+        <w:pStyle w:val="BodyText"/>
+      </w:pPr>
+      <w:r>
+        <w:rPr>
+          <w:b/>
+          <w:bCs/>
+        </w:rPr>
+        <w:t xml:space="preserve">Guion:</w:t>
+      </w:r>
+    </w:p>
+    <w:p>
+      <w:pPr>
+        <w:pStyle w:val="BlockText"/>
+      </w:pPr>
+      <w:r>
+        <w:t xml:space="preserve">Aquí comparamos las estimaciones de heredabilidad. Notamos que para rasgos como el nivel educativo, la heredabilidad poblacional disminuye significativamente cuando estimamos efectos directos. Esto sugiere un fuerte impacto del ambiente familiar y el emparejamiento selectivo. Sin embargo, para rasgos metabólicos como el IMC o la presión arterial, las estimaciones se mantienen bastante estables.</w:t>
+      </w:r>
+    </w:p>
+    <w:p>
+      <w:pPr>
+        <w:pStyle w:val="FirstParagraph"/>
+      </w:pPr>
+      <w:r>
+        <w:t xml:space="preserve">⏱️</w:t>
+      </w:r>
+      <w:r>
+        <w:t xml:space="preserve"> </w:t>
+      </w:r>
+      <w:r>
+        <w:rPr>
+          <w:i/>
+          <w:iCs/>
+        </w:rPr>
+        <w:t xml:space="preserve">~1 minuto 10 segundos</w:t>
+      </w:r>
+    </w:p>
+    <w:p>
+      <w:r>
+        <w:pict>
+          <v:rect style="width:0;height:1.5pt" o:hralign="center" o:hrstd="t" o:hr="t"/>
+        </w:pict>
+      </w:r>
+    </w:p>
+    <w:bookmarkEnd w:id="52"/>
+    <w:bookmarkStart w:id="53" w:name="X4dae9dfbaecee2cc6f29b614439f7a7757f71e5"/>
     <w:p>
       <w:pPr>
         <w:pStyle w:val="Heading2"/>
@@ -3544,8 +3702,8 @@
         </w:pict>
       </w:r>
     </w:p>
-    <w:bookmarkEnd w:id="51"/>
-    <w:bookmarkStart w:id="52" w:name="slide-26-correlación-de-estimadores"/>
+    <w:bookmarkEnd w:id="53"/>
+    <w:bookmarkStart w:id="54" w:name="slide-26-correlación-de-estimadores"/>
     <w:p>
       <w:pPr>
         <w:pStyle w:val="Heading2"/>
@@ -3616,8 +3774,8 @@
         <w:t xml:space="preserve">~1 minuto</w:t>
       </w:r>
     </w:p>
-    <w:bookmarkEnd w:id="52"/>
-    <w:bookmarkStart w:id="53" w:name="Xdc0e0a27211f1e5d6f8d9e6a64878059a9eab7b"/>
+    <w:bookmarkEnd w:id="54"/>
+    <w:bookmarkStart w:id="55" w:name="Xdc0e0a27211f1e5d6f8d9e6a64878059a9eab7b"/>
     <w:p>
       <w:pPr>
         <w:pStyle w:val="Heading2"/>
@@ -3695,8 +3853,8 @@
         </w:pict>
       </w:r>
     </w:p>
-    <w:bookmarkEnd w:id="53"/>
-    <w:bookmarkStart w:id="54" w:name="X81846fe6a7ad779a70556fb82333166be88b3ba"/>
+    <w:bookmarkEnd w:id="55"/>
+    <w:bookmarkStart w:id="56" w:name="X81846fe6a7ad779a70556fb82333166be88b3ba"/>
     <w:p>
       <w:pPr>
         <w:pStyle w:val="Heading2"/>
@@ -3784,8 +3942,8 @@
         </w:pict>
       </w:r>
     </w:p>
-    <w:bookmarkEnd w:id="54"/>
-    <w:bookmarkStart w:id="55" w:name="X810baa7789e6bd076b416cd36ab05183fde436e"/>
+    <w:bookmarkEnd w:id="56"/>
+    <w:bookmarkStart w:id="57" w:name="X810baa7789e6bd076b416cd36ab05183fde436e"/>
     <w:p>
       <w:pPr>
         <w:pStyle w:val="Heading2"/>
@@ -3875,20 +4033,66 @@
         </w:pict>
       </w:r>
     </w:p>
-    <w:bookmarkEnd w:id="55"/>
-    <w:bookmarkStart w:id="56" w:name="X719be405e374ccf5ec607f847ce33ff773cd869"/>
+    <w:bookmarkEnd w:id="57"/>
+    <w:bookmarkStart w:id="58" w:name="Xf2fb6112b923b37321b0cc321c443481980524c"/>
     <w:p>
       <w:pPr>
         <w:pStyle w:val="Heading2"/>
       </w:pPr>
       <w:r>
-        <w:t xml:space="preserve">SLIDE 30 —</w:t>
-      </w:r>
-      <w:r>
-        <w:t xml:space="preserve"> </w:t>
-      </w:r>
-      <w:r>
-        <w:t xml:space="preserve">“Atenuación a nivel de</w:t>
+        <w:t xml:space="preserve">SLIDE 30 (Transición) —</w:t>
+      </w:r>
+      <w:r>
+        <w:t xml:space="preserve"> </w:t>
+      </w:r>
+      <w:r>
+        <w:t xml:space="preserve">“Objetivos: Comparación de efectos”</w:t>
+      </w:r>
+    </w:p>
+    <w:p>
+      <w:pPr>
+        <w:pStyle w:val="FirstParagraph"/>
+      </w:pPr>
+      <w:r>
+        <w:rPr>
+          <w:b/>
+          <w:bCs/>
+        </w:rPr>
+        <w:t xml:space="preserve">[Contenido visual]:</w:t>
+      </w:r>
+      <w:r>
+        <w:t xml:space="preserve"> </w:t>
+      </w:r>
+      <w:r>
+        <w:t xml:space="preserve">Diapositiva de objetivos con el punto 3 (Comparación de efectos) en color, los demás en gris.</w:t>
+      </w:r>
+    </w:p>
+    <w:p>
+      <w:pPr>
+        <w:pStyle w:val="BodyText"/>
+      </w:pPr>
+      <w:r>
+        <w:rPr>
+          <w:b/>
+          <w:bCs/>
+        </w:rPr>
+        <w:t xml:space="preserve">Guion:</w:t>
+      </w:r>
+    </w:p>
+    <w:p>
+      <w:pPr>
+        <w:pStyle w:val="BlockText"/>
+      </w:pPr>
+      <w:r>
+        <w:t xml:space="preserve">Ahora, abordaremos el tercer objetivo: la cuantificación empírica del sesgo mediante la comparación de los tamaños de efecto, atenuaciones a nivel locus y las diferencias genéticas por ancestría.</w:t>
+      </w:r>
+    </w:p>
+    <w:p>
+      <w:pPr>
+        <w:pStyle w:val="FirstParagraph"/>
+      </w:pPr>
+      <w:r>
+        <w:t xml:space="preserve">⏱️</w:t>
       </w:r>
       <w:r>
         <w:t xml:space="preserve"> </w:t>
@@ -3898,152 +4102,7 @@
           <w:i/>
           <w:iCs/>
         </w:rPr>
-        <w:t xml:space="preserve">locus</w:t>
-      </w:r>
-      <w:r>
-        <w:t xml:space="preserve"> </w:t>
-      </w:r>
-      <w:r>
-        <w:t xml:space="preserve">independientes (Clumping)”</w:t>
-      </w:r>
-    </w:p>
-    <w:p>
-      <w:pPr>
-        <w:pStyle w:val="FirstParagraph"/>
-      </w:pPr>
-      <w:r>
-        <w:rPr>
-          <w:b/>
-          <w:bCs/>
-        </w:rPr>
-        <w:t xml:space="preserve">[Contenido visual]:</w:t>
-      </w:r>
-      <w:r>
-        <w:t xml:space="preserve"> </w:t>
-      </w:r>
-      <w:r>
-        <w:t xml:space="preserve">Tabla de resultados de</w:t>
-      </w:r>
-      <w:r>
-        <w:t xml:space="preserve"> </w:t>
-      </w:r>
-      <w:r>
-        <w:rPr>
-          <w:i/>
-          <w:iCs/>
-        </w:rPr>
-        <w:t xml:space="preserve">fine-mapping</w:t>
-      </w:r>
-      <w:r>
-        <w:t xml:space="preserve"> </w:t>
-      </w:r>
-      <w:r>
-        <w:t xml:space="preserve">comparando PopGWAS y FGWAS en</w:t>
-      </w:r>
-      <w:r>
-        <w:t xml:space="preserve"> </w:t>
-      </w:r>
-      <w:r>
-        <w:rPr>
-          <w:i/>
-          <w:iCs/>
-        </w:rPr>
-        <w:t xml:space="preserve">loci</w:t>
-      </w:r>
-      <w:r>
-        <w:t xml:space="preserve"> </w:t>
-      </w:r>
-      <w:r>
-        <w:t xml:space="preserve">representativos.</w:t>
-      </w:r>
-    </w:p>
-    <w:p>
-      <w:pPr>
-        <w:pStyle w:val="BodyText"/>
-      </w:pPr>
-      <w:r>
-        <w:rPr>
-          <w:b/>
-          <w:bCs/>
-        </w:rPr>
-        <w:t xml:space="preserve">Guion:</w:t>
-      </w:r>
-    </w:p>
-    <w:p>
-      <w:pPr>
-        <w:pStyle w:val="BlockText"/>
-      </w:pPr>
-      <w:r>
-        <w:t xml:space="preserve">Para confirmar que esta atenuación global en la heredabilidad también ocurre a nivel local, aislamos los</w:t>
-      </w:r>
-      <w:r>
-        <w:t xml:space="preserve"> </w:t>
-      </w:r>
-      <w:r>
-        <w:rPr>
-          <w:i/>
-          <w:iCs/>
-        </w:rPr>
-        <w:t xml:space="preserve">loci</w:t>
-      </w:r>
-      <w:r>
-        <w:t xml:space="preserve"> </w:t>
-      </w:r>
-      <w:r>
-        <w:t xml:space="preserve">independientes mediante</w:t>
-      </w:r>
-      <w:r>
-        <w:t xml:space="preserve"> </w:t>
-      </w:r>
-      <w:r>
-        <w:rPr>
-          <w:i/>
-          <w:iCs/>
-        </w:rPr>
-        <w:t xml:space="preserve">clumping</w:t>
-      </w:r>
-      <w:r>
-        <w:t xml:space="preserve">.</w:t>
-      </w:r>
-      <w:r>
-        <w:t xml:space="preserve"> </w:t>
-      </w:r>
-      <w:r>
-        <w:t xml:space="preserve">Lo que encontramos, como se muestra en esta tabla, es que variantes fuertemente asociadas a diabetes en GWAS poblacionales, como en el gen CDKAL1 o CDKN2B, ven sus efectos reducidos casi a cero en los análisis dentro-de-familia. Esto nos demuestra empíricamente que la señal capturada por el estudio poblacional en estos</w:t>
-      </w:r>
-      <w:r>
-        <w:t xml:space="preserve"> </w:t>
-      </w:r>
-      <w:r>
-        <w:rPr>
-          <w:i/>
-          <w:iCs/>
-        </w:rPr>
-        <w:t xml:space="preserve">loci</w:t>
-      </w:r>
-      <w:r>
-        <w:t xml:space="preserve"> </w:t>
-      </w:r>
-      <w:r>
-        <w:t xml:space="preserve">era principalmente ruido originado por estratificación ambiental.</w:t>
-      </w:r>
-    </w:p>
-    <w:p>
-      <w:pPr>
-        <w:pStyle w:val="FirstParagraph"/>
-      </w:pPr>
-      <w:r>
-        <w:t xml:space="preserve">⏱️</w:t>
-      </w:r>
-      <w:r>
-        <w:t xml:space="preserve"> </w:t>
-      </w:r>
-      <w:r>
-        <w:rPr>
-          <w:i/>
-          <w:iCs/>
-        </w:rPr>
-        <w:t xml:space="preserve">~50 segundos</w:t>
+        <w:t xml:space="preserve">~15 segundos</w:t>
       </w:r>
     </w:p>
     <w:p>
@@ -4053,74 +4112,20 @@
         </w:pict>
       </w:r>
     </w:p>
-    <w:bookmarkEnd w:id="56"/>
-    <w:bookmarkEnd w:id="57"/>
-    <w:bookmarkStart w:id="62" w:name="sección-7-conclusiones-y-próximos-pasos"/>
-    <w:p>
-      <w:pPr>
-        <w:pStyle w:val="Heading1"/>
-      </w:pPr>
-      <w:r>
-        <w:t xml:space="preserve">SECCIÓN 7 — CONCLUSIONES Y PRÓXIMOS PASOS</w:t>
-      </w:r>
-    </w:p>
-    <w:bookmarkStart w:id="58" w:name="X6b1db0ca94fd25b3d5af4d1b7b694708e5eb5e6"/>
+    <w:bookmarkEnd w:id="58"/>
+    <w:bookmarkStart w:id="59" w:name="X719be405e374ccf5ec607f847ce33ff773cd869"/>
     <w:p>
       <w:pPr>
         <w:pStyle w:val="Heading2"/>
       </w:pPr>
       <w:r>
-        <w:t xml:space="preserve">SLIDE 32 —</w:t>
-      </w:r>
-      <w:r>
-        <w:t xml:space="preserve"> </w:t>
-      </w:r>
-      <w:r>
-        <w:t xml:space="preserve">“Conclusiones: Relevancia de los Modelos Familiares”</w:t>
-      </w:r>
-    </w:p>
-    <w:p>
-      <w:pPr>
-        <w:pStyle w:val="FirstParagraph"/>
-      </w:pPr>
-      <w:r>
-        <w:rPr>
-          <w:b/>
-          <w:bCs/>
-        </w:rPr>
-        <w:t xml:space="preserve">Guion:</w:t>
-      </w:r>
-    </w:p>
-    <w:p>
-      <w:pPr>
-        <w:pStyle w:val="BlockText"/>
-      </w:pPr>
-      <w:r>
-        <w:t xml:space="preserve">En primer lugar, es crucial comprender que los GWAS familiares no fungen principalmente como herramientas de descubrimiento primario de variantes causales debido a limitaciones inherentes en el tamaño de muestra, aunque algunos SNPs sí alcancen significancia genómica. Su valor clínico y epidemiológico radica en que operan como herramientas diagnósticas robustas. Nos permiten cuantificar la dirección y magnitud de los sesgos presentes en diseños de descubrimiento de mayor poder estadístico, como los GWAS poblacionales.</w:t>
-      </w:r>
-    </w:p>
-    <w:p>
-      <w:pPr>
-        <w:pStyle w:val="BlockText"/>
-      </w:pPr>
-      <w:r>
-        <w:t xml:space="preserve">En el caso específico del MCPS, observamos que el estimador robusto logra incrementar de forma eficiente el tamaño de muestra efectivo respecto a métodos análogos. Esto nos permitió constatar fehacientemente la existencia de sesgos ambientales estructurales en la cohorte.</w:t>
-      </w:r>
-    </w:p>
-    <w:p>
-      <w:pPr>
-        <w:pStyle w:val="BlockText"/>
-      </w:pPr>
-      <w:r>
-        <w:t xml:space="preserve">Finalmente, a nivel predictivo, no existe consenso histórico en que construir scores poligénicos a partir de efectos de FGWAS mejore la precisión de la predicción. Sin embargo, carecemos de evidencia empírica en poblaciones latinoamericanas. Resulta imperativo evaluar empíricamente el comportamiento de estos modelos en la población mexicana para generar evidencia conclusiva al respecto.</w:t>
-      </w:r>
-    </w:p>
-    <w:p>
-      <w:pPr>
-        <w:pStyle w:val="FirstParagraph"/>
-      </w:pPr>
-      <w:r>
-        <w:t xml:space="preserve">⏱️</w:t>
+        <w:t xml:space="preserve">SLIDE 30 —</w:t>
+      </w:r>
+      <w:r>
+        <w:t xml:space="preserve"> </w:t>
+      </w:r>
+      <w:r>
+        <w:t xml:space="preserve">“Atenuación a nivel de</w:t>
       </w:r>
       <w:r>
         <w:t xml:space="preserve"> </w:t>
@@ -4130,7 +4135,152 @@
           <w:i/>
           <w:iCs/>
         </w:rPr>
-        <w:t xml:space="preserve">~1 minuto 10 segundos</w:t>
+        <w:t xml:space="preserve">locus</w:t>
+      </w:r>
+      <w:r>
+        <w:t xml:space="preserve"> </w:t>
+      </w:r>
+      <w:r>
+        <w:t xml:space="preserve">independientes (Clumping)”</w:t>
+      </w:r>
+    </w:p>
+    <w:p>
+      <w:pPr>
+        <w:pStyle w:val="FirstParagraph"/>
+      </w:pPr>
+      <w:r>
+        <w:rPr>
+          <w:b/>
+          <w:bCs/>
+        </w:rPr>
+        <w:t xml:space="preserve">[Contenido visual]:</w:t>
+      </w:r>
+      <w:r>
+        <w:t xml:space="preserve"> </w:t>
+      </w:r>
+      <w:r>
+        <w:t xml:space="preserve">Tabla de resultados de</w:t>
+      </w:r>
+      <w:r>
+        <w:t xml:space="preserve"> </w:t>
+      </w:r>
+      <w:r>
+        <w:rPr>
+          <w:i/>
+          <w:iCs/>
+        </w:rPr>
+        <w:t xml:space="preserve">fine-mapping</w:t>
+      </w:r>
+      <w:r>
+        <w:t xml:space="preserve"> </w:t>
+      </w:r>
+      <w:r>
+        <w:t xml:space="preserve">comparando PopGWAS y FGWAS en</w:t>
+      </w:r>
+      <w:r>
+        <w:t xml:space="preserve"> </w:t>
+      </w:r>
+      <w:r>
+        <w:rPr>
+          <w:i/>
+          <w:iCs/>
+        </w:rPr>
+        <w:t xml:space="preserve">loci</w:t>
+      </w:r>
+      <w:r>
+        <w:t xml:space="preserve"> </w:t>
+      </w:r>
+      <w:r>
+        <w:t xml:space="preserve">representativos.</w:t>
+      </w:r>
+    </w:p>
+    <w:p>
+      <w:pPr>
+        <w:pStyle w:val="BodyText"/>
+      </w:pPr>
+      <w:r>
+        <w:rPr>
+          <w:b/>
+          <w:bCs/>
+        </w:rPr>
+        <w:t xml:space="preserve">Guion:</w:t>
+      </w:r>
+    </w:p>
+    <w:p>
+      <w:pPr>
+        <w:pStyle w:val="BlockText"/>
+      </w:pPr>
+      <w:r>
+        <w:t xml:space="preserve">Para confirmar que esta atenuación global en la heredabilidad también ocurre a nivel local, aislamos los</w:t>
+      </w:r>
+      <w:r>
+        <w:t xml:space="preserve"> </w:t>
+      </w:r>
+      <w:r>
+        <w:rPr>
+          <w:i/>
+          <w:iCs/>
+        </w:rPr>
+        <w:t xml:space="preserve">loci</w:t>
+      </w:r>
+      <w:r>
+        <w:t xml:space="preserve"> </w:t>
+      </w:r>
+      <w:r>
+        <w:t xml:space="preserve">independientes mediante</w:t>
+      </w:r>
+      <w:r>
+        <w:t xml:space="preserve"> </w:t>
+      </w:r>
+      <w:r>
+        <w:rPr>
+          <w:i/>
+          <w:iCs/>
+        </w:rPr>
+        <w:t xml:space="preserve">clumping</w:t>
+      </w:r>
+      <w:r>
+        <w:t xml:space="preserve">.</w:t>
+      </w:r>
+      <w:r>
+        <w:t xml:space="preserve"> </w:t>
+      </w:r>
+      <w:r>
+        <w:t xml:space="preserve">Lo que encontramos, como se muestra en esta tabla, es que variantes fuertemente asociadas a diabetes en GWAS poblacionales, como en el gen CDKAL1 o CDKN2B, ven sus efectos reducidos casi a cero en los análisis dentro-de-familia. Esto nos demuestra empíricamente que la señal capturada por el estudio poblacional en estos</w:t>
+      </w:r>
+      <w:r>
+        <w:t xml:space="preserve"> </w:t>
+      </w:r>
+      <w:r>
+        <w:rPr>
+          <w:i/>
+          <w:iCs/>
+        </w:rPr>
+        <w:t xml:space="preserve">loci</w:t>
+      </w:r>
+      <w:r>
+        <w:t xml:space="preserve"> </w:t>
+      </w:r>
+      <w:r>
+        <w:t xml:space="preserve">era principalmente ruido originado por estratificación ambiental.</w:t>
+      </w:r>
+    </w:p>
+    <w:p>
+      <w:pPr>
+        <w:pStyle w:val="FirstParagraph"/>
+      </w:pPr>
+      <w:r>
+        <w:t xml:space="preserve">⏱️</w:t>
+      </w:r>
+      <w:r>
+        <w:t xml:space="preserve"> </w:t>
+      </w:r>
+      <w:r>
+        <w:rPr>
+          <w:i/>
+          <w:iCs/>
+        </w:rPr>
+        <w:t xml:space="preserve">~50 segundos</w:t>
       </w:r>
     </w:p>
     <w:p>
@@ -4140,20 +4290,30 @@
         </w:pict>
       </w:r>
     </w:p>
-    <w:bookmarkEnd w:id="58"/>
-    <w:bookmarkStart w:id="59" w:name="Xbc5c3e3c77670c471ae0d2106bc136f31fae3c9"/>
+    <w:bookmarkEnd w:id="59"/>
+    <w:bookmarkEnd w:id="60"/>
+    <w:bookmarkStart w:id="65" w:name="sección-7-conclusiones-y-próximos-pasos"/>
+    <w:p>
+      <w:pPr>
+        <w:pStyle w:val="Heading1"/>
+      </w:pPr>
+      <w:r>
+        <w:t xml:space="preserve">SECCIÓN 7 — CONCLUSIONES Y PRÓXIMOS PASOS</w:t>
+      </w:r>
+    </w:p>
+    <w:bookmarkStart w:id="61" w:name="X6b1db0ca94fd25b3d5af4d1b7b694708e5eb5e6"/>
     <w:p>
       <w:pPr>
         <w:pStyle w:val="Heading2"/>
       </w:pPr>
       <w:r>
-        <w:t xml:space="preserve">SLIDE 33 —</w:t>
-      </w:r>
-      <w:r>
-        <w:t xml:space="preserve"> </w:t>
-      </w:r>
-      <w:r>
-        <w:t xml:space="preserve">“El Rol de la Ancestría y la Confusión Ambiental en Diabetes”</w:t>
+        <w:t xml:space="preserve">SLIDE 32 —</w:t>
+      </w:r>
+      <w:r>
+        <w:t xml:space="preserve"> </w:t>
+      </w:r>
+      <w:r>
+        <w:t xml:space="preserve">“Conclusiones: Relevancia de los Modelos Familiares”</w:t>
       </w:r>
     </w:p>
     <w:p>
@@ -4173,32 +4333,23 @@
         <w:pStyle w:val="BlockText"/>
       </w:pPr>
       <w:r>
-        <w:t xml:space="preserve">Mención aparte merece la diabetes mellitus. Clínicamente es uno de los fenotipos con mayor impacto, pero metodológicamente es uno de los rasgos que exhibe mayores niveles de sesgo en estimaciones poblacionales.</w:t>
-      </w:r>
-    </w:p>
-    <w:p>
-      <w:pPr>
-        <w:pStyle w:val="BlockText"/>
-      </w:pPr>
-      <w:r>
-        <w:t xml:space="preserve">Trabajos recientes en nuestra misma cohorte, particularmente los estudios de Torres (2026) y Wang (2025), demuestran rigurosamente la contribución de la ancestría mexicana a las elevadas prevalencias de diabetes. Si bien el componente ancestral en la incidencia es innegable, nuestros análisis intrafamiliares demuestran empíricamente que existe una inflación sistemática en estimaciones poblacionales, identificando falsos positivos en</w:t>
-      </w:r>
-      <w:r>
-        <w:t xml:space="preserve"> </w:t>
-      </w:r>
-      <w:r>
-        <w:t xml:space="preserve"> </w:t>
-      </w:r>
-      <w:r>
-        <w:t xml:space="preserve">canónicos de diabetes.</w:t>
-      </w:r>
-    </w:p>
-    <w:p>
-      <w:pPr>
-        <w:pStyle w:val="BlockText"/>
-      </w:pPr>
-      <w:r>
-        <w:t xml:space="preserve">Esta evidencia expone que los efectos de composición ambiental están fuertemente entrelazados con la estructura genómica poblacional. Por consiguiente, se acentúa la urgencia metodológica de desarrollar instrumentos de mayor precisión estadística para detectar y estratificar el riesgo genético de diabetes en las poblaciones mexicanas, separando la señal biológica de los artefactos ambientales.</w:t>
+        <w:t xml:space="preserve">En primer lugar, es crucial comprender que los GWAS familiares no fungen principalmente como herramientas de descubrimiento primario de variantes causales debido a limitaciones inherentes en el tamaño de muestra, aunque algunos SNPs sí alcancen significancia genómica. Su valor clínico y epidemiológico radica en que operan como herramientas diagnósticas robustas. Nos permiten cuantificar la dirección y magnitud de los sesgos presentes en diseños de descubrimiento de mayor poder estadístico, como los GWAS poblacionales.</w:t>
+      </w:r>
+    </w:p>
+    <w:p>
+      <w:pPr>
+        <w:pStyle w:val="BlockText"/>
+      </w:pPr>
+      <w:r>
+        <w:t xml:space="preserve">En el caso específico del MCPS, observamos que el estimador robusto logra incrementar de forma eficiente el tamaño de muestra efectivo respecto a métodos análogos. Esto nos permitió constatar fehacientemente la existencia de sesgos ambientales estructurales en la cohorte.</w:t>
+      </w:r>
+    </w:p>
+    <w:p>
+      <w:pPr>
+        <w:pStyle w:val="BlockText"/>
+      </w:pPr>
+      <w:r>
+        <w:t xml:space="preserve">Finalmente, a nivel predictivo, no existe consenso histórico en que construir scores poligénicos a partir de efectos de FGWAS mejore la precisión de la predicción. Sin embargo, carecemos de evidencia empírica en poblaciones latinoamericanas. Resulta imperativo evaluar empíricamente el comportamiento de estos modelos en la población mexicana para generar evidencia conclusiva al respecto.</w:t>
       </w:r>
     </w:p>
     <w:p>
@@ -4216,7 +4367,7 @@
           <w:i/>
           <w:iCs/>
         </w:rPr>
-        <w:t xml:space="preserve">~1 minuto</w:t>
+        <w:t xml:space="preserve">~1 minuto 10 segundos</w:t>
       </w:r>
     </w:p>
     <w:p>
@@ -4226,43 +4377,25 @@
         </w:pict>
       </w:r>
     </w:p>
-    <w:bookmarkEnd w:id="59"/>
-    <w:bookmarkStart w:id="60" w:name="Xc88cdee71baa4f29e8d9be6a5337642f4833785"/>
+    <w:bookmarkEnd w:id="61"/>
+    <w:bookmarkStart w:id="62" w:name="Xbc5c3e3c77670c471ae0d2106bc136f31fae3c9"/>
     <w:p>
       <w:pPr>
         <w:pStyle w:val="Heading2"/>
       </w:pPr>
       <w:r>
-        <w:t xml:space="preserve">SLIDE 34 —</w:t>
-      </w:r>
-      <w:r>
-        <w:t xml:space="preserve"> </w:t>
-      </w:r>
-      <w:r>
-        <w:t xml:space="preserve">“Diferencias significativas (FDR) y frecuencias alélicas”</w:t>
-      </w:r>
-    </w:p>
-    <w:p>
-      <w:pPr>
-        <w:pStyle w:val="FirstParagraph"/>
-      </w:pPr>
-      <w:r>
-        <w:rPr>
-          <w:b/>
-          <w:bCs/>
-        </w:rPr>
-        <w:t xml:space="preserve">[Contenido visual]:</w:t>
-      </w:r>
-      <w:r>
-        <w:t xml:space="preserve"> </w:t>
-      </w:r>
-      <w:r>
-        <w:t xml:space="preserve">Tabla con los SNPs que presentan diferencias de efecto significativas y sus frecuencias alélicas por ancestría.</w:t>
-      </w:r>
-    </w:p>
-    <w:p>
-      <w:pPr>
-        <w:pStyle w:val="BodyText"/>
+        <w:t xml:space="preserve">SLIDE 33 —</w:t>
+      </w:r>
+      <w:r>
+        <w:t xml:space="preserve"> </w:t>
+      </w:r>
+      <w:r>
+        <w:t xml:space="preserve">“El Rol de la Ancestría y la Confusión Ambiental en Diabetes”</w:t>
+      </w:r>
+    </w:p>
+    <w:p>
+      <w:pPr>
+        <w:pStyle w:val="FirstParagraph"/>
       </w:pPr>
       <w:r>
         <w:rPr>
@@ -4277,7 +4410,32 @@
         <w:pStyle w:val="BlockText"/>
       </w:pPr>
       <w:r>
-        <w:t xml:space="preserve">Para profundizar en estos hallazgos, analizamos específicamente los SNPs con diferencias significativas en un false discovery rate. Como observamos en esta tabla, al agregar la información de las frecuencias alélicas del MCPS, vemos claramente la distribución en individuos de ancestría indígena mexicana (IMX) frente a europea (EUR). Esto ilustra cómo la estructura poblacional puede inflar los efectos en loci que tradicionalmente asociábamos a fenotipos como la diabetes o niveles de colesterol.</w:t>
+        <w:t xml:space="preserve">Mención aparte merece la diabetes mellitus. Clínicamente es uno de los fenotipos con mayor impacto, pero metodológicamente es uno de los rasgos que exhibe mayores niveles de sesgo en estimaciones poblacionales.</w:t>
+      </w:r>
+    </w:p>
+    <w:p>
+      <w:pPr>
+        <w:pStyle w:val="BlockText"/>
+      </w:pPr>
+      <w:r>
+        <w:t xml:space="preserve">Trabajos recientes en nuestra misma cohorte, particularmente los estudios de Torres (2026) y Wang (2025), demuestran rigurosamente la contribución de la ancestría mexicana a las elevadas prevalencias de diabetes. Si bien el componente ancestral en la incidencia es innegable, nuestros análisis intrafamiliares demuestran empíricamente que existe una inflación sistemática en estimaciones poblacionales, identificando falsos positivos en</w:t>
+      </w:r>
+      <w:r>
+        <w:t xml:space="preserve"> </w:t>
+      </w:r>
+      <w:r>
+        <w:t xml:space="preserve"> </w:t>
+      </w:r>
+      <w:r>
+        <w:t xml:space="preserve">canónicos de diabetes.</w:t>
+      </w:r>
+    </w:p>
+    <w:p>
+      <w:pPr>
+        <w:pStyle w:val="BlockText"/>
+      </w:pPr>
+      <w:r>
+        <w:t xml:space="preserve">Esta evidencia expone que los efectos de composición ambiental están fuertemente entrelazados con la estructura genómica poblacional. Por consiguiente, se acentúa la urgencia metodológica de desarrollar instrumentos de mayor precisión estadística para detectar y estratificar el riesgo genético de diabetes en las poblaciones mexicanas, separando la señal biológica de los artefactos ambientales.</w:t>
       </w:r>
     </w:p>
     <w:p>
@@ -4295,7 +4453,7 @@
           <w:i/>
           <w:iCs/>
         </w:rPr>
-        <w:t xml:space="preserve">~45 segundos</w:t>
+        <w:t xml:space="preserve">~1 minuto</w:t>
       </w:r>
     </w:p>
     <w:p>
@@ -4305,8 +4463,87 @@
         </w:pict>
       </w:r>
     </w:p>
-    <w:bookmarkEnd w:id="60"/>
-    <w:bookmarkStart w:id="61" w:name="slide-35-próximos-pasos"/>
+    <w:bookmarkEnd w:id="62"/>
+    <w:bookmarkStart w:id="63" w:name="Xc88cdee71baa4f29e8d9be6a5337642f4833785"/>
+    <w:p>
+      <w:pPr>
+        <w:pStyle w:val="Heading2"/>
+      </w:pPr>
+      <w:r>
+        <w:t xml:space="preserve">SLIDE 34 —</w:t>
+      </w:r>
+      <w:r>
+        <w:t xml:space="preserve"> </w:t>
+      </w:r>
+      <w:r>
+        <w:t xml:space="preserve">“Diferencias significativas (FDR) y frecuencias alélicas”</w:t>
+      </w:r>
+    </w:p>
+    <w:p>
+      <w:pPr>
+        <w:pStyle w:val="FirstParagraph"/>
+      </w:pPr>
+      <w:r>
+        <w:rPr>
+          <w:b/>
+          <w:bCs/>
+        </w:rPr>
+        <w:t xml:space="preserve">[Contenido visual]:</w:t>
+      </w:r>
+      <w:r>
+        <w:t xml:space="preserve"> </w:t>
+      </w:r>
+      <w:r>
+        <w:t xml:space="preserve">Tabla con los SNPs que presentan diferencias de efecto significativas y sus frecuencias alélicas por ancestría.</w:t>
+      </w:r>
+    </w:p>
+    <w:p>
+      <w:pPr>
+        <w:pStyle w:val="BodyText"/>
+      </w:pPr>
+      <w:r>
+        <w:rPr>
+          <w:b/>
+          <w:bCs/>
+        </w:rPr>
+        <w:t xml:space="preserve">Guion:</w:t>
+      </w:r>
+    </w:p>
+    <w:p>
+      <w:pPr>
+        <w:pStyle w:val="BlockText"/>
+      </w:pPr>
+      <w:r>
+        <w:t xml:space="preserve">Para profundizar en estos hallazgos, analizamos específicamente los SNPs con diferencias significativas en un false discovery rate. Como observamos en esta tabla, al agregar la información de las frecuencias alélicas del MCPS, vemos claramente la distribución en individuos de ancestría indígena mexicana (IMX) frente a europea (EUR). Esto ilustra cómo la estructura poblacional puede inflar los efectos en loci que tradicionalmente asociábamos a fenotipos como la diabetes o niveles de colesterol.</w:t>
+      </w:r>
+    </w:p>
+    <w:p>
+      <w:pPr>
+        <w:pStyle w:val="FirstParagraph"/>
+      </w:pPr>
+      <w:r>
+        <w:t xml:space="preserve">⏱️</w:t>
+      </w:r>
+      <w:r>
+        <w:t xml:space="preserve"> </w:t>
+      </w:r>
+      <w:r>
+        <w:rPr>
+          <w:i/>
+          <w:iCs/>
+        </w:rPr>
+        <w:t xml:space="preserve">~45 segundos</w:t>
+      </w:r>
+    </w:p>
+    <w:p>
+      <w:r>
+        <w:pict>
+          <v:rect style="width:0;height:1.5pt" o:hralign="center" o:hrstd="t" o:hr="t"/>
+        </w:pict>
+      </w:r>
+    </w:p>
+    <w:bookmarkEnd w:id="63"/>
+    <w:bookmarkStart w:id="64" w:name="slide-35-próximos-pasos"/>
     <w:p>
       <w:pPr>
         <w:pStyle w:val="Heading2"/>
@@ -4492,9 +4729,9 @@
         </w:pict>
       </w:r>
     </w:p>
-    <w:bookmarkEnd w:id="61"/>
-    <w:bookmarkEnd w:id="62"/>
-    <w:bookmarkStart w:id="65" w:name="X3b12542ebf4e4c269161f065ef64fb189d30203"/>
+    <w:bookmarkEnd w:id="64"/>
+    <w:bookmarkEnd w:id="65"/>
+    <w:bookmarkStart w:id="68" w:name="X3b12542ebf4e4c269161f065ef64fb189d30203"/>
     <w:p>
       <w:pPr>
         <w:pStyle w:val="Heading1"/>
@@ -4503,7 +4740,7 @@
         <w:t xml:space="preserve">SECCIÓN 8 — COLABORADORES Y AGRADECIMIENTOS</w:t>
       </w:r>
     </w:p>
-    <w:bookmarkStart w:id="63" w:name="slide-34-current-collaborations"/>
+    <w:bookmarkStart w:id="66" w:name="slide-34-current-collaborations"/>
     <w:p>
       <w:pPr>
         <w:pStyle w:val="Heading2"/>
@@ -4613,8 +4850,8 @@
         </w:pict>
       </w:r>
     </w:p>
-    <w:bookmarkEnd w:id="63"/>
-    <w:bookmarkStart w:id="64" w:name="slide-35-gracias-a-todxs"/>
+    <w:bookmarkEnd w:id="66"/>
+    <w:bookmarkStart w:id="67" w:name="slide-35-gracias-a-todxs"/>
     <w:p>
       <w:pPr>
         <w:pStyle w:val="Heading2"/>
@@ -4700,9 +4937,9 @@
         </w:pict>
       </w:r>
     </w:p>
-    <w:bookmarkEnd w:id="64"/>
-    <w:bookmarkEnd w:id="65"/>
-    <w:bookmarkStart w:id="66" w:name="resumen-de-tiempos-estimados"/>
+    <w:bookmarkEnd w:id="67"/>
+    <w:bookmarkEnd w:id="68"/>
+    <w:bookmarkStart w:id="69" w:name="resumen-de-tiempos-estimados"/>
     <w:p>
       <w:pPr>
         <w:pStyle w:val="Heading1"/>
@@ -5270,8 +5507,8 @@
         </w:pict>
       </w:r>
     </w:p>
-    <w:bookmarkEnd w:id="66"/>
-    <w:bookmarkStart w:id="67" w:name="checklist-de-slides-por-completar"/>
+    <w:bookmarkEnd w:id="69"/>
+    <w:bookmarkStart w:id="70" w:name="checklist-de-slides-por-completar"/>
     <w:p>
       <w:pPr>
         <w:pStyle w:val="Heading1"/>
@@ -5694,7 +5931,7 @@
         <w:t xml:space="preserve">— Relevancia clínica</w:t>
       </w:r>
     </w:p>
-    <w:bookmarkEnd w:id="67"/>
+    <w:bookmarkEnd w:id="70"/>
     <w:sectPr>
       <w:footnotePr>
         <w:numRestart w:val="eachSect"/>

--- a/guion-examen-candidatura.docx
+++ b/guion-examen-candidatura.docx
@@ -2209,7 +2209,7 @@
     </w:p>
     <w:bookmarkEnd w:id="39"/>
     <w:bookmarkEnd w:id="40"/>
-    <w:bookmarkStart w:id="60" w:name="sección-5-métodos"/>
+    <w:bookmarkStart w:id="62" w:name="sección-5-métodos"/>
     <w:p>
       <w:pPr>
         <w:pStyle w:val="Heading1"/>
@@ -3519,19 +3519,19 @@
       </w:r>
     </w:p>
     <w:bookmarkEnd w:id="51"/>
-    <w:bookmarkStart w:id="52" w:name="X50ef13cf8eb7cfce47bcb0f982d737d3b989891"/>
+    <w:bookmarkStart w:id="52" w:name="X99e5664e569afaf30d2cdf4f9d4d5922fd25035"/>
     <w:p>
       <w:pPr>
         <w:pStyle w:val="Heading2"/>
       </w:pPr>
       <w:r>
-        <w:t xml:space="preserve">SLIDE 24 —</w:t>
-      </w:r>
-      <w:r>
-        <w:t xml:space="preserve"> </w:t>
-      </w:r>
-      <w:r>
-        <w:t xml:space="preserve">“Estimaciones de heredabilidad (PopGWAS vs FGWAS)”</w:t>
+        <w:t xml:space="preserve">SLIDE 24A —</w:t>
+      </w:r>
+      <w:r>
+        <w:t xml:space="preserve"> </w:t>
+      </w:r>
+      <w:r>
+        <w:t xml:space="preserve">“Resumen Metodológico: Heredabilidad”</w:t>
       </w:r>
     </w:p>
     <w:p>
@@ -3549,7 +3549,7 @@
         <w:t xml:space="preserve"> </w:t>
       </w:r>
       <w:r>
-        <w:t xml:space="preserve">Gráfica de dispersión comparando estimaciones de heredabilidad (popGWAS vs FGWAS).</w:t>
+        <w:t xml:space="preserve">Viñetas describiendo el software (SNIPAR, REGENIE, LDSC), variantes (autosomas) y la hipótesis esperada.</w:t>
       </w:r>
     </w:p>
     <w:p>
@@ -3569,7 +3569,7 @@
         <w:pStyle w:val="BlockText"/>
       </w:pPr>
       <w:r>
-        <w:t xml:space="preserve">Aquí comparamos las estimaciones de heredabilidad. Notamos que para rasgos como el nivel educativo, la heredabilidad poblacional disminuye significativamente cuando estimamos efectos directos. Esto sugiere un fuerte impacto del ambiente familiar y el emparejamiento selectivo. Sin embargo, para rasgos metabólicos como el IMC o la presión arterial, las estimaciones se mantienen bastante estables.</w:t>
+        <w:t xml:space="preserve">Para lograr esto, aplicamos el estimador robusto SNIPAR y modelos poblacionales con REGENIE sobre todas las variantes comunes, calculando la heredabilidad con LDSC. Nuestra hipótesis, basada en estudios previos, era que el modelo poblacional presentaría estimaciones infladas por la estructura poblacional, y que nuestro diseño familiar nos permitiría observar el efecto directo real.</w:t>
       </w:r>
     </w:p>
     <w:p>
@@ -3587,7 +3587,7 @@
           <w:i/>
           <w:iCs/>
         </w:rPr>
-        <w:t xml:space="preserve">~1 minuto 10 segundos</w:t>
+        <w:t xml:space="preserve">~20 segundos</w:t>
       </w:r>
     </w:p>
     <w:p>
@@ -3598,7 +3598,86 @@
       </w:r>
     </w:p>
     <w:bookmarkEnd w:id="52"/>
-    <w:bookmarkStart w:id="53" w:name="X4dae9dfbaecee2cc6f29b614439f7a7757f71e5"/>
+    <w:bookmarkStart w:id="53" w:name="X50ef13cf8eb7cfce47bcb0f982d737d3b989891"/>
+    <w:p>
+      <w:pPr>
+        <w:pStyle w:val="Heading2"/>
+      </w:pPr>
+      <w:r>
+        <w:t xml:space="preserve">SLIDE 24 —</w:t>
+      </w:r>
+      <w:r>
+        <w:t xml:space="preserve"> </w:t>
+      </w:r>
+      <w:r>
+        <w:t xml:space="preserve">“Estimaciones de heredabilidad (PopGWAS vs FGWAS)”</w:t>
+      </w:r>
+    </w:p>
+    <w:p>
+      <w:pPr>
+        <w:pStyle w:val="FirstParagraph"/>
+      </w:pPr>
+      <w:r>
+        <w:rPr>
+          <w:b/>
+          <w:bCs/>
+        </w:rPr>
+        <w:t xml:space="preserve">[Contenido visual]:</w:t>
+      </w:r>
+      <w:r>
+        <w:t xml:space="preserve"> </w:t>
+      </w:r>
+      <w:r>
+        <w:t xml:space="preserve">Gráfica de dispersión comparando estimaciones de heredabilidad (popGWAS vs FGWAS).</w:t>
+      </w:r>
+    </w:p>
+    <w:p>
+      <w:pPr>
+        <w:pStyle w:val="BodyText"/>
+      </w:pPr>
+      <w:r>
+        <w:rPr>
+          <w:b/>
+          <w:bCs/>
+        </w:rPr>
+        <w:t xml:space="preserve">Guion:</w:t>
+      </w:r>
+    </w:p>
+    <w:p>
+      <w:pPr>
+        <w:pStyle w:val="BlockText"/>
+      </w:pPr>
+      <w:r>
+        <w:t xml:space="preserve">Aquí comparamos las estimaciones de heredabilidad. Notamos que para rasgos como el nivel educativo, la heredabilidad poblacional disminuye significativamente cuando estimamos efectos directos. Esto sugiere un fuerte impacto del ambiente familiar y el emparejamiento selectivo. Sin embargo, para rasgos metabólicos como el IMC o la presión arterial, las estimaciones se mantienen bastante estables.</w:t>
+      </w:r>
+    </w:p>
+    <w:p>
+      <w:pPr>
+        <w:pStyle w:val="FirstParagraph"/>
+      </w:pPr>
+      <w:r>
+        <w:t xml:space="preserve">⏱️</w:t>
+      </w:r>
+      <w:r>
+        <w:t xml:space="preserve"> </w:t>
+      </w:r>
+      <w:r>
+        <w:rPr>
+          <w:i/>
+          <w:iCs/>
+        </w:rPr>
+        <w:t xml:space="preserve">~1 minuto 10 segundos</w:t>
+      </w:r>
+    </w:p>
+    <w:p>
+      <w:r>
+        <w:pict>
+          <v:rect style="width:0;height:1.5pt" o:hralign="center" o:hrstd="t" o:hr="t"/>
+        </w:pict>
+      </w:r>
+    </w:p>
+    <w:bookmarkEnd w:id="53"/>
+    <w:bookmarkStart w:id="54" w:name="X4dae9dfbaecee2cc6f29b614439f7a7757f71e5"/>
     <w:p>
       <w:pPr>
         <w:pStyle w:val="Heading2"/>
@@ -3702,8 +3781,8 @@
         </w:pict>
       </w:r>
     </w:p>
-    <w:bookmarkEnd w:id="53"/>
-    <w:bookmarkStart w:id="54" w:name="slide-26-correlación-de-estimadores"/>
+    <w:bookmarkEnd w:id="54"/>
+    <w:bookmarkStart w:id="55" w:name="slide-26-correlación-de-estimadores"/>
     <w:p>
       <w:pPr>
         <w:pStyle w:val="Heading2"/>
@@ -3774,8 +3853,8 @@
         <w:t xml:space="preserve">~1 minuto</w:t>
       </w:r>
     </w:p>
-    <w:bookmarkEnd w:id="54"/>
-    <w:bookmarkStart w:id="55" w:name="Xdc0e0a27211f1e5d6f8d9e6a64878059a9eab7b"/>
+    <w:bookmarkEnd w:id="55"/>
+    <w:bookmarkStart w:id="56" w:name="Xdc0e0a27211f1e5d6f8d9e6a64878059a9eab7b"/>
     <w:p>
       <w:pPr>
         <w:pStyle w:val="Heading2"/>
@@ -3853,8 +3932,8 @@
         </w:pict>
       </w:r>
     </w:p>
-    <w:bookmarkEnd w:id="55"/>
-    <w:bookmarkStart w:id="56" w:name="X81846fe6a7ad779a70556fb82333166be88b3ba"/>
+    <w:bookmarkEnd w:id="56"/>
+    <w:bookmarkStart w:id="57" w:name="X81846fe6a7ad779a70556fb82333166be88b3ba"/>
     <w:p>
       <w:pPr>
         <w:pStyle w:val="Heading2"/>
@@ -3942,8 +4021,8 @@
         </w:pict>
       </w:r>
     </w:p>
-    <w:bookmarkEnd w:id="56"/>
-    <w:bookmarkStart w:id="57" w:name="X810baa7789e6bd076b416cd36ab05183fde436e"/>
+    <w:bookmarkEnd w:id="57"/>
+    <w:bookmarkStart w:id="58" w:name="X810baa7789e6bd076b416cd36ab05183fde436e"/>
     <w:p>
       <w:pPr>
         <w:pStyle w:val="Heading2"/>
@@ -4033,8 +4112,8 @@
         </w:pict>
       </w:r>
     </w:p>
-    <w:bookmarkEnd w:id="57"/>
-    <w:bookmarkStart w:id="58" w:name="Xf2fb6112b923b37321b0cc321c443481980524c"/>
+    <w:bookmarkEnd w:id="58"/>
+    <w:bookmarkStart w:id="59" w:name="Xf2fb6112b923b37321b0cc321c443481980524c"/>
     <w:p>
       <w:pPr>
         <w:pStyle w:val="Heading2"/>
@@ -4112,20 +4191,66 @@
         </w:pict>
       </w:r>
     </w:p>
-    <w:bookmarkEnd w:id="58"/>
-    <w:bookmarkStart w:id="59" w:name="X719be405e374ccf5ec607f847ce33ff773cd869"/>
+    <w:bookmarkEnd w:id="59"/>
+    <w:bookmarkStart w:id="60" w:name="X66d9b231b30e5628852bbfea9771e7ea93f3b30"/>
     <w:p>
       <w:pPr>
         <w:pStyle w:val="Heading2"/>
       </w:pPr>
       <w:r>
-        <w:t xml:space="preserve">SLIDE 30 —</w:t>
-      </w:r>
-      <w:r>
-        <w:t xml:space="preserve"> </w:t>
-      </w:r>
-      <w:r>
-        <w:t xml:space="preserve">“Atenuación a nivel de</w:t>
+        <w:t xml:space="preserve">SLIDE 30A —</w:t>
+      </w:r>
+      <w:r>
+        <w:t xml:space="preserve"> </w:t>
+      </w:r>
+      <w:r>
+        <w:t xml:space="preserve">“Resumen Metodológico: Locus Independientes”</w:t>
+      </w:r>
+    </w:p>
+    <w:p>
+      <w:pPr>
+        <w:pStyle w:val="FirstParagraph"/>
+      </w:pPr>
+      <w:r>
+        <w:rPr>
+          <w:b/>
+          <w:bCs/>
+        </w:rPr>
+        <w:t xml:space="preserve">[Contenido visual]:</w:t>
+      </w:r>
+      <w:r>
+        <w:t xml:space="preserve"> </w:t>
+      </w:r>
+      <w:r>
+        <w:t xml:space="preserve">Viñetas describiendo el software (PLINK2, SNIPAR), las variantes analizadas (Loci genoma-significativos) y la hipótesis.</w:t>
+      </w:r>
+    </w:p>
+    <w:p>
+      <w:pPr>
+        <w:pStyle w:val="BodyText"/>
+      </w:pPr>
+      <w:r>
+        <w:rPr>
+          <w:b/>
+          <w:bCs/>
+        </w:rPr>
+        <w:t xml:space="preserve">Guion:</w:t>
+      </w:r>
+    </w:p>
+    <w:p>
+      <w:pPr>
+        <w:pStyle w:val="BlockText"/>
+      </w:pPr>
+      <w:r>
+        <w:t xml:space="preserve">Para esta etapa, filtramos nuestras asociaciones utilizando un procedimiento de clumping con PLINK2 para aislar los locus independientes con significancia genómica. Esperábamos que los efectos poblacionales estuvieran localmente inflados por confusión ambiental, y que el diseño familiar atenuara estos sesgos acercándose al verdadero efecto biológico.</w:t>
+      </w:r>
+    </w:p>
+    <w:p>
+      <w:pPr>
+        <w:pStyle w:val="FirstParagraph"/>
+      </w:pPr>
+      <w:r>
+        <w:t xml:space="preserve">⏱️</w:t>
       </w:r>
       <w:r>
         <w:t xml:space="preserve"> </w:t>
@@ -4135,152 +4260,7 @@
           <w:i/>
           <w:iCs/>
         </w:rPr>
-        <w:t xml:space="preserve">locus</w:t>
-      </w:r>
-      <w:r>
-        <w:t xml:space="preserve"> </w:t>
-      </w:r>
-      <w:r>
-        <w:t xml:space="preserve">independientes (Clumping)”</w:t>
-      </w:r>
-    </w:p>
-    <w:p>
-      <w:pPr>
-        <w:pStyle w:val="FirstParagraph"/>
-      </w:pPr>
-      <w:r>
-        <w:rPr>
-          <w:b/>
-          <w:bCs/>
-        </w:rPr>
-        <w:t xml:space="preserve">[Contenido visual]:</w:t>
-      </w:r>
-      <w:r>
-        <w:t xml:space="preserve"> </w:t>
-      </w:r>
-      <w:r>
-        <w:t xml:space="preserve">Tabla de resultados de</w:t>
-      </w:r>
-      <w:r>
-        <w:t xml:space="preserve"> </w:t>
-      </w:r>
-      <w:r>
-        <w:rPr>
-          <w:i/>
-          <w:iCs/>
-        </w:rPr>
-        <w:t xml:space="preserve">fine-mapping</w:t>
-      </w:r>
-      <w:r>
-        <w:t xml:space="preserve"> </w:t>
-      </w:r>
-      <w:r>
-        <w:t xml:space="preserve">comparando PopGWAS y FGWAS en</w:t>
-      </w:r>
-      <w:r>
-        <w:t xml:space="preserve"> </w:t>
-      </w:r>
-      <w:r>
-        <w:rPr>
-          <w:i/>
-          <w:iCs/>
-        </w:rPr>
-        <w:t xml:space="preserve">loci</w:t>
-      </w:r>
-      <w:r>
-        <w:t xml:space="preserve"> </w:t>
-      </w:r>
-      <w:r>
-        <w:t xml:space="preserve">representativos.</w:t>
-      </w:r>
-    </w:p>
-    <w:p>
-      <w:pPr>
-        <w:pStyle w:val="BodyText"/>
-      </w:pPr>
-      <w:r>
-        <w:rPr>
-          <w:b/>
-          <w:bCs/>
-        </w:rPr>
-        <w:t xml:space="preserve">Guion:</w:t>
-      </w:r>
-    </w:p>
-    <w:p>
-      <w:pPr>
-        <w:pStyle w:val="BlockText"/>
-      </w:pPr>
-      <w:r>
-        <w:t xml:space="preserve">Para confirmar que esta atenuación global en la heredabilidad también ocurre a nivel local, aislamos los</w:t>
-      </w:r>
-      <w:r>
-        <w:t xml:space="preserve"> </w:t>
-      </w:r>
-      <w:r>
-        <w:rPr>
-          <w:i/>
-          <w:iCs/>
-        </w:rPr>
-        <w:t xml:space="preserve">loci</w:t>
-      </w:r>
-      <w:r>
-        <w:t xml:space="preserve"> </w:t>
-      </w:r>
-      <w:r>
-        <w:t xml:space="preserve">independientes mediante</w:t>
-      </w:r>
-      <w:r>
-        <w:t xml:space="preserve"> </w:t>
-      </w:r>
-      <w:r>
-        <w:rPr>
-          <w:i/>
-          <w:iCs/>
-        </w:rPr>
-        <w:t xml:space="preserve">clumping</w:t>
-      </w:r>
-      <w:r>
-        <w:t xml:space="preserve">.</w:t>
-      </w:r>
-      <w:r>
-        <w:t xml:space="preserve"> </w:t>
-      </w:r>
-      <w:r>
-        <w:t xml:space="preserve">Lo que encontramos, como se muestra en esta tabla, es que variantes fuertemente asociadas a diabetes en GWAS poblacionales, como en el gen CDKAL1 o CDKN2B, ven sus efectos reducidos casi a cero en los análisis dentro-de-familia. Esto nos demuestra empíricamente que la señal capturada por el estudio poblacional en estos</w:t>
-      </w:r>
-      <w:r>
-        <w:t xml:space="preserve"> </w:t>
-      </w:r>
-      <w:r>
-        <w:rPr>
-          <w:i/>
-          <w:iCs/>
-        </w:rPr>
-        <w:t xml:space="preserve">loci</w:t>
-      </w:r>
-      <w:r>
-        <w:t xml:space="preserve"> </w:t>
-      </w:r>
-      <w:r>
-        <w:t xml:space="preserve">era principalmente ruido originado por estratificación ambiental.</w:t>
-      </w:r>
-    </w:p>
-    <w:p>
-      <w:pPr>
-        <w:pStyle w:val="FirstParagraph"/>
-      </w:pPr>
-      <w:r>
-        <w:t xml:space="preserve">⏱️</w:t>
-      </w:r>
-      <w:r>
-        <w:t xml:space="preserve"> </w:t>
-      </w:r>
-      <w:r>
-        <w:rPr>
-          <w:i/>
-          <w:iCs/>
-        </w:rPr>
-        <w:t xml:space="preserve">~50 segundos</w:t>
+        <w:t xml:space="preserve">~20 segundos</w:t>
       </w:r>
     </w:p>
     <w:p>
@@ -4290,74 +4270,20 @@
         </w:pict>
       </w:r>
     </w:p>
-    <w:bookmarkEnd w:id="59"/>
     <w:bookmarkEnd w:id="60"/>
-    <w:bookmarkStart w:id="65" w:name="sección-7-conclusiones-y-próximos-pasos"/>
-    <w:p>
-      <w:pPr>
-        <w:pStyle w:val="Heading1"/>
-      </w:pPr>
-      <w:r>
-        <w:t xml:space="preserve">SECCIÓN 7 — CONCLUSIONES Y PRÓXIMOS PASOS</w:t>
-      </w:r>
-    </w:p>
-    <w:bookmarkStart w:id="61" w:name="X6b1db0ca94fd25b3d5af4d1b7b694708e5eb5e6"/>
+    <w:bookmarkStart w:id="61" w:name="X719be405e374ccf5ec607f847ce33ff773cd869"/>
     <w:p>
       <w:pPr>
         <w:pStyle w:val="Heading2"/>
       </w:pPr>
       <w:r>
-        <w:t xml:space="preserve">SLIDE 32 —</w:t>
-      </w:r>
-      <w:r>
-        <w:t xml:space="preserve"> </w:t>
-      </w:r>
-      <w:r>
-        <w:t xml:space="preserve">“Conclusiones: Relevancia de los Modelos Familiares”</w:t>
-      </w:r>
-    </w:p>
-    <w:p>
-      <w:pPr>
-        <w:pStyle w:val="FirstParagraph"/>
-      </w:pPr>
-      <w:r>
-        <w:rPr>
-          <w:b/>
-          <w:bCs/>
-        </w:rPr>
-        <w:t xml:space="preserve">Guion:</w:t>
-      </w:r>
-    </w:p>
-    <w:p>
-      <w:pPr>
-        <w:pStyle w:val="BlockText"/>
-      </w:pPr>
-      <w:r>
-        <w:t xml:space="preserve">En primer lugar, es crucial comprender que los GWAS familiares no fungen principalmente como herramientas de descubrimiento primario de variantes causales debido a limitaciones inherentes en el tamaño de muestra, aunque algunos SNPs sí alcancen significancia genómica. Su valor clínico y epidemiológico radica en que operan como herramientas diagnósticas robustas. Nos permiten cuantificar la dirección y magnitud de los sesgos presentes en diseños de descubrimiento de mayor poder estadístico, como los GWAS poblacionales.</w:t>
-      </w:r>
-    </w:p>
-    <w:p>
-      <w:pPr>
-        <w:pStyle w:val="BlockText"/>
-      </w:pPr>
-      <w:r>
-        <w:t xml:space="preserve">En el caso específico del MCPS, observamos que el estimador robusto logra incrementar de forma eficiente el tamaño de muestra efectivo respecto a métodos análogos. Esto nos permitió constatar fehacientemente la existencia de sesgos ambientales estructurales en la cohorte.</w:t>
-      </w:r>
-    </w:p>
-    <w:p>
-      <w:pPr>
-        <w:pStyle w:val="BlockText"/>
-      </w:pPr>
-      <w:r>
-        <w:t xml:space="preserve">Finalmente, a nivel predictivo, no existe consenso histórico en que construir scores poligénicos a partir de efectos de FGWAS mejore la precisión de la predicción. Sin embargo, carecemos de evidencia empírica en poblaciones latinoamericanas. Resulta imperativo evaluar empíricamente el comportamiento de estos modelos en la población mexicana para generar evidencia conclusiva al respecto.</w:t>
-      </w:r>
-    </w:p>
-    <w:p>
-      <w:pPr>
-        <w:pStyle w:val="FirstParagraph"/>
-      </w:pPr>
-      <w:r>
-        <w:t xml:space="preserve">⏱️</w:t>
+        <w:t xml:space="preserve">SLIDE 30 —</w:t>
+      </w:r>
+      <w:r>
+        <w:t xml:space="preserve"> </w:t>
+      </w:r>
+      <w:r>
+        <w:t xml:space="preserve">“Atenuación a nivel de</w:t>
       </w:r>
       <w:r>
         <w:t xml:space="preserve"> </w:t>
@@ -4367,7 +4293,152 @@
           <w:i/>
           <w:iCs/>
         </w:rPr>
-        <w:t xml:space="preserve">~1 minuto 10 segundos</w:t>
+        <w:t xml:space="preserve">locus</w:t>
+      </w:r>
+      <w:r>
+        <w:t xml:space="preserve"> </w:t>
+      </w:r>
+      <w:r>
+        <w:t xml:space="preserve">independientes (Clumping)”</w:t>
+      </w:r>
+    </w:p>
+    <w:p>
+      <w:pPr>
+        <w:pStyle w:val="FirstParagraph"/>
+      </w:pPr>
+      <w:r>
+        <w:rPr>
+          <w:b/>
+          <w:bCs/>
+        </w:rPr>
+        <w:t xml:space="preserve">[Contenido visual]:</w:t>
+      </w:r>
+      <w:r>
+        <w:t xml:space="preserve"> </w:t>
+      </w:r>
+      <w:r>
+        <w:t xml:space="preserve">Tabla de resultados de</w:t>
+      </w:r>
+      <w:r>
+        <w:t xml:space="preserve"> </w:t>
+      </w:r>
+      <w:r>
+        <w:rPr>
+          <w:i/>
+          <w:iCs/>
+        </w:rPr>
+        <w:t xml:space="preserve">fine-mapping</w:t>
+      </w:r>
+      <w:r>
+        <w:t xml:space="preserve"> </w:t>
+      </w:r>
+      <w:r>
+        <w:t xml:space="preserve">comparando PopGWAS y FGWAS en</w:t>
+      </w:r>
+      <w:r>
+        <w:t xml:space="preserve"> </w:t>
+      </w:r>
+      <w:r>
+        <w:rPr>
+          <w:i/>
+          <w:iCs/>
+        </w:rPr>
+        <w:t xml:space="preserve">loci</w:t>
+      </w:r>
+      <w:r>
+        <w:t xml:space="preserve"> </w:t>
+      </w:r>
+      <w:r>
+        <w:t xml:space="preserve">representativos.</w:t>
+      </w:r>
+    </w:p>
+    <w:p>
+      <w:pPr>
+        <w:pStyle w:val="BodyText"/>
+      </w:pPr>
+      <w:r>
+        <w:rPr>
+          <w:b/>
+          <w:bCs/>
+        </w:rPr>
+        <w:t xml:space="preserve">Guion:</w:t>
+      </w:r>
+    </w:p>
+    <w:p>
+      <w:pPr>
+        <w:pStyle w:val="BlockText"/>
+      </w:pPr>
+      <w:r>
+        <w:t xml:space="preserve">Para confirmar que esta atenuación global en la heredabilidad también ocurre a nivel local, aislamos los</w:t>
+      </w:r>
+      <w:r>
+        <w:t xml:space="preserve"> </w:t>
+      </w:r>
+      <w:r>
+        <w:rPr>
+          <w:i/>
+          <w:iCs/>
+        </w:rPr>
+        <w:t xml:space="preserve">loci</w:t>
+      </w:r>
+      <w:r>
+        <w:t xml:space="preserve"> </w:t>
+      </w:r>
+      <w:r>
+        <w:t xml:space="preserve">independientes mediante</w:t>
+      </w:r>
+      <w:r>
+        <w:t xml:space="preserve"> </w:t>
+      </w:r>
+      <w:r>
+        <w:rPr>
+          <w:i/>
+          <w:iCs/>
+        </w:rPr>
+        <w:t xml:space="preserve">clumping</w:t>
+      </w:r>
+      <w:r>
+        <w:t xml:space="preserve">.</w:t>
+      </w:r>
+      <w:r>
+        <w:t xml:space="preserve"> </w:t>
+      </w:r>
+      <w:r>
+        <w:t xml:space="preserve">Lo que encontramos, como se muestra en esta tabla, es que variantes fuertemente asociadas a diabetes en GWAS poblacionales, como en el gen CDKAL1 o CDKN2B, ven sus efectos reducidos casi a cero en los análisis dentro-de-familia. Esto nos demuestra empíricamente que la señal capturada por el estudio poblacional en estos</w:t>
+      </w:r>
+      <w:r>
+        <w:t xml:space="preserve"> </w:t>
+      </w:r>
+      <w:r>
+        <w:rPr>
+          <w:i/>
+          <w:iCs/>
+        </w:rPr>
+        <w:t xml:space="preserve">loci</w:t>
+      </w:r>
+      <w:r>
+        <w:t xml:space="preserve"> </w:t>
+      </w:r>
+      <w:r>
+        <w:t xml:space="preserve">era principalmente ruido originado por estratificación ambiental.</w:t>
+      </w:r>
+    </w:p>
+    <w:p>
+      <w:pPr>
+        <w:pStyle w:val="FirstParagraph"/>
+      </w:pPr>
+      <w:r>
+        <w:t xml:space="preserve">⏱️</w:t>
+      </w:r>
+      <w:r>
+        <w:t xml:space="preserve"> </w:t>
+      </w:r>
+      <w:r>
+        <w:rPr>
+          <w:i/>
+          <w:iCs/>
+        </w:rPr>
+        <w:t xml:space="preserve">~50 segundos</w:t>
       </w:r>
     </w:p>
     <w:p>
@@ -4378,19 +4449,29 @@
       </w:r>
     </w:p>
     <w:bookmarkEnd w:id="61"/>
-    <w:bookmarkStart w:id="62" w:name="Xbc5c3e3c77670c471ae0d2106bc136f31fae3c9"/>
+    <w:bookmarkEnd w:id="62"/>
+    <w:bookmarkStart w:id="67" w:name="sección-7-conclusiones-y-próximos-pasos"/>
+    <w:p>
+      <w:pPr>
+        <w:pStyle w:val="Heading1"/>
+      </w:pPr>
+      <w:r>
+        <w:t xml:space="preserve">SECCIÓN 7 — CONCLUSIONES Y PRÓXIMOS PASOS</w:t>
+      </w:r>
+    </w:p>
+    <w:bookmarkStart w:id="63" w:name="X6b1db0ca94fd25b3d5af4d1b7b694708e5eb5e6"/>
     <w:p>
       <w:pPr>
         <w:pStyle w:val="Heading2"/>
       </w:pPr>
       <w:r>
-        <w:t xml:space="preserve">SLIDE 33 —</w:t>
-      </w:r>
-      <w:r>
-        <w:t xml:space="preserve"> </w:t>
-      </w:r>
-      <w:r>
-        <w:t xml:space="preserve">“El Rol de la Ancestría y la Confusión Ambiental en Diabetes”</w:t>
+        <w:t xml:space="preserve">SLIDE 32 —</w:t>
+      </w:r>
+      <w:r>
+        <w:t xml:space="preserve"> </w:t>
+      </w:r>
+      <w:r>
+        <w:t xml:space="preserve">“Conclusiones: Relevancia de los Modelos Familiares”</w:t>
       </w:r>
     </w:p>
     <w:p>
@@ -4410,32 +4491,23 @@
         <w:pStyle w:val="BlockText"/>
       </w:pPr>
       <w:r>
-        <w:t xml:space="preserve">Mención aparte merece la diabetes mellitus. Clínicamente es uno de los fenotipos con mayor impacto, pero metodológicamente es uno de los rasgos que exhibe mayores niveles de sesgo en estimaciones poblacionales.</w:t>
-      </w:r>
-    </w:p>
-    <w:p>
-      <w:pPr>
-        <w:pStyle w:val="BlockText"/>
-      </w:pPr>
-      <w:r>
-        <w:t xml:space="preserve">Trabajos recientes en nuestra misma cohorte, particularmente los estudios de Torres (2026) y Wang (2025), demuestran rigurosamente la contribución de la ancestría mexicana a las elevadas prevalencias de diabetes. Si bien el componente ancestral en la incidencia es innegable, nuestros análisis intrafamiliares demuestran empíricamente que existe una inflación sistemática en estimaciones poblacionales, identificando falsos positivos en</w:t>
-      </w:r>
-      <w:r>
-        <w:t xml:space="preserve"> </w:t>
-      </w:r>
-      <w:r>
-        <w:t xml:space="preserve"> </w:t>
-      </w:r>
-      <w:r>
-        <w:t xml:space="preserve">canónicos de diabetes.</w:t>
-      </w:r>
-    </w:p>
-    <w:p>
-      <w:pPr>
-        <w:pStyle w:val="BlockText"/>
-      </w:pPr>
-      <w:r>
-        <w:t xml:space="preserve">Esta evidencia expone que los efectos de composición ambiental están fuertemente entrelazados con la estructura genómica poblacional. Por consiguiente, se acentúa la urgencia metodológica de desarrollar instrumentos de mayor precisión estadística para detectar y estratificar el riesgo genético de diabetes en las poblaciones mexicanas, separando la señal biológica de los artefactos ambientales.</w:t>
+        <w:t xml:space="preserve">En primer lugar, es crucial comprender que los GWAS familiares no fungen principalmente como herramientas de descubrimiento primario de variantes causales debido a limitaciones inherentes en el tamaño de muestra, aunque algunos SNPs sí alcancen significancia genómica. Su valor clínico y epidemiológico radica en que operan como herramientas diagnósticas robustas. Nos permiten cuantificar la dirección y magnitud de los sesgos presentes en diseños de descubrimiento de mayor poder estadístico, como los GWAS poblacionales.</w:t>
+      </w:r>
+    </w:p>
+    <w:p>
+      <w:pPr>
+        <w:pStyle w:val="BlockText"/>
+      </w:pPr>
+      <w:r>
+        <w:t xml:space="preserve">En el caso específico del MCPS, observamos que el estimador robusto logra incrementar de forma eficiente el tamaño de muestra efectivo respecto a métodos análogos. Esto nos permitió constatar fehacientemente la existencia de sesgos ambientales estructurales en la cohorte.</w:t>
+      </w:r>
+    </w:p>
+    <w:p>
+      <w:pPr>
+        <w:pStyle w:val="BlockText"/>
+      </w:pPr>
+      <w:r>
+        <w:t xml:space="preserve">Finalmente, a nivel predictivo, no existe consenso histórico en que construir scores poligénicos a partir de efectos de FGWAS mejore la precisión de la predicción. Sin embargo, carecemos de evidencia empírica en poblaciones latinoamericanas. Resulta imperativo evaluar empíricamente el comportamiento de estos modelos en la población mexicana para generar evidencia conclusiva al respecto.</w:t>
       </w:r>
     </w:p>
     <w:p>
@@ -4453,7 +4525,7 @@
           <w:i/>
           <w:iCs/>
         </w:rPr>
-        <w:t xml:space="preserve">~1 minuto</w:t>
+        <w:t xml:space="preserve">~1 minuto 10 segundos</w:t>
       </w:r>
     </w:p>
     <w:p>
@@ -4463,43 +4535,25 @@
         </w:pict>
       </w:r>
     </w:p>
-    <w:bookmarkEnd w:id="62"/>
-    <w:bookmarkStart w:id="63" w:name="Xc88cdee71baa4f29e8d9be6a5337642f4833785"/>
+    <w:bookmarkEnd w:id="63"/>
+    <w:bookmarkStart w:id="64" w:name="Xbc5c3e3c77670c471ae0d2106bc136f31fae3c9"/>
     <w:p>
       <w:pPr>
         <w:pStyle w:val="Heading2"/>
       </w:pPr>
       <w:r>
-        <w:t xml:space="preserve">SLIDE 34 —</w:t>
-      </w:r>
-      <w:r>
-        <w:t xml:space="preserve"> </w:t>
-      </w:r>
-      <w:r>
-        <w:t xml:space="preserve">“Diferencias significativas (FDR) y frecuencias alélicas”</w:t>
-      </w:r>
-    </w:p>
-    <w:p>
-      <w:pPr>
-        <w:pStyle w:val="FirstParagraph"/>
-      </w:pPr>
-      <w:r>
-        <w:rPr>
-          <w:b/>
-          <w:bCs/>
-        </w:rPr>
-        <w:t xml:space="preserve">[Contenido visual]:</w:t>
-      </w:r>
-      <w:r>
-        <w:t xml:space="preserve"> </w:t>
-      </w:r>
-      <w:r>
-        <w:t xml:space="preserve">Tabla con los SNPs que presentan diferencias de efecto significativas y sus frecuencias alélicas por ancestría.</w:t>
-      </w:r>
-    </w:p>
-    <w:p>
-      <w:pPr>
-        <w:pStyle w:val="BodyText"/>
+        <w:t xml:space="preserve">SLIDE 33 —</w:t>
+      </w:r>
+      <w:r>
+        <w:t xml:space="preserve"> </w:t>
+      </w:r>
+      <w:r>
+        <w:t xml:space="preserve">“El Rol de la Ancestría y la Confusión Ambiental en Diabetes”</w:t>
+      </w:r>
+    </w:p>
+    <w:p>
+      <w:pPr>
+        <w:pStyle w:val="FirstParagraph"/>
       </w:pPr>
       <w:r>
         <w:rPr>
@@ -4514,7 +4568,32 @@
         <w:pStyle w:val="BlockText"/>
       </w:pPr>
       <w:r>
-        <w:t xml:space="preserve">Para profundizar en estos hallazgos, analizamos específicamente los SNPs con diferencias significativas en un false discovery rate. Como observamos en esta tabla, al agregar la información de las frecuencias alélicas del MCPS, vemos claramente la distribución en individuos de ancestría indígena mexicana (IMX) frente a europea (EUR). Esto ilustra cómo la estructura poblacional puede inflar los efectos en loci que tradicionalmente asociábamos a fenotipos como la diabetes o niveles de colesterol.</w:t>
+        <w:t xml:space="preserve">Mención aparte merece la diabetes mellitus. Clínicamente es uno de los fenotipos con mayor impacto, pero metodológicamente es uno de los rasgos que exhibe mayores niveles de sesgo en estimaciones poblacionales.</w:t>
+      </w:r>
+    </w:p>
+    <w:p>
+      <w:pPr>
+        <w:pStyle w:val="BlockText"/>
+      </w:pPr>
+      <w:r>
+        <w:t xml:space="preserve">Trabajos recientes en nuestra misma cohorte, particularmente los estudios de Torres (2026) y Wang (2025), demuestran rigurosamente la contribución de la ancestría mexicana a las elevadas prevalencias de diabetes. Si bien el componente ancestral en la incidencia es innegable, nuestros análisis intrafamiliares demuestran empíricamente que existe una inflación sistemática en estimaciones poblacionales, identificando falsos positivos en</w:t>
+      </w:r>
+      <w:r>
+        <w:t xml:space="preserve"> </w:t>
+      </w:r>
+      <w:r>
+        <w:t xml:space="preserve"> </w:t>
+      </w:r>
+      <w:r>
+        <w:t xml:space="preserve">canónicos de diabetes.</w:t>
+      </w:r>
+    </w:p>
+    <w:p>
+      <w:pPr>
+        <w:pStyle w:val="BlockText"/>
+      </w:pPr>
+      <w:r>
+        <w:t xml:space="preserve">Esta evidencia expone que los efectos de composición ambiental están fuertemente entrelazados con la estructura genómica poblacional. Por consiguiente, se acentúa la urgencia metodológica de desarrollar instrumentos de mayor precisión estadística para detectar y estratificar el riesgo genético de diabetes en las poblaciones mexicanas, separando la señal biológica de los artefactos ambientales.</w:t>
       </w:r>
     </w:p>
     <w:p>
@@ -4532,7 +4611,7 @@
           <w:i/>
           <w:iCs/>
         </w:rPr>
-        <w:t xml:space="preserve">~45 segundos</w:t>
+        <w:t xml:space="preserve">~1 minuto</w:t>
       </w:r>
     </w:p>
     <w:p>
@@ -4542,8 +4621,87 @@
         </w:pict>
       </w:r>
     </w:p>
-    <w:bookmarkEnd w:id="63"/>
-    <w:bookmarkStart w:id="64" w:name="slide-35-próximos-pasos"/>
+    <w:bookmarkEnd w:id="64"/>
+    <w:bookmarkStart w:id="65" w:name="Xc88cdee71baa4f29e8d9be6a5337642f4833785"/>
+    <w:p>
+      <w:pPr>
+        <w:pStyle w:val="Heading2"/>
+      </w:pPr>
+      <w:r>
+        <w:t xml:space="preserve">SLIDE 34 —</w:t>
+      </w:r>
+      <w:r>
+        <w:t xml:space="preserve"> </w:t>
+      </w:r>
+      <w:r>
+        <w:t xml:space="preserve">“Diferencias significativas (FDR) y frecuencias alélicas”</w:t>
+      </w:r>
+    </w:p>
+    <w:p>
+      <w:pPr>
+        <w:pStyle w:val="FirstParagraph"/>
+      </w:pPr>
+      <w:r>
+        <w:rPr>
+          <w:b/>
+          <w:bCs/>
+        </w:rPr>
+        <w:t xml:space="preserve">[Contenido visual]:</w:t>
+      </w:r>
+      <w:r>
+        <w:t xml:space="preserve"> </w:t>
+      </w:r>
+      <w:r>
+        <w:t xml:space="preserve">Tabla con los SNPs que presentan diferencias de efecto significativas y sus frecuencias alélicas por ancestría.</w:t>
+      </w:r>
+    </w:p>
+    <w:p>
+      <w:pPr>
+        <w:pStyle w:val="BodyText"/>
+      </w:pPr>
+      <w:r>
+        <w:rPr>
+          <w:b/>
+          <w:bCs/>
+        </w:rPr>
+        <w:t xml:space="preserve">Guion:</w:t>
+      </w:r>
+    </w:p>
+    <w:p>
+      <w:pPr>
+        <w:pStyle w:val="BlockText"/>
+      </w:pPr>
+      <w:r>
+        <w:t xml:space="preserve">Para profundizar en estos hallazgos, analizamos específicamente los SNPs con diferencias significativas en un false discovery rate. Como observamos en esta tabla, al agregar la información de las frecuencias alélicas del MCPS, vemos claramente la distribución en individuos de ancestría indígena mexicana (IMX) frente a europea (EUR). Esto ilustra cómo la estructura poblacional puede inflar los efectos en loci que tradicionalmente asociábamos a fenotipos como la diabetes o niveles de colesterol.</w:t>
+      </w:r>
+    </w:p>
+    <w:p>
+      <w:pPr>
+        <w:pStyle w:val="FirstParagraph"/>
+      </w:pPr>
+      <w:r>
+        <w:t xml:space="preserve">⏱️</w:t>
+      </w:r>
+      <w:r>
+        <w:t xml:space="preserve"> </w:t>
+      </w:r>
+      <w:r>
+        <w:rPr>
+          <w:i/>
+          <w:iCs/>
+        </w:rPr>
+        <w:t xml:space="preserve">~45 segundos</w:t>
+      </w:r>
+    </w:p>
+    <w:p>
+      <w:r>
+        <w:pict>
+          <v:rect style="width:0;height:1.5pt" o:hralign="center" o:hrstd="t" o:hr="t"/>
+        </w:pict>
+      </w:r>
+    </w:p>
+    <w:bookmarkEnd w:id="65"/>
+    <w:bookmarkStart w:id="66" w:name="slide-35-próximos-pasos"/>
     <w:p>
       <w:pPr>
         <w:pStyle w:val="Heading2"/>
@@ -4729,9 +4887,9 @@
         </w:pict>
       </w:r>
     </w:p>
-    <w:bookmarkEnd w:id="64"/>
-    <w:bookmarkEnd w:id="65"/>
-    <w:bookmarkStart w:id="68" w:name="X3b12542ebf4e4c269161f065ef64fb189d30203"/>
+    <w:bookmarkEnd w:id="66"/>
+    <w:bookmarkEnd w:id="67"/>
+    <w:bookmarkStart w:id="70" w:name="X3b12542ebf4e4c269161f065ef64fb189d30203"/>
     <w:p>
       <w:pPr>
         <w:pStyle w:val="Heading1"/>
@@ -4740,7 +4898,7 @@
         <w:t xml:space="preserve">SECCIÓN 8 — COLABORADORES Y AGRADECIMIENTOS</w:t>
       </w:r>
     </w:p>
-    <w:bookmarkStart w:id="66" w:name="slide-34-current-collaborations"/>
+    <w:bookmarkStart w:id="68" w:name="slide-34-current-collaborations"/>
     <w:p>
       <w:pPr>
         <w:pStyle w:val="Heading2"/>
@@ -4850,8 +5008,8 @@
         </w:pict>
       </w:r>
     </w:p>
-    <w:bookmarkEnd w:id="66"/>
-    <w:bookmarkStart w:id="67" w:name="slide-35-gracias-a-todxs"/>
+    <w:bookmarkEnd w:id="68"/>
+    <w:bookmarkStart w:id="69" w:name="slide-35-gracias-a-todxs"/>
     <w:p>
       <w:pPr>
         <w:pStyle w:val="Heading2"/>
@@ -4937,9 +5095,9 @@
         </w:pict>
       </w:r>
     </w:p>
-    <w:bookmarkEnd w:id="67"/>
-    <w:bookmarkEnd w:id="68"/>
-    <w:bookmarkStart w:id="69" w:name="resumen-de-tiempos-estimados"/>
+    <w:bookmarkEnd w:id="69"/>
+    <w:bookmarkEnd w:id="70"/>
+    <w:bookmarkStart w:id="71" w:name="resumen-de-tiempos-estimados"/>
     <w:p>
       <w:pPr>
         <w:pStyle w:val="Heading1"/>
@@ -5507,8 +5665,8 @@
         </w:pict>
       </w:r>
     </w:p>
-    <w:bookmarkEnd w:id="69"/>
-    <w:bookmarkStart w:id="70" w:name="checklist-de-slides-por-completar"/>
+    <w:bookmarkEnd w:id="71"/>
+    <w:bookmarkStart w:id="72" w:name="checklist-de-slides-por-completar"/>
     <w:p>
       <w:pPr>
         <w:pStyle w:val="Heading1"/>
@@ -5931,7 +6089,7 @@
         <w:t xml:space="preserve">— Relevancia clínica</w:t>
       </w:r>
     </w:p>
-    <w:bookmarkEnd w:id="70"/>
+    <w:bookmarkEnd w:id="72"/>
     <w:sectPr>
       <w:footnotePr>
         <w:numRestart w:val="eachSect"/>

--- a/guion-examen-candidatura.docx
+++ b/guion-examen-candidatura.docx
@@ -4450,7 +4450,7 @@
     </w:p>
     <w:bookmarkEnd w:id="61"/>
     <w:bookmarkEnd w:id="62"/>
-    <w:bookmarkStart w:id="67" w:name="sección-7-conclusiones-y-próximos-pasos"/>
+    <w:bookmarkStart w:id="66" w:name="sección-7-conclusiones-y-próximos-pasos"/>
     <w:p>
       <w:pPr>
         <w:pStyle w:val="Heading1"/>
@@ -4483,6 +4483,24 @@
           <w:b/>
           <w:bCs/>
         </w:rPr>
+        <w:t xml:space="preserve">[Contenido visual]:</w:t>
+      </w:r>
+      <w:r>
+        <w:t xml:space="preserve"> </w:t>
+      </w:r>
+      <w:r>
+        <w:t xml:space="preserve">Viñetas resumiendo (1) Diagnóstico de Sesgos, (2) Poder Estadístico en MCPS, y (3) Predicción de Riesgo, con sub-viñetas ejemplificando nuestros resultados en diabetes, tamaño de muestra y PRS.</w:t>
+      </w:r>
+    </w:p>
+    <w:p>
+      <w:pPr>
+        <w:pStyle w:val="BodyText"/>
+      </w:pPr>
+      <w:r>
+        <w:rPr>
+          <w:b/>
+          <w:bCs/>
+        </w:rPr>
         <w:t xml:space="preserve">Guion:</w:t>
       </w:r>
     </w:p>
@@ -4491,23 +4509,31 @@
         <w:pStyle w:val="BlockText"/>
       </w:pPr>
       <w:r>
-        <w:t xml:space="preserve">En primer lugar, es crucial comprender que los GWAS familiares no fungen principalmente como herramientas de descubrimiento primario de variantes causales debido a limitaciones inherentes en el tamaño de muestra, aunque algunos SNPs sí alcancen significancia genómica. Su valor clínico y epidemiológico radica en que operan como herramientas diagnósticas robustas. Nos permiten cuantificar la dirección y magnitud de los sesgos presentes en diseños de descubrimiento de mayor poder estadístico, como los GWAS poblacionales.</w:t>
-      </w:r>
-    </w:p>
-    <w:p>
-      <w:pPr>
-        <w:pStyle w:val="BlockText"/>
-      </w:pPr>
-      <w:r>
-        <w:t xml:space="preserve">En el caso específico del MCPS, observamos que el estimador robusto logra incrementar de forma eficiente el tamaño de muestra efectivo respecto a métodos análogos. Esto nos permitió constatar fehacientemente la existencia de sesgos ambientales estructurales en la cohorte.</w:t>
-      </w:r>
-    </w:p>
-    <w:p>
-      <w:pPr>
-        <w:pStyle w:val="BlockText"/>
-      </w:pPr>
-      <w:r>
-        <w:t xml:space="preserve">Finalmente, a nivel predictivo, no existe consenso histórico en que construir scores poligénicos a partir de efectos de FGWAS mejore la precisión de la predicción. Sin embargo, carecemos de evidencia empírica en poblaciones latinoamericanas. Resulta imperativo evaluar empíricamente el comportamiento de estos modelos en la población mexicana para generar evidencia conclusiva al respecto.</w:t>
+        <w:t xml:space="preserve">Para concluir, agrupamos la relevancia de nuestros modelos familiares en tres puntos clave.</w:t>
+      </w:r>
+    </w:p>
+    <w:p>
+      <w:pPr>
+        <w:pStyle w:val="BlockText"/>
+      </w:pPr>
+      <w:r>
+        <w:t xml:space="preserve">En primer lugar, es crucial comprender que los GWAS familiares operan como herramientas diagnósticas. Como ejemplo destacado, en diabetes mellitus —un fenotipo con alto sesgo poblacional y fuertemente ligado a la ancestría según reportes recientes— logramos identificar falsos positivos en loci canónicos que estaban impulsados meramente por confusión ambiental.</w:t>
+      </w:r>
+    </w:p>
+    <w:p>
+      <w:pPr>
+        <w:pStyle w:val="BlockText"/>
+      </w:pPr>
+      <w:r>
+        <w:t xml:space="preserve">En segundo lugar, al implementar el estimador robusto, logramos incrementar nuestro poder estadístico con un tamaño de muestra aproximadamente 36% mayor que los diseños clásicos. Esto nos permitió constatar fehacientemente la existencia de dichos sesgos estructurales sin perder información valiosa.</w:t>
+      </w:r>
+    </w:p>
+    <w:p>
+      <w:pPr>
+        <w:pStyle w:val="BlockText"/>
+      </w:pPr>
+      <w:r>
+        <w:t xml:space="preserve">Finalmente, de cara al futuro, resulta imperativo desarrollar herramientas de predicción más precisas para México. Evaluar empíricamente si los scores poligénicos derivados de estimaciones familiares mejoran nuestra precisión predictiva es el siguiente gran paso para consolidar esta evidencia.</w:t>
       </w:r>
     </w:p>
     <w:p>
@@ -4525,7 +4551,7 @@
           <w:i/>
           <w:iCs/>
         </w:rPr>
-        <w:t xml:space="preserve">~1 minuto 10 segundos</w:t>
+        <w:t xml:space="preserve">~1 minuto 45 segundos</w:t>
       </w:r>
     </w:p>
     <w:p>
@@ -4536,7 +4562,7 @@
       </w:r>
     </w:p>
     <w:bookmarkEnd w:id="63"/>
-    <w:bookmarkStart w:id="64" w:name="Xbc5c3e3c77670c471ae0d2106bc136f31fae3c9"/>
+    <w:bookmarkStart w:id="64" w:name="Xa637efa289a6e9b7275e419c3dae2b0a477a301"/>
     <w:p>
       <w:pPr>
         <w:pStyle w:val="Heading2"/>
@@ -4548,12 +4574,30 @@
         <w:t xml:space="preserve"> </w:t>
       </w:r>
       <w:r>
-        <w:t xml:space="preserve">“El Rol de la Ancestría y la Confusión Ambiental en Diabetes”</w:t>
-      </w:r>
-    </w:p>
-    <w:p>
-      <w:pPr>
-        <w:pStyle w:val="FirstParagraph"/>
+        <w:t xml:space="preserve">“Diferencias significativas (FDR) y frecuencias alélicas”</w:t>
+      </w:r>
+    </w:p>
+    <w:p>
+      <w:pPr>
+        <w:pStyle w:val="FirstParagraph"/>
+      </w:pPr>
+      <w:r>
+        <w:rPr>
+          <w:b/>
+          <w:bCs/>
+        </w:rPr>
+        <w:t xml:space="preserve">[Contenido visual]:</w:t>
+      </w:r>
+      <w:r>
+        <w:t xml:space="preserve"> </w:t>
+      </w:r>
+      <w:r>
+        <w:t xml:space="preserve">Tabla con los SNPs que presentan diferencias de efecto significativas y sus frecuencias alélicas por ancestría.</w:t>
+      </w:r>
+    </w:p>
+    <w:p>
+      <w:pPr>
+        <w:pStyle w:val="BodyText"/>
       </w:pPr>
       <w:r>
         <w:rPr>
@@ -4568,32 +4612,7 @@
         <w:pStyle w:val="BlockText"/>
       </w:pPr>
       <w:r>
-        <w:t xml:space="preserve">Mención aparte merece la diabetes mellitus. Clínicamente es uno de los fenotipos con mayor impacto, pero metodológicamente es uno de los rasgos que exhibe mayores niveles de sesgo en estimaciones poblacionales.</w:t>
-      </w:r>
-    </w:p>
-    <w:p>
-      <w:pPr>
-        <w:pStyle w:val="BlockText"/>
-      </w:pPr>
-      <w:r>
-        <w:t xml:space="preserve">Trabajos recientes en nuestra misma cohorte, particularmente los estudios de Torres (2026) y Wang (2025), demuestran rigurosamente la contribución de la ancestría mexicana a las elevadas prevalencias de diabetes. Si bien el componente ancestral en la incidencia es innegable, nuestros análisis intrafamiliares demuestran empíricamente que existe una inflación sistemática en estimaciones poblacionales, identificando falsos positivos en</w:t>
-      </w:r>
-      <w:r>
-        <w:t xml:space="preserve"> </w:t>
-      </w:r>
-      <w:r>
-        <w:t xml:space="preserve"> </w:t>
-      </w:r>
-      <w:r>
-        <w:t xml:space="preserve">canónicos de diabetes.</w:t>
-      </w:r>
-    </w:p>
-    <w:p>
-      <w:pPr>
-        <w:pStyle w:val="BlockText"/>
-      </w:pPr>
-      <w:r>
-        <w:t xml:space="preserve">Esta evidencia expone que los efectos de composición ambiental están fuertemente entrelazados con la estructura genómica poblacional. Por consiguiente, se acentúa la urgencia metodológica de desarrollar instrumentos de mayor precisión estadística para detectar y estratificar el riesgo genético de diabetes en las poblaciones mexicanas, separando la señal biológica de los artefactos ambientales.</w:t>
+        <w:t xml:space="preserve">Para profundizar en estos hallazgos, analizamos específicamente los SNPs con diferencias significativas en un false discovery rate. Como observamos en esta tabla, al agregar la información de las frecuencias alélicas del MCPS, vemos claramente la distribución en individuos de ancestría indígena mexicana (IMX) frente a europea (EUR). Esto ilustra cómo la estructura poblacional puede inflar los efectos en loci que tradicionalmente asociábamos a fenotipos como la diabetes o niveles de colesterol.</w:t>
       </w:r>
     </w:p>
     <w:p>
@@ -4611,7 +4630,7 @@
           <w:i/>
           <w:iCs/>
         </w:rPr>
-        <w:t xml:space="preserve">~1 minuto</w:t>
+        <w:t xml:space="preserve">~45 segundos</w:t>
       </w:r>
     </w:p>
     <w:p>
@@ -4622,92 +4641,13 @@
       </w:r>
     </w:p>
     <w:bookmarkEnd w:id="64"/>
-    <w:bookmarkStart w:id="65" w:name="Xc88cdee71baa4f29e8d9be6a5337642f4833785"/>
+    <w:bookmarkStart w:id="65" w:name="slide-34-próximos-pasos"/>
     <w:p>
       <w:pPr>
         <w:pStyle w:val="Heading2"/>
       </w:pPr>
       <w:r>
         <w:t xml:space="preserve">SLIDE 34 —</w:t>
-      </w:r>
-      <w:r>
-        <w:t xml:space="preserve"> </w:t>
-      </w:r>
-      <w:r>
-        <w:t xml:space="preserve">“Diferencias significativas (FDR) y frecuencias alélicas”</w:t>
-      </w:r>
-    </w:p>
-    <w:p>
-      <w:pPr>
-        <w:pStyle w:val="FirstParagraph"/>
-      </w:pPr>
-      <w:r>
-        <w:rPr>
-          <w:b/>
-          <w:bCs/>
-        </w:rPr>
-        <w:t xml:space="preserve">[Contenido visual]:</w:t>
-      </w:r>
-      <w:r>
-        <w:t xml:space="preserve"> </w:t>
-      </w:r>
-      <w:r>
-        <w:t xml:space="preserve">Tabla con los SNPs que presentan diferencias de efecto significativas y sus frecuencias alélicas por ancestría.</w:t>
-      </w:r>
-    </w:p>
-    <w:p>
-      <w:pPr>
-        <w:pStyle w:val="BodyText"/>
-      </w:pPr>
-      <w:r>
-        <w:rPr>
-          <w:b/>
-          <w:bCs/>
-        </w:rPr>
-        <w:t xml:space="preserve">Guion:</w:t>
-      </w:r>
-    </w:p>
-    <w:p>
-      <w:pPr>
-        <w:pStyle w:val="BlockText"/>
-      </w:pPr>
-      <w:r>
-        <w:t xml:space="preserve">Para profundizar en estos hallazgos, analizamos específicamente los SNPs con diferencias significativas en un false discovery rate. Como observamos en esta tabla, al agregar la información de las frecuencias alélicas del MCPS, vemos claramente la distribución en individuos de ancestría indígena mexicana (IMX) frente a europea (EUR). Esto ilustra cómo la estructura poblacional puede inflar los efectos en loci que tradicionalmente asociábamos a fenotipos como la diabetes o niveles de colesterol.</w:t>
-      </w:r>
-    </w:p>
-    <w:p>
-      <w:pPr>
-        <w:pStyle w:val="FirstParagraph"/>
-      </w:pPr>
-      <w:r>
-        <w:t xml:space="preserve">⏱️</w:t>
-      </w:r>
-      <w:r>
-        <w:t xml:space="preserve"> </w:t>
-      </w:r>
-      <w:r>
-        <w:rPr>
-          <w:i/>
-          <w:iCs/>
-        </w:rPr>
-        <w:t xml:space="preserve">~45 segundos</w:t>
-      </w:r>
-    </w:p>
-    <w:p>
-      <w:r>
-        <w:pict>
-          <v:rect style="width:0;height:1.5pt" o:hralign="center" o:hrstd="t" o:hr="t"/>
-        </w:pict>
-      </w:r>
-    </w:p>
-    <w:bookmarkEnd w:id="65"/>
-    <w:bookmarkStart w:id="66" w:name="slide-35-próximos-pasos"/>
-    <w:p>
-      <w:pPr>
-        <w:pStyle w:val="Heading2"/>
-      </w:pPr>
-      <w:r>
-        <w:t xml:space="preserve">SLIDE 35 —</w:t>
       </w:r>
       <w:r>
         <w:t xml:space="preserve"> </w:t>
@@ -4887,9 +4827,9 @@
         </w:pict>
       </w:r>
     </w:p>
+    <w:bookmarkEnd w:id="65"/>
     <w:bookmarkEnd w:id="66"/>
-    <w:bookmarkEnd w:id="67"/>
-    <w:bookmarkStart w:id="70" w:name="X3b12542ebf4e4c269161f065ef64fb189d30203"/>
+    <w:bookmarkStart w:id="69" w:name="X3b12542ebf4e4c269161f065ef64fb189d30203"/>
     <w:p>
       <w:pPr>
         <w:pStyle w:val="Heading1"/>
@@ -4898,13 +4838,13 @@
         <w:t xml:space="preserve">SECCIÓN 8 — COLABORADORES Y AGRADECIMIENTOS</w:t>
       </w:r>
     </w:p>
-    <w:bookmarkStart w:id="68" w:name="slide-34-current-collaborations"/>
+    <w:bookmarkStart w:id="67" w:name="slide-35-current-collaborations"/>
     <w:p>
       <w:pPr>
         <w:pStyle w:val="Heading2"/>
       </w:pPr>
       <w:r>
-        <w:t xml:space="preserve">SLIDE 34 —</w:t>
+        <w:t xml:space="preserve">SLIDE 35 —</w:t>
       </w:r>
       <w:r>
         <w:t xml:space="preserve"> </w:t>
@@ -5008,14 +4948,14 @@
         </w:pict>
       </w:r>
     </w:p>
-    <w:bookmarkEnd w:id="68"/>
-    <w:bookmarkStart w:id="69" w:name="slide-35-gracias-a-todxs"/>
+    <w:bookmarkEnd w:id="67"/>
+    <w:bookmarkStart w:id="68" w:name="slide-36-gracias-a-todxs"/>
     <w:p>
       <w:pPr>
         <w:pStyle w:val="Heading2"/>
       </w:pPr>
       <w:r>
-        <w:t xml:space="preserve">SLIDE 35 —</w:t>
+        <w:t xml:space="preserve">SLIDE 36 —</w:t>
       </w:r>
       <w:r>
         <w:t xml:space="preserve"> </w:t>
@@ -5095,9 +5035,9 @@
         </w:pict>
       </w:r>
     </w:p>
+    <w:bookmarkEnd w:id="68"/>
     <w:bookmarkEnd w:id="69"/>
-    <w:bookmarkEnd w:id="70"/>
-    <w:bookmarkStart w:id="71" w:name="resumen-de-tiempos-estimados"/>
+    <w:bookmarkStart w:id="70" w:name="resumen-de-tiempos-estimados"/>
     <w:p>
       <w:pPr>
         <w:pStyle w:val="Heading1"/>
@@ -5665,8 +5605,8 @@
         </w:pict>
       </w:r>
     </w:p>
-    <w:bookmarkEnd w:id="71"/>
-    <w:bookmarkStart w:id="72" w:name="checklist-de-slides-por-completar"/>
+    <w:bookmarkEnd w:id="70"/>
+    <w:bookmarkStart w:id="71" w:name="checklist-de-slides-por-completar"/>
     <w:p>
       <w:pPr>
         <w:pStyle w:val="Heading1"/>
@@ -6089,7 +6029,7 @@
         <w:t xml:space="preserve">— Relevancia clínica</w:t>
       </w:r>
     </w:p>
-    <w:bookmarkEnd w:id="72"/>
+    <w:bookmarkEnd w:id="71"/>
     <w:sectPr>
       <w:footnotePr>
         <w:numRestart w:val="eachSect"/>

--- a/guion-examen-candidatura.docx
+++ b/guion-examen-candidatura.docx
@@ -4450,7 +4450,7 @@
     </w:p>
     <w:bookmarkEnd w:id="61"/>
     <w:bookmarkEnd w:id="62"/>
-    <w:bookmarkStart w:id="66" w:name="sección-7-conclusiones-y-próximos-pasos"/>
+    <w:bookmarkStart w:id="67" w:name="sección-7-conclusiones-y-próximos-pasos"/>
     <w:p>
       <w:pPr>
         <w:pStyle w:val="Heading1"/>
@@ -4459,19 +4459,19 @@
         <w:t xml:space="preserve">SECCIÓN 7 — CONCLUSIONES Y PRÓXIMOS PASOS</w:t>
       </w:r>
     </w:p>
-    <w:bookmarkStart w:id="63" w:name="X6b1db0ca94fd25b3d5af4d1b7b694708e5eb5e6"/>
+    <w:bookmarkStart w:id="63" w:name="X60a00895dc6bd69e9dcc7e296fe191f3249379c"/>
     <w:p>
       <w:pPr>
         <w:pStyle w:val="Heading2"/>
       </w:pPr>
       <w:r>
-        <w:t xml:space="preserve">SLIDE 32 —</w:t>
-      </w:r>
-      <w:r>
-        <w:t xml:space="preserve"> </w:t>
-      </w:r>
-      <w:r>
-        <w:t xml:space="preserve">“Conclusiones: Relevancia de los Modelos Familiares”</w:t>
+        <w:t xml:space="preserve">SLIDE 31 —</w:t>
+      </w:r>
+      <w:r>
+        <w:t xml:space="preserve"> </w:t>
+      </w:r>
+      <w:r>
+        <w:t xml:space="preserve">“Diferencias significativas (FDR) y frecuencias alélicas”</w:t>
       </w:r>
     </w:p>
     <w:p>
@@ -4489,7 +4489,7 @@
         <w:t xml:space="preserve"> </w:t>
       </w:r>
       <w:r>
-        <w:t xml:space="preserve">Viñetas resumiendo (1) Diagnóstico de Sesgos, (2) Poder Estadístico en MCPS, y (3) Predicción de Riesgo, con sub-viñetas ejemplificando nuestros resultados en diabetes, tamaño de muestra y PRS.</w:t>
+        <w:t xml:space="preserve">Tabla con los SNPs que presentan diferencias de efecto significativas y sus frecuencias alélicas por ancestría.</w:t>
       </w:r>
     </w:p>
     <w:p>
@@ -4509,39 +4509,7 @@
         <w:pStyle w:val="BlockText"/>
       </w:pPr>
       <w:r>
-        <w:t xml:space="preserve">Para concluir, agrupamos la relevancia de nuestros modelos familiares en tres puntos clave.</w:t>
-      </w:r>
-    </w:p>
-    <w:p>
-      <w:pPr>
-        <w:pStyle w:val="BlockText"/>
-      </w:pPr>
-      <w:r>
-        <w:t xml:space="preserve">En primer lugar, es crucial comprender que los GWAS familiares operan como herramientas diagnósticas. Como ejemplo destacado, en diabetes mellitus —un fenotipo con alto sesgo poblacional y fuertemente ligado a la ancestría según reportes recientes— logramos identificar falsos positivos en loci canónicos que estaban impulsados meramente por confusión ambiental.</w:t>
-      </w:r>
-    </w:p>
-    <w:p>
-      <w:pPr>
-        <w:pStyle w:val="BlockText"/>
-      </w:pPr>
-      <w:r>
-        <w:t xml:space="preserve">En segundo lugar, al implementar el estimador robusto, logramos incrementar nuestro poder estadístico con un tamaño de muestra aproximadamente 36% mayor que los diseños clásicos. Esto nos permitió constatar fehacientemente la existencia de dichos sesgos estructurales sin perder información valiosa.</w:t>
-      </w:r>
-    </w:p>
-    <w:p>
-      <w:pPr>
-        <w:pStyle w:val="BlockText"/>
-      </w:pPr>
-      <w:r>
-        <w:t xml:space="preserve">Finalmente, de cara al futuro, resulta imperativo desarrollar herramientas de predicción más precisas para México. Evaluar empíricamente si los scores poligénicos derivados de estimaciones familiares mejoran nuestra precisión predictiva es el siguiente gran paso para consolidar esta evidencia.</w:t>
-      </w:r>
-    </w:p>
-    <w:p>
-      <w:pPr>
-        <w:pStyle w:val="FirstParagraph"/>
-      </w:pPr>
-      <w:r>
-        <w:t xml:space="preserve">⏱️</w:t>
+        <w:t xml:space="preserve">Para profundizar en estos hallazgos, analizamos específicamente los SNPs con diferencias significativas bajo un</w:t>
       </w:r>
       <w:r>
         <w:t xml:space="preserve"> </w:t>
@@ -4551,7 +4519,28 @@
           <w:i/>
           <w:iCs/>
         </w:rPr>
-        <w:t xml:space="preserve">~1 minuto 45 segundos</w:t>
+        <w:t xml:space="preserve">false discovery rate</w:t>
+      </w:r>
+      <w:r>
+        <w:t xml:space="preserve">. Como observamos en esta tabla al comparar los GWAS poblacionales y familiares, al agregar la información de las frecuencias alélicas del MCPS vemos claramente la distribución en individuos de ancestría indígena mexicana (IMX) frente a europea (EUR). Esto ilustra cómo la estructura poblacional puede inflar los efectos en loci que tradicionalmente asociábamos a fenotipos como la diabetes o niveles de colesterol.</w:t>
+      </w:r>
+    </w:p>
+    <w:p>
+      <w:pPr>
+        <w:pStyle w:val="FirstParagraph"/>
+      </w:pPr>
+      <w:r>
+        <w:t xml:space="preserve">⏱️</w:t>
+      </w:r>
+      <w:r>
+        <w:t xml:space="preserve"> </w:t>
+      </w:r>
+      <w:r>
+        <w:rPr>
+          <w:i/>
+          <w:iCs/>
+        </w:rPr>
+        <w:t xml:space="preserve">~45 segundos</w:t>
       </w:r>
     </w:p>
     <w:p>
@@ -4562,19 +4551,19 @@
       </w:r>
     </w:p>
     <w:bookmarkEnd w:id="63"/>
-    <w:bookmarkStart w:id="64" w:name="Xa637efa289a6e9b7275e419c3dae2b0a477a301"/>
+    <w:bookmarkStart w:id="64" w:name="X6b1db0ca94fd25b3d5af4d1b7b694708e5eb5e6"/>
     <w:p>
       <w:pPr>
         <w:pStyle w:val="Heading2"/>
       </w:pPr>
       <w:r>
-        <w:t xml:space="preserve">SLIDE 33 —</w:t>
-      </w:r>
-      <w:r>
-        <w:t xml:space="preserve"> </w:t>
-      </w:r>
-      <w:r>
-        <w:t xml:space="preserve">“Diferencias significativas (FDR) y frecuencias alélicas”</w:t>
+        <w:t xml:space="preserve">SLIDE 32 —</w:t>
+      </w:r>
+      <w:r>
+        <w:t xml:space="preserve"> </w:t>
+      </w:r>
+      <w:r>
+        <w:t xml:space="preserve">“Conclusiones: Relevancia de los Modelos Familiares”</w:t>
       </w:r>
     </w:p>
     <w:p>
@@ -4592,7 +4581,7 @@
         <w:t xml:space="preserve"> </w:t>
       </w:r>
       <w:r>
-        <w:t xml:space="preserve">Tabla con los SNPs que presentan diferencias de efecto significativas y sus frecuencias alélicas por ancestría.</w:t>
+        <w:t xml:space="preserve">Viñetas resumiendo (1) Diagnóstico de Sesgos, (2) Poder Estadístico en MCPS, y (3) Predicción de Riesgo.</w:t>
       </w:r>
     </w:p>
     <w:p>
@@ -4612,7 +4601,31 @@
         <w:pStyle w:val="BlockText"/>
       </w:pPr>
       <w:r>
-        <w:t xml:space="preserve">Para profundizar en estos hallazgos, analizamos específicamente los SNPs con diferencias significativas en un false discovery rate. Como observamos en esta tabla, al agregar la información de las frecuencias alélicas del MCPS, vemos claramente la distribución en individuos de ancestría indígena mexicana (IMX) frente a europea (EUR). Esto ilustra cómo la estructura poblacional puede inflar los efectos en loci que tradicionalmente asociábamos a fenotipos como la diabetes o niveles de colesterol.</w:t>
+        <w:t xml:space="preserve">Para concluir, agrupamos la relevancia de nuestros modelos familiares en tres puntos clave.</w:t>
+      </w:r>
+    </w:p>
+    <w:p>
+      <w:pPr>
+        <w:pStyle w:val="BlockText"/>
+      </w:pPr>
+      <w:r>
+        <w:t xml:space="preserve">En primer lugar, los GWAS familiares operan primordialmente como herramientas diagnósticas, permitiéndonos determinar la dirección y magnitud de los sesgos presentes en diseños de descubrimiento de mayor poder estadístico.</w:t>
+      </w:r>
+    </w:p>
+    <w:p>
+      <w:pPr>
+        <w:pStyle w:val="BlockText"/>
+      </w:pPr>
+      <w:r>
+        <w:t xml:space="preserve">En segundo lugar, al implementar el estimador robusto, logramos incrementar nuestro poder estadístico con un tamaño de muestra eficientemente mayor. Esto nos permitió constatar fehacientemente la existencia de sesgos ambientales en la cohorte sin perder el rigor metodológico.</w:t>
+      </w:r>
+    </w:p>
+    <w:p>
+      <w:pPr>
+        <w:pStyle w:val="BlockText"/>
+      </w:pPr>
+      <w:r>
+        <w:t xml:space="preserve">Finalmente, a nivel predictivo, carecemos de evidencia empírica robusta en poblaciones latinoamericanas, por lo que evaluar si estos modelos familiares mejoran la predicción de scores poligénicos en México será nuestro próximo paso crítico para consolidar la evidencia.</w:t>
       </w:r>
     </w:p>
     <w:p>
@@ -4630,7 +4643,7 @@
           <w:i/>
           <w:iCs/>
         </w:rPr>
-        <w:t xml:space="preserve">~45 segundos</w:t>
+        <w:t xml:space="preserve">~1 minuto 10 segundos</w:t>
       </w:r>
     </w:p>
     <w:p>
@@ -4641,7 +4654,120 @@
       </w:r>
     </w:p>
     <w:bookmarkEnd w:id="64"/>
-    <w:bookmarkStart w:id="65" w:name="slide-34-próximos-pasos"/>
+    <w:bookmarkStart w:id="65" w:name="Xdcb3609934bb91c4ef2702692f8f5fccc83990f"/>
+    <w:p>
+      <w:pPr>
+        <w:pStyle w:val="Heading2"/>
+      </w:pPr>
+      <w:r>
+        <w:t xml:space="preserve">SLIDE 33 —</w:t>
+      </w:r>
+      <w:r>
+        <w:t xml:space="preserve"> </w:t>
+      </w:r>
+      <w:r>
+        <w:t xml:space="preserve">“Ancestría y Confusión Ambiental en Diabetes”</w:t>
+      </w:r>
+    </w:p>
+    <w:p>
+      <w:pPr>
+        <w:pStyle w:val="FirstParagraph"/>
+      </w:pPr>
+      <w:r>
+        <w:rPr>
+          <w:b/>
+          <w:bCs/>
+        </w:rPr>
+        <w:t xml:space="preserve">[Contenido visual]:</w:t>
+      </w:r>
+      <w:r>
+        <w:t xml:space="preserve"> </w:t>
+      </w:r>
+      <w:r>
+        <w:t xml:space="preserve">Viñetas enfocadas en diabetes y ancestría, con una sub-viñeta enfatizando el ejemplo de falsos positivos en</w:t>
+      </w:r>
+      <w:r>
+        <w:t xml:space="preserve"> </w:t>
+      </w:r>
+      <w:r>
+        <w:t xml:space="preserve"> </w:t>
+      </w:r>
+      <w:r>
+        <w:t xml:space="preserve">canónicos como CDKAL1 y CDKN2B vistos en los resultados.</w:t>
+      </w:r>
+    </w:p>
+    <w:p>
+      <w:pPr>
+        <w:pStyle w:val="BodyText"/>
+      </w:pPr>
+      <w:r>
+        <w:rPr>
+          <w:b/>
+          <w:bCs/>
+        </w:rPr>
+        <w:t xml:space="preserve">Guion:</w:t>
+      </w:r>
+    </w:p>
+    <w:p>
+      <w:pPr>
+        <w:pStyle w:val="BlockText"/>
+      </w:pPr>
+      <w:r>
+        <w:t xml:space="preserve">Mención especial merece la diabetes mellitus. Clínicamente es uno de los fenotipos de mayor impacto, pero metodológicamente es un rasgo con altísimos niveles de sesgo poblacional.</w:t>
+      </w:r>
+    </w:p>
+    <w:p>
+      <w:pPr>
+        <w:pStyle w:val="BlockText"/>
+      </w:pPr>
+      <w:r>
+        <w:t xml:space="preserve">Estudios recientes en nuestra cohorte demuestran la fuerte contribución de la ancestría mexicana a la prevalencia de diabetes. Sin embargo, tal como vimos en el recordatorio de nuestros resultados (para genes como CDKAL1, CDKN2B y CDC123), los estimadores intrafamiliares identifican atenuaciones masivas que confirman la presencia de falsos positivos en</w:t>
+      </w:r>
+      <w:r>
+        <w:t xml:space="preserve"> </w:t>
+      </w:r>
+      <w:r>
+        <w:t xml:space="preserve"> </w:t>
+      </w:r>
+      <w:r>
+        <w:t xml:space="preserve">canónicos.</w:t>
+      </w:r>
+    </w:p>
+    <w:p>
+      <w:pPr>
+        <w:pStyle w:val="BlockText"/>
+      </w:pPr>
+      <w:r>
+        <w:t xml:space="preserve">Esta evidencia subraya que los efectos de composición ambiental están fuertemente ligados a la estructura poblacional, acentuando la urgencia metodológica de desarrollar herramientas genómicas de mayor precisión adaptadas a nuestro país.</w:t>
+      </w:r>
+    </w:p>
+    <w:p>
+      <w:pPr>
+        <w:pStyle w:val="FirstParagraph"/>
+      </w:pPr>
+      <w:r>
+        <w:t xml:space="preserve">⏱️</w:t>
+      </w:r>
+      <w:r>
+        <w:t xml:space="preserve"> </w:t>
+      </w:r>
+      <w:r>
+        <w:rPr>
+          <w:i/>
+          <w:iCs/>
+        </w:rPr>
+        <w:t xml:space="preserve">~1 minuto</w:t>
+      </w:r>
+    </w:p>
+    <w:p>
+      <w:r>
+        <w:pict>
+          <v:rect style="width:0;height:1.5pt" o:hralign="center" o:hrstd="t" o:hr="t"/>
+        </w:pict>
+      </w:r>
+    </w:p>
+    <w:bookmarkEnd w:id="65"/>
+    <w:bookmarkStart w:id="66" w:name="slide-34-próximos-pasos"/>
     <w:p>
       <w:pPr>
         <w:pStyle w:val="Heading2"/>
@@ -4827,9 +4953,9 @@
         </w:pict>
       </w:r>
     </w:p>
-    <w:bookmarkEnd w:id="65"/>
     <w:bookmarkEnd w:id="66"/>
-    <w:bookmarkStart w:id="69" w:name="X3b12542ebf4e4c269161f065ef64fb189d30203"/>
+    <w:bookmarkEnd w:id="67"/>
+    <w:bookmarkStart w:id="70" w:name="X3b12542ebf4e4c269161f065ef64fb189d30203"/>
     <w:p>
       <w:pPr>
         <w:pStyle w:val="Heading1"/>
@@ -4838,7 +4964,7 @@
         <w:t xml:space="preserve">SECCIÓN 8 — COLABORADORES Y AGRADECIMIENTOS</w:t>
       </w:r>
     </w:p>
-    <w:bookmarkStart w:id="67" w:name="slide-35-current-collaborations"/>
+    <w:bookmarkStart w:id="68" w:name="slide-35-current-collaborations"/>
     <w:p>
       <w:pPr>
         <w:pStyle w:val="Heading2"/>
@@ -4948,8 +5074,8 @@
         </w:pict>
       </w:r>
     </w:p>
-    <w:bookmarkEnd w:id="67"/>
-    <w:bookmarkStart w:id="68" w:name="slide-36-gracias-a-todxs"/>
+    <w:bookmarkEnd w:id="68"/>
+    <w:bookmarkStart w:id="69" w:name="slide-36-gracias-a-todxs"/>
     <w:p>
       <w:pPr>
         <w:pStyle w:val="Heading2"/>
@@ -5035,9 +5161,9 @@
         </w:pict>
       </w:r>
     </w:p>
-    <w:bookmarkEnd w:id="68"/>
     <w:bookmarkEnd w:id="69"/>
-    <w:bookmarkStart w:id="70" w:name="resumen-de-tiempos-estimados"/>
+    <w:bookmarkEnd w:id="70"/>
+    <w:bookmarkStart w:id="71" w:name="resumen-de-tiempos-estimados"/>
     <w:p>
       <w:pPr>
         <w:pStyle w:val="Heading1"/>
@@ -5605,8 +5731,8 @@
         </w:pict>
       </w:r>
     </w:p>
-    <w:bookmarkEnd w:id="70"/>
-    <w:bookmarkStart w:id="71" w:name="checklist-de-slides-por-completar"/>
+    <w:bookmarkEnd w:id="71"/>
+    <w:bookmarkStart w:id="72" w:name="checklist-de-slides-por-completar"/>
     <w:p>
       <w:pPr>
         <w:pStyle w:val="Heading1"/>
@@ -6029,7 +6155,7 @@
         <w:t xml:space="preserve">— Relevancia clínica</w:t>
       </w:r>
     </w:p>
-    <w:bookmarkEnd w:id="71"/>
+    <w:bookmarkEnd w:id="72"/>
     <w:sectPr>
       <w:footnotePr>
         <w:numRestart w:val="eachSect"/>
